--- a/downloads/bittibiomi-tyopaketti.docx
+++ b/downloads/bittibiomi-tyopaketti.docx
@@ -11,7 +11,7 @@
         <w:rPr>
           <w:b/>
           <w:bCs/>
-          <w:color w:val="1B5E20"/>
+          <w:color w:val="1b5e20"/>
           <w:sz w:val="72"/>
           <w:szCs w:val="72"/>
         </w:rPr>
@@ -28,7 +28,7 @@
           <w:sz w:val="28"/>
           <w:szCs w:val="28"/>
         </w:rPr>
-        <w:t xml:space="preserve">Paperinen työpaketti · ohjattu näyttöprojekti</w:t>
+        <w:t xml:space="preserve">Paperinen työpaketti</w:t>
       </w:r>
     </w:p>
     <w:p>
@@ -71,7 +71,7 @@
           <w:sz w:val="21"/>
           <w:szCs w:val="21"/>
         </w:rPr>
-        <w:t xml:space="preserve">Tämä paketti on aikataulu ja tarkistuslista tilanteisiin, joissa sivusto ei ole auki. Projektipäiväkirja kirjoitetaan sivustolla ja viedään repositorion project-docs-kansioon. Rasti tässä vihossa ei ole palautus — työnäyte on aina Git-repositoryssa.</w:t>
+        <w:t xml:space="preserve">Tämä paketti on aikataulu ja tarkistuslista tilanteisiin, joissa sivusto ei ole auki. Projektipäiväkirja kirjoitetaan sivustolla ja viedään repositoryn project-docs-kansioon. Rasti tässä vihossa ei ole palautus: työ on aina Git-repositoryssa.</w:t>
       </w:r>
     </w:p>
     <w:p>
@@ -102,7 +102,7 @@
         <w:rPr>
           <w:b/>
           <w:bCs/>
-          <w:color w:val="1B5E20"/>
+          <w:color w:val="1b5e20"/>
         </w:rPr>
         <w:t xml:space="preserve">Aikataulu yhdellä aukeamalla</w:t>
       </w:r>
@@ -120,10 +120,10 @@
         </w:tblBorders>
       </w:tblPr>
       <w:tblGrid>
-        <w:gridCol w:w="900"/>
-        <w:gridCol w:w="1800"/>
-        <w:gridCol w:w="5138"/>
-        <w:gridCol w:w="1800"/>
+        <w:gridCol w:w="904"/>
+        <w:gridCol w:w="1807"/>
+        <w:gridCol w:w="5120"/>
+        <w:gridCol w:w="1807"/>
       </w:tblGrid>
       <w:tr>
         <w:trPr>
@@ -131,8 +131,8 @@
         </w:trPr>
         <w:tc>
           <w:tcPr>
-            <w:tcW w:type="dxa" w:w="900"/>
-            <w:shd w:fill="E8F5E9" w:val="clear"/>
+            <w:tcW w:type="dxa" w:w="904"/>
+            <w:shd w:fill="e8f5e9" w:val="clear"/>
             <w:tcMar>
               <w:top w:type="dxa" w:w="60"/>
               <w:left w:type="dxa" w:w="100"/>
@@ -157,8 +157,8 @@
         </w:tc>
         <w:tc>
           <w:tcPr>
-            <w:tcW w:type="dxa" w:w="1800"/>
-            <w:shd w:fill="E8F5E9" w:val="clear"/>
+            <w:tcW w:type="dxa" w:w="1807"/>
+            <w:shd w:fill="e8f5e9" w:val="clear"/>
             <w:tcMar>
               <w:top w:type="dxa" w:w="60"/>
               <w:left w:type="dxa" w:w="100"/>
@@ -183,8 +183,8 @@
         </w:tc>
         <w:tc>
           <w:tcPr>
-            <w:tcW w:type="dxa" w:w="5138"/>
-            <w:shd w:fill="E8F5E9" w:val="clear"/>
+            <w:tcW w:type="dxa" w:w="5120"/>
+            <w:shd w:fill="e8f5e9" w:val="clear"/>
             <w:tcMar>
               <w:top w:type="dxa" w:w="60"/>
               <w:left w:type="dxa" w:w="100"/>
@@ -209,8 +209,8 @@
         </w:tc>
         <w:tc>
           <w:tcPr>
-            <w:tcW w:type="dxa" w:w="1800"/>
-            <w:shd w:fill="E8F5E9" w:val="clear"/>
+            <w:tcW w:type="dxa" w:w="1807"/>
+            <w:shd w:fill="e8f5e9" w:val="clear"/>
             <w:tcMar>
               <w:top w:type="dxa" w:w="60"/>
               <w:left w:type="dxa" w:w="100"/>
@@ -237,7 +237,7 @@
       <w:tr>
         <w:tc>
           <w:tcPr>
-            <w:tcW w:type="dxa" w:w="900"/>
+            <w:tcW w:type="dxa" w:w="904"/>
             <w:tcMar>
               <w:top w:type="dxa" w:w="60"/>
               <w:left w:type="dxa" w:w="100"/>
@@ -262,7 +262,7 @@
         </w:tc>
         <w:tc>
           <w:tcPr>
-            <w:tcW w:type="dxa" w:w="1800"/>
+            <w:tcW w:type="dxa" w:w="1807"/>
             <w:tcMar>
               <w:top w:type="dxa" w:w="60"/>
               <w:left w:type="dxa" w:w="100"/>
@@ -285,7 +285,7 @@
         </w:tc>
         <w:tc>
           <w:tcPr>
-            <w:tcW w:type="dxa" w:w="5138"/>
+            <w:tcW w:type="dxa" w:w="5120"/>
             <w:tcMar>
               <w:top w:type="dxa" w:w="60"/>
               <w:left w:type="dxa" w:w="100"/>
@@ -308,7 +308,7 @@
         </w:tc>
         <w:tc>
           <w:tcPr>
-            <w:tcW w:type="dxa" w:w="1800"/>
+            <w:tcW w:type="dxa" w:w="1807"/>
             <w:tcMar>
               <w:top w:type="dxa" w:w="60"/>
               <w:left w:type="dxa" w:w="100"/>
@@ -333,7 +333,7 @@
       <w:tr>
         <w:tc>
           <w:tcPr>
-            <w:tcW w:type="dxa" w:w="900"/>
+            <w:tcW w:type="dxa" w:w="904"/>
             <w:tcMar>
               <w:top w:type="dxa" w:w="60"/>
               <w:left w:type="dxa" w:w="100"/>
@@ -358,7 +358,7 @@
         </w:tc>
         <w:tc>
           <w:tcPr>
-            <w:tcW w:type="dxa" w:w="1800"/>
+            <w:tcW w:type="dxa" w:w="1807"/>
             <w:tcMar>
               <w:top w:type="dxa" w:w="60"/>
               <w:left w:type="dxa" w:w="100"/>
@@ -381,7 +381,7 @@
         </w:tc>
         <w:tc>
           <w:tcPr>
-            <w:tcW w:type="dxa" w:w="5138"/>
+            <w:tcW w:type="dxa" w:w="5120"/>
             <w:tcMar>
               <w:top w:type="dxa" w:w="60"/>
               <w:left w:type="dxa" w:w="100"/>
@@ -404,7 +404,7 @@
         </w:tc>
         <w:tc>
           <w:tcPr>
-            <w:tcW w:type="dxa" w:w="1800"/>
+            <w:tcW w:type="dxa" w:w="1807"/>
             <w:tcMar>
               <w:top w:type="dxa" w:w="60"/>
               <w:left w:type="dxa" w:w="100"/>
@@ -429,7 +429,7 @@
       <w:tr>
         <w:tc>
           <w:tcPr>
-            <w:tcW w:type="dxa" w:w="900"/>
+            <w:tcW w:type="dxa" w:w="904"/>
             <w:tcMar>
               <w:top w:type="dxa" w:w="60"/>
               <w:left w:type="dxa" w:w="100"/>
@@ -454,7 +454,7 @@
         </w:tc>
         <w:tc>
           <w:tcPr>
-            <w:tcW w:type="dxa" w:w="1800"/>
+            <w:tcW w:type="dxa" w:w="1807"/>
             <w:tcMar>
               <w:top w:type="dxa" w:w="60"/>
               <w:left w:type="dxa" w:w="100"/>
@@ -477,7 +477,7 @@
         </w:tc>
         <w:tc>
           <w:tcPr>
-            <w:tcW w:type="dxa" w:w="5138"/>
+            <w:tcW w:type="dxa" w:w="5120"/>
             <w:tcMar>
               <w:top w:type="dxa" w:w="60"/>
               <w:left w:type="dxa" w:w="100"/>
@@ -500,7 +500,7 @@
         </w:tc>
         <w:tc>
           <w:tcPr>
-            <w:tcW w:type="dxa" w:w="1800"/>
+            <w:tcW w:type="dxa" w:w="1807"/>
             <w:tcMar>
               <w:top w:type="dxa" w:w="60"/>
               <w:left w:type="dxa" w:w="100"/>
@@ -525,7 +525,7 @@
       <w:tr>
         <w:tc>
           <w:tcPr>
-            <w:tcW w:type="dxa" w:w="900"/>
+            <w:tcW w:type="dxa" w:w="904"/>
             <w:tcMar>
               <w:top w:type="dxa" w:w="60"/>
               <w:left w:type="dxa" w:w="100"/>
@@ -550,7 +550,7 @@
         </w:tc>
         <w:tc>
           <w:tcPr>
-            <w:tcW w:type="dxa" w:w="1800"/>
+            <w:tcW w:type="dxa" w:w="1807"/>
             <w:tcMar>
               <w:top w:type="dxa" w:w="60"/>
               <w:left w:type="dxa" w:w="100"/>
@@ -573,7 +573,7 @@
         </w:tc>
         <w:tc>
           <w:tcPr>
-            <w:tcW w:type="dxa" w:w="5138"/>
+            <w:tcW w:type="dxa" w:w="5120"/>
             <w:tcMar>
               <w:top w:type="dxa" w:w="60"/>
               <w:left w:type="dxa" w:w="100"/>
@@ -596,7 +596,7 @@
         </w:tc>
         <w:tc>
           <w:tcPr>
-            <w:tcW w:type="dxa" w:w="1800"/>
+            <w:tcW w:type="dxa" w:w="1807"/>
             <w:tcMar>
               <w:top w:type="dxa" w:w="60"/>
               <w:left w:type="dxa" w:w="100"/>
@@ -621,7 +621,7 @@
       <w:tr>
         <w:tc>
           <w:tcPr>
-            <w:tcW w:type="dxa" w:w="900"/>
+            <w:tcW w:type="dxa" w:w="904"/>
             <w:tcMar>
               <w:top w:type="dxa" w:w="60"/>
               <w:left w:type="dxa" w:w="100"/>
@@ -646,7 +646,7 @@
         </w:tc>
         <w:tc>
           <w:tcPr>
-            <w:tcW w:type="dxa" w:w="1800"/>
+            <w:tcW w:type="dxa" w:w="1807"/>
             <w:tcMar>
               <w:top w:type="dxa" w:w="60"/>
               <w:left w:type="dxa" w:w="100"/>
@@ -669,7 +669,7 @@
         </w:tc>
         <w:tc>
           <w:tcPr>
-            <w:tcW w:type="dxa" w:w="5138"/>
+            <w:tcW w:type="dxa" w:w="5120"/>
             <w:tcMar>
               <w:top w:type="dxa" w:w="60"/>
               <w:left w:type="dxa" w:w="100"/>
@@ -692,7 +692,7 @@
         </w:tc>
         <w:tc>
           <w:tcPr>
-            <w:tcW w:type="dxa" w:w="1800"/>
+            <w:tcW w:type="dxa" w:w="1807"/>
             <w:tcMar>
               <w:top w:type="dxa" w:w="60"/>
               <w:left w:type="dxa" w:w="100"/>
@@ -717,7 +717,7 @@
       <w:tr>
         <w:tc>
           <w:tcPr>
-            <w:tcW w:type="dxa" w:w="900"/>
+            <w:tcW w:type="dxa" w:w="904"/>
             <w:tcMar>
               <w:top w:type="dxa" w:w="60"/>
               <w:left w:type="dxa" w:w="100"/>
@@ -742,7 +742,7 @@
         </w:tc>
         <w:tc>
           <w:tcPr>
-            <w:tcW w:type="dxa" w:w="1800"/>
+            <w:tcW w:type="dxa" w:w="1807"/>
             <w:tcMar>
               <w:top w:type="dxa" w:w="60"/>
               <w:left w:type="dxa" w:w="100"/>
@@ -765,7 +765,7 @@
         </w:tc>
         <w:tc>
           <w:tcPr>
-            <w:tcW w:type="dxa" w:w="5138"/>
+            <w:tcW w:type="dxa" w:w="5120"/>
             <w:tcMar>
               <w:top w:type="dxa" w:w="60"/>
               <w:left w:type="dxa" w:w="100"/>
@@ -788,7 +788,7 @@
         </w:tc>
         <w:tc>
           <w:tcPr>
-            <w:tcW w:type="dxa" w:w="1800"/>
+            <w:tcW w:type="dxa" w:w="1807"/>
             <w:tcMar>
               <w:top w:type="dxa" w:w="60"/>
               <w:left w:type="dxa" w:w="100"/>
@@ -813,7 +813,7 @@
       <w:tr>
         <w:tc>
           <w:tcPr>
-            <w:tcW w:type="dxa" w:w="900"/>
+            <w:tcW w:type="dxa" w:w="904"/>
             <w:tcMar>
               <w:top w:type="dxa" w:w="60"/>
               <w:left w:type="dxa" w:w="100"/>
@@ -838,7 +838,7 @@
         </w:tc>
         <w:tc>
           <w:tcPr>
-            <w:tcW w:type="dxa" w:w="1800"/>
+            <w:tcW w:type="dxa" w:w="1807"/>
             <w:tcMar>
               <w:top w:type="dxa" w:w="60"/>
               <w:left w:type="dxa" w:w="100"/>
@@ -861,7 +861,7 @@
         </w:tc>
         <w:tc>
           <w:tcPr>
-            <w:tcW w:type="dxa" w:w="5138"/>
+            <w:tcW w:type="dxa" w:w="5120"/>
             <w:tcMar>
               <w:top w:type="dxa" w:w="60"/>
               <w:left w:type="dxa" w:w="100"/>
@@ -884,7 +884,7 @@
         </w:tc>
         <w:tc>
           <w:tcPr>
-            <w:tcW w:type="dxa" w:w="1800"/>
+            <w:tcW w:type="dxa" w:w="1807"/>
             <w:tcMar>
               <w:top w:type="dxa" w:w="60"/>
               <w:left w:type="dxa" w:w="100"/>
@@ -909,7 +909,7 @@
       <w:tr>
         <w:tc>
           <w:tcPr>
-            <w:tcW w:type="dxa" w:w="900"/>
+            <w:tcW w:type="dxa" w:w="904"/>
             <w:tcMar>
               <w:top w:type="dxa" w:w="60"/>
               <w:left w:type="dxa" w:w="100"/>
@@ -934,7 +934,7 @@
         </w:tc>
         <w:tc>
           <w:tcPr>
-            <w:tcW w:type="dxa" w:w="1800"/>
+            <w:tcW w:type="dxa" w:w="1807"/>
             <w:tcMar>
               <w:top w:type="dxa" w:w="60"/>
               <w:left w:type="dxa" w:w="100"/>
@@ -957,7 +957,7 @@
         </w:tc>
         <w:tc>
           <w:tcPr>
-            <w:tcW w:type="dxa" w:w="5138"/>
+            <w:tcW w:type="dxa" w:w="5120"/>
             <w:tcMar>
               <w:top w:type="dxa" w:w="60"/>
               <w:left w:type="dxa" w:w="100"/>
@@ -980,7 +980,7 @@
         </w:tc>
         <w:tc>
           <w:tcPr>
-            <w:tcW w:type="dxa" w:w="1800"/>
+            <w:tcW w:type="dxa" w:w="1807"/>
             <w:tcMar>
               <w:top w:type="dxa" w:w="60"/>
               <w:left w:type="dxa" w:w="100"/>
@@ -1005,7 +1005,7 @@
       <w:tr>
         <w:tc>
           <w:tcPr>
-            <w:tcW w:type="dxa" w:w="900"/>
+            <w:tcW w:type="dxa" w:w="904"/>
             <w:tcMar>
               <w:top w:type="dxa" w:w="60"/>
               <w:left w:type="dxa" w:w="100"/>
@@ -1028,7 +1028,7 @@
         </w:tc>
         <w:tc>
           <w:tcPr>
-            <w:tcW w:type="dxa" w:w="1800"/>
+            <w:tcW w:type="dxa" w:w="1807"/>
             <w:tcMar>
               <w:top w:type="dxa" w:w="60"/>
               <w:left w:type="dxa" w:w="100"/>
@@ -1051,47 +1051,47 @@
         </w:tc>
         <w:tc>
           <w:tcPr>
-            <w:tcW w:type="dxa" w:w="5138"/>
-            <w:tcMar>
-              <w:top w:type="dxa" w:w="60"/>
-              <w:left w:type="dxa" w:w="100"/>
-              <w:bottom w:type="dxa" w:w="60"/>
-              <w:right w:type="dxa" w:w="100"/>
-            </w:tcMar>
-          </w:tcPr>
-          <w:p>
-            <w:pPr>
-              <w:spacing w:after="0"/>
-            </w:pPr>
-            <w:r>
-              <w:rPr>
-                <w:sz w:val="19"/>
-                <w:szCs w:val="19"/>
-              </w:rPr>
-              <w:t xml:space="preserve">Syysloma — ei projektityötä</w:t>
-            </w:r>
-          </w:p>
-        </w:tc>
-        <w:tc>
-          <w:tcPr>
-            <w:tcW w:type="dxa" w:w="1800"/>
-            <w:tcMar>
-              <w:top w:type="dxa" w:w="60"/>
-              <w:left w:type="dxa" w:w="100"/>
-              <w:bottom w:type="dxa" w:w="60"/>
-              <w:right w:type="dxa" w:w="100"/>
-            </w:tcMar>
-          </w:tcPr>
-          <w:p>
-            <w:pPr>
-              <w:spacing w:after="0"/>
-            </w:pPr>
-            <w:r>
-              <w:rPr>
-                <w:sz w:val="19"/>
-                <w:szCs w:val="19"/>
-              </w:rPr>
-              <w:t xml:space="preserve">—</w:t>
+            <w:tcW w:type="dxa" w:w="5120"/>
+            <w:tcMar>
+              <w:top w:type="dxa" w:w="60"/>
+              <w:left w:type="dxa" w:w="100"/>
+              <w:bottom w:type="dxa" w:w="60"/>
+              <w:right w:type="dxa" w:w="100"/>
+            </w:tcMar>
+          </w:tcPr>
+          <w:p>
+            <w:pPr>
+              <w:spacing w:after="0"/>
+            </w:pPr>
+            <w:r>
+              <w:rPr>
+                <w:sz w:val="19"/>
+                <w:szCs w:val="19"/>
+              </w:rPr>
+              <w:t xml:space="preserve">Syysloma – ei projektityötä</w:t>
+            </w:r>
+          </w:p>
+        </w:tc>
+        <w:tc>
+          <w:tcPr>
+            <w:tcW w:type="dxa" w:w="1807"/>
+            <w:tcMar>
+              <w:top w:type="dxa" w:w="60"/>
+              <w:left w:type="dxa" w:w="100"/>
+              <w:bottom w:type="dxa" w:w="60"/>
+              <w:right w:type="dxa" w:w="100"/>
+            </w:tcMar>
+          </w:tcPr>
+          <w:p>
+            <w:pPr>
+              <w:spacing w:after="0"/>
+            </w:pPr>
+            <w:r>
+              <w:rPr>
+                <w:sz w:val="19"/>
+                <w:szCs w:val="19"/>
+              </w:rPr>
+              <w:t xml:space="preserve">–</w:t>
             </w:r>
           </w:p>
         </w:tc>
@@ -1099,7 +1099,7 @@
       <w:tr>
         <w:tc>
           <w:tcPr>
-            <w:tcW w:type="dxa" w:w="900"/>
+            <w:tcW w:type="dxa" w:w="904"/>
             <w:tcMar>
               <w:top w:type="dxa" w:w="60"/>
               <w:left w:type="dxa" w:w="100"/>
@@ -1124,7 +1124,7 @@
         </w:tc>
         <w:tc>
           <w:tcPr>
-            <w:tcW w:type="dxa" w:w="1800"/>
+            <w:tcW w:type="dxa" w:w="1807"/>
             <w:tcMar>
               <w:top w:type="dxa" w:w="60"/>
               <w:left w:type="dxa" w:w="100"/>
@@ -1147,7 +1147,7 @@
         </w:tc>
         <w:tc>
           <w:tcPr>
-            <w:tcW w:type="dxa" w:w="5138"/>
+            <w:tcW w:type="dxa" w:w="5120"/>
             <w:tcMar>
               <w:top w:type="dxa" w:w="60"/>
               <w:left w:type="dxa" w:w="100"/>
@@ -1170,7 +1170,7 @@
         </w:tc>
         <w:tc>
           <w:tcPr>
-            <w:tcW w:type="dxa" w:w="1800"/>
+            <w:tcW w:type="dxa" w:w="1807"/>
             <w:tcMar>
               <w:top w:type="dxa" w:w="60"/>
               <w:left w:type="dxa" w:w="100"/>
@@ -1195,7 +1195,7 @@
       <w:tr>
         <w:tc>
           <w:tcPr>
-            <w:tcW w:type="dxa" w:w="900"/>
+            <w:tcW w:type="dxa" w:w="904"/>
             <w:tcMar>
               <w:top w:type="dxa" w:w="60"/>
               <w:left w:type="dxa" w:w="100"/>
@@ -1220,7 +1220,7 @@
         </w:tc>
         <w:tc>
           <w:tcPr>
-            <w:tcW w:type="dxa" w:w="1800"/>
+            <w:tcW w:type="dxa" w:w="1807"/>
             <w:tcMar>
               <w:top w:type="dxa" w:w="60"/>
               <w:left w:type="dxa" w:w="100"/>
@@ -1243,7 +1243,7 @@
         </w:tc>
         <w:tc>
           <w:tcPr>
-            <w:tcW w:type="dxa" w:w="5138"/>
+            <w:tcW w:type="dxa" w:w="5120"/>
             <w:tcMar>
               <w:top w:type="dxa" w:w="60"/>
               <w:left w:type="dxa" w:w="100"/>
@@ -1266,7 +1266,7 @@
         </w:tc>
         <w:tc>
           <w:tcPr>
-            <w:tcW w:type="dxa" w:w="1800"/>
+            <w:tcW w:type="dxa" w:w="1807"/>
             <w:tcMar>
               <w:top w:type="dxa" w:w="60"/>
               <w:left w:type="dxa" w:w="100"/>
@@ -1291,7 +1291,7 @@
       <w:tr>
         <w:tc>
           <w:tcPr>
-            <w:tcW w:type="dxa" w:w="900"/>
+            <w:tcW w:type="dxa" w:w="904"/>
             <w:tcMar>
               <w:top w:type="dxa" w:w="60"/>
               <w:left w:type="dxa" w:w="100"/>
@@ -1316,7 +1316,7 @@
         </w:tc>
         <w:tc>
           <w:tcPr>
-            <w:tcW w:type="dxa" w:w="1800"/>
+            <w:tcW w:type="dxa" w:w="1807"/>
             <w:tcMar>
               <w:top w:type="dxa" w:w="60"/>
               <w:left w:type="dxa" w:w="100"/>
@@ -1339,7 +1339,7 @@
         </w:tc>
         <w:tc>
           <w:tcPr>
-            <w:tcW w:type="dxa" w:w="5138"/>
+            <w:tcW w:type="dxa" w:w="5120"/>
             <w:tcMar>
               <w:top w:type="dxa" w:w="60"/>
               <w:left w:type="dxa" w:w="100"/>
@@ -1362,7 +1362,7 @@
         </w:tc>
         <w:tc>
           <w:tcPr>
-            <w:tcW w:type="dxa" w:w="1800"/>
+            <w:tcW w:type="dxa" w:w="1807"/>
             <w:tcMar>
               <w:top w:type="dxa" w:w="60"/>
               <w:left w:type="dxa" w:w="100"/>
@@ -1387,7 +1387,7 @@
       <w:tr>
         <w:tc>
           <w:tcPr>
-            <w:tcW w:type="dxa" w:w="900"/>
+            <w:tcW w:type="dxa" w:w="904"/>
             <w:tcMar>
               <w:top w:type="dxa" w:w="60"/>
               <w:left w:type="dxa" w:w="100"/>
@@ -1412,7 +1412,7 @@
         </w:tc>
         <w:tc>
           <w:tcPr>
-            <w:tcW w:type="dxa" w:w="1800"/>
+            <w:tcW w:type="dxa" w:w="1807"/>
             <w:tcMar>
               <w:top w:type="dxa" w:w="60"/>
               <w:left w:type="dxa" w:w="100"/>
@@ -1435,7 +1435,7 @@
         </w:tc>
         <w:tc>
           <w:tcPr>
-            <w:tcW w:type="dxa" w:w="5138"/>
+            <w:tcW w:type="dxa" w:w="5120"/>
             <w:tcMar>
               <w:top w:type="dxa" w:w="60"/>
               <w:left w:type="dxa" w:w="100"/>
@@ -1458,7 +1458,7 @@
         </w:tc>
         <w:tc>
           <w:tcPr>
-            <w:tcW w:type="dxa" w:w="1800"/>
+            <w:tcW w:type="dxa" w:w="1807"/>
             <w:tcMar>
               <w:top w:type="dxa" w:w="60"/>
               <w:left w:type="dxa" w:w="100"/>
@@ -1483,7 +1483,7 @@
       <w:tr>
         <w:tc>
           <w:tcPr>
-            <w:tcW w:type="dxa" w:w="900"/>
+            <w:tcW w:type="dxa" w:w="904"/>
             <w:tcMar>
               <w:top w:type="dxa" w:w="60"/>
               <w:left w:type="dxa" w:w="100"/>
@@ -1508,7 +1508,7 @@
         </w:tc>
         <w:tc>
           <w:tcPr>
-            <w:tcW w:type="dxa" w:w="1800"/>
+            <w:tcW w:type="dxa" w:w="1807"/>
             <w:tcMar>
               <w:top w:type="dxa" w:w="60"/>
               <w:left w:type="dxa" w:w="100"/>
@@ -1531,7 +1531,7 @@
         </w:tc>
         <w:tc>
           <w:tcPr>
-            <w:tcW w:type="dxa" w:w="5138"/>
+            <w:tcW w:type="dxa" w:w="5120"/>
             <w:tcMar>
               <w:top w:type="dxa" w:w="60"/>
               <w:left w:type="dxa" w:w="100"/>
@@ -1554,7 +1554,7 @@
         </w:tc>
         <w:tc>
           <w:tcPr>
-            <w:tcW w:type="dxa" w:w="1800"/>
+            <w:tcW w:type="dxa" w:w="1807"/>
             <w:tcMar>
               <w:top w:type="dxa" w:w="60"/>
               <w:left w:type="dxa" w:w="100"/>
@@ -1579,7 +1579,7 @@
       <w:tr>
         <w:tc>
           <w:tcPr>
-            <w:tcW w:type="dxa" w:w="900"/>
+            <w:tcW w:type="dxa" w:w="904"/>
             <w:tcMar>
               <w:top w:type="dxa" w:w="60"/>
               <w:left w:type="dxa" w:w="100"/>
@@ -1604,7 +1604,7 @@
         </w:tc>
         <w:tc>
           <w:tcPr>
-            <w:tcW w:type="dxa" w:w="1800"/>
+            <w:tcW w:type="dxa" w:w="1807"/>
             <w:tcMar>
               <w:top w:type="dxa" w:w="60"/>
               <w:left w:type="dxa" w:w="100"/>
@@ -1627,7 +1627,7 @@
         </w:tc>
         <w:tc>
           <w:tcPr>
-            <w:tcW w:type="dxa" w:w="5138"/>
+            <w:tcW w:type="dxa" w:w="5120"/>
             <w:tcMar>
               <w:top w:type="dxa" w:w="60"/>
               <w:left w:type="dxa" w:w="100"/>
@@ -1650,7 +1650,7 @@
         </w:tc>
         <w:tc>
           <w:tcPr>
-            <w:tcW w:type="dxa" w:w="1800"/>
+            <w:tcW w:type="dxa" w:w="1807"/>
             <w:tcMar>
               <w:top w:type="dxa" w:w="60"/>
               <w:left w:type="dxa" w:w="100"/>
@@ -1675,7 +1675,7 @@
       <w:tr>
         <w:tc>
           <w:tcPr>
-            <w:tcW w:type="dxa" w:w="900"/>
+            <w:tcW w:type="dxa" w:w="904"/>
             <w:tcMar>
               <w:top w:type="dxa" w:w="60"/>
               <w:left w:type="dxa" w:w="100"/>
@@ -1700,7 +1700,7 @@
         </w:tc>
         <w:tc>
           <w:tcPr>
-            <w:tcW w:type="dxa" w:w="1800"/>
+            <w:tcW w:type="dxa" w:w="1807"/>
             <w:tcMar>
               <w:top w:type="dxa" w:w="60"/>
               <w:left w:type="dxa" w:w="100"/>
@@ -1723,7 +1723,7 @@
         </w:tc>
         <w:tc>
           <w:tcPr>
-            <w:tcW w:type="dxa" w:w="5138"/>
+            <w:tcW w:type="dxa" w:w="5120"/>
             <w:tcMar>
               <w:top w:type="dxa" w:w="60"/>
               <w:left w:type="dxa" w:w="100"/>
@@ -1746,7 +1746,7 @@
         </w:tc>
         <w:tc>
           <w:tcPr>
-            <w:tcW w:type="dxa" w:w="1800"/>
+            <w:tcW w:type="dxa" w:w="1807"/>
             <w:tcMar>
               <w:top w:type="dxa" w:w="60"/>
               <w:left w:type="dxa" w:w="100"/>
@@ -1798,9 +1798,9 @@
         <w:rPr>
           <w:b/>
           <w:bCs/>
-          <w:color w:val="1B5E20"/>
-        </w:rPr>
-        <w:t xml:space="preserve">Vaihe A — Paketin ydin: teema, työkalut ja ensimmäiset omat tekstuurit</w:t>
+          <w:color w:val="1b5e20"/>
+        </w:rPr>
+        <w:t xml:space="preserve">Vaihe A – Paketin ydin: teema, työkalut ja ensimmäiset omat tekstuurit</w:t>
       </w:r>
     </w:p>
     <w:p>
@@ -1812,9 +1812,9 @@
         <w:rPr>
           <w:b/>
           <w:bCs/>
-          <w:color w:val="1B5E20"/>
-        </w:rPr>
-        <w:t xml:space="preserve">Vko 34 · 17.–21.8. — Aloitus: teema ja työkalut</w:t>
+          <w:color w:val="1b5e20"/>
+        </w:rPr>
+        <w:t xml:space="preserve">Vko 34 · 17.–21.8. – Aloitus: teema ja työkalut</w:t>
       </w:r>
     </w:p>
     <w:p>
@@ -1874,7 +1874,7 @@
       </w:pPr>
       <w:r>
         <w:rPr>
-          <w:color w:val="1B5E20"/>
+          <w:color w:val="1b5e20"/>
           <w:sz w:val="19"/>
           <w:szCs w:val="19"/>
         </w:rPr>
@@ -1903,9 +1903,9 @@
         <w:rPr>
           <w:b/>
           <w:bCs/>
-          <w:color w:val="1B5E20"/>
-        </w:rPr>
-        <w:t xml:space="preserve">Vko 35 · 24.–28.8. — Asset-pack-suunnitelma: teema ja sisältölista</w:t>
+          <w:color w:val="1b5e20"/>
+        </w:rPr>
+        <w:t xml:space="preserve">Vko 35 · 24.–28.8. – Asset-pack-suunnitelma: teema ja sisältölista</w:t>
       </w:r>
     </w:p>
     <w:p>
@@ -1965,7 +1965,7 @@
       </w:pPr>
       <w:r>
         <w:rPr>
-          <w:color w:val="1B5E20"/>
+          <w:color w:val="1b5e20"/>
           <w:sz w:val="19"/>
           <w:szCs w:val="19"/>
         </w:rPr>
@@ -1994,9 +1994,9 @@
         <w:rPr>
           <w:b/>
           <w:bCs/>
-          <w:color w:val="1B5E20"/>
-        </w:rPr>
-        <w:t xml:space="preserve">Vko 36 · 31.8.–4.9. — Asset 1 · Ensimmäiset blokkitekstuurit peliin</w:t>
+          <w:color w:val="1b5e20"/>
+        </w:rPr>
+        <w:t xml:space="preserve">Vko 36 · 31.8.–4.9. – Asset 1 · Ensimmäiset blokkitekstuurit peliin</w:t>
       </w:r>
     </w:p>
     <w:p>
@@ -2056,7 +2056,7 @@
       </w:pPr>
       <w:r>
         <w:rPr>
-          <w:color w:val="1B5E20"/>
+          <w:color w:val="1b5e20"/>
           <w:sz w:val="19"/>
           <w:szCs w:val="19"/>
         </w:rPr>
@@ -2085,9 +2085,9 @@
         <w:rPr>
           <w:b/>
           <w:bCs/>
-          <w:color w:val="1B5E20"/>
-        </w:rPr>
-        <w:t xml:space="preserve">Vko 37 · 7.–11.9. — Asset 2 · Esinetekstuurit ja omat nimet</w:t>
+          <w:color w:val="1b5e20"/>
+        </w:rPr>
+        <w:t xml:space="preserve">Vko 37 · 7.–11.9. – Asset 2 · Esinetekstuurit ja omat nimet</w:t>
       </w:r>
     </w:p>
     <w:p>
@@ -2147,7 +2147,7 @@
       </w:pPr>
       <w:r>
         <w:rPr>
-          <w:color w:val="1B5E20"/>
+          <w:color w:val="1b5e20"/>
           <w:sz w:val="19"/>
           <w:szCs w:val="19"/>
         </w:rPr>
@@ -2176,9 +2176,9 @@
         <w:rPr>
           <w:b/>
           <w:bCs/>
-          <w:color w:val="1B5E20"/>
-        </w:rPr>
-        <w:t xml:space="preserve">Vaihe B — Paketin featuret: 3D-mallit, äänet ja katselmointi</w:t>
+          <w:color w:val="1b5e20"/>
+        </w:rPr>
+        <w:t xml:space="preserve">Vaihe B – Paketin featuret: 3D-mallit, äänet ja katselmointi</w:t>
       </w:r>
     </w:p>
     <w:p>
@@ -2190,9 +2190,9 @@
         <w:rPr>
           <w:b/>
           <w:bCs/>
-          <w:color w:val="1B5E20"/>
-        </w:rPr>
-        <w:t xml:space="preserve">Vko 38 · 14.–18.9. — Asset 3 · Ensimmäinen Blockbench-malli</w:t>
+          <w:color w:val="1b5e20"/>
+        </w:rPr>
+        <w:t xml:space="preserve">Vko 38 · 14.–18.9. – Asset 3 · Ensimmäinen Blockbench-malli</w:t>
       </w:r>
     </w:p>
     <w:p>
@@ -2252,7 +2252,7 @@
       </w:pPr>
       <w:r>
         <w:rPr>
-          <w:color w:val="1B5E20"/>
+          <w:color w:val="1b5e20"/>
           <w:sz w:val="19"/>
           <w:szCs w:val="19"/>
         </w:rPr>
@@ -2281,9 +2281,9 @@
         <w:rPr>
           <w:b/>
           <w:bCs/>
-          <w:color w:val="1B5E20"/>
-        </w:rPr>
-        <w:t xml:space="preserve">Vko 39 · 21.–25.9. — Asset 4 · Isompi malli tai hahmon uusi ilme</w:t>
+          <w:color w:val="1b5e20"/>
+        </w:rPr>
+        <w:t xml:space="preserve">Vko 39 · 21.–25.9. – Asset 4 · Isompi malli tai hahmon uusi ilme</w:t>
       </w:r>
     </w:p>
     <w:p>
@@ -2343,7 +2343,7 @@
       </w:pPr>
       <w:r>
         <w:rPr>
-          <w:color w:val="1B5E20"/>
+          <w:color w:val="1b5e20"/>
           <w:sz w:val="19"/>
           <w:szCs w:val="19"/>
         </w:rPr>
@@ -2372,9 +2372,9 @@
         <w:rPr>
           <w:b/>
           <w:bCs/>
-          <w:color w:val="1B5E20"/>
-        </w:rPr>
-        <w:t xml:space="preserve">Vko 40 · 28.9.–2.10. — Asset 5 · Äänet ja tunnelma</w:t>
+          <w:color w:val="1b5e20"/>
+        </w:rPr>
+        <w:t xml:space="preserve">Vko 40 · 28.9.–2.10. – Asset 5 · Äänet ja tunnelma</w:t>
       </w:r>
     </w:p>
     <w:p>
@@ -2434,7 +2434,7 @@
       </w:pPr>
       <w:r>
         <w:rPr>
-          <w:color w:val="1B5E20"/>
+          <w:color w:val="1b5e20"/>
           <w:sz w:val="19"/>
           <w:szCs w:val="19"/>
         </w:rPr>
@@ -2463,9 +2463,9 @@
         <w:rPr>
           <w:b/>
           <w:bCs/>
-          <w:color w:val="1B5E20"/>
-        </w:rPr>
-        <w:t xml:space="preserve">Vko 41 · 5.–9.10. — Katselmointi · Ensimmäiset testaajat</w:t>
+          <w:color w:val="1b5e20"/>
+        </w:rPr>
+        <w:t xml:space="preserve">Vko 41 · 5.–9.10. – Katselmointi · Ensimmäiset testaajat</w:t>
       </w:r>
     </w:p>
     <w:p>
@@ -2525,7 +2525,7 @@
       </w:pPr>
       <w:r>
         <w:rPr>
-          <w:color w:val="1B5E20"/>
+          <w:color w:val="1b5e20"/>
           <w:sz w:val="19"/>
           <w:szCs w:val="19"/>
         </w:rPr>
@@ -2543,20 +2543,6 @@
           <w:szCs w:val="19"/>
         </w:rPr>
         <w:t xml:space="preserve">Työnäyte Git-repositoryyn ennen rastia: katselmointiloki, esittelyn runko, palaute, päätetty muutos ja toimiva väliversio-zip.</w:t>
-      </w:r>
-    </w:p>
-    <w:p>
-      <w:pPr>
-        <w:pStyle w:val="Heading1"/>
-        <w:spacing w:after="160" w:before="320"/>
-      </w:pPr>
-      <w:r>
-        <w:rPr>
-          <w:b/>
-          <w:bCs/>
-          <w:color w:val="1B5E20"/>
-        </w:rPr>
-        <w:t xml:space="preserve">Vaihe C — Paketti valmiiksi: skriptit, palautemuutos ja laatu</w:t>
       </w:r>
     </w:p>
     <w:p>
@@ -2570,7 +2556,7 @@
           <w:bCs/>
           <w:color w:val="8A6D00"/>
         </w:rPr>
-        <w:t xml:space="preserve">Vko 42 · 12.–16.10. — Syysloma</w:t>
+        <w:t xml:space="preserve">Vko 42 · 12.–16.10. – Syysloma</w:t>
       </w:r>
     </w:p>
     <w:p>
@@ -2583,6 +2569,20 @@
           <w:szCs w:val="21"/>
         </w:rPr>
         <w:t xml:space="preserve">Ei projektityötä eikä korvaavia tehtäviä. Jatka viikolla 43 viimeisimmästä toimivasta main-versiosta.</w:t>
+      </w:r>
+    </w:p>
+    <w:p>
+      <w:pPr>
+        <w:pStyle w:val="Heading1"/>
+        <w:spacing w:after="160" w:before="320"/>
+      </w:pPr>
+      <w:r>
+        <w:rPr>
+          <w:b/>
+          <w:bCs/>
+          <w:color w:val="1b5e20"/>
+        </w:rPr>
+        <w:t xml:space="preserve">Vaihe C – Paketti valmiiksi: skriptit, palautemuutos ja laatu</w:t>
       </w:r>
     </w:p>
     <w:p>
@@ -2594,9 +2594,9 @@
         <w:rPr>
           <w:b/>
           <w:bCs/>
-          <w:color w:val="1B5E20"/>
-        </w:rPr>
-        <w:t xml:space="preserve">Vko 43 · 19.–23.10. — Asset 6 · Palautemuutos ja datapaketin runko</w:t>
+          <w:color w:val="1b5e20"/>
+        </w:rPr>
+        <w:t xml:space="preserve">Vko 43 · 19.–23.10. – Asset 6 · Palautemuutos ja datapaketin runko</w:t>
       </w:r>
     </w:p>
     <w:p>
@@ -2656,7 +2656,7 @@
       </w:pPr>
       <w:r>
         <w:rPr>
-          <w:color w:val="1B5E20"/>
+          <w:color w:val="1b5e20"/>
           <w:sz w:val="19"/>
           <w:szCs w:val="19"/>
         </w:rPr>
@@ -2685,9 +2685,9 @@
         <w:rPr>
           <w:b/>
           <w:bCs/>
-          <w:color w:val="1B5E20"/>
-        </w:rPr>
-        <w:t xml:space="preserve">Vko 44 · 26.–30.10. — Asset 7 · Skriptattu ominaisuus</w:t>
+          <w:color w:val="1b5e20"/>
+        </w:rPr>
+        <w:t xml:space="preserve">Vko 44 · 26.–30.10. – Asset 7 · Skriptattu ominaisuus</w:t>
       </w:r>
     </w:p>
     <w:p>
@@ -2747,7 +2747,7 @@
       </w:pPr>
       <w:r>
         <w:rPr>
-          <w:color w:val="1B5E20"/>
+          <w:color w:val="1b5e20"/>
           <w:sz w:val="19"/>
           <w:szCs w:val="19"/>
         </w:rPr>
@@ -2776,9 +2776,9 @@
         <w:rPr>
           <w:b/>
           <w:bCs/>
-          <w:color w:val="1B5E20"/>
-        </w:rPr>
-        <w:t xml:space="preserve">Vko 45 · 2.–6.11. — Paketin laatu · Paketti kestää käyttöä</w:t>
+          <w:color w:val="1b5e20"/>
+        </w:rPr>
+        <w:t xml:space="preserve">Vko 45 · 2.–6.11. – Paketin laatu · Paketti kestää käyttöä</w:t>
       </w:r>
     </w:p>
     <w:p>
@@ -2838,7 +2838,7 @@
       </w:pPr>
       <w:r>
         <w:rPr>
-          <w:color w:val="1B5E20"/>
+          <w:color w:val="1b5e20"/>
           <w:sz w:val="19"/>
           <w:szCs w:val="19"/>
         </w:rPr>
@@ -2867,9 +2867,9 @@
         <w:rPr>
           <w:b/>
           <w:bCs/>
-          <w:color w:val="1B5E20"/>
-        </w:rPr>
-        <w:t xml:space="preserve">Vko 46 · 9.–13.11. — Paketin laatu · Rakenne, jonka toinen ymmärtää</w:t>
+          <w:color w:val="1b5e20"/>
+        </w:rPr>
+        <w:t xml:space="preserve">Vko 46 · 9.–13.11. – Paketin laatu · Rakenne, jonka toinen ymmärtää</w:t>
       </w:r>
     </w:p>
     <w:p>
@@ -2929,7 +2929,7 @@
       </w:pPr>
       <w:r>
         <w:rPr>
-          <w:color w:val="1B5E20"/>
+          <w:color w:val="1b5e20"/>
           <w:sz w:val="19"/>
           <w:szCs w:val="19"/>
         </w:rPr>
@@ -2958,9 +2958,9 @@
         <w:rPr>
           <w:b/>
           <w:bCs/>
-          <w:color w:val="1B5E20"/>
-        </w:rPr>
-        <w:t xml:space="preserve">Vaihe D — Julkaisu ja näyttö</w:t>
+          <w:color w:val="1b5e20"/>
+        </w:rPr>
+        <w:t xml:space="preserve">Vaihe D – Julkaisu ja näyttö</w:t>
       </w:r>
     </w:p>
     <w:p>
@@ -2972,9 +2972,9 @@
         <w:rPr>
           <w:b/>
           <w:bCs/>
-          <w:color w:val="1B5E20"/>
-        </w:rPr>
-        <w:t xml:space="preserve">Vko 47 · 16.–20.11. — Julkaisu · RC1 testikäytössä</w:t>
+          <w:color w:val="1b5e20"/>
+        </w:rPr>
+        <w:t xml:space="preserve">Vko 47 · 16.–20.11. – Julkaisu · RC1 testikäytössä</w:t>
       </w:r>
     </w:p>
     <w:p>
@@ -3034,7 +3034,7 @@
       </w:pPr>
       <w:r>
         <w:rPr>
-          <w:color w:val="1B5E20"/>
+          <w:color w:val="1b5e20"/>
           <w:sz w:val="19"/>
           <w:szCs w:val="19"/>
         </w:rPr>
@@ -3063,9 +3063,9 @@
         <w:rPr>
           <w:b/>
           <w:bCs/>
-          <w:color w:val="1B5E20"/>
-        </w:rPr>
-        <w:t xml:space="preserve">Vko 48 · 23.–27.11. — Julkaisu · v1.0 julki</w:t>
+          <w:color w:val="1b5e20"/>
+        </w:rPr>
+        <w:t xml:space="preserve">Vko 48 · 23.–27.11. – Julkaisu · v1.0 julki</w:t>
       </w:r>
     </w:p>
     <w:p>
@@ -3137,7 +3137,7 @@
       </w:pPr>
       <w:r>
         <w:rPr>
-          <w:color w:val="1B5E20"/>
+          <w:color w:val="1b5e20"/>
           <w:sz w:val="19"/>
           <w:szCs w:val="19"/>
         </w:rPr>
@@ -3166,9 +3166,9 @@
         <w:rPr>
           <w:b/>
           <w:bCs/>
-          <w:color w:val="1B5E20"/>
-        </w:rPr>
-        <w:t xml:space="preserve">Vko 49 · 30.11.–4.12. — Näyttö · Aineisto ja luovutus</w:t>
+          <w:color w:val="1b5e20"/>
+        </w:rPr>
+        <w:t xml:space="preserve">Vko 49 · 30.11.–4.12. – Näyttö · Aineisto ja luovutus</w:t>
       </w:r>
     </w:p>
     <w:p>
@@ -3240,7 +3240,7 @@
       </w:pPr>
       <w:r>
         <w:rPr>
-          <w:color w:val="1B5E20"/>
+          <w:color w:val="1b5e20"/>
           <w:sz w:val="19"/>
           <w:szCs w:val="19"/>
         </w:rPr>
@@ -3274,7 +3274,7 @@
         <w:rPr>
           <w:b/>
           <w:bCs/>
-          <w:color w:val="1B5E20"/>
+          <w:color w:val="1b5e20"/>
         </w:rPr>
         <w:t xml:space="preserve">Viimeiset viisi päivää</w:t>
       </w:r>
@@ -3363,9 +3363,9 @@
         <w:rPr>
           <w:b/>
           <w:bCs/>
-          <w:color w:val="1B5E20"/>
-        </w:rPr>
-        <w:t xml:space="preserve">Näyttömatriisi — 32 osaamisvaatimusta</w:t>
+          <w:color w:val="1b5e20"/>
+        </w:rPr>
+        <w:t xml:space="preserve">Näyttömatriisi – 32 osaamisvaatimusta</w:t>
       </w:r>
     </w:p>
     <w:p>
@@ -3390,141 +3390,141 @@
         <w:rPr>
           <w:b/>
           <w:bCs/>
-          <w:color w:val="1B5E20"/>
-        </w:rPr>
-        <w:t xml:space="preserve">Ohjelmointi · 11 vaatimusta</w:t>
-      </w:r>
-    </w:p>
-    <w:p>
-      <w:pPr>
-        <w:spacing w:after="60" w:before="0"/>
-      </w:pPr>
-      <w:r>
-        <w:rPr>
-          <w:sz w:val="19"/>
-          <w:szCs w:val="19"/>
-        </w:rPr>
-        <w:t xml:space="preserve">☐  Kehitysympäristö — Blockbench- ja editorikuva, peliin ladattu paketti ja repository.</w:t>
-      </w:r>
-    </w:p>
-    <w:p>
-      <w:pPr>
-        <w:spacing w:after="60" w:before="0"/>
-      </w:pPr>
-      <w:r>
-        <w:rPr>
-          <w:sz w:val="19"/>
-          <w:szCs w:val="19"/>
-        </w:rPr>
-        <w:t xml:space="preserve">☐  Virheenkorjaus — Kolme täydellistä ketjua aidoista havainnoista tai opettajan merkitsemistä vikatehtävistä.</w:t>
-      </w:r>
-    </w:p>
-    <w:p>
-      <w:pPr>
-        <w:spacing w:after="60" w:before="0"/>
-      </w:pPr>
-      <w:r>
-        <w:rPr>
-          <w:sz w:val="19"/>
-          <w:szCs w:val="19"/>
-        </w:rPr>
-        <w:t xml:space="preserve">☐  Toimintojen testaus — 12 testiä odotettuine ja toteutuneine tuloksineen.</w:t>
-      </w:r>
-    </w:p>
-    <w:p>
-      <w:pPr>
-        <w:spacing w:after="60" w:before="0"/>
-      </w:pPr>
-      <w:r>
-        <w:rPr>
-          <w:sz w:val="19"/>
-          <w:szCs w:val="19"/>
-        </w:rPr>
-        <w:t xml:space="preserve">☐  Rakenteinen ohjelmointi — Datapaketin funktiot ja reseptit jaettu selkeisiin vastuisiin omassa nimiavaruudessa.</w:t>
-      </w:r>
-    </w:p>
-    <w:p>
-      <w:pPr>
-        <w:spacing w:after="60" w:before="0"/>
-      </w:pPr>
-      <w:r>
-        <w:rPr>
-          <w:sz w:val="19"/>
-          <w:szCs w:val="19"/>
-        </w:rPr>
-        <w:t xml:space="preserve">☐  Ylläpidettävä koodi — Selkeät tiedostonimet, siisti JSON ja siivouscommit.</w:t>
-      </w:r>
-    </w:p>
-    <w:p>
-      <w:pPr>
-        <w:spacing w:after="60" w:before="0"/>
-      </w:pPr>
-      <w:r>
-        <w:rPr>
-          <w:sz w:val="19"/>
-          <w:szCs w:val="19"/>
-        </w:rPr>
-        <w:t xml:space="preserve">☐  Käyttöliittymä — Pelinäkymän luettavuus: tekstuurien ja nimien ennen/jälkeen-kuvat.</w:t>
-      </w:r>
-    </w:p>
-    <w:p>
-      <w:pPr>
-        <w:spacing w:after="60" w:before="0"/>
-      </w:pPr>
-      <w:r>
-        <w:rPr>
-          <w:sz w:val="19"/>
-          <w:szCs w:val="19"/>
-        </w:rPr>
-        <w:t xml:space="preserve">☐  Toimintojen toteutus — Asset-tehtävät, valmis kun -ehdot, issuet ja commitit.</w:t>
-      </w:r>
-    </w:p>
-    <w:p>
-      <w:pPr>
-        <w:spacing w:after="60" w:before="0"/>
-      </w:pPr>
-      <w:r>
-        <w:rPr>
-          <w:sz w:val="19"/>
-          <w:szCs w:val="19"/>
-        </w:rPr>
-        <w:t xml:space="preserve">☐  Tehtävistä sopiminen — Tehtävälista ja kokousmuistio.</w:t>
-      </w:r>
-    </w:p>
-    <w:p>
-      <w:pPr>
-        <w:spacing w:after="60" w:before="0"/>
-      </w:pPr>
-      <w:r>
-        <w:rPr>
-          <w:sz w:val="19"/>
-          <w:szCs w:val="19"/>
-        </w:rPr>
-        <w:t xml:space="preserve">☐  Ratkaisuvaihtoehdot — Kahden toteutustavan vertailu (vko 39) ja päätös.</w:t>
-      </w:r>
-    </w:p>
-    <w:p>
-      <w:pPr>
-        <w:spacing w:after="60" w:before="0"/>
-      </w:pPr>
-      <w:r>
-        <w:rPr>
-          <w:sz w:val="19"/>
-          <w:szCs w:val="19"/>
-        </w:rPr>
-        <w:t xml:space="preserve">☐  Ratkaisujen arviointi — Paketti- tai versiokatselmoinnin loki.</w:t>
-      </w:r>
-    </w:p>
-    <w:p>
-      <w:pPr>
-        <w:spacing w:after="60" w:before="0"/>
-      </w:pPr>
-      <w:r>
-        <w:rPr>
-          <w:sz w:val="19"/>
-          <w:szCs w:val="19"/>
-        </w:rPr>
-        <w:t xml:space="preserve">☐  Oma toiminta tiimissä — Itsearviointi ja seuraava kehitysaskel.</w:t>
+          <w:color w:val="1b5e20"/>
+        </w:rPr>
+        <w:t xml:space="preserve">Ohjelmointi</w:t>
+      </w:r>
+    </w:p>
+    <w:p>
+      <w:pPr>
+        <w:spacing w:after="60" w:before="0"/>
+      </w:pPr>
+      <w:r>
+        <w:rPr>
+          <w:sz w:val="19"/>
+          <w:szCs w:val="19"/>
+        </w:rPr>
+        <w:t xml:space="preserve">☐  Kehitysympäristö – Blockbench- ja editorikuva, peliin ladattu paketti ja repository.</w:t>
+      </w:r>
+    </w:p>
+    <w:p>
+      <w:pPr>
+        <w:spacing w:after="60" w:before="0"/>
+      </w:pPr>
+      <w:r>
+        <w:rPr>
+          <w:sz w:val="19"/>
+          <w:szCs w:val="19"/>
+        </w:rPr>
+        <w:t xml:space="preserve">☐  Virheenkorjaus – Kolme täydellistä ketjua aidoista havainnoista tai opettajan merkitsemistä vikatehtävistä.</w:t>
+      </w:r>
+    </w:p>
+    <w:p>
+      <w:pPr>
+        <w:spacing w:after="60" w:before="0"/>
+      </w:pPr>
+      <w:r>
+        <w:rPr>
+          <w:sz w:val="19"/>
+          <w:szCs w:val="19"/>
+        </w:rPr>
+        <w:t xml:space="preserve">☐  Toimintojen testaus – 12 testiä odotettuine ja toteutuneine tuloksineen.</w:t>
+      </w:r>
+    </w:p>
+    <w:p>
+      <w:pPr>
+        <w:spacing w:after="60" w:before="0"/>
+      </w:pPr>
+      <w:r>
+        <w:rPr>
+          <w:sz w:val="19"/>
+          <w:szCs w:val="19"/>
+        </w:rPr>
+        <w:t xml:space="preserve">☐  Rakenteinen ohjelmointi – Datapaketin funktiot ja reseptit jaettu selkeisiin vastuisiin omassa nimiavaruudessa.</w:t>
+      </w:r>
+    </w:p>
+    <w:p>
+      <w:pPr>
+        <w:spacing w:after="60" w:before="0"/>
+      </w:pPr>
+      <w:r>
+        <w:rPr>
+          <w:sz w:val="19"/>
+          <w:szCs w:val="19"/>
+        </w:rPr>
+        <w:t xml:space="preserve">☐  Ylläpidettävä koodi – Selkeät tiedostonimet, siisti JSON ja siivouscommit.</w:t>
+      </w:r>
+    </w:p>
+    <w:p>
+      <w:pPr>
+        <w:spacing w:after="60" w:before="0"/>
+      </w:pPr>
+      <w:r>
+        <w:rPr>
+          <w:sz w:val="19"/>
+          <w:szCs w:val="19"/>
+        </w:rPr>
+        <w:t xml:space="preserve">☐  Käyttöliittymä – Pelinäkymän luettavuus: tekstuurien ja nimien ennen/jälkeen-kuvat.</w:t>
+      </w:r>
+    </w:p>
+    <w:p>
+      <w:pPr>
+        <w:spacing w:after="60" w:before="0"/>
+      </w:pPr>
+      <w:r>
+        <w:rPr>
+          <w:sz w:val="19"/>
+          <w:szCs w:val="19"/>
+        </w:rPr>
+        <w:t xml:space="preserve">☐  Toimintojen toteutus – Asset-tehtävät, valmis kun -ehdot, issuet ja commitit.</w:t>
+      </w:r>
+    </w:p>
+    <w:p>
+      <w:pPr>
+        <w:spacing w:after="60" w:before="0"/>
+      </w:pPr>
+      <w:r>
+        <w:rPr>
+          <w:sz w:val="19"/>
+          <w:szCs w:val="19"/>
+        </w:rPr>
+        <w:t xml:space="preserve">☐  Tehtävistä sopiminen – Tehtävälista ja kokousmuistio.</w:t>
+      </w:r>
+    </w:p>
+    <w:p>
+      <w:pPr>
+        <w:spacing w:after="60" w:before="0"/>
+      </w:pPr>
+      <w:r>
+        <w:rPr>
+          <w:sz w:val="19"/>
+          <w:szCs w:val="19"/>
+        </w:rPr>
+        <w:t xml:space="preserve">☐  Ratkaisuvaihtoehdot – Kahden toteutustavan vertailu (vko 39) ja päätös.</w:t>
+      </w:r>
+    </w:p>
+    <w:p>
+      <w:pPr>
+        <w:spacing w:after="60" w:before="0"/>
+      </w:pPr>
+      <w:r>
+        <w:rPr>
+          <w:sz w:val="19"/>
+          <w:szCs w:val="19"/>
+        </w:rPr>
+        <w:t xml:space="preserve">☐  Ratkaisujen arviointi – Paketti- tai versiokatselmoinnin loki.</w:t>
+      </w:r>
+    </w:p>
+    <w:p>
+      <w:pPr>
+        <w:spacing w:after="60" w:before="0"/>
+      </w:pPr>
+      <w:r>
+        <w:rPr>
+          <w:sz w:val="19"/>
+          <w:szCs w:val="19"/>
+        </w:rPr>
+        <w:t xml:space="preserve">☐  Oma toiminta tiimissä – Itsearviointi ja seuraava kehitysaskel.</w:t>
       </w:r>
     </w:p>
     <w:p>
@@ -3536,177 +3536,177 @@
         <w:rPr>
           <w:b/>
           <w:bCs/>
-          <w:color w:val="1B5E20"/>
-        </w:rPr>
-        <w:t xml:space="preserve">Ohjelmistokehittäjänä toimiminen · 14 vaatimusta</w:t>
-      </w:r>
-    </w:p>
-    <w:p>
-      <w:pPr>
-        <w:spacing w:after="60" w:before="0"/>
-      </w:pPr>
-      <w:r>
-        <w:rPr>
-          <w:sz w:val="19"/>
-          <w:szCs w:val="19"/>
-        </w:rPr>
-        <w:t xml:space="preserve">☐  Asiakkaan tarpeet — Kysymyslista ohjaajalle, aloitusmuistio ja kuvaus paketin kohdeyleisöstä.</w:t>
-      </w:r>
-    </w:p>
-    <w:p>
-      <w:pPr>
-        <w:spacing w:after="60" w:before="0"/>
-      </w:pPr>
-      <w:r>
-        <w:rPr>
-          <w:sz w:val="19"/>
-          <w:szCs w:val="19"/>
-        </w:rPr>
-        <w:t xml:space="preserve">☐  Asiakaslähtöinen viestintä — Ymmärrettävä yhteenveto vaihtoehdoista ja rajoista sekä lataajalle kirjoitettu README ja asennusohje.</w:t>
-      </w:r>
-    </w:p>
-    <w:p>
-      <w:pPr>
-        <w:spacing w:after="60" w:before="0"/>
-      </w:pPr>
-      <w:r>
-        <w:rPr>
-          <w:sz w:val="19"/>
-          <w:szCs w:val="19"/>
-        </w:rPr>
-        <w:t xml:space="preserve">☐  Version katselmointi — Lokit viikoilta 41 ja 47.</w:t>
-      </w:r>
-    </w:p>
-    <w:p>
-      <w:pPr>
-        <w:spacing w:after="60" w:before="0"/>
-      </w:pPr>
-      <w:r>
-        <w:rPr>
-          <w:sz w:val="19"/>
-          <w:szCs w:val="19"/>
-        </w:rPr>
-        <w:t xml:space="preserve">☐  Priorisointi — P0/P1/P2-backlog ennen ja jälkeen palautteen.</w:t>
-      </w:r>
-    </w:p>
-    <w:p>
-      <w:pPr>
-        <w:spacing w:after="60" w:before="0"/>
-      </w:pPr>
-      <w:r>
-        <w:rPr>
-          <w:sz w:val="19"/>
-          <w:szCs w:val="19"/>
-        </w:rPr>
-        <w:t xml:space="preserve">☐  Tehtäviksi jakaminen — 0,5–1 päivän issuet ja nimetyt tekijät.</w:t>
-      </w:r>
-    </w:p>
-    <w:p>
-      <w:pPr>
-        <w:spacing w:after="60" w:before="0"/>
-      </w:pPr>
-      <w:r>
-        <w:rPr>
-          <w:sz w:val="19"/>
-          <w:szCs w:val="19"/>
-        </w:rPr>
-        <w:t xml:space="preserve">☐  Suunnittelu ja arviointi — Työmääräarvio verrattuna toteumaan.</w:t>
-      </w:r>
-    </w:p>
-    <w:p>
-      <w:pPr>
-        <w:spacing w:after="60" w:before="0"/>
-      </w:pPr>
-      <w:r>
-        <w:rPr>
-          <w:sz w:val="19"/>
-          <w:szCs w:val="19"/>
-        </w:rPr>
-        <w:t xml:space="preserve">☐  Toimintalogiikka — Reseptit, funktiot, saavutus ja niiden ehdot.</w:t>
-      </w:r>
-    </w:p>
-    <w:p>
-      <w:pPr>
-        <w:spacing w:after="60" w:before="0"/>
-      </w:pPr>
-      <w:r>
-        <w:rPr>
-          <w:sz w:val="19"/>
-          <w:szCs w:val="19"/>
-        </w:rPr>
-        <w:t xml:space="preserve">☐  Tietovaraston valinta — JSON-tiedostojen rakenne ja perustelu.</w:t>
-      </w:r>
-    </w:p>
-    <w:p>
-      <w:pPr>
-        <w:spacing w:after="60" w:before="0"/>
-      </w:pPr>
-      <w:r>
-        <w:rPr>
-          <w:sz w:val="19"/>
-          <w:szCs w:val="19"/>
-        </w:rPr>
-        <w:t xml:space="preserve">☐  Yhteys tietovarastoon — Tekstuurien, mallien ja datan kytkeytyminen pelin resursseihin nimiavaruuksien kautta.</w:t>
-      </w:r>
-    </w:p>
-    <w:p>
-      <w:pPr>
-        <w:spacing w:after="60" w:before="0"/>
-      </w:pPr>
-      <w:r>
-        <w:rPr>
-          <w:sz w:val="19"/>
-          <w:szCs w:val="19"/>
-        </w:rPr>
-        <w:t xml:space="preserve">☐  Rajapinnat ja tieto — Pakettirajapinta: pack.mcmeta, tiedostopolut ja niitä vastaavat tiedostot.</w:t>
-      </w:r>
-    </w:p>
-    <w:p>
-      <w:pPr>
-        <w:spacing w:after="60" w:before="0"/>
-      </w:pPr>
-      <w:r>
-        <w:rPr>
-          <w:sz w:val="19"/>
-          <w:szCs w:val="19"/>
-        </w:rPr>
-        <w:t xml:space="preserve">☐  Tietoturva — Oma lisenssi ja kolmansien osapuolten lisenssit, luotettavat lataukset ja se, ettei julkisessa repositoryssa ole henkilötietoja tai salaisuuksia.</w:t>
-      </w:r>
-    </w:p>
-    <w:p>
-      <w:pPr>
-        <w:spacing w:after="60" w:before="0"/>
-      </w:pPr>
-      <w:r>
-        <w:rPr>
-          <w:sz w:val="19"/>
-          <w:szCs w:val="19"/>
-        </w:rPr>
-        <w:t xml:space="preserve">☐  Versionhallinta — Jatkuva Git-historia ja toimiva main.</w:t>
-      </w:r>
-    </w:p>
-    <w:p>
-      <w:pPr>
-        <w:spacing w:after="60" w:before="0"/>
-      </w:pPr>
-      <w:r>
-        <w:rPr>
-          <w:sz w:val="19"/>
-          <w:szCs w:val="19"/>
-        </w:rPr>
-        <w:t xml:space="preserve">☐  Osan liittäminen — Testattu merge tai pull request.</w:t>
-      </w:r>
-    </w:p>
-    <w:p>
-      <w:pPr>
-        <w:spacing w:after="60" w:before="0"/>
-      </w:pPr>
-      <w:r>
-        <w:rPr>
-          <w:sz w:val="19"/>
-          <w:szCs w:val="19"/>
-        </w:rPr>
-        <w:t xml:space="preserve">☐  Tuotantojulkaisu — Toimiva v1.0-release-linkki.</w:t>
+          <w:color w:val="1b5e20"/>
+        </w:rPr>
+        <w:t xml:space="preserve">Ohjelmistokehittäjänä toimiminen</w:t>
+      </w:r>
+    </w:p>
+    <w:p>
+      <w:pPr>
+        <w:spacing w:after="60" w:before="0"/>
+      </w:pPr>
+      <w:r>
+        <w:rPr>
+          <w:sz w:val="19"/>
+          <w:szCs w:val="19"/>
+        </w:rPr>
+        <w:t xml:space="preserve">☐  Asiakkaan tarpeet – Kysymyslista ohjaajalle, aloitusmuistio ja kuvaus paketin kohdeyleisöstä.</w:t>
+      </w:r>
+    </w:p>
+    <w:p>
+      <w:pPr>
+        <w:spacing w:after="60" w:before="0"/>
+      </w:pPr>
+      <w:r>
+        <w:rPr>
+          <w:sz w:val="19"/>
+          <w:szCs w:val="19"/>
+        </w:rPr>
+        <w:t xml:space="preserve">☐  Asiakaslähtöinen viestintä – Ymmärrettävä yhteenveto vaihtoehdoista ja rajoista sekä lataajalle kirjoitettu README ja asennusohje.</w:t>
+      </w:r>
+    </w:p>
+    <w:p>
+      <w:pPr>
+        <w:spacing w:after="60" w:before="0"/>
+      </w:pPr>
+      <w:r>
+        <w:rPr>
+          <w:sz w:val="19"/>
+          <w:szCs w:val="19"/>
+        </w:rPr>
+        <w:t xml:space="preserve">☐  Version katselmointi – Lokit viikoilta 41 ja 47.</w:t>
+      </w:r>
+    </w:p>
+    <w:p>
+      <w:pPr>
+        <w:spacing w:after="60" w:before="0"/>
+      </w:pPr>
+      <w:r>
+        <w:rPr>
+          <w:sz w:val="19"/>
+          <w:szCs w:val="19"/>
+        </w:rPr>
+        <w:t xml:space="preserve">☐  Priorisointi – P0/P1/P2-backlog ennen ja jälkeen palautteen.</w:t>
+      </w:r>
+    </w:p>
+    <w:p>
+      <w:pPr>
+        <w:spacing w:after="60" w:before="0"/>
+      </w:pPr>
+      <w:r>
+        <w:rPr>
+          <w:sz w:val="19"/>
+          <w:szCs w:val="19"/>
+        </w:rPr>
+        <w:t xml:space="preserve">☐  Tehtäviksi jakaminen – 0,5–1 päivän issuet ja nimetyt tekijät.</w:t>
+      </w:r>
+    </w:p>
+    <w:p>
+      <w:pPr>
+        <w:spacing w:after="60" w:before="0"/>
+      </w:pPr>
+      <w:r>
+        <w:rPr>
+          <w:sz w:val="19"/>
+          <w:szCs w:val="19"/>
+        </w:rPr>
+        <w:t xml:space="preserve">☐  Suunnittelu ja arviointi – Työmääräarvio verrattuna toteumaan.</w:t>
+      </w:r>
+    </w:p>
+    <w:p>
+      <w:pPr>
+        <w:spacing w:after="60" w:before="0"/>
+      </w:pPr>
+      <w:r>
+        <w:rPr>
+          <w:sz w:val="19"/>
+          <w:szCs w:val="19"/>
+        </w:rPr>
+        <w:t xml:space="preserve">☐  Toimintalogiikka – Reseptit, funktiot, saavutus ja niiden ehdot.</w:t>
+      </w:r>
+    </w:p>
+    <w:p>
+      <w:pPr>
+        <w:spacing w:after="60" w:before="0"/>
+      </w:pPr>
+      <w:r>
+        <w:rPr>
+          <w:sz w:val="19"/>
+          <w:szCs w:val="19"/>
+        </w:rPr>
+        <w:t xml:space="preserve">☐  Tietovaraston valinta – JSON-tiedostojen rakenne ja perustelu.</w:t>
+      </w:r>
+    </w:p>
+    <w:p>
+      <w:pPr>
+        <w:spacing w:after="60" w:before="0"/>
+      </w:pPr>
+      <w:r>
+        <w:rPr>
+          <w:sz w:val="19"/>
+          <w:szCs w:val="19"/>
+        </w:rPr>
+        <w:t xml:space="preserve">☐  Yhteys tietovarastoon – Tekstuurien, mallien ja datan kytkeytyminen pelin resursseihin nimiavaruuksien kautta.</w:t>
+      </w:r>
+    </w:p>
+    <w:p>
+      <w:pPr>
+        <w:spacing w:after="60" w:before="0"/>
+      </w:pPr>
+      <w:r>
+        <w:rPr>
+          <w:sz w:val="19"/>
+          <w:szCs w:val="19"/>
+        </w:rPr>
+        <w:t xml:space="preserve">☐  Rajapinnat ja tieto – Pakettirajapinta: pack.mcmeta, tiedostopolut ja niitä vastaavat tiedostot.</w:t>
+      </w:r>
+    </w:p>
+    <w:p>
+      <w:pPr>
+        <w:spacing w:after="60" w:before="0"/>
+      </w:pPr>
+      <w:r>
+        <w:rPr>
+          <w:sz w:val="19"/>
+          <w:szCs w:val="19"/>
+        </w:rPr>
+        <w:t xml:space="preserve">☐  Tietoturva – Oma lisenssi ja kolmansien osapuolten lisenssit, luotettavat lataukset ja se, ettei julkisessa repositoryssa ole henkilötietoja tai salaisuuksia.</w:t>
+      </w:r>
+    </w:p>
+    <w:p>
+      <w:pPr>
+        <w:spacing w:after="60" w:before="0"/>
+      </w:pPr>
+      <w:r>
+        <w:rPr>
+          <w:sz w:val="19"/>
+          <w:szCs w:val="19"/>
+        </w:rPr>
+        <w:t xml:space="preserve">☐  Versionhallinta – Jatkuva Git-historia ja toimiva main.</w:t>
+      </w:r>
+    </w:p>
+    <w:p>
+      <w:pPr>
+        <w:spacing w:after="60" w:before="0"/>
+      </w:pPr>
+      <w:r>
+        <w:rPr>
+          <w:sz w:val="19"/>
+          <w:szCs w:val="19"/>
+        </w:rPr>
+        <w:t xml:space="preserve">☐  Osan liittäminen – Testattu merge tai pull request.</w:t>
+      </w:r>
+    </w:p>
+    <w:p>
+      <w:pPr>
+        <w:spacing w:after="60" w:before="0"/>
+      </w:pPr>
+      <w:r>
+        <w:rPr>
+          <w:sz w:val="19"/>
+          <w:szCs w:val="19"/>
+        </w:rPr>
+        <w:t xml:space="preserve">☐  Tuotantojulkaisu – Toimiva v1.0-release-linkki.</w:t>
       </w:r>
     </w:p>
     <w:p>
@@ -3718,93 +3718,93 @@
         <w:rPr>
           <w:b/>
           <w:bCs/>
-          <w:color w:val="1B5E20"/>
-        </w:rPr>
-        <w:t xml:space="preserve">Ohjelmiston toteuttaminen ohjelmistokomponenttikirjastolla · 7 vaatimusta</w:t>
-      </w:r>
-    </w:p>
-    <w:p>
-      <w:pPr>
-        <w:spacing w:after="60" w:before="0"/>
-      </w:pPr>
-      <w:r>
-        <w:rPr>
-          <w:sz w:val="19"/>
-          <w:szCs w:val="19"/>
-        </w:rPr>
-        <w:t xml:space="preserve">☐  Kehittämisympäristön käyttöönotto — Blockbench, VS Code, sovittu Minecraft-versio ja paketin lataus peliin.</w:t>
-      </w:r>
-    </w:p>
-    <w:p>
-      <w:pPr>
-        <w:spacing w:after="60" w:before="0"/>
-      </w:pPr>
-      <w:r>
-        <w:rPr>
-          <w:sz w:val="19"/>
-          <w:szCs w:val="19"/>
-        </w:rPr>
-        <w:t xml:space="preserve">☐  Kirjaston mahdollisuudet ja rajoitteet — Viikon 45 kirjaus pakettijärjestelmän rajoituksista ja viikon 48 julkaisupäätökset tunnettuine puutteineen.</w:t>
-      </w:r>
-    </w:p>
-    <w:p>
-      <w:pPr>
-        <w:spacing w:after="60" w:before="0"/>
-      </w:pPr>
-      <w:r>
-        <w:rPr>
-          <w:sz w:val="19"/>
-          <w:szCs w:val="19"/>
-        </w:rPr>
-        <w:t xml:space="preserve">☐  Kirjaston toiminnot ja työkalut — Blockbenchin mallinnus, UV-editointi ja esikatselu committeina ja kuvina.</w:t>
-      </w:r>
-    </w:p>
-    <w:p>
-      <w:pPr>
-        <w:spacing w:after="60" w:before="0"/>
-      </w:pPr>
-      <w:r>
-        <w:rPr>
-          <w:sz w:val="19"/>
-          <w:szCs w:val="19"/>
-        </w:rPr>
-        <w:t xml:space="preserve">☐  Ulkoiset komponentit — Paletit, äänet ja referenssit tuotuina; lähteet ja lisenssit kirjattu CREDITS-tiedostoon.</w:t>
-      </w:r>
-    </w:p>
-    <w:p>
-      <w:pPr>
-        <w:spacing w:after="60" w:before="0"/>
-      </w:pPr>
-      <w:r>
-        <w:rPr>
-          <w:sz w:val="19"/>
-          <w:szCs w:val="19"/>
-        </w:rPr>
-        <w:t xml:space="preserve">☐  Suunnittelu, toteutus ja testaus kirjastolla — Asset-pack-suunnitelman päätökset ja backlog, Assetit 1–7 committeina, testiloki T01–T12.</w:t>
-      </w:r>
-    </w:p>
-    <w:p>
-      <w:pPr>
-        <w:spacing w:after="60" w:before="0"/>
-      </w:pPr>
-      <w:r>
-        <w:rPr>
-          <w:sz w:val="19"/>
-          <w:szCs w:val="19"/>
-        </w:rPr>
-        <w:t xml:space="preserve">☐  Julkaisu asiakkaan ympäristöön — Julkinen GitHub-release, jonka toinen henkilö on asentanut peliinsä pelkän ohjeen avulla.</w:t>
-      </w:r>
-    </w:p>
-    <w:p>
-      <w:pPr>
-        <w:spacing w:after="60" w:before="0"/>
-      </w:pPr>
-      <w:r>
-        <w:rPr>
-          <w:sz w:val="19"/>
-          <w:szCs w:val="19"/>
-        </w:rPr>
-        <w:t xml:space="preserve">☐  Ohjelmiston dokumentointi — Lataajalle: README, asennusohje, LICENSE, CREDITS ja CHANGELOG. Arviointiin: asset-pack-suunnitelma.md ja projektipäiväkirja.</w:t>
+          <w:color w:val="1b5e20"/>
+        </w:rPr>
+        <w:t xml:space="preserve">Ohjelmiston toteuttaminen ohjelmistokomponenttikirjastolla</w:t>
+      </w:r>
+    </w:p>
+    <w:p>
+      <w:pPr>
+        <w:spacing w:after="60" w:before="0"/>
+      </w:pPr>
+      <w:r>
+        <w:rPr>
+          <w:sz w:val="19"/>
+          <w:szCs w:val="19"/>
+        </w:rPr>
+        <w:t xml:space="preserve">☐  Kehittämisympäristön käyttöönotto – Blockbench, VS Code, sovittu Minecraft-versio ja paketin lataus peliin.</w:t>
+      </w:r>
+    </w:p>
+    <w:p>
+      <w:pPr>
+        <w:spacing w:after="60" w:before="0"/>
+      </w:pPr>
+      <w:r>
+        <w:rPr>
+          <w:sz w:val="19"/>
+          <w:szCs w:val="19"/>
+        </w:rPr>
+        <w:t xml:space="preserve">☐  Kirjaston mahdollisuudet ja rajoitteet – Viikon 45 kirjaus pakettijärjestelmän rajoituksista ja viikon 48 julkaisupäätökset tunnettuine puutteineen.</w:t>
+      </w:r>
+    </w:p>
+    <w:p>
+      <w:pPr>
+        <w:spacing w:after="60" w:before="0"/>
+      </w:pPr>
+      <w:r>
+        <w:rPr>
+          <w:sz w:val="19"/>
+          <w:szCs w:val="19"/>
+        </w:rPr>
+        <w:t xml:space="preserve">☐  Kirjaston toiminnot ja työkalut – Blockbenchin mallinnus, UV-editointi ja esikatselu committeina ja kuvina.</w:t>
+      </w:r>
+    </w:p>
+    <w:p>
+      <w:pPr>
+        <w:spacing w:after="60" w:before="0"/>
+      </w:pPr>
+      <w:r>
+        <w:rPr>
+          <w:sz w:val="19"/>
+          <w:szCs w:val="19"/>
+        </w:rPr>
+        <w:t xml:space="preserve">☐  Ulkoiset komponentit – Paletit, äänet ja referenssit tuotuina; lähteet ja lisenssit kirjattu CREDITS-tiedostoon.</w:t>
+      </w:r>
+    </w:p>
+    <w:p>
+      <w:pPr>
+        <w:spacing w:after="60" w:before="0"/>
+      </w:pPr>
+      <w:r>
+        <w:rPr>
+          <w:sz w:val="19"/>
+          <w:szCs w:val="19"/>
+        </w:rPr>
+        <w:t xml:space="preserve">☐  Suunnittelu, toteutus ja testaus kirjastolla – Asset-pack-suunnitelman päätökset ja backlog, Assetit 1–7 committeina, testiloki T01–T12.</w:t>
+      </w:r>
+    </w:p>
+    <w:p>
+      <w:pPr>
+        <w:spacing w:after="60" w:before="0"/>
+      </w:pPr>
+      <w:r>
+        <w:rPr>
+          <w:sz w:val="19"/>
+          <w:szCs w:val="19"/>
+        </w:rPr>
+        <w:t xml:space="preserve">☐  Julkaisu asiakkaan ympäristöön – Julkinen GitHub-release, jonka toinen henkilö on asentanut peliinsä pelkän ohjeen avulla.</w:t>
+      </w:r>
+    </w:p>
+    <w:p>
+      <w:pPr>
+        <w:spacing w:after="60" w:before="0"/>
+      </w:pPr>
+      <w:r>
+        <w:rPr>
+          <w:sz w:val="19"/>
+          <w:szCs w:val="19"/>
+        </w:rPr>
+        <w:t xml:space="preserve">☐  Ohjelmiston dokumentointi – Lataajalle: README, asennusohje, LICENSE, CREDITS ja CHANGELOG. Arviointiin: asset-pack-suunnitelma.md ja projektipäiväkirja.</w:t>
       </w:r>
     </w:p>
     <w:p>
@@ -3819,7 +3819,7 @@
           <w:sz w:val="21"/>
           <w:szCs w:val="21"/>
         </w:rPr>
-        <w:t xml:space="preserve">Muista: sivuston rastit ja kentät tallentuvat vain selaimeen. Ne eivät siirry opettajalle eivätkä korvaa Gitissä olevaa työnäytettä.</w:t>
+        <w:t xml:space="preserve">Muista: sivuston rastit ja kentät tallentuvat vain selaimeen. Ne eivät siirry opettajalle eivätkä korvaa Gitissä olevaa työtä.</w:t>
       </w:r>
     </w:p>
     <w:sectPr>

--- a/downloads/bittibiomi-tyopaketti.docx
+++ b/downloads/bittibiomi-tyopaketti.docx
@@ -4,7 +4,7 @@
   <w:body>
     <w:p>
       <w:pPr>
-        <w:spacing w:after="200" w:before="2400"/>
+        <w:spacing w:before="2400" w:after="200"/>
         <w:jc w:val="center"/>
       </w:pPr>
       <w:r>
@@ -96,7 +96,7 @@
     <w:p>
       <w:pPr>
         <w:pStyle w:val="Heading1"/>
-        <w:spacing w:after="160" w:before="320"/>
+        <w:spacing w:before="320" w:after="160"/>
       </w:pPr>
       <w:r>
         <w:rPr>
@@ -709,7 +709,7 @@
                 <w:sz w:val="19"/>
                 <w:szCs w:val="19"/>
               </w:rPr>
-              <w:t xml:space="preserve">B · Paketin featuret</w:t>
+              <w:t xml:space="preserve">B · Paketin ominaisuudet</w:t>
             </w:r>
           </w:p>
         </w:tc>
@@ -805,7 +805,7 @@
                 <w:sz w:val="19"/>
                 <w:szCs w:val="19"/>
               </w:rPr>
-              <w:t xml:space="preserve">B · Paketin featuret</w:t>
+              <w:t xml:space="preserve">B · Paketin ominaisuudet</w:t>
             </w:r>
           </w:p>
         </w:tc>
@@ -901,7 +901,7 @@
                 <w:sz w:val="19"/>
                 <w:szCs w:val="19"/>
               </w:rPr>
-              <w:t xml:space="preserve">B · Paketin featuret</w:t>
+              <w:t xml:space="preserve">B · Paketin ominaisuudet</w:t>
             </w:r>
           </w:p>
         </w:tc>
@@ -997,7 +997,7 @@
                 <w:sz w:val="19"/>
                 <w:szCs w:val="19"/>
               </w:rPr>
-              <w:t xml:space="preserve">B · Paketin featuret</w:t>
+              <w:t xml:space="preserve">B · Paketin ominaisuudet</w:t>
             </w:r>
           </w:p>
         </w:tc>
@@ -1548,7 +1548,7 @@
                 <w:sz w:val="19"/>
                 <w:szCs w:val="19"/>
               </w:rPr>
-              <w:t xml:space="preserve">Julkaisu · RC1 testikäytössä</w:t>
+              <w:t xml:space="preserve">Julkaisu · Julkaisuehdokas RC1 testissä</w:t>
             </w:r>
           </w:p>
         </w:tc>
@@ -1792,7 +1792,7 @@
     <w:p>
       <w:pPr>
         <w:pStyle w:val="Heading1"/>
-        <w:spacing w:after="160" w:before="320"/>
+        <w:spacing w:before="320" w:after="160"/>
       </w:pPr>
       <w:r>
         <w:rPr>
@@ -1806,7 +1806,7 @@
     <w:p>
       <w:pPr>
         <w:pStyle w:val="Heading2"/>
-        <w:spacing w:after="120" w:before="260"/>
+        <w:spacing w:before="260" w:after="120"/>
       </w:pPr>
       <w:r>
         <w:rPr>
@@ -1897,7 +1897,7 @@
     <w:p>
       <w:pPr>
         <w:pStyle w:val="Heading2"/>
-        <w:spacing w:after="120" w:before="260"/>
+        <w:spacing w:before="260" w:after="120"/>
       </w:pPr>
       <w:r>
         <w:rPr>
@@ -1969,7 +1969,7 @@
           <w:sz w:val="19"/>
           <w:szCs w:val="19"/>
         </w:rPr>
-        <w:t xml:space="preserve">Valmis kun: Pakollinen perusversio on hyväksytty. Jokaisella P0-tehtävällä on 0,5–1 päivän arvio ja havaittava valmis kun -ehto. Moodboardissa näkyvät paletti ja referenssit, ja sovittu LICENSE-tiedosto on repositoryn juuressa.</w:t>
+        <w:t xml:space="preserve">Valmis kun: Pakollinen ydin P0 on hyväksytty. Jokaisella P0-tehtävällä on 0,5–1 päivän arvio ja havaittava valmis kun -ehto. Moodboardissa näkyvät paletti ja referenssit, ja sovittu LICENSE-tiedosto on repositoryn juuressa.</w:t>
       </w:r>
     </w:p>
     <w:p>
@@ -1988,7 +1988,7 @@
     <w:p>
       <w:pPr>
         <w:pStyle w:val="Heading2"/>
-        <w:spacing w:after="120" w:before="260"/>
+        <w:spacing w:before="260" w:after="120"/>
       </w:pPr>
       <w:r>
         <w:rPr>
@@ -2079,7 +2079,7 @@
     <w:p>
       <w:pPr>
         <w:pStyle w:val="Heading2"/>
-        <w:spacing w:after="120" w:before="260"/>
+        <w:spacing w:before="260" w:after="120"/>
       </w:pPr>
       <w:r>
         <w:rPr>
@@ -2170,7 +2170,7 @@
     <w:p>
       <w:pPr>
         <w:pStyle w:val="Heading1"/>
-        <w:spacing w:after="160" w:before="320"/>
+        <w:spacing w:before="320" w:after="160"/>
       </w:pPr>
       <w:r>
         <w:rPr>
@@ -2178,13 +2178,13 @@
           <w:bCs/>
           <w:color w:val="1b5e20"/>
         </w:rPr>
-        <w:t xml:space="preserve">Vaihe B – Paketin featuret: 3D-mallit, äänet ja katselmointi</w:t>
+        <w:t xml:space="preserve">Vaihe B – Paketin ominaisuudet: 3D-mallit, äänet ja katselmointi</w:t>
       </w:r>
     </w:p>
     <w:p>
       <w:pPr>
         <w:pStyle w:val="Heading2"/>
-        <w:spacing w:after="120" w:before="260"/>
+        <w:spacing w:before="260" w:after="120"/>
       </w:pPr>
       <w:r>
         <w:rPr>
@@ -2275,7 +2275,7 @@
     <w:p>
       <w:pPr>
         <w:pStyle w:val="Heading2"/>
-        <w:spacing w:after="120" w:before="260"/>
+        <w:spacing w:before="260" w:after="120"/>
       </w:pPr>
       <w:r>
         <w:rPr>
@@ -2366,7 +2366,7 @@
     <w:p>
       <w:pPr>
         <w:pStyle w:val="Heading2"/>
-        <w:spacing w:after="120" w:before="260"/>
+        <w:spacing w:before="260" w:after="120"/>
       </w:pPr>
       <w:r>
         <w:rPr>
@@ -2457,7 +2457,7 @@
     <w:p>
       <w:pPr>
         <w:pStyle w:val="Heading2"/>
-        <w:spacing w:after="120" w:before="260"/>
+        <w:spacing w:before="260" w:after="120"/>
       </w:pPr>
       <w:r>
         <w:rPr>
@@ -2548,7 +2548,7 @@
     <w:p>
       <w:pPr>
         <w:pStyle w:val="Heading2"/>
-        <w:spacing w:after="120" w:before="260"/>
+        <w:spacing w:before="260" w:after="120"/>
       </w:pPr>
       <w:r>
         <w:rPr>
@@ -2574,7 +2574,7 @@
     <w:p>
       <w:pPr>
         <w:pStyle w:val="Heading1"/>
-        <w:spacing w:after="160" w:before="320"/>
+        <w:spacing w:before="320" w:after="160"/>
       </w:pPr>
       <w:r>
         <w:rPr>
@@ -2588,7 +2588,7 @@
     <w:p>
       <w:pPr>
         <w:pStyle w:val="Heading2"/>
-        <w:spacing w:after="120" w:before="260"/>
+        <w:spacing w:before="260" w:after="120"/>
       </w:pPr>
       <w:r>
         <w:rPr>
@@ -2623,7 +2623,7 @@
           <w:sz w:val="21"/>
           <w:szCs w:val="21"/>
         </w:rPr>
-        <w:t xml:space="preserve">☐  Muuta saatu palaute pieniksi tehtäviksi ja toteuta sovittu muutos omassa feature-branchissa eli muutokselle rajatussa Git-haarassa.</w:t>
+        <w:t xml:space="preserve">☐  Muuta saatu palaute pieniksi tehtäviksi ja toteuta sovittu muutos omassa haarassa eli muutokselle rajatussa kopiossa projektista.</w:t>
       </w:r>
     </w:p>
     <w:p>
@@ -2647,7 +2647,7 @@
           <w:sz w:val="21"/>
           <w:szCs w:val="21"/>
         </w:rPr>
-        <w:t xml:space="preserve">☐  Katselmoi, testaa ja yhdistä muutokset toimivaan main-versioon.</w:t>
+        <w:t xml:space="preserve">☐  Katselmoi, testaa ja yhdistä muutokset toimivaan main-haaraan.</w:t>
       </w:r>
     </w:p>
     <w:p>
@@ -2673,13 +2673,13 @@
           <w:sz w:val="19"/>
           <w:szCs w:val="19"/>
         </w:rPr>
-        <w:t xml:space="preserve">Työnäyte Git-repositoryyn ennen rastia: issue, branch/merge tai pull request, funktion commit ja katselmointiloki.</w:t>
+        <w:t xml:space="preserve">Työnäyte Git-repositoryyn ennen rastia: GitHub-issue, haara ja merge tai pull request, funktion commit ja katselmointiloki.</w:t>
       </w:r>
     </w:p>
     <w:p>
       <w:pPr>
         <w:pStyle w:val="Heading2"/>
-        <w:spacing w:after="120" w:before="260"/>
+        <w:spacing w:before="260" w:after="120"/>
       </w:pPr>
       <w:r>
         <w:rPr>
@@ -2770,7 +2770,7 @@
     <w:p>
       <w:pPr>
         <w:pStyle w:val="Heading2"/>
-        <w:spacing w:after="120" w:before="260"/>
+        <w:spacing w:before="260" w:after="120"/>
       </w:pPr>
       <w:r>
         <w:rPr>
@@ -2861,7 +2861,7 @@
     <w:p>
       <w:pPr>
         <w:pStyle w:val="Heading2"/>
-        <w:spacing w:after="120" w:before="260"/>
+        <w:spacing w:before="260" w:after="120"/>
       </w:pPr>
       <w:r>
         <w:rPr>
@@ -2952,7 +2952,7 @@
     <w:p>
       <w:pPr>
         <w:pStyle w:val="Heading1"/>
-        <w:spacing w:after="160" w:before="320"/>
+        <w:spacing w:before="320" w:after="160"/>
       </w:pPr>
       <w:r>
         <w:rPr>
@@ -2966,7 +2966,7 @@
     <w:p>
       <w:pPr>
         <w:pStyle w:val="Heading2"/>
-        <w:spacing w:after="120" w:before="260"/>
+        <w:spacing w:before="260" w:after="120"/>
       </w:pPr>
       <w:r>
         <w:rPr>
@@ -2974,7 +2974,7 @@
           <w:bCs/>
           <w:color w:val="1b5e20"/>
         </w:rPr>
-        <w:t xml:space="preserve">Vko 47 · 16.–20.11. – Julkaisu · RC1 testikäytössä</w:t>
+        <w:t xml:space="preserve">Vko 47 · 16.–20.11. – Julkaisu · Julkaisuehdokas RC1 testissä</w:t>
       </w:r>
     </w:p>
     <w:p>
@@ -3001,7 +3001,7 @@
           <w:sz w:val="21"/>
           <w:szCs w:val="21"/>
         </w:rPr>
-        <w:t xml:space="preserve">☐  Kokoa release candidate (RC1): zip-paketit ja lataajalle kirjoitettu asennusohje. Jäädytä uuden sisällön lisääminen.</w:t>
+        <w:t xml:space="preserve">☐  Kokoa ensimmäinen julkaisuehdokas eli release candidate (RC1): zip-paketit ja lataajalle kirjoitettu asennusohje. Jäädytä uuden sisällön lisääminen.</w:t>
       </w:r>
     </w:p>
     <w:p>
@@ -3057,7 +3057,7 @@
     <w:p>
       <w:pPr>
         <w:pStyle w:val="Heading2"/>
-        <w:spacing w:after="120" w:before="260"/>
+        <w:spacing w:before="260" w:after="120"/>
       </w:pPr>
       <w:r>
         <w:rPr>
@@ -3104,7 +3104,7 @@
           <w:sz w:val="21"/>
           <w:szCs w:val="21"/>
         </w:rPr>
-        <w:t xml:space="preserve">☐  Tee v1.0-tagi ja julkaise GitHub-release: zip-paketit, README, LICENSE, CHANGELOG, kuvakaappaukset ja asennusohje. Valinnainen bonus: julkaise lisäksi Modrinthissa tai Planet Minecraftissa opettajan kanssa sovitusti.</w:t>
+        <w:t xml:space="preserve">☐  Tee v1.0-tagi ja julkaise GitHub-release: zip-paketit, README, LICENSE, CHANGELOG eli muutosloki, kuvakaappaukset ja asennusohje. Valinnainen bonus: julkaise lisäksi Modrinthissa tai Planet Minecraftissa opettajan kanssa sovitusti.</w:t>
       </w:r>
     </w:p>
     <w:p>
@@ -3160,7 +3160,7 @@
     <w:p>
       <w:pPr>
         <w:pStyle w:val="Heading2"/>
-        <w:spacing w:after="120" w:before="260"/>
+        <w:spacing w:before="260" w:after="120"/>
       </w:pPr>
       <w:r>
         <w:rPr>
@@ -3268,7 +3268,7 @@
     <w:p>
       <w:pPr>
         <w:pStyle w:val="Heading1"/>
-        <w:spacing w:after="160" w:before="320"/>
+        <w:spacing w:before="320" w:after="160"/>
       </w:pPr>
       <w:r>
         <w:rPr>
@@ -3357,7 +3357,7 @@
     <w:p>
       <w:pPr>
         <w:pStyle w:val="Heading1"/>
-        <w:spacing w:after="160" w:before="320"/>
+        <w:spacing w:before="320" w:after="160"/>
       </w:pPr>
       <w:r>
         <w:rPr>
@@ -3365,7 +3365,7 @@
           <w:bCs/>
           <w:color w:val="1b5e20"/>
         </w:rPr>
-        <w:t xml:space="preserve">Näyttömatriisi – 32 osaamisvaatimusta</w:t>
+        <w:t xml:space="preserve">Sanasto</w:t>
       </w:r>
     </w:p>
     <w:p>
@@ -3378,13 +3378,1421 @@
           <w:sz w:val="21"/>
           <w:szCs w:val="21"/>
         </w:rPr>
-        <w:t xml:space="preserve">Rasti vasta, kun vaatimukselle on täsmällinen työnäyte: linkki, commit, kuva, testirivi tai muistio. Sama työnäyte voi kelvata useaan kohtaan.</w:t>
-      </w:r>
-    </w:p>
-    <w:p>
-      <w:pPr>
-        <w:pStyle w:val="Heading2"/>
-        <w:spacing w:after="120" w:before="260"/>
+        <w:t xml:space="preserve">Projektin tunnukset ja ammattitermit siinä järjestyksessä, jossa ne tulevat vastaan. Jokainen on selitetty myös sivustolla ensimmäisen käytön kohdalla.</w:t>
+      </w:r>
+    </w:p>
+    <w:tbl>
+      <w:tblPr>
+        <w:tblW w:type="dxa" w:w="9638"/>
+        <w:tblBorders>
+          <w:top w:val="single" w:color="auto" w:sz="4"/>
+          <w:left w:val="single" w:color="auto" w:sz="4"/>
+          <w:bottom w:val="single" w:color="auto" w:sz="4"/>
+          <w:right w:val="single" w:color="auto" w:sz="4"/>
+          <w:insideH w:val="single" w:color="auto" w:sz="4"/>
+          <w:insideV w:val="single" w:color="auto" w:sz="4"/>
+        </w:tblBorders>
+      </w:tblPr>
+      <w:tblGrid>
+        <w:gridCol w:w="2120"/>
+        <w:gridCol w:w="7518"/>
+      </w:tblGrid>
+      <w:tr>
+        <w:tc>
+          <w:tcPr>
+            <w:tcW w:type="dxa" w:w="2120"/>
+            <w:shd w:fill="f1f8e9" w:val="clear"/>
+            <w:tcMar>
+              <w:top w:type="dxa" w:w="60"/>
+              <w:left w:type="dxa" w:w="100"/>
+              <w:bottom w:type="dxa" w:w="60"/>
+              <w:right w:type="dxa" w:w="100"/>
+            </w:tcMar>
+          </w:tcPr>
+          <w:p>
+            <w:pPr>
+              <w:spacing w:after="0"/>
+            </w:pPr>
+            <w:r>
+              <w:rPr>
+                <w:b/>
+                <w:bCs/>
+                <w:sz w:val="19"/>
+                <w:szCs w:val="19"/>
+              </w:rPr>
+              <w:t xml:space="preserve">asset</w:t>
+            </w:r>
+          </w:p>
+        </w:tc>
+        <w:tc>
+          <w:tcPr>
+            <w:tcW w:type="dxa" w:w="7518"/>
+            <w:tcMar>
+              <w:top w:type="dxa" w:w="60"/>
+              <w:left w:type="dxa" w:w="100"/>
+              <w:bottom w:type="dxa" w:w="60"/>
+              <w:right w:type="dxa" w:w="100"/>
+            </w:tcMar>
+          </w:tcPr>
+          <w:p>
+            <w:pPr>
+              <w:spacing w:after="0"/>
+            </w:pPr>
+            <w:r>
+              <w:rPr>
+                <w:sz w:val="19"/>
+                <w:szCs w:val="19"/>
+              </w:rPr>
+              <w:t xml:space="preserve">Paketin osa. Pelissä näkyvä tai kuuluva paketin osa: tekstuuri, 3D-malli, ääni tai skriptattu lisä. Tämä projekti etenee yksi asset kerrallaan.</w:t>
+            </w:r>
+          </w:p>
+        </w:tc>
+      </w:tr>
+      <w:tr>
+        <w:tc>
+          <w:tcPr>
+            <w:tcW w:type="dxa" w:w="2120"/>
+            <w:shd w:fill="f1f8e9" w:val="clear"/>
+            <w:tcMar>
+              <w:top w:type="dxa" w:w="60"/>
+              <w:left w:type="dxa" w:w="100"/>
+              <w:bottom w:type="dxa" w:w="60"/>
+              <w:right w:type="dxa" w:w="100"/>
+            </w:tcMar>
+          </w:tcPr>
+          <w:p>
+            <w:pPr>
+              <w:spacing w:after="0"/>
+            </w:pPr>
+            <w:r>
+              <w:rPr>
+                <w:b/>
+                <w:bCs/>
+                <w:sz w:val="19"/>
+                <w:szCs w:val="19"/>
+              </w:rPr>
+              <w:t xml:space="preserve">asset pack</w:t>
+            </w:r>
+          </w:p>
+        </w:tc>
+        <w:tc>
+          <w:tcPr>
+            <w:tcW w:type="dxa" w:w="7518"/>
+            <w:tcMar>
+              <w:top w:type="dxa" w:w="60"/>
+              <w:left w:type="dxa" w:w="100"/>
+              <w:bottom w:type="dxa" w:w="60"/>
+              <w:right w:type="dxa" w:w="100"/>
+            </w:tcMar>
+          </w:tcPr>
+          <w:p>
+            <w:pPr>
+              <w:spacing w:after="0"/>
+            </w:pPr>
+            <w:r>
+              <w:rPr>
+                <w:sz w:val="19"/>
+                <w:szCs w:val="19"/>
+              </w:rPr>
+              <w:t xml:space="preserve">Assettien kokoelma. Assettien kokoelma, joka asennetaan peliin yhtenä pakettina. Tässä projektissa asset pack tarkoittaa resurssipakettia ja datapakettia yhdessä.</w:t>
+            </w:r>
+          </w:p>
+        </w:tc>
+      </w:tr>
+      <w:tr>
+        <w:tc>
+          <w:tcPr>
+            <w:tcW w:type="dxa" w:w="2120"/>
+            <w:shd w:fill="f1f8e9" w:val="clear"/>
+            <w:tcMar>
+              <w:top w:type="dxa" w:w="60"/>
+              <w:left w:type="dxa" w:w="100"/>
+              <w:bottom w:type="dxa" w:w="60"/>
+              <w:right w:type="dxa" w:w="100"/>
+            </w:tcMar>
+          </w:tcPr>
+          <w:p>
+            <w:pPr>
+              <w:spacing w:after="0"/>
+            </w:pPr>
+            <w:r>
+              <w:rPr>
+                <w:b/>
+                <w:bCs/>
+                <w:sz w:val="19"/>
+                <w:szCs w:val="19"/>
+              </w:rPr>
+              <w:t xml:space="preserve">resurssipaketti</w:t>
+            </w:r>
+          </w:p>
+        </w:tc>
+        <w:tc>
+          <w:tcPr>
+            <w:tcW w:type="dxa" w:w="7518"/>
+            <w:tcMar>
+              <w:top w:type="dxa" w:w="60"/>
+              <w:left w:type="dxa" w:w="100"/>
+              <w:bottom w:type="dxa" w:w="60"/>
+              <w:right w:type="dxa" w:w="100"/>
+            </w:tcMar>
+          </w:tcPr>
+          <w:p>
+            <w:pPr>
+              <w:spacing w:after="0"/>
+            </w:pPr>
+            <w:r>
+              <w:rPr>
+                <w:sz w:val="19"/>
+                <w:szCs w:val="19"/>
+              </w:rPr>
+              <w:t xml:space="preserve">Resource pack. Paketin osa, joka muuttaa sitä, miltä peli näyttää ja kuulostaa: tekstuurit, mallit, äänet ja nimet. Kansion nimi levyllä on resourcepack.</w:t>
+            </w:r>
+          </w:p>
+        </w:tc>
+      </w:tr>
+      <w:tr>
+        <w:tc>
+          <w:tcPr>
+            <w:tcW w:type="dxa" w:w="2120"/>
+            <w:shd w:fill="f1f8e9" w:val="clear"/>
+            <w:tcMar>
+              <w:top w:type="dxa" w:w="60"/>
+              <w:left w:type="dxa" w:w="100"/>
+              <w:bottom w:type="dxa" w:w="60"/>
+              <w:right w:type="dxa" w:w="100"/>
+            </w:tcMar>
+          </w:tcPr>
+          <w:p>
+            <w:pPr>
+              <w:spacing w:after="0"/>
+            </w:pPr>
+            <w:r>
+              <w:rPr>
+                <w:b/>
+                <w:bCs/>
+                <w:sz w:val="19"/>
+                <w:szCs w:val="19"/>
+              </w:rPr>
+              <w:t xml:space="preserve">datapaketti</w:t>
+            </w:r>
+          </w:p>
+        </w:tc>
+        <w:tc>
+          <w:tcPr>
+            <w:tcW w:type="dxa" w:w="7518"/>
+            <w:tcMar>
+              <w:top w:type="dxa" w:w="60"/>
+              <w:left w:type="dxa" w:w="100"/>
+              <w:bottom w:type="dxa" w:w="60"/>
+              <w:right w:type="dxa" w:w="100"/>
+            </w:tcMar>
+          </w:tcPr>
+          <w:p>
+            <w:pPr>
+              <w:spacing w:after="0"/>
+            </w:pPr>
+            <w:r>
+              <w:rPr>
+                <w:sz w:val="19"/>
+                <w:szCs w:val="19"/>
+              </w:rPr>
+              <w:t xml:space="preserve">Data pack. Paketin osa, joka lisää peliin sääntöjä: reseptit, saavutukset ja funktiot. Kansion nimi levyllä on datapack.</w:t>
+            </w:r>
+          </w:p>
+        </w:tc>
+      </w:tr>
+      <w:tr>
+        <w:tc>
+          <w:tcPr>
+            <w:tcW w:type="dxa" w:w="2120"/>
+            <w:shd w:fill="f1f8e9" w:val="clear"/>
+            <w:tcMar>
+              <w:top w:type="dxa" w:w="60"/>
+              <w:left w:type="dxa" w:w="100"/>
+              <w:bottom w:type="dxa" w:w="60"/>
+              <w:right w:type="dxa" w:w="100"/>
+            </w:tcMar>
+          </w:tcPr>
+          <w:p>
+            <w:pPr>
+              <w:spacing w:after="0"/>
+            </w:pPr>
+            <w:r>
+              <w:rPr>
+                <w:b/>
+                <w:bCs/>
+                <w:sz w:val="19"/>
+                <w:szCs w:val="19"/>
+              </w:rPr>
+              <w:t xml:space="preserve">pack.mcmeta</w:t>
+            </w:r>
+          </w:p>
+        </w:tc>
+        <w:tc>
+          <w:tcPr>
+            <w:tcW w:type="dxa" w:w="7518"/>
+            <w:tcMar>
+              <w:top w:type="dxa" w:w="60"/>
+              <w:left w:type="dxa" w:w="100"/>
+              <w:bottom w:type="dxa" w:w="60"/>
+              <w:right w:type="dxa" w:w="100"/>
+            </w:tcMar>
+          </w:tcPr>
+          <w:p>
+            <w:pPr>
+              <w:spacing w:after="0"/>
+            </w:pPr>
+            <w:r>
+              <w:rPr>
+                <w:sz w:val="19"/>
+                <w:szCs w:val="19"/>
+              </w:rPr>
+              <w:t xml:space="preserve">Paketin käyntikortti. Pieni JSON-tiedosto paketin juuressa. Se kertoo pelille paketin kuvauksen ja pack_format-arvon. Ilman sitä peli ei tunnista pakettia.</w:t>
+            </w:r>
+          </w:p>
+        </w:tc>
+      </w:tr>
+      <w:tr>
+        <w:tc>
+          <w:tcPr>
+            <w:tcW w:type="dxa" w:w="2120"/>
+            <w:shd w:fill="f1f8e9" w:val="clear"/>
+            <w:tcMar>
+              <w:top w:type="dxa" w:w="60"/>
+              <w:left w:type="dxa" w:w="100"/>
+              <w:bottom w:type="dxa" w:w="60"/>
+              <w:right w:type="dxa" w:w="100"/>
+            </w:tcMar>
+          </w:tcPr>
+          <w:p>
+            <w:pPr>
+              <w:spacing w:after="0"/>
+            </w:pPr>
+            <w:r>
+              <w:rPr>
+                <w:b/>
+                <w:bCs/>
+                <w:sz w:val="19"/>
+                <w:szCs w:val="19"/>
+              </w:rPr>
+              <w:t xml:space="preserve">pack_format</w:t>
+            </w:r>
+          </w:p>
+        </w:tc>
+        <w:tc>
+          <w:tcPr>
+            <w:tcW w:type="dxa" w:w="7518"/>
+            <w:tcMar>
+              <w:top w:type="dxa" w:w="60"/>
+              <w:left w:type="dxa" w:w="100"/>
+              <w:bottom w:type="dxa" w:w="60"/>
+              <w:right w:type="dxa" w:w="100"/>
+            </w:tcMar>
+          </w:tcPr>
+          <w:p>
+            <w:pPr>
+              <w:spacing w:after="0"/>
+            </w:pPr>
+            <w:r>
+              <w:rPr>
+                <w:sz w:val="19"/>
+                <w:szCs w:val="19"/>
+              </w:rPr>
+              <w:t xml:space="preserve">Paketin versionumero. Numero pack.mcmeta-tiedostossa. Se kertoo pelille, mille Minecraft-versiolle paketti on tehty. Resurssipaketilla ja datapaketilla on eri arvo samalle peliversiolle.</w:t>
+            </w:r>
+          </w:p>
+        </w:tc>
+      </w:tr>
+      <w:tr>
+        <w:tc>
+          <w:tcPr>
+            <w:tcW w:type="dxa" w:w="2120"/>
+            <w:shd w:fill="f1f8e9" w:val="clear"/>
+            <w:tcMar>
+              <w:top w:type="dxa" w:w="60"/>
+              <w:left w:type="dxa" w:w="100"/>
+              <w:bottom w:type="dxa" w:w="60"/>
+              <w:right w:type="dxa" w:w="100"/>
+            </w:tcMar>
+          </w:tcPr>
+          <w:p>
+            <w:pPr>
+              <w:spacing w:after="0"/>
+            </w:pPr>
+            <w:r>
+              <w:rPr>
+                <w:b/>
+                <w:bCs/>
+                <w:sz w:val="19"/>
+                <w:szCs w:val="19"/>
+              </w:rPr>
+              <w:t xml:space="preserve">mcfunction</w:t>
+            </w:r>
+          </w:p>
+        </w:tc>
+        <w:tc>
+          <w:tcPr>
+            <w:tcW w:type="dxa" w:w="7518"/>
+            <w:tcMar>
+              <w:top w:type="dxa" w:w="60"/>
+              <w:left w:type="dxa" w:w="100"/>
+              <w:bottom w:type="dxa" w:w="60"/>
+              <w:right w:type="dxa" w:w="100"/>
+            </w:tcMar>
+          </w:tcPr>
+          <w:p>
+            <w:pPr>
+              <w:spacing w:after="0"/>
+            </w:pPr>
+            <w:r>
+              <w:rPr>
+                <w:sz w:val="19"/>
+                <w:szCs w:val="19"/>
+              </w:rPr>
+              <w:t xml:space="preserve">Komentotiedosto. Tekstitiedosto, jossa on pelin omia komentoja rivi riviltä. Peli ajaa rivit järjestyksessä /function-komennolla. Tämän projektin skriptaus tehdään näin, ei ohjelmointikielellä.</w:t>
+            </w:r>
+          </w:p>
+        </w:tc>
+      </w:tr>
+      <w:tr>
+        <w:tc>
+          <w:tcPr>
+            <w:tcW w:type="dxa" w:w="2120"/>
+            <w:shd w:fill="f1f8e9" w:val="clear"/>
+            <w:tcMar>
+              <w:top w:type="dxa" w:w="60"/>
+              <w:left w:type="dxa" w:w="100"/>
+              <w:bottom w:type="dxa" w:w="60"/>
+              <w:right w:type="dxa" w:w="100"/>
+            </w:tcMar>
+          </w:tcPr>
+          <w:p>
+            <w:pPr>
+              <w:spacing w:after="0"/>
+            </w:pPr>
+            <w:r>
+              <w:rPr>
+                <w:b/>
+                <w:bCs/>
+                <w:sz w:val="19"/>
+                <w:szCs w:val="19"/>
+              </w:rPr>
+              <w:t xml:space="preserve">JSON</w:t>
+            </w:r>
+          </w:p>
+        </w:tc>
+        <w:tc>
+          <w:tcPr>
+            <w:tcW w:type="dxa" w:w="7518"/>
+            <w:tcMar>
+              <w:top w:type="dxa" w:w="60"/>
+              <w:left w:type="dxa" w:w="100"/>
+              <w:bottom w:type="dxa" w:w="60"/>
+              <w:right w:type="dxa" w:w="100"/>
+            </w:tcMar>
+          </w:tcPr>
+          <w:p>
+            <w:pPr>
+              <w:spacing w:after="0"/>
+            </w:pPr>
+            <w:r>
+              <w:rPr>
+                <w:sz w:val="19"/>
+                <w:szCs w:val="19"/>
+              </w:rPr>
+              <w:t xml:space="preserve">Tekstimuotoinen määrittely. Yksinkertainen tekstimuoto, jolla paketin määrittelyt kirjoitetaan: kielitiedosto, mallit, reseptit ja saavutukset. Pilkku tai lainausmerkki väärässä paikassa rikkoo koko tiedoston.</w:t>
+            </w:r>
+          </w:p>
+        </w:tc>
+      </w:tr>
+      <w:tr>
+        <w:tc>
+          <w:tcPr>
+            <w:tcW w:type="dxa" w:w="2120"/>
+            <w:shd w:fill="f1f8e9" w:val="clear"/>
+            <w:tcMar>
+              <w:top w:type="dxa" w:w="60"/>
+              <w:left w:type="dxa" w:w="100"/>
+              <w:bottom w:type="dxa" w:w="60"/>
+              <w:right w:type="dxa" w:w="100"/>
+            </w:tcMar>
+          </w:tcPr>
+          <w:p>
+            <w:pPr>
+              <w:spacing w:after="0"/>
+            </w:pPr>
+            <w:r>
+              <w:rPr>
+                <w:b/>
+                <w:bCs/>
+                <w:sz w:val="19"/>
+                <w:szCs w:val="19"/>
+              </w:rPr>
+              <w:t xml:space="preserve">nimiavaruus
+vko 40</w:t>
+            </w:r>
+          </w:p>
+        </w:tc>
+        <w:tc>
+          <w:tcPr>
+            <w:tcW w:type="dxa" w:w="7518"/>
+            <w:tcMar>
+              <w:top w:type="dxa" w:w="60"/>
+              <w:left w:type="dxa" w:w="100"/>
+              <w:bottom w:type="dxa" w:w="60"/>
+              <w:right w:type="dxa" w:w="100"/>
+            </w:tcMar>
+          </w:tcPr>
+          <w:p>
+            <w:pPr>
+              <w:spacing w:after="0"/>
+            </w:pPr>
+            <w:r>
+              <w:rPr>
+                <w:sz w:val="19"/>
+                <w:szCs w:val="19"/>
+              </w:rPr>
+              <w:t xml:space="preserve">Paketin oma lokero. Paketin omalla nimellä varustettu kansio, jonka sisällä sinun tiedostosi ovat. Se erottaa oman sisällön pelin omasta sisällöstä, esimerkiksi teema:kyla.kello.</w:t>
+            </w:r>
+          </w:p>
+        </w:tc>
+      </w:tr>
+      <w:tr>
+        <w:tc>
+          <w:tcPr>
+            <w:tcW w:type="dxa" w:w="2120"/>
+            <w:shd w:fill="f1f8e9" w:val="clear"/>
+            <w:tcMar>
+              <w:top w:type="dxa" w:w="60"/>
+              <w:left w:type="dxa" w:w="100"/>
+              <w:bottom w:type="dxa" w:w="60"/>
+              <w:right w:type="dxa" w:w="100"/>
+            </w:tcMar>
+          </w:tcPr>
+          <w:p>
+            <w:pPr>
+              <w:spacing w:after="0"/>
+            </w:pPr>
+            <w:r>
+              <w:rPr>
+                <w:b/>
+                <w:bCs/>
+                <w:sz w:val="19"/>
+                <w:szCs w:val="19"/>
+              </w:rPr>
+              <w:t xml:space="preserve">repository</w:t>
+            </w:r>
+          </w:p>
+        </w:tc>
+        <w:tc>
+          <w:tcPr>
+            <w:tcW w:type="dxa" w:w="7518"/>
+            <w:tcMar>
+              <w:top w:type="dxa" w:w="60"/>
+              <w:left w:type="dxa" w:w="100"/>
+              <w:bottom w:type="dxa" w:w="60"/>
+              <w:right w:type="dxa" w:w="100"/>
+            </w:tcMar>
+          </w:tcPr>
+          <w:p>
+            <w:pPr>
+              <w:spacing w:after="0"/>
+            </w:pPr>
+            <w:r>
+              <w:rPr>
+                <w:sz w:val="19"/>
+                <w:szCs w:val="19"/>
+              </w:rPr>
+              <w:t xml:space="preserve">Projektin varasto GitHubissa. Projektin koko tiedosto- ja versiohistoria GitHubissa. Tämän projektin repository on julkinen ensimmäisestä commitista asti.</w:t>
+            </w:r>
+          </w:p>
+        </w:tc>
+      </w:tr>
+      <w:tr>
+        <w:tc>
+          <w:tcPr>
+            <w:tcW w:type="dxa" w:w="2120"/>
+            <w:shd w:fill="f1f8e9" w:val="clear"/>
+            <w:tcMar>
+              <w:top w:type="dxa" w:w="60"/>
+              <w:left w:type="dxa" w:w="100"/>
+              <w:bottom w:type="dxa" w:w="60"/>
+              <w:right w:type="dxa" w:w="100"/>
+            </w:tcMar>
+          </w:tcPr>
+          <w:p>
+            <w:pPr>
+              <w:spacing w:after="0"/>
+            </w:pPr>
+            <w:r>
+              <w:rPr>
+                <w:b/>
+                <w:bCs/>
+                <w:sz w:val="19"/>
+                <w:szCs w:val="19"/>
+              </w:rPr>
+              <w:t xml:space="preserve">commit</w:t>
+            </w:r>
+          </w:p>
+        </w:tc>
+        <w:tc>
+          <w:tcPr>
+            <w:tcW w:type="dxa" w:w="7518"/>
+            <w:tcMar>
+              <w:top w:type="dxa" w:w="60"/>
+              <w:left w:type="dxa" w:w="100"/>
+              <w:bottom w:type="dxa" w:w="60"/>
+              <w:right w:type="dxa" w:w="100"/>
+            </w:tcMar>
+          </w:tcPr>
+          <w:p>
+            <w:pPr>
+              <w:spacing w:after="0"/>
+            </w:pPr>
+            <w:r>
+              <w:rPr>
+                <w:sz w:val="19"/>
+                <w:szCs w:val="19"/>
+              </w:rPr>
+              <w:t xml:space="preserve">Tallennettu muutos. Yksi Gitiin tallennettu muutos, jolla on oma viesti ja tunniste. Commit-linkki on tämän projektin tavallisin työnäyte.</w:t>
+            </w:r>
+          </w:p>
+        </w:tc>
+      </w:tr>
+      <w:tr>
+        <w:tc>
+          <w:tcPr>
+            <w:tcW w:type="dxa" w:w="2120"/>
+            <w:shd w:fill="f1f8e9" w:val="clear"/>
+            <w:tcMar>
+              <w:top w:type="dxa" w:w="60"/>
+              <w:left w:type="dxa" w:w="100"/>
+              <w:bottom w:type="dxa" w:w="60"/>
+              <w:right w:type="dxa" w:w="100"/>
+            </w:tcMar>
+          </w:tcPr>
+          <w:p>
+            <w:pPr>
+              <w:spacing w:after="0"/>
+            </w:pPr>
+            <w:r>
+              <w:rPr>
+                <w:b/>
+                <w:bCs/>
+                <w:sz w:val="19"/>
+                <w:szCs w:val="19"/>
+              </w:rPr>
+              <w:t xml:space="preserve">push
+vko 34</w:t>
+            </w:r>
+          </w:p>
+        </w:tc>
+        <w:tc>
+          <w:tcPr>
+            <w:tcW w:type="dxa" w:w="7518"/>
+            <w:tcMar>
+              <w:top w:type="dxa" w:w="60"/>
+              <w:left w:type="dxa" w:w="100"/>
+              <w:bottom w:type="dxa" w:w="60"/>
+              <w:right w:type="dxa" w:w="100"/>
+            </w:tcMar>
+          </w:tcPr>
+          <w:p>
+            <w:pPr>
+              <w:spacing w:after="0"/>
+            </w:pPr>
+            <w:r>
+              <w:rPr>
+                <w:sz w:val="19"/>
+                <w:szCs w:val="19"/>
+              </w:rPr>
+              <w:t xml:space="preserve">Lähetys GitHubiin. Omalla koneella tehtyjen committien lähettäminen GitHubiin. Ennen ensimmäistä pushia tarkistetaan, ettei mukana ole henkilötietoja – Git-historia on pysyvä.</w:t>
+            </w:r>
+          </w:p>
+        </w:tc>
+      </w:tr>
+      <w:tr>
+        <w:tc>
+          <w:tcPr>
+            <w:tcW w:type="dxa" w:w="2120"/>
+            <w:shd w:fill="f1f8e9" w:val="clear"/>
+            <w:tcMar>
+              <w:top w:type="dxa" w:w="60"/>
+              <w:left w:type="dxa" w:w="100"/>
+              <w:bottom w:type="dxa" w:w="60"/>
+              <w:right w:type="dxa" w:w="100"/>
+            </w:tcMar>
+          </w:tcPr>
+          <w:p>
+            <w:pPr>
+              <w:spacing w:after="0"/>
+            </w:pPr>
+            <w:r>
+              <w:rPr>
+                <w:b/>
+                <w:bCs/>
+                <w:sz w:val="19"/>
+                <w:szCs w:val="19"/>
+              </w:rPr>
+              <w:t xml:space="preserve">GitHub-issue</w:t>
+            </w:r>
+          </w:p>
+        </w:tc>
+        <w:tc>
+          <w:tcPr>
+            <w:tcW w:type="dxa" w:w="7518"/>
+            <w:tcMar>
+              <w:top w:type="dxa" w:w="60"/>
+              <w:left w:type="dxa" w:w="100"/>
+              <w:bottom w:type="dxa" w:w="60"/>
+              <w:right w:type="dxa" w:w="100"/>
+            </w:tcMar>
+          </w:tcPr>
+          <w:p>
+            <w:pPr>
+              <w:spacing w:after="0"/>
+            </w:pPr>
+            <w:r>
+              <w:rPr>
+                <w:sz w:val="19"/>
+                <w:szCs w:val="19"/>
+              </w:rPr>
+              <w:t xml:space="preserve">Kirjattu tehtävä. Repositoryyn kirjattu tehtävä: otsikko, kuvaus ja valmis kun -ehto. Yksi issue on tässä projektissa noin puolen tai yhden päivän työ.</w:t>
+            </w:r>
+          </w:p>
+        </w:tc>
+      </w:tr>
+      <w:tr>
+        <w:tc>
+          <w:tcPr>
+            <w:tcW w:type="dxa" w:w="2120"/>
+            <w:shd w:fill="f1f8e9" w:val="clear"/>
+            <w:tcMar>
+              <w:top w:type="dxa" w:w="60"/>
+              <w:left w:type="dxa" w:w="100"/>
+              <w:bottom w:type="dxa" w:w="60"/>
+              <w:right w:type="dxa" w:w="100"/>
+            </w:tcMar>
+          </w:tcPr>
+          <w:p>
+            <w:pPr>
+              <w:spacing w:after="0"/>
+            </w:pPr>
+            <w:r>
+              <w:rPr>
+                <w:b/>
+                <w:bCs/>
+                <w:sz w:val="19"/>
+                <w:szCs w:val="19"/>
+              </w:rPr>
+              <w:t xml:space="preserve">haara
+vko 43</w:t>
+            </w:r>
+          </w:p>
+        </w:tc>
+        <w:tc>
+          <w:tcPr>
+            <w:tcW w:type="dxa" w:w="7518"/>
+            <w:tcMar>
+              <w:top w:type="dxa" w:w="60"/>
+              <w:left w:type="dxa" w:w="100"/>
+              <w:bottom w:type="dxa" w:w="60"/>
+              <w:right w:type="dxa" w:w="100"/>
+            </w:tcMar>
+          </w:tcPr>
+          <w:p>
+            <w:pPr>
+              <w:spacing w:after="0"/>
+            </w:pPr>
+            <w:r>
+              <w:rPr>
+                <w:sz w:val="19"/>
+                <w:szCs w:val="19"/>
+              </w:rPr>
+              <w:t xml:space="preserve">Branch. Rinnakkainen kopio projektista, jossa yksi muutos tehdään rauhassa valmiiksi. Päähaara main pysyy koko ajan toimivana.</w:t>
+            </w:r>
+          </w:p>
+        </w:tc>
+      </w:tr>
+      <w:tr>
+        <w:tc>
+          <w:tcPr>
+            <w:tcW w:type="dxa" w:w="2120"/>
+            <w:shd w:fill="f1f8e9" w:val="clear"/>
+            <w:tcMar>
+              <w:top w:type="dxa" w:w="60"/>
+              <w:left w:type="dxa" w:w="100"/>
+              <w:bottom w:type="dxa" w:w="60"/>
+              <w:right w:type="dxa" w:w="100"/>
+            </w:tcMar>
+          </w:tcPr>
+          <w:p>
+            <w:pPr>
+              <w:spacing w:after="0"/>
+            </w:pPr>
+            <w:r>
+              <w:rPr>
+                <w:b/>
+                <w:bCs/>
+                <w:sz w:val="19"/>
+                <w:szCs w:val="19"/>
+              </w:rPr>
+              <w:t xml:space="preserve">merge
+vko 43</w:t>
+            </w:r>
+          </w:p>
+        </w:tc>
+        <w:tc>
+          <w:tcPr>
+            <w:tcW w:type="dxa" w:w="7518"/>
+            <w:tcMar>
+              <w:top w:type="dxa" w:w="60"/>
+              <w:left w:type="dxa" w:w="100"/>
+              <w:bottom w:type="dxa" w:w="60"/>
+              <w:right w:type="dxa" w:w="100"/>
+            </w:tcMar>
+          </w:tcPr>
+          <w:p>
+            <w:pPr>
+              <w:spacing w:after="0"/>
+            </w:pPr>
+            <w:r>
+              <w:rPr>
+                <w:sz w:val="19"/>
+                <w:szCs w:val="19"/>
+              </w:rPr>
+              <w:t xml:space="preserve">Haarojen yhdistäminen. Haaran muutosten yhdistäminen takaisin main-haaraan. Merge tehdään vasta kun muutos on testattu.</w:t>
+            </w:r>
+          </w:p>
+        </w:tc>
+      </w:tr>
+      <w:tr>
+        <w:tc>
+          <w:tcPr>
+            <w:tcW w:type="dxa" w:w="2120"/>
+            <w:shd w:fill="f1f8e9" w:val="clear"/>
+            <w:tcMar>
+              <w:top w:type="dxa" w:w="60"/>
+              <w:left w:type="dxa" w:w="100"/>
+              <w:bottom w:type="dxa" w:w="60"/>
+              <w:right w:type="dxa" w:w="100"/>
+            </w:tcMar>
+          </w:tcPr>
+          <w:p>
+            <w:pPr>
+              <w:spacing w:after="0"/>
+            </w:pPr>
+            <w:r>
+              <w:rPr>
+                <w:b/>
+                <w:bCs/>
+                <w:sz w:val="19"/>
+                <w:szCs w:val="19"/>
+              </w:rPr>
+              <w:t xml:space="preserve">pull request
+vko 43</w:t>
+            </w:r>
+          </w:p>
+        </w:tc>
+        <w:tc>
+          <w:tcPr>
+            <w:tcW w:type="dxa" w:w="7518"/>
+            <w:tcMar>
+              <w:top w:type="dxa" w:w="60"/>
+              <w:left w:type="dxa" w:w="100"/>
+              <w:bottom w:type="dxa" w:w="60"/>
+              <w:right w:type="dxa" w:w="100"/>
+            </w:tcMar>
+          </w:tcPr>
+          <w:p>
+            <w:pPr>
+              <w:spacing w:after="0"/>
+            </w:pPr>
+            <w:r>
+              <w:rPr>
+                <w:sz w:val="19"/>
+                <w:szCs w:val="19"/>
+              </w:rPr>
+              <w:t xml:space="preserve">Pyyntö yhdistää haara. GitHubin tapa tehdä merge: pyyntö yhdistää haara mainiin. Pyynnössä muutokset voi lukea läpi ja kommentoida ennen hyväksymistä.</w:t>
+            </w:r>
+          </w:p>
+        </w:tc>
+      </w:tr>
+      <w:tr>
+        <w:tc>
+          <w:tcPr>
+            <w:tcW w:type="dxa" w:w="2120"/>
+            <w:shd w:fill="f1f8e9" w:val="clear"/>
+            <w:tcMar>
+              <w:top w:type="dxa" w:w="60"/>
+              <w:left w:type="dxa" w:w="100"/>
+              <w:bottom w:type="dxa" w:w="60"/>
+              <w:right w:type="dxa" w:w="100"/>
+            </w:tcMar>
+          </w:tcPr>
+          <w:p>
+            <w:pPr>
+              <w:spacing w:after="0"/>
+            </w:pPr>
+            <w:r>
+              <w:rPr>
+                <w:b/>
+                <w:bCs/>
+                <w:sz w:val="19"/>
+                <w:szCs w:val="19"/>
+              </w:rPr>
+              <w:t xml:space="preserve">tagi
+vko 48</w:t>
+            </w:r>
+          </w:p>
+        </w:tc>
+        <w:tc>
+          <w:tcPr>
+            <w:tcW w:type="dxa" w:w="7518"/>
+            <w:tcMar>
+              <w:top w:type="dxa" w:w="60"/>
+              <w:left w:type="dxa" w:w="100"/>
+              <w:bottom w:type="dxa" w:w="60"/>
+              <w:right w:type="dxa" w:w="100"/>
+            </w:tcMar>
+          </w:tcPr>
+          <w:p>
+            <w:pPr>
+              <w:spacing w:after="0"/>
+            </w:pPr>
+            <w:r>
+              <w:rPr>
+                <w:sz w:val="19"/>
+                <w:szCs w:val="19"/>
+              </w:rPr>
+              <w:t xml:space="preserve">Version nimilappu. Gitin nimilappu, joka kiinnitetään yhteen committiin, esimerkiksi v1.0. Tagi kertoo, mikä versio julkaistiin.</w:t>
+            </w:r>
+          </w:p>
+        </w:tc>
+      </w:tr>
+      <w:tr>
+        <w:tc>
+          <w:tcPr>
+            <w:tcW w:type="dxa" w:w="2120"/>
+            <w:shd w:fill="f1f8e9" w:val="clear"/>
+            <w:tcMar>
+              <w:top w:type="dxa" w:w="60"/>
+              <w:left w:type="dxa" w:w="100"/>
+              <w:bottom w:type="dxa" w:w="60"/>
+              <w:right w:type="dxa" w:w="100"/>
+            </w:tcMar>
+          </w:tcPr>
+          <w:p>
+            <w:pPr>
+              <w:spacing w:after="0"/>
+            </w:pPr>
+            <w:r>
+              <w:rPr>
+                <w:b/>
+                <w:bCs/>
+                <w:sz w:val="19"/>
+                <w:szCs w:val="19"/>
+              </w:rPr>
+              <w:t xml:space="preserve">GitHub-release</w:t>
+            </w:r>
+          </w:p>
+        </w:tc>
+        <w:tc>
+          <w:tcPr>
+            <w:tcW w:type="dxa" w:w="7518"/>
+            <w:tcMar>
+              <w:top w:type="dxa" w:w="60"/>
+              <w:left w:type="dxa" w:w="100"/>
+              <w:bottom w:type="dxa" w:w="60"/>
+              <w:right w:type="dxa" w:w="100"/>
+            </w:tcMar>
+          </w:tcPr>
+          <w:p>
+            <w:pPr>
+              <w:spacing w:after="0"/>
+            </w:pPr>
+            <w:r>
+              <w:rPr>
+                <w:sz w:val="19"/>
+                <w:szCs w:val="19"/>
+              </w:rPr>
+              <w:t xml:space="preserve">Julkaistu versio. GitHubissa julkaistu versio, jonka kuka tahansa voi ladata. Tässä projektissa releaseen liitetään zip-paketit, asennusohje ja kuvat.</w:t>
+            </w:r>
+          </w:p>
+        </w:tc>
+      </w:tr>
+      <w:tr>
+        <w:tc>
+          <w:tcPr>
+            <w:tcW w:type="dxa" w:w="2120"/>
+            <w:shd w:fill="f1f8e9" w:val="clear"/>
+            <w:tcMar>
+              <w:top w:type="dxa" w:w="60"/>
+              <w:left w:type="dxa" w:w="100"/>
+              <w:bottom w:type="dxa" w:w="60"/>
+              <w:right w:type="dxa" w:w="100"/>
+            </w:tcMar>
+          </w:tcPr>
+          <w:p>
+            <w:pPr>
+              <w:spacing w:after="0"/>
+            </w:pPr>
+            <w:r>
+              <w:rPr>
+                <w:b/>
+                <w:bCs/>
+                <w:sz w:val="19"/>
+                <w:szCs w:val="19"/>
+              </w:rPr>
+              <w:t xml:space="preserve">P0</w:t>
+            </w:r>
+          </w:p>
+        </w:tc>
+        <w:tc>
+          <w:tcPr>
+            <w:tcW w:type="dxa" w:w="7518"/>
+            <w:tcMar>
+              <w:top w:type="dxa" w:w="60"/>
+              <w:left w:type="dxa" w:w="100"/>
+              <w:bottom w:type="dxa" w:w="60"/>
+              <w:right w:type="dxa" w:w="100"/>
+            </w:tcMar>
+          </w:tcPr>
+          <w:p>
+            <w:pPr>
+              <w:spacing w:after="0"/>
+            </w:pPr>
+            <w:r>
+              <w:rPr>
+                <w:sz w:val="19"/>
+                <w:szCs w:val="19"/>
+              </w:rPr>
+              <w:t xml:space="preserve">Pakollinen ydin. Sisältö, jonka on valmistuttava ennen mitään lisäsisältöä. Tämän projektin P0 on 8 tekstuuria, 2 mallia, omat nimet, 2 reseptiä, 1 funktio ja 1 saavutus.</w:t>
+            </w:r>
+          </w:p>
+        </w:tc>
+      </w:tr>
+      <w:tr>
+        <w:tc>
+          <w:tcPr>
+            <w:tcW w:type="dxa" w:w="2120"/>
+            <w:shd w:fill="f1f8e9" w:val="clear"/>
+            <w:tcMar>
+              <w:top w:type="dxa" w:w="60"/>
+              <w:left w:type="dxa" w:w="100"/>
+              <w:bottom w:type="dxa" w:w="60"/>
+              <w:right w:type="dxa" w:w="100"/>
+            </w:tcMar>
+          </w:tcPr>
+          <w:p>
+            <w:pPr>
+              <w:spacing w:after="0"/>
+            </w:pPr>
+            <w:r>
+              <w:rPr>
+                <w:b/>
+                <w:bCs/>
+                <w:sz w:val="19"/>
+                <w:szCs w:val="19"/>
+              </w:rPr>
+              <w:t xml:space="preserve">P1</w:t>
+            </w:r>
+          </w:p>
+        </w:tc>
+        <w:tc>
+          <w:tcPr>
+            <w:tcW w:type="dxa" w:w="7518"/>
+            <w:tcMar>
+              <w:top w:type="dxa" w:w="60"/>
+              <w:left w:type="dxa" w:w="100"/>
+              <w:bottom w:type="dxa" w:w="60"/>
+              <w:right w:type="dxa" w:w="100"/>
+            </w:tcMar>
+          </w:tcPr>
+          <w:p>
+            <w:pPr>
+              <w:spacing w:after="0"/>
+            </w:pPr>
+            <w:r>
+              <w:rPr>
+                <w:sz w:val="19"/>
+                <w:szCs w:val="19"/>
+              </w:rPr>
+              <w:t xml:space="preserve">Tärkeä jatkosisältö. Sisältö, joka tehdään vasta kun P0 toimii. P1 on tärkeää mutta ei estä julkaisua.</w:t>
+            </w:r>
+          </w:p>
+        </w:tc>
+      </w:tr>
+      <w:tr>
+        <w:tc>
+          <w:tcPr>
+            <w:tcW w:type="dxa" w:w="2120"/>
+            <w:shd w:fill="f1f8e9" w:val="clear"/>
+            <w:tcMar>
+              <w:top w:type="dxa" w:w="60"/>
+              <w:left w:type="dxa" w:w="100"/>
+              <w:bottom w:type="dxa" w:w="60"/>
+              <w:right w:type="dxa" w:w="100"/>
+            </w:tcMar>
+          </w:tcPr>
+          <w:p>
+            <w:pPr>
+              <w:spacing w:after="0"/>
+            </w:pPr>
+            <w:r>
+              <w:rPr>
+                <w:b/>
+                <w:bCs/>
+                <w:sz w:val="19"/>
+                <w:szCs w:val="19"/>
+              </w:rPr>
+              <w:t xml:space="preserve">P2</w:t>
+            </w:r>
+          </w:p>
+        </w:tc>
+        <w:tc>
+          <w:tcPr>
+            <w:tcW w:type="dxa" w:w="7518"/>
+            <w:tcMar>
+              <w:top w:type="dxa" w:w="60"/>
+              <w:left w:type="dxa" w:w="100"/>
+              <w:bottom w:type="dxa" w:w="60"/>
+              <w:right w:type="dxa" w:w="100"/>
+            </w:tcMar>
+          </w:tcPr>
+          <w:p>
+            <w:pPr>
+              <w:spacing w:after="0"/>
+            </w:pPr>
+            <w:r>
+              <w:rPr>
+                <w:sz w:val="19"/>
+                <w:szCs w:val="19"/>
+              </w:rPr>
+              <w:t xml:space="preserve">Valinnainen lisä. Sisältö, joka voidaan jättää kokonaan pois, jos aika loppuu. P2 ei vaikuta näytön läpimenoon.</w:t>
+            </w:r>
+          </w:p>
+        </w:tc>
+      </w:tr>
+      <w:tr>
+        <w:tc>
+          <w:tcPr>
+            <w:tcW w:type="dxa" w:w="2120"/>
+            <w:shd w:fill="f1f8e9" w:val="clear"/>
+            <w:tcMar>
+              <w:top w:type="dxa" w:w="60"/>
+              <w:left w:type="dxa" w:w="100"/>
+              <w:bottom w:type="dxa" w:w="60"/>
+              <w:right w:type="dxa" w:w="100"/>
+            </w:tcMar>
+          </w:tcPr>
+          <w:p>
+            <w:pPr>
+              <w:spacing w:after="0"/>
+            </w:pPr>
+            <w:r>
+              <w:rPr>
+                <w:b/>
+                <w:bCs/>
+                <w:sz w:val="19"/>
+                <w:szCs w:val="19"/>
+              </w:rPr>
+              <w:t xml:space="preserve">T01</w:t>
+            </w:r>
+          </w:p>
+        </w:tc>
+        <w:tc>
+          <w:tcPr>
+            <w:tcW w:type="dxa" w:w="7518"/>
+            <w:tcMar>
+              <w:top w:type="dxa" w:w="60"/>
+              <w:left w:type="dxa" w:w="100"/>
+              <w:bottom w:type="dxa" w:w="60"/>
+              <w:right w:type="dxa" w:w="100"/>
+            </w:tcMar>
+          </w:tcPr>
+          <w:p>
+            <w:pPr>
+              <w:spacing w:after="0"/>
+            </w:pPr>
+            <w:r>
+              <w:rPr>
+                <w:sz w:val="19"/>
+                <w:szCs w:val="19"/>
+              </w:rPr>
+              <w:t xml:space="preserve">Testitapauksen tunnus. T tarkoittaa testitapausta ja numero yksilöi sen: T01 on ensimmäinen testitapaus, T02 toinen. Viikon omat testit saavat viikon numeron eteensä, esimerkiksi T36-01. Odotettu tulos kirjataan ennen ajoa.</w:t>
+            </w:r>
+          </w:p>
+        </w:tc>
+      </w:tr>
+      <w:tr>
+        <w:tc>
+          <w:tcPr>
+            <w:tcW w:type="dxa" w:w="2120"/>
+            <w:shd w:fill="f1f8e9" w:val="clear"/>
+            <w:tcMar>
+              <w:top w:type="dxa" w:w="60"/>
+              <w:left w:type="dxa" w:w="100"/>
+              <w:bottom w:type="dxa" w:w="60"/>
+              <w:right w:type="dxa" w:w="100"/>
+            </w:tcMar>
+          </w:tcPr>
+          <w:p>
+            <w:pPr>
+              <w:spacing w:after="0"/>
+            </w:pPr>
+            <w:r>
+              <w:rPr>
+                <w:b/>
+                <w:bCs/>
+                <w:sz w:val="19"/>
+                <w:szCs w:val="19"/>
+              </w:rPr>
+              <w:t xml:space="preserve">RC
+vko 47</w:t>
+            </w:r>
+          </w:p>
+        </w:tc>
+        <w:tc>
+          <w:tcPr>
+            <w:tcW w:type="dxa" w:w="7518"/>
+            <w:tcMar>
+              <w:top w:type="dxa" w:w="60"/>
+              <w:left w:type="dxa" w:w="100"/>
+              <w:bottom w:type="dxa" w:w="60"/>
+              <w:right w:type="dxa" w:w="100"/>
+            </w:tcMar>
+          </w:tcPr>
+          <w:p>
+            <w:pPr>
+              <w:spacing w:after="0"/>
+            </w:pPr>
+            <w:r>
+              <w:rPr>
+                <w:sz w:val="19"/>
+                <w:szCs w:val="19"/>
+              </w:rPr>
+              <w:t xml:space="preserve">Release candidate, julkaisuehdokas. Lähes valmis versio, jota testataan sellaisena kuin se aiotaan julkaista. RC1 on ensimmäinen julkaisuehdokas; uutta sisältöä ei enää lisätä.</w:t>
+            </w:r>
+          </w:p>
+        </w:tc>
+      </w:tr>
+      <w:tr>
+        <w:tc>
+          <w:tcPr>
+            <w:tcW w:type="dxa" w:w="2120"/>
+            <w:shd w:fill="f1f8e9" w:val="clear"/>
+            <w:tcMar>
+              <w:top w:type="dxa" w:w="60"/>
+              <w:left w:type="dxa" w:w="100"/>
+              <w:bottom w:type="dxa" w:w="60"/>
+              <w:right w:type="dxa" w:w="100"/>
+            </w:tcMar>
+          </w:tcPr>
+          <w:p>
+            <w:pPr>
+              <w:spacing w:after="0"/>
+            </w:pPr>
+            <w:r>
+              <w:rPr>
+                <w:b/>
+                <w:bCs/>
+                <w:sz w:val="19"/>
+                <w:szCs w:val="19"/>
+              </w:rPr>
+              <w:t xml:space="preserve">backlog
+vko 35</w:t>
+            </w:r>
+          </w:p>
+        </w:tc>
+        <w:tc>
+          <w:tcPr>
+            <w:tcW w:type="dxa" w:w="7518"/>
+            <w:tcMar>
+              <w:top w:type="dxa" w:w="60"/>
+              <w:left w:type="dxa" w:w="100"/>
+              <w:bottom w:type="dxa" w:w="60"/>
+              <w:right w:type="dxa" w:w="100"/>
+            </w:tcMar>
+          </w:tcPr>
+          <w:p>
+            <w:pPr>
+              <w:spacing w:after="0"/>
+            </w:pPr>
+            <w:r>
+              <w:rPr>
+                <w:sz w:val="19"/>
+                <w:szCs w:val="19"/>
+              </w:rPr>
+              <w:t xml:space="preserve">Priorisoitu tehtävälista. Lista kaikista tekemättömistä tehtävistä tärkeysjärjestyksessä. Jokaisella rivillä on prioriteetti (P0, P1 tai P2), työmääräarvio ja valmis kun -ehto.</w:t>
+            </w:r>
+          </w:p>
+        </w:tc>
+      </w:tr>
+      <w:tr>
+        <w:tc>
+          <w:tcPr>
+            <w:tcW w:type="dxa" w:w="2120"/>
+            <w:shd w:fill="f1f8e9" w:val="clear"/>
+            <w:tcMar>
+              <w:top w:type="dxa" w:w="60"/>
+              <w:left w:type="dxa" w:w="100"/>
+              <w:bottom w:type="dxa" w:w="60"/>
+              <w:right w:type="dxa" w:w="100"/>
+            </w:tcMar>
+          </w:tcPr>
+          <w:p>
+            <w:pPr>
+              <w:spacing w:after="0"/>
+            </w:pPr>
+            <w:r>
+              <w:rPr>
+                <w:b/>
+                <w:bCs/>
+                <w:sz w:val="19"/>
+                <w:szCs w:val="19"/>
+              </w:rPr>
+              <w:t xml:space="preserve">moodboard
+vko 35</w:t>
+            </w:r>
+          </w:p>
+        </w:tc>
+        <w:tc>
+          <w:tcPr>
+            <w:tcW w:type="dxa" w:w="7518"/>
+            <w:tcMar>
+              <w:top w:type="dxa" w:w="60"/>
+              <w:left w:type="dxa" w:w="100"/>
+              <w:bottom w:type="dxa" w:w="60"/>
+              <w:right w:type="dxa" w:w="100"/>
+            </w:tcMar>
+          </w:tcPr>
+          <w:p>
+            <w:pPr>
+              <w:spacing w:after="0"/>
+            </w:pPr>
+            <w:r>
+              <w:rPr>
+                <w:sz w:val="19"/>
+                <w:szCs w:val="19"/>
+              </w:rPr>
+              <w:t xml:space="preserve">Ilmeen kuvakollaasi. Kooste väripaletista ja referenssikuvista, joka lukitsee paketin ilmeen ennen pikselityötä. Moodboardiin palataan aina, kun mietit sopiiko uusi asset teemaan.</w:t>
+            </w:r>
+          </w:p>
+        </w:tc>
+      </w:tr>
+      <w:tr>
+        <w:tc>
+          <w:tcPr>
+            <w:tcW w:type="dxa" w:w="2120"/>
+            <w:shd w:fill="f1f8e9" w:val="clear"/>
+            <w:tcMar>
+              <w:top w:type="dxa" w:w="60"/>
+              <w:left w:type="dxa" w:w="100"/>
+              <w:bottom w:type="dxa" w:w="60"/>
+              <w:right w:type="dxa" w:w="100"/>
+            </w:tcMar>
+          </w:tcPr>
+          <w:p>
+            <w:pPr>
+              <w:spacing w:after="0"/>
+            </w:pPr>
+            <w:r>
+              <w:rPr>
+                <w:b/>
+                <w:bCs/>
+                <w:sz w:val="19"/>
+                <w:szCs w:val="19"/>
+              </w:rPr>
+              <w:t xml:space="preserve">CC</w:t>
+            </w:r>
+          </w:p>
+        </w:tc>
+        <w:tc>
+          <w:tcPr>
+            <w:tcW w:type="dxa" w:w="7518"/>
+            <w:tcMar>
+              <w:top w:type="dxa" w:w="60"/>
+              <w:left w:type="dxa" w:w="100"/>
+              <w:bottom w:type="dxa" w:w="60"/>
+              <w:right w:type="dxa" w:w="100"/>
+            </w:tcMar>
+          </w:tcPr>
+          <w:p>
+            <w:pPr>
+              <w:spacing w:after="0"/>
+            </w:pPr>
+            <w:r>
+              <w:rPr>
+                <w:sz w:val="19"/>
+                <w:szCs w:val="19"/>
+              </w:rPr>
+              <w:t xml:space="preserve">Creative Commons. Lisenssiperhe kuville, äänille ja muulle sisällölle. CC BY vaatii tekijän mainitsemisen, CC BY-SA lisäksi saman lisenssin muokkauksiin, CC0 luovuttaa työn vapaaseen käyttöön.</w:t>
+            </w:r>
+          </w:p>
+        </w:tc>
+      </w:tr>
+      <w:tr>
+        <w:tc>
+          <w:tcPr>
+            <w:tcW w:type="dxa" w:w="2120"/>
+            <w:shd w:fill="f1f8e9" w:val="clear"/>
+            <w:tcMar>
+              <w:top w:type="dxa" w:w="60"/>
+              <w:left w:type="dxa" w:w="100"/>
+              <w:bottom w:type="dxa" w:w="60"/>
+              <w:right w:type="dxa" w:w="100"/>
+            </w:tcMar>
+          </w:tcPr>
+          <w:p>
+            <w:pPr>
+              <w:spacing w:after="0"/>
+            </w:pPr>
+            <w:r>
+              <w:rPr>
+                <w:b/>
+                <w:bCs/>
+                <w:sz w:val="19"/>
+                <w:szCs w:val="19"/>
+              </w:rPr>
+              <w:t xml:space="preserve">MIT</w:t>
+            </w:r>
+          </w:p>
+        </w:tc>
+        <w:tc>
+          <w:tcPr>
+            <w:tcW w:type="dxa" w:w="7518"/>
+            <w:tcMar>
+              <w:top w:type="dxa" w:w="60"/>
+              <w:left w:type="dxa" w:w="100"/>
+              <w:bottom w:type="dxa" w:w="60"/>
+              <w:right w:type="dxa" w:w="100"/>
+            </w:tcMar>
+          </w:tcPr>
+          <w:p>
+            <w:pPr>
+              <w:spacing w:after="0"/>
+            </w:pPr>
+            <w:r>
+              <w:rPr>
+                <w:sz w:val="19"/>
+                <w:szCs w:val="19"/>
+              </w:rPr>
+              <w:t xml:space="preserve">MIT-lisenssi. Yleinen ja salliva ohjelmistolisenssi. Sopii datapaketin skripteille: muut saavat käyttää ja muokata koodia, kunhan lisenssiteksti pysyy mukana.</w:t>
+            </w:r>
+          </w:p>
+        </w:tc>
+      </w:tr>
+    </w:tbl>
+    <w:p>
+      <w:r>
+        <w:br w:type="page"/>
+      </w:r>
+    </w:p>
+    <w:p>
+      <w:pPr>
+        <w:pStyle w:val="Heading1"/>
+        <w:spacing w:before="320" w:after="160"/>
       </w:pPr>
       <w:r>
         <w:rPr>
@@ -3392,145 +4800,26 @@
           <w:bCs/>
           <w:color w:val="1b5e20"/>
         </w:rPr>
-        <w:t xml:space="preserve">Ohjelmointi</w:t>
-      </w:r>
-    </w:p>
-    <w:p>
-      <w:pPr>
-        <w:spacing w:after="60" w:before="0"/>
-      </w:pPr>
-      <w:r>
-        <w:rPr>
-          <w:sz w:val="19"/>
-          <w:szCs w:val="19"/>
-        </w:rPr>
-        <w:t xml:space="preserve">☐  Kehitysympäristö – Blockbench- ja editorikuva, peliin ladattu paketti ja repository.</w:t>
-      </w:r>
-    </w:p>
-    <w:p>
-      <w:pPr>
-        <w:spacing w:after="60" w:before="0"/>
-      </w:pPr>
-      <w:r>
-        <w:rPr>
-          <w:sz w:val="19"/>
-          <w:szCs w:val="19"/>
-        </w:rPr>
-        <w:t xml:space="preserve">☐  Virheenkorjaus – Kolme täydellistä ketjua aidoista havainnoista tai opettajan merkitsemistä vikatehtävistä.</w:t>
-      </w:r>
-    </w:p>
-    <w:p>
-      <w:pPr>
-        <w:spacing w:after="60" w:before="0"/>
-      </w:pPr>
-      <w:r>
-        <w:rPr>
-          <w:sz w:val="19"/>
-          <w:szCs w:val="19"/>
-        </w:rPr>
-        <w:t xml:space="preserve">☐  Toimintojen testaus – 12 testiä odotettuine ja toteutuneine tuloksineen.</w:t>
-      </w:r>
-    </w:p>
-    <w:p>
-      <w:pPr>
-        <w:spacing w:after="60" w:before="0"/>
-      </w:pPr>
-      <w:r>
-        <w:rPr>
-          <w:sz w:val="19"/>
-          <w:szCs w:val="19"/>
-        </w:rPr>
-        <w:t xml:space="preserve">☐  Rakenteinen ohjelmointi – Datapaketin funktiot ja reseptit jaettu selkeisiin vastuisiin omassa nimiavaruudessa.</w:t>
-      </w:r>
-    </w:p>
-    <w:p>
-      <w:pPr>
-        <w:spacing w:after="60" w:before="0"/>
-      </w:pPr>
-      <w:r>
-        <w:rPr>
-          <w:sz w:val="19"/>
-          <w:szCs w:val="19"/>
-        </w:rPr>
-        <w:t xml:space="preserve">☐  Ylläpidettävä koodi – Selkeät tiedostonimet, siisti JSON ja siivouscommit.</w:t>
-      </w:r>
-    </w:p>
-    <w:p>
-      <w:pPr>
-        <w:spacing w:after="60" w:before="0"/>
-      </w:pPr>
-      <w:r>
-        <w:rPr>
-          <w:sz w:val="19"/>
-          <w:szCs w:val="19"/>
-        </w:rPr>
-        <w:t xml:space="preserve">☐  Käyttöliittymä – Pelinäkymän luettavuus: tekstuurien ja nimien ennen/jälkeen-kuvat.</w:t>
-      </w:r>
-    </w:p>
-    <w:p>
-      <w:pPr>
-        <w:spacing w:after="60" w:before="0"/>
-      </w:pPr>
-      <w:r>
-        <w:rPr>
-          <w:sz w:val="19"/>
-          <w:szCs w:val="19"/>
-        </w:rPr>
-        <w:t xml:space="preserve">☐  Toimintojen toteutus – Asset-tehtävät, valmis kun -ehdot, issuet ja commitit.</w:t>
-      </w:r>
-    </w:p>
-    <w:p>
-      <w:pPr>
-        <w:spacing w:after="60" w:before="0"/>
-      </w:pPr>
-      <w:r>
-        <w:rPr>
-          <w:sz w:val="19"/>
-          <w:szCs w:val="19"/>
-        </w:rPr>
-        <w:t xml:space="preserve">☐  Tehtävistä sopiminen – Tehtävälista ja kokousmuistio.</w:t>
-      </w:r>
-    </w:p>
-    <w:p>
-      <w:pPr>
-        <w:spacing w:after="60" w:before="0"/>
-      </w:pPr>
-      <w:r>
-        <w:rPr>
-          <w:sz w:val="19"/>
-          <w:szCs w:val="19"/>
-        </w:rPr>
-        <w:t xml:space="preserve">☐  Ratkaisuvaihtoehdot – Kahden toteutustavan vertailu (vko 39) ja päätös.</w:t>
-      </w:r>
-    </w:p>
-    <w:p>
-      <w:pPr>
-        <w:spacing w:after="60" w:before="0"/>
-      </w:pPr>
-      <w:r>
-        <w:rPr>
-          <w:sz w:val="19"/>
-          <w:szCs w:val="19"/>
-        </w:rPr>
-        <w:t xml:space="preserve">☐  Ratkaisujen arviointi – Paketti- tai versiokatselmoinnin loki.</w:t>
-      </w:r>
-    </w:p>
-    <w:p>
-      <w:pPr>
-        <w:spacing w:after="60" w:before="0"/>
-      </w:pPr>
-      <w:r>
-        <w:rPr>
-          <w:sz w:val="19"/>
-          <w:szCs w:val="19"/>
-        </w:rPr>
-        <w:t xml:space="preserve">☐  Oma toiminta tiimissä – Itsearviointi ja seuraava kehitysaskel.</w:t>
+        <w:t xml:space="preserve">Näyttömatriisi – 32 osaamisvaatimusta</w:t>
+      </w:r>
+    </w:p>
+    <w:p>
+      <w:pPr>
+        <w:spacing w:after="120" w:before="0"/>
+      </w:pPr>
+      <w:r>
+        <w:rPr>
+          <w:color w:val="555555"/>
+          <w:sz w:val="21"/>
+          <w:szCs w:val="21"/>
+        </w:rPr>
+        <w:t xml:space="preserve">Rasti vasta, kun vaatimukselle on täsmällinen työnäyte: linkki, commit, kuva, testirivi tai muistio. Sama työnäyte voi kelvata useaan kohtaan.</w:t>
       </w:r>
     </w:p>
     <w:p>
       <w:pPr>
         <w:pStyle w:val="Heading2"/>
-        <w:spacing w:after="120" w:before="260"/>
+        <w:spacing w:before="260" w:after="120"/>
       </w:pPr>
       <w:r>
         <w:rPr>
@@ -3538,6 +4827,152 @@
           <w:bCs/>
           <w:color w:val="1b5e20"/>
         </w:rPr>
+        <w:t xml:space="preserve">Ohjelmointi</w:t>
+      </w:r>
+    </w:p>
+    <w:p>
+      <w:pPr>
+        <w:spacing w:after="60" w:before="0"/>
+      </w:pPr>
+      <w:r>
+        <w:rPr>
+          <w:sz w:val="19"/>
+          <w:szCs w:val="19"/>
+        </w:rPr>
+        <w:t xml:space="preserve">☐  Kehitysympäristö – Blockbench- ja editorikuva, peliin ladattu paketti ja repository.</w:t>
+      </w:r>
+    </w:p>
+    <w:p>
+      <w:pPr>
+        <w:spacing w:after="60" w:before="0"/>
+      </w:pPr>
+      <w:r>
+        <w:rPr>
+          <w:sz w:val="19"/>
+          <w:szCs w:val="19"/>
+        </w:rPr>
+        <w:t xml:space="preserve">☐  Virheenkorjaus – Kolme täydellistä ketjua aidoista havainnoista tai opettajan merkitsemistä vikatehtävistä.</w:t>
+      </w:r>
+    </w:p>
+    <w:p>
+      <w:pPr>
+        <w:spacing w:after="60" w:before="0"/>
+      </w:pPr>
+      <w:r>
+        <w:rPr>
+          <w:sz w:val="19"/>
+          <w:szCs w:val="19"/>
+        </w:rPr>
+        <w:t xml:space="preserve">☐  Toimintojen testaus – 12 testiä odotettuine ja toteutuneine tuloksineen.</w:t>
+      </w:r>
+    </w:p>
+    <w:p>
+      <w:pPr>
+        <w:spacing w:after="60" w:before="0"/>
+      </w:pPr>
+      <w:r>
+        <w:rPr>
+          <w:sz w:val="19"/>
+          <w:szCs w:val="19"/>
+        </w:rPr>
+        <w:t xml:space="preserve">☐  Rakenteinen ohjelmointi – Datapaketin funktiot ja reseptit jaettu selkeisiin vastuisiin omassa nimiavaruudessa.</w:t>
+      </w:r>
+    </w:p>
+    <w:p>
+      <w:pPr>
+        <w:spacing w:after="60" w:before="0"/>
+      </w:pPr>
+      <w:r>
+        <w:rPr>
+          <w:sz w:val="19"/>
+          <w:szCs w:val="19"/>
+        </w:rPr>
+        <w:t xml:space="preserve">☐  Ylläpidettävä koodi – Selkeät tiedostonimet, siisti JSON ja siivouscommit.</w:t>
+      </w:r>
+    </w:p>
+    <w:p>
+      <w:pPr>
+        <w:spacing w:after="60" w:before="0"/>
+      </w:pPr>
+      <w:r>
+        <w:rPr>
+          <w:sz w:val="19"/>
+          <w:szCs w:val="19"/>
+        </w:rPr>
+        <w:t xml:space="preserve">☐  Käyttöliittymä – Pelinäkymän luettavuus: tekstuurien ja nimien ennen/jälkeen-kuvat.</w:t>
+      </w:r>
+    </w:p>
+    <w:p>
+      <w:pPr>
+        <w:spacing w:after="60" w:before="0"/>
+      </w:pPr>
+      <w:r>
+        <w:rPr>
+          <w:sz w:val="19"/>
+          <w:szCs w:val="19"/>
+        </w:rPr>
+        <w:t xml:space="preserve">☐  Toimintojen toteutus – Asset-tehtävät, valmis kun -ehdot, issuet ja commitit.</w:t>
+      </w:r>
+    </w:p>
+    <w:p>
+      <w:pPr>
+        <w:spacing w:after="60" w:before="0"/>
+      </w:pPr>
+      <w:r>
+        <w:rPr>
+          <w:sz w:val="19"/>
+          <w:szCs w:val="19"/>
+        </w:rPr>
+        <w:t xml:space="preserve">☐  Tehtävistä sopiminen – Tehtävälista ja kokousmuistio.</w:t>
+      </w:r>
+    </w:p>
+    <w:p>
+      <w:pPr>
+        <w:spacing w:after="60" w:before="0"/>
+      </w:pPr>
+      <w:r>
+        <w:rPr>
+          <w:sz w:val="19"/>
+          <w:szCs w:val="19"/>
+        </w:rPr>
+        <w:t xml:space="preserve">☐  Ratkaisuvaihtoehdot – Kahden toteutustavan vertailu (vko 39) ja päätös.</w:t>
+      </w:r>
+    </w:p>
+    <w:p>
+      <w:pPr>
+        <w:spacing w:after="60" w:before="0"/>
+      </w:pPr>
+      <w:r>
+        <w:rPr>
+          <w:sz w:val="19"/>
+          <w:szCs w:val="19"/>
+        </w:rPr>
+        <w:t xml:space="preserve">☐  Ratkaisujen arviointi – Paketti- tai versiokatselmoinnin loki.</w:t>
+      </w:r>
+    </w:p>
+    <w:p>
+      <w:pPr>
+        <w:spacing w:after="60" w:before="0"/>
+      </w:pPr>
+      <w:r>
+        <w:rPr>
+          <w:sz w:val="19"/>
+          <w:szCs w:val="19"/>
+        </w:rPr>
+        <w:t xml:space="preserve">☐  Oma toiminta tiimissä – Itsearviointi ja seuraava kehitysaskel.</w:t>
+      </w:r>
+    </w:p>
+    <w:p>
+      <w:pPr>
+        <w:pStyle w:val="Heading2"/>
+        <w:spacing w:before="260" w:after="120"/>
+      </w:pPr>
+      <w:r>
+        <w:rPr>
+          <w:b/>
+          <w:bCs/>
+          <w:color w:val="1b5e20"/>
+        </w:rPr>
         <w:t xml:space="preserve">Ohjelmistokehittäjänä toimiminen</w:t>
       </w:r>
     </w:p>
@@ -3712,7 +5147,7 @@
     <w:p>
       <w:pPr>
         <w:pStyle w:val="Heading2"/>
-        <w:spacing w:after="120" w:before="260"/>
+        <w:spacing w:before="260" w:after="120"/>
       </w:pPr>
       <w:r>
         <w:rPr>
@@ -3834,43 +5269,6 @@
 
 <file path=word/comments.xml><?xml version="1.0" encoding="utf-8"?>
 <w:comments xmlns:cx="http://schemas.microsoft.com/office/drawing/2014/chartex" xmlns:cx1="http://schemas.microsoft.com/office/drawing/2015/9/8/chartex" xmlns:cx2="http://schemas.microsoft.com/office/drawing/2015/10/21/chartex" xmlns:cx3="http://schemas.microsoft.com/office/drawing/2016/5/9/chartex" xmlns:cx4="http://schemas.microsoft.com/office/drawing/2016/5/10/chartex" xmlns:cx5="http://schemas.microsoft.com/office/drawing/2016/5/11/chartex" xmlns:cx6="http://schemas.microsoft.com/office/drawing/2016/5/12/chartex" xmlns:cx7="http://schemas.microsoft.com/office/drawing/2016/5/13/chartex" xmlns:cx8="http://schemas.microsoft.com/office/drawing/2016/5/14/chartex" xmlns:mc="http://schemas.openxmlformats.org/markup-compatibility/2006" xmlns:aink="http://schemas.microsoft.com/office/drawing/2016/ink" xmlns:am3d="http://schemas.microsoft.com/office/drawing/2017/model3d" xmlns:o="urn:schemas-microsoft-com:office:office" xmlns:r="http://schemas.openxmlformats.org/officeDocument/2006/relationships" xmlns:m="http://schemas.openxmlformats.org/officeDocument/2006/math" xmlns:v="urn:schemas-microsoft-com:vml" xmlns:wp14="http://schemas.microsoft.com/office/word/2010/wordprocessingDrawing" xmlns:wp="http://schemas.openxmlformats.org/drawingml/2006/wordprocessingDrawing" xmlns:w10="urn:schemas-microsoft-com:office:word" xmlns:w="http://schemas.openxmlformats.org/wordprocessingml/2006/main" xmlns:w14="http://schemas.microsoft.com/office/word/2010/wordml" xmlns:w15="http://schemas.microsoft.com/office/word/2012/wordml" xmlns:w16cex="http://schemas.microsoft.com/office/word/2018/wordml/cex" xmlns:w16cid="http://schemas.microsoft.com/office/word/2016/wordml/cid" xmlns:w16="http://schemas.microsoft.com/office/word/2018/wordml" xmlns:w16sdtdh="http://schemas.microsoft.com/office/word/2020/wordml/sdtdatahash" xmlns:w16se="http://schemas.microsoft.com/office/word/2015/wordml/symex" xmlns:wpg="http://schemas.microsoft.com/office/word/2010/wordprocessingGroup" xmlns:wpi="http://schemas.microsoft.com/office/word/2010/wordprocessingInk" xmlns:wne="http://schemas.microsoft.com/office/word/2006/wordml" xmlns:wps="http://schemas.microsoft.com/office/word/2010/wordprocessingShape"/>
-</file>
-
-<file path=word/endnotes.xml><?xml version="1.0" encoding="utf-8"?>
-<w:endnotes xmlns:wpc="http://schemas.microsoft.com/office/word/2010/wordprocessingCanvas" xmlns:mc="http://schemas.openxmlformats.org/markup-compatibility/2006" xmlns:o="urn:schemas-microsoft-com:office:office" xmlns:r="http://schemas.openxmlformats.org/officeDocument/2006/relationships" xmlns:m="http://schemas.openxmlformats.org/officeDocument/2006/math" xmlns:v="urn:schemas-microsoft-com:vml" xmlns:wp14="http://schemas.microsoft.com/office/word/2010/wordprocessingDrawing" xmlns:wp="http://schemas.openxmlformats.org/drawingml/2006/wordprocessingDrawing" xmlns:w10="urn:schemas-microsoft-com:office:word" xmlns:w="http://schemas.openxmlformats.org/wordprocessingml/2006/main" xmlns:w14="http://schemas.microsoft.com/office/word/2010/wordml" xmlns:w15="http://schemas.microsoft.com/office/word/2012/wordml" xmlns:wpg="http://schemas.microsoft.com/office/word/2010/wordprocessingGroup" xmlns:wpi="http://schemas.microsoft.com/office/word/2010/wordprocessingInk" xmlns:wne="http://schemas.microsoft.com/office/word/2006/wordml" xmlns:wps="http://schemas.microsoft.com/office/word/2010/wordprocessingShape" mc:Ignorable="w14 w15 wp14">
-  <w:endnote w:type="separator" w:id="-1">
-    <w:p>
-      <w:pPr>
-        <w:spacing w:after="0" w:line="240" w:lineRule="auto"/>
-      </w:pPr>
-      <w:r>
-        <w:rPr>
-          <w:rStyle w:val="EndnoteReference"/>
-        </w:rPr>
-        <w:endnoteRef/>
-      </w:r>
-      <w:r>
-        <w:separator/>
-      </w:r>
-    </w:p>
-  </w:endnote>
-  <w:endnote w:type="continuationSeparator" w:id="0">
-    <w:p>
-      <w:pPr>
-        <w:spacing w:after="0" w:line="240" w:lineRule="auto"/>
-      </w:pPr>
-      <w:r>
-        <w:rPr>
-          <w:rStyle w:val="EndnoteReference"/>
-        </w:rPr>
-        <w:endnoteRef/>
-      </w:r>
-      <w:r>
-        <w:continuationSeparator/>
-      </w:r>
-    </w:p>
-  </w:endnote>
-</w:endnotes>
 </file>
 
 <file path=word/footnotes.xml><?xml version="1.0" encoding="utf-8"?>
@@ -4010,9 +5408,9 @@
   <w:docDefaults>
     <w:rPrDefault>
       <w:rPr>
-        <w:rFonts w:ascii="Calibri" w:cs="Calibri" w:eastAsia="Calibri" w:hAnsi="Calibri"/>
         <w:sz w:val="21"/>
         <w:szCs w:val="21"/>
+        <w:rFonts w:ascii="Calibri" w:cs="Calibri" w:eastAsia="Calibri" w:hAnsi="Calibri"/>
       </w:rPr>
     </w:rPrDefault>
     <w:pPrDefault/>
@@ -4110,8 +5508,8 @@
     <w:uiPriority w:val="99"/>
     <w:unhideWhenUsed/>
     <w:rPr>
+      <w:u w:val="single"/>
       <w:color w:val="0563C1"/>
-      <w:u w:val="single"/>
     </w:rPr>
   </w:style>
   <w:style w:type="character" w:styleId="FootnoteReference">
@@ -4151,42 +5549,5 @@
       <w:szCs w:val="20"/>
     </w:rPr>
   </w:style>
-  <w:style w:type="character" w:styleId="EndnoteReference">
-    <w:name w:val="endnote reference"/>
-    <w:basedOn w:val="DefaultParagraphFont"/>
-    <w:uiPriority w:val="99"/>
-    <w:semiHidden/>
-    <w:unhideWhenUsed/>
-    <w:rPr>
-      <w:vertAlign w:val="superscript"/>
-    </w:rPr>
-  </w:style>
-  <w:style w:type="paragraph" w:styleId="EndnoteText">
-    <w:name w:val="endnote text"/>
-    <w:basedOn w:val="Normal"/>
-    <w:link w:val="EndnoteTextChar"/>
-    <w:uiPriority w:val="99"/>
-    <w:semiHidden/>
-    <w:unhideWhenUsed/>
-    <w:pPr>
-      <w:spacing w:after="0" w:line="240" w:lineRule="auto"/>
-    </w:pPr>
-    <w:rPr>
-      <w:sz w:val="20"/>
-      <w:szCs w:val="20"/>
-    </w:rPr>
-  </w:style>
-  <w:style w:type="character" w:styleId="EndnoteTextChar">
-    <w:name w:val="Endnote Text Char"/>
-    <w:basedOn w:val="DefaultParagraphFont"/>
-    <w:link w:val="EndnoteText"/>
-    <w:uiPriority w:val="99"/>
-    <w:semiHidden/>
-    <w:unhideWhenUsed/>
-    <w:rPr>
-      <w:sz w:val="20"/>
-      <w:szCs w:val="20"/>
-    </w:rPr>
-  </w:style>
 </w:styles>
 </file>
--- a/downloads/bittibiomi-tyopaketti.docx
+++ b/downloads/bittibiomi-tyopaketti.docx
@@ -4,7 +4,7 @@
   <w:body>
     <w:p>
       <w:pPr>
-        <w:spacing w:before="2400" w:after="200"/>
+        <w:spacing w:after="200" w:before="2400"/>
         <w:jc w:val="center"/>
       </w:pPr>
       <w:r>
@@ -96,7 +96,7 @@
     <w:p>
       <w:pPr>
         <w:pStyle w:val="Heading1"/>
-        <w:spacing w:before="320" w:after="160"/>
+        <w:spacing w:after="160" w:before="320"/>
       </w:pPr>
       <w:r>
         <w:rPr>
@@ -1792,7 +1792,7 @@
     <w:p>
       <w:pPr>
         <w:pStyle w:val="Heading1"/>
-        <w:spacing w:before="320" w:after="160"/>
+        <w:spacing w:after="160" w:before="320"/>
       </w:pPr>
       <w:r>
         <w:rPr>
@@ -1806,7 +1806,7 @@
     <w:p>
       <w:pPr>
         <w:pStyle w:val="Heading2"/>
-        <w:spacing w:before="260" w:after="120"/>
+        <w:spacing w:after="120" w:before="260"/>
       </w:pPr>
       <w:r>
         <w:rPr>
@@ -1834,38 +1834,563 @@
     </w:p>
     <w:p>
       <w:pPr>
-        <w:spacing w:after="80" w:before="0"/>
-      </w:pPr>
-      <w:r>
-        <w:rPr>
+        <w:spacing w:after="60" w:before="120"/>
+      </w:pPr>
+      <w:r>
+        <w:rPr>
+          <w:b/>
+          <w:bCs/>
           <w:sz w:val="21"/>
           <w:szCs w:val="21"/>
         </w:rPr>
-        <w:t xml:space="preserve">☐  Lue toimeksianto, laadi vähintään 8 kysymystä ja pidä aloituskeskustelu. Tutki lisäksi kaksi jo julkaistua teemapakettia ja kirjaa, mitä ne tekevät ja mitä sinun pakettisi tekee toisin.</w:t>
+        <w:t xml:space="preserve">Tehtävä 1 / 5 · Lue toimeksianto ja kirjoita kuusi kysymystä ohjaajalle.</w:t>
+      </w:r>
+    </w:p>
+    <w:p>
+      <w:pPr>
+        <w:spacing w:after="40" w:before="0"/>
+        <w:ind w:left="360"/>
+      </w:pPr>
+      <w:r>
+        <w:rPr>
+          <w:sz w:val="19"/>
+          <w:szCs w:val="19"/>
+        </w:rPr>
+        <w:t xml:space="preserve">☐  1. Avaa sivun Toimeksianto-näkymä ja lue teksti kerran alusta loppuun.</w:t>
+      </w:r>
+    </w:p>
+    <w:p>
+      <w:pPr>
+        <w:spacing w:after="40" w:before="0"/>
+        <w:ind w:left="360"/>
+      </w:pPr>
+      <w:r>
+        <w:rPr>
+          <w:sz w:val="19"/>
+          <w:szCs w:val="19"/>
+        </w:rPr>
+        <w:t xml:space="preserve">☐  2. Kirjoita muistiin jokainen asia, joka paketissa on pakko olla, esimerkiksi omat tekstuurit, 3D-malli ja omat nimet.</w:t>
+      </w:r>
+    </w:p>
+    <w:p>
+      <w:pPr>
+        <w:spacing w:after="40" w:before="0"/>
+        <w:ind w:left="360"/>
+      </w:pPr>
+      <w:r>
+        <w:rPr>
+          <w:sz w:val="19"/>
+          <w:szCs w:val="19"/>
+        </w:rPr>
+        <w:t xml:space="preserve">☐  3. Kirjoita muistiin asiat, joita teksti ei kerro. Esimerkiksi: mille Minecraft-versiolle paketti tehdään?</w:t>
+      </w:r>
+    </w:p>
+    <w:p>
+      <w:pPr>
+        <w:spacing w:after="40" w:before="0"/>
+        <w:ind w:left="360"/>
+      </w:pPr>
+      <w:r>
+        <w:rPr>
+          <w:sz w:val="19"/>
+          <w:szCs w:val="19"/>
+        </w:rPr>
+        <w:t xml:space="preserve">☐  4. Kirjoita kuusi kysymystä ohjaajalle. Jokaisen vastauksen pitää auttaa sinua päättämään jotain paketista.</w:t>
+      </w:r>
+    </w:p>
+    <w:p>
+      <w:pPr>
+        <w:spacing w:after="40" w:before="0"/>
+        <w:ind w:left="360"/>
+      </w:pPr>
+      <w:r>
+        <w:rPr>
+          <w:sz w:val="19"/>
+          <w:szCs w:val="19"/>
+        </w:rPr>
+        <w:t xml:space="preserve">☐  5. Kirjoita jokaisen kysymyksen perään, mitä päätät vastauksen perusteella.</w:t>
+      </w:r>
+    </w:p>
+    <w:p>
+      <w:pPr>
+        <w:spacing w:after="40" w:before="0"/>
+        <w:ind w:left="360"/>
+      </w:pPr>
+      <w:r>
+        <w:rPr>
+          <w:color w:val="1b5e20"/>
+          <w:sz w:val="19"/>
+          <w:szCs w:val="19"/>
+        </w:rPr>
+        <w:t xml:space="preserve">Valmis kun: Sinulla on kuusi erilaista kysymystä, ja jokaisen perässä lukee, mitä päätät vastauksen perusteella.</w:t>
       </w:r>
     </w:p>
     <w:p>
       <w:pPr>
         <w:spacing w:after="80" w:before="0"/>
-      </w:pPr>
-      <w:r>
-        <w:rPr>
+        <w:ind w:left="360"/>
+      </w:pPr>
+      <w:r>
+        <w:rPr>
+          <w:color w:val="555555"/>
+          <w:sz w:val="19"/>
+          <w:szCs w:val="19"/>
+        </w:rPr>
+        <w:t xml:space="preserve">Tallenna työnäyte: Kysymyslista viikon 34 päiväkirjaan, kenttään Mitä tein ja miten?</w:t>
+      </w:r>
+    </w:p>
+    <w:p>
+      <w:pPr>
+        <w:spacing w:after="60" w:before="120"/>
+      </w:pPr>
+      <w:r>
+        <w:rPr>
+          <w:b/>
+          <w:bCs/>
           <w:sz w:val="21"/>
           <w:szCs w:val="21"/>
         </w:rPr>
-        <w:t xml:space="preserve">☐  Asenna Blockbench ja VS Code, varmista sovittu Minecraft Java -versio ja luo tyhjä resurssipaketti, joka näkyy pelin pakettivalikossa.</w:t>
+        <w:t xml:space="preserve">Tehtävä 2 / 5 · Pidä aloituskeskustelu ja kirjaa ohjaajan vastaukset.</w:t>
+      </w:r>
+    </w:p>
+    <w:p>
+      <w:pPr>
+        <w:spacing w:after="40" w:before="0"/>
+        <w:ind w:left="360"/>
+      </w:pPr>
+      <w:r>
+        <w:rPr>
+          <w:sz w:val="19"/>
+          <w:szCs w:val="19"/>
+        </w:rPr>
+        <w:t xml:space="preserve">☐  1. Sovi ohjaajan kanssa aloituskeskustelun aika.</w:t>
+      </w:r>
+    </w:p>
+    <w:p>
+      <w:pPr>
+        <w:spacing w:after="40" w:before="0"/>
+        <w:ind w:left="360"/>
+      </w:pPr>
+      <w:r>
+        <w:rPr>
+          <w:sz w:val="19"/>
+          <w:szCs w:val="19"/>
+        </w:rPr>
+        <w:t xml:space="preserve">☐  2. Kysy kysymykset yksi kerrallaan. Kirjoita vastaus heti ylös ohjaajan omin sanoin.</w:t>
+      </w:r>
+    </w:p>
+    <w:p>
+      <w:pPr>
+        <w:spacing w:after="40" w:before="0"/>
+        <w:ind w:left="360"/>
+      </w:pPr>
+      <w:r>
+        <w:rPr>
+          <w:sz w:val="19"/>
+          <w:szCs w:val="19"/>
+        </w:rPr>
+        <w:t xml:space="preserve">☐  3. Jos ohjaaja ei vielä tiedä vastausta, kirjoita kohtaan sana ”avoin”. Älä keksi vastausta itse tai tekoälyllä.</w:t>
+      </w:r>
+    </w:p>
+    <w:p>
+      <w:pPr>
+        <w:spacing w:after="40" w:before="0"/>
+        <w:ind w:left="360"/>
+      </w:pPr>
+      <w:r>
+        <w:rPr>
+          <w:sz w:val="19"/>
+          <w:szCs w:val="19"/>
+        </w:rPr>
+        <w:t xml:space="preserve">☐  4. Sovi, mille Minecraft Java -versiolle paketti tehdään. Kirjaa versio, esimerkiksi 1.21.8.</w:t>
+      </w:r>
+    </w:p>
+    <w:p>
+      <w:pPr>
+        <w:spacing w:after="40" w:before="0"/>
+        <w:ind w:left="360"/>
+      </w:pPr>
+      <w:r>
+        <w:rPr>
+          <w:sz w:val="19"/>
+          <w:szCs w:val="19"/>
+        </w:rPr>
+        <w:t xml:space="preserve">☐  5. Kirjaa päiväkirjaan keskustelun päivä ja osallistujien roolit. Älä kirjoita muiden ihmisten nimiä.</w:t>
+      </w:r>
+    </w:p>
+    <w:p>
+      <w:pPr>
+        <w:spacing w:after="40" w:before="0"/>
+        <w:ind w:left="360"/>
+      </w:pPr>
+      <w:r>
+        <w:rPr>
+          <w:color w:val="1b5e20"/>
+          <w:sz w:val="19"/>
+          <w:szCs w:val="19"/>
+        </w:rPr>
+        <w:t xml:space="preserve">Valmis kun: Päiväkirjassa on jokaiselle kuudelle kysymykselle joko ohjaajan vastaus tai merkintä ”avoin”, ja Minecraft-versio on kirjattu.</w:t>
       </w:r>
     </w:p>
     <w:p>
       <w:pPr>
         <w:spacing w:after="80" w:before="0"/>
-      </w:pPr>
-      <w:r>
-        <w:rPr>
+        <w:ind w:left="360"/>
+      </w:pPr>
+      <w:r>
+        <w:rPr>
+          <w:color w:val="555555"/>
+          <w:sz w:val="19"/>
+          <w:szCs w:val="19"/>
+        </w:rPr>
+        <w:t xml:space="preserve">Tallenna työnäyte: Vastaukset ja avoimet asiat viikon 34 päiväkirjaan.</w:t>
+      </w:r>
+    </w:p>
+    <w:p>
+      <w:pPr>
+        <w:spacing w:after="60" w:before="120"/>
+      </w:pPr>
+      <w:r>
+        <w:rPr>
+          <w:b/>
+          <w:bCs/>
           <w:sz w:val="21"/>
           <w:szCs w:val="21"/>
         </w:rPr>
-        <w:t xml:space="preserve">☐  Käy läpi, mitä julkiseen repositoryyn ei laiteta, sovi tekijänimi ja perusta sitten julkinen Git-repository: README, .gitignore ja kansiot resourcepack, datapack ja project-docs.</w:t>
+        <w:t xml:space="preserve">Tehtävä 3 / 5 · Tutki yksi julkaistu teemapaketti ja kuvaa oma kohdeyleisösi.</w:t>
+      </w:r>
+    </w:p>
+    <w:p>
+      <w:pPr>
+        <w:spacing w:after="40" w:before="0"/>
+        <w:ind w:left="360"/>
+      </w:pPr>
+      <w:r>
+        <w:rPr>
+          <w:sz w:val="19"/>
+          <w:szCs w:val="19"/>
+        </w:rPr>
+        <w:t xml:space="preserve">☐  1. Avaa Modrinth tai Planet Minecraft ja etsi yksi julkaistu teemapaketti eli resurssipaketti, joka muuttaa pelin ilmettä yhden teeman mukaan.</w:t>
+      </w:r>
+    </w:p>
+    <w:p>
+      <w:pPr>
+        <w:spacing w:after="40" w:before="0"/>
+        <w:ind w:left="360"/>
+      </w:pPr>
+      <w:r>
+        <w:rPr>
+          <w:sz w:val="19"/>
+          <w:szCs w:val="19"/>
+        </w:rPr>
+        <w:t xml:space="preserve">☐  2. Kirjoita paketista kolme asiaa: kenelle se on tehty, mitä se sisältää ja millä lisenssillä se on julkaistu.</w:t>
+      </w:r>
+    </w:p>
+    <w:p>
+      <w:pPr>
+        <w:spacing w:after="40" w:before="0"/>
+        <w:ind w:left="360"/>
+      </w:pPr>
+      <w:r>
+        <w:rPr>
+          <w:sz w:val="19"/>
+          <w:szCs w:val="19"/>
+        </w:rPr>
+        <w:t xml:space="preserve">☐  3. Kirjoita yksi asia, jonka sinun pakettisi tekee toisin.</w:t>
+      </w:r>
+    </w:p>
+    <w:p>
+      <w:pPr>
+        <w:spacing w:after="40" w:before="0"/>
+        <w:ind w:left="360"/>
+      </w:pPr>
+      <w:r>
+        <w:rPr>
+          <w:sz w:val="19"/>
+          <w:szCs w:val="19"/>
+        </w:rPr>
+        <w:t xml:space="preserve">☐  4. Kirjoita yhdellä virkkeellä, kenelle oma pakettisi on tehty. Tämä on paketin kohdeyleisö.</w:t>
+      </w:r>
+    </w:p>
+    <w:p>
+      <w:pPr>
+        <w:spacing w:after="40" w:before="0"/>
+        <w:ind w:left="360"/>
+      </w:pPr>
+      <w:r>
+        <w:rPr>
+          <w:color w:val="1b5e20"/>
+          <w:sz w:val="19"/>
+          <w:szCs w:val="19"/>
+        </w:rPr>
+        <w:t xml:space="preserve">Valmis kun: Päiväkirjassa on linkki tutkittuun pakettiin, kolme havaintoa, yksi ero ja oman paketin kohdeyleisö.</w:t>
+      </w:r>
+    </w:p>
+    <w:p>
+      <w:pPr>
+        <w:spacing w:after="80" w:before="0"/>
+        <w:ind w:left="360"/>
+      </w:pPr>
+      <w:r>
+        <w:rPr>
+          <w:color w:val="555555"/>
+          <w:sz w:val="19"/>
+          <w:szCs w:val="19"/>
+        </w:rPr>
+        <w:t xml:space="preserve">Tallenna työnäyte: Linkki ja havainnot viikon 34 päiväkirjaan.</w:t>
+      </w:r>
+    </w:p>
+    <w:p>
+      <w:pPr>
+        <w:spacing w:after="60" w:before="120"/>
+      </w:pPr>
+      <w:r>
+        <w:rPr>
+          <w:b/>
+          <w:bCs/>
+          <w:sz w:val="21"/>
+          <w:szCs w:val="21"/>
+        </w:rPr>
+        <w:t xml:space="preserve">Tehtävä 4 / 5 · Luo tyhjä resurssipaketti, joka näkyy pelin valikossa.</w:t>
+      </w:r>
+    </w:p>
+    <w:p>
+      <w:pPr>
+        <w:spacing w:after="40" w:before="0"/>
+        <w:ind w:left="360"/>
+      </w:pPr>
+      <w:r>
+        <w:rPr>
+          <w:sz w:val="19"/>
+          <w:szCs w:val="19"/>
+        </w:rPr>
+        <w:t xml:space="preserve">☐  1. Asenna Blockbench, VS Code ja GitHub Desktop. Tarkista Minecraft Launcherista, että sovittu Minecraft Java -versio käynnistyy.</w:t>
+      </w:r>
+    </w:p>
+    <w:p>
+      <w:pPr>
+        <w:spacing w:after="40" w:before="0"/>
+        <w:ind w:left="360"/>
+      </w:pPr>
+      <w:r>
+        <w:rPr>
+          <w:sz w:val="19"/>
+          <w:szCs w:val="19"/>
+        </w:rPr>
+        <w:t xml:space="preserve">☐  2. Luo koneellesi kansio resourcepack. Tee sinne VS Codella tiedosto pack.mcmeta avun mallin mukaan.</w:t>
+      </w:r>
+    </w:p>
+    <w:p>
+      <w:pPr>
+        <w:spacing w:after="40" w:before="0"/>
+        <w:ind w:left="360"/>
+      </w:pPr>
+      <w:r>
+        <w:rPr>
+          <w:sz w:val="19"/>
+          <w:szCs w:val="19"/>
+        </w:rPr>
+        <w:t xml:space="preserve">☐  3. Tarkista Minecraft Wikin Pack format -sivulta, mikä pack_format-arvo kuuluu sovitulle versiolle. Kirjoita se pack.mcmeta-tiedostoon.</w:t>
+      </w:r>
+    </w:p>
+    <w:p>
+      <w:pPr>
+        <w:spacing w:after="40" w:before="0"/>
+        <w:ind w:left="360"/>
+      </w:pPr>
+      <w:r>
+        <w:rPr>
+          <w:sz w:val="19"/>
+          <w:szCs w:val="19"/>
+        </w:rPr>
+        <w:t xml:space="preserve">☐  4. Piirrä Piskelillä 64 × 64 pikselin kuva paketin kuvakkeeksi ja tallenna se resourcepack-kansioon nimellä pack.png.</w:t>
+      </w:r>
+    </w:p>
+    <w:p>
+      <w:pPr>
+        <w:spacing w:after="40" w:before="0"/>
+        <w:ind w:left="360"/>
+      </w:pPr>
+      <w:r>
+        <w:rPr>
+          <w:sz w:val="19"/>
+          <w:szCs w:val="19"/>
+        </w:rPr>
+        <w:t xml:space="preserve">☐  5. Avaa pelissä Options → Resource Packs → Open Pack Folder. Kopioi resourcepack-kansio sinne.</w:t>
+      </w:r>
+    </w:p>
+    <w:p>
+      <w:pPr>
+        <w:spacing w:after="40" w:before="0"/>
+        <w:ind w:left="360"/>
+      </w:pPr>
+      <w:r>
+        <w:rPr>
+          <w:sz w:val="19"/>
+          <w:szCs w:val="19"/>
+        </w:rPr>
+        <w:t xml:space="preserve">☐  6. Valitse paketti valikossa ja siirrä se nuolella Selected-puolelle. Ota kuvakaappaus valikosta.</w:t>
+      </w:r>
+    </w:p>
+    <w:p>
+      <w:pPr>
+        <w:spacing w:after="40" w:before="0"/>
+        <w:ind w:left="360"/>
+      </w:pPr>
+      <w:r>
+        <w:rPr>
+          <w:color w:val="1b5e20"/>
+          <w:sz w:val="19"/>
+          <w:szCs w:val="19"/>
+        </w:rPr>
+        <w:t xml:space="preserve">Valmis kun: Paketti näkyy pelin Resource Packs -valikossa omalla kuvalla ja kuvauksella, eikä peli varoita väärästä versiosta.</w:t>
+      </w:r>
+    </w:p>
+    <w:p>
+      <w:pPr>
+        <w:spacing w:after="80" w:before="0"/>
+        <w:ind w:left="360"/>
+      </w:pPr>
+      <w:r>
+        <w:rPr>
+          <w:color w:val="555555"/>
+          <w:sz w:val="19"/>
+          <w:szCs w:val="19"/>
+        </w:rPr>
+        <w:t xml:space="preserve">Tallenna työnäyte: Kuvakaappaus valikosta. Viet sen tehtävässä 5 polkuun project-docs/evidence/week-34/valikko.png.</w:t>
+      </w:r>
+    </w:p>
+    <w:p>
+      <w:pPr>
+        <w:spacing w:after="60" w:before="120"/>
+      </w:pPr>
+      <w:r>
+        <w:rPr>
+          <w:b/>
+          <w:bCs/>
+          <w:sz w:val="21"/>
+          <w:szCs w:val="21"/>
+        </w:rPr>
+        <w:t xml:space="preserve">Tehtävä 5 / 5 · Perusta julkinen Git-repository turvallisesti.</w:t>
+      </w:r>
+    </w:p>
+    <w:p>
+      <w:pPr>
+        <w:spacing w:after="40" w:before="0"/>
+        <w:ind w:left="360"/>
+      </w:pPr>
+      <w:r>
+        <w:rPr>
+          <w:sz w:val="19"/>
+          <w:szCs w:val="19"/>
+        </w:rPr>
+        <w:t xml:space="preserve">☐  1. Lue avun lista siitä, mitä julkiseen repositoryyn ei laiteta. Git-historia on pysyvä. Piilota sähköpostisi: GitHubissa Settings → Emails → Keep my email addresses private ja GitHub Desktopissa Options (Macissa Settings) → Git → Email-kohtaan noreply-osoite.</w:t>
+      </w:r>
+    </w:p>
+    <w:p>
+      <w:pPr>
+        <w:spacing w:after="40" w:before="0"/>
+        <w:ind w:left="360"/>
+      </w:pPr>
+      <w:r>
+        <w:rPr>
+          <w:sz w:val="19"/>
+          <w:szCs w:val="19"/>
+        </w:rPr>
+        <w:t xml:space="preserve">☐  2. Sovi ohjaajan kanssa, millä tekijänimellä julkaiset. Jos olet alaikäinen, sovi julkisesta repositorysta myös huoltajan kanssa.</w:t>
+      </w:r>
+    </w:p>
+    <w:p>
+      <w:pPr>
+        <w:spacing w:after="40" w:before="0"/>
+        <w:ind w:left="360"/>
+      </w:pPr>
+      <w:r>
+        <w:rPr>
+          <w:sz w:val="19"/>
+          <w:szCs w:val="19"/>
+        </w:rPr>
+        <w:t xml:space="preserve">☐  3. Luo GitHubiin uusi repository, valitse näkyvyydeksi Public ja valitse luontisivulla README-tiedoston lisäys (Add a README file). Kirjaudu GitHub Desktopiin ja kloonaa eli kopioi repository koneellesi: File → Clone repository.</w:t>
+      </w:r>
+    </w:p>
+    <w:p>
+      <w:pPr>
+        <w:spacing w:after="40" w:before="0"/>
+        <w:ind w:left="360"/>
+      </w:pPr>
+      <w:r>
+        <w:rPr>
+          <w:sz w:val="19"/>
+          <w:szCs w:val="19"/>
+        </w:rPr>
+        <w:t xml:space="preserve">☐  4. Siirrä resourcepack-kansio repositoryn kansioon. Luo sinne myös kansiot datapack ja project-docs.</w:t>
+      </w:r>
+    </w:p>
+    <w:p>
+      <w:pPr>
+        <w:spacing w:after="40" w:before="0"/>
+        <w:ind w:left="360"/>
+      </w:pPr>
+      <w:r>
+        <w:rPr>
+          <w:sz w:val="19"/>
+          <w:szCs w:val="19"/>
+        </w:rPr>
+        <w:t xml:space="preserve">☐  5. Lisää datapack-kansioon tiedosto README.md, jossa lukee ”Datapaketti tehdään viikolla 43.” Tiedosto tarvitaan, koska Git ei tallenna tyhjää kansiota.</w:t>
+      </w:r>
+    </w:p>
+    <w:p>
+      <w:pPr>
+        <w:spacing w:after="40" w:before="0"/>
+        <w:ind w:left="360"/>
+      </w:pPr>
+      <w:r>
+        <w:rPr>
+          <w:sz w:val="19"/>
+          <w:szCs w:val="19"/>
+        </w:rPr>
+        <w:t xml:space="preserve">☐  6. Kirjoita repositoryn juuren README.md-tiedostoon paketin nimi ja yksi virke siitä, mitä se tekee. Lisää valikon kuva polkuun project-docs/evidence/week-34/valikko.png.</w:t>
+      </w:r>
+    </w:p>
+    <w:p>
+      <w:pPr>
+        <w:spacing w:after="40" w:before="0"/>
+        <w:ind w:left="360"/>
+      </w:pPr>
+      <w:r>
+        <w:rPr>
+          <w:sz w:val="19"/>
+          <w:szCs w:val="19"/>
+        </w:rPr>
+        <w:t xml:space="preserve">☐  7. Tee commit ja push: kirjoita GitHub Desktopin Summary-kenttään ”Pakettirunko”, paina Commit to main ja sitten Push origin.</w:t>
+      </w:r>
+    </w:p>
+    <w:p>
+      <w:pPr>
+        <w:spacing w:after="40" w:before="0"/>
+        <w:ind w:left="360"/>
+      </w:pPr>
+      <w:r>
+        <w:rPr>
+          <w:color w:val="1b5e20"/>
+          <w:sz w:val="19"/>
+          <w:szCs w:val="19"/>
+        </w:rPr>
+        <w:t xml:space="preserve">Valmis kun: Julkinen repository näkyy GitHubissa, ja siinä ovat resourcepack, datapack, project-docs ja README.md. Henkilötietoja ei ole mukana.</w:t>
+      </w:r>
+    </w:p>
+    <w:p>
+      <w:pPr>
+        <w:spacing w:after="80" w:before="0"/>
+        <w:ind w:left="360"/>
+      </w:pPr>
+      <w:r>
+        <w:rPr>
+          <w:color w:val="555555"/>
+          <w:sz w:val="19"/>
+          <w:szCs w:val="19"/>
+        </w:rPr>
+        <w:t xml:space="preserve">Tallenna työnäyte: Repositoryn linkki ja ensimmäisen commitin tunniste (7 merkin koodi GitHubin commit-listassa) viikon 34 päiväkirjaan.</w:t>
       </w:r>
     </w:p>
     <w:p>
@@ -1878,7 +2403,7 @@
           <w:sz w:val="19"/>
           <w:szCs w:val="19"/>
         </w:rPr>
-        <w:t xml:space="preserve">Valmis kun: Ohjaajan vastaukset, avoimet asiat ja oletukset on eroteltu. Toinen henkilö löytää julkisen repositoryn README:stä projektin tavoitteen, ja tyhjä paketti näkyy pelin pakettivalikossa.</w:t>
+        <w:t xml:space="preserve">Valmis kun: Ohjaajan vastaukset ja avoimet asiat ovat päiväkirjassa, tyhjä paketti näkyy pelin pakettivalikossa ja ensimmäinen commit näkyy GitHubissa.</w:t>
       </w:r>
     </w:p>
     <w:p>
@@ -1891,13 +2416,13 @@
           <w:sz w:val="19"/>
           <w:szCs w:val="19"/>
         </w:rPr>
-        <w:t xml:space="preserve">Työnäyte Git-repositoryyn ennen rastia: toimeksiantokeskustelun muistiinpano, linkit kahteen tutkittuun pakettiin havaintoineen, julkisen repositoryn linkki, ensimmäinen commit ja kuva paketista pelin valikossa.</w:t>
+        <w:t xml:space="preserve">Työnäyte Git-repositoryyn ennen rastia: kysymykset ja ohjaajan vastaukset päiväkirjassa, tutkitun paketin linkki, kuva paketista pelin valikossa, julkisen repositoryn linkki ja ensimmäinen commit.</w:t>
       </w:r>
     </w:p>
     <w:p>
       <w:pPr>
         <w:pStyle w:val="Heading2"/>
-        <w:spacing w:before="260" w:after="120"/>
+        <w:spacing w:after="120" w:before="260"/>
       </w:pPr>
       <w:r>
         <w:rPr>
@@ -1920,43 +2445,461 @@
           <w:sz w:val="21"/>
           <w:szCs w:val="21"/>
         </w:rPr>
-        <w:t xml:space="preserve">Viikon jälkeen paketti on paperilla: teema, väripaletti, lisenssi ja sisältölista tekojärjestyksessä. Ohjaaja on hyväksynyt rajauksen.</w:t>
-      </w:r>
-    </w:p>
-    <w:p>
-      <w:pPr>
-        <w:spacing w:after="80" w:before="0"/>
-      </w:pPr>
-      <w:r>
-        <w:rPr>
+        <w:t xml:space="preserve">Viikon jälkeen paketti on paperilla: teema, väripaletti, lisenssi ja tehtävälista. Ohjaaja on hyväksynyt rajauksen.</w:t>
+      </w:r>
+    </w:p>
+    <w:p>
+      <w:pPr>
+        <w:spacing w:after="60" w:before="120"/>
+      </w:pPr>
+      <w:r>
+        <w:rPr>
+          <w:b/>
+          <w:bCs/>
           <w:sz w:val="21"/>
           <w:szCs w:val="21"/>
         </w:rPr>
-        <w:t xml:space="preserve">☐  Täytä Asset-pack-suunnitelman omat päätökset sivustolla (mm. teema ja kohde omin sanoin) ja vie ladattu asset-pack-suunnitelma.md repositoryn project-docs-kansioon.</w:t>
+        <w:t xml:space="preserve">Tehtävä 1 / 4 · Täytä asset-pack-suunnitelma ja vie se repositoryyn.</w:t>
+      </w:r>
+    </w:p>
+    <w:p>
+      <w:pPr>
+        <w:spacing w:after="40" w:before="0"/>
+        <w:ind w:left="360"/>
+      </w:pPr>
+      <w:r>
+        <w:rPr>
+          <w:sz w:val="19"/>
+          <w:szCs w:val="19"/>
+        </w:rPr>
+        <w:t xml:space="preserve">☐  1. Avaa Suunnitelma-näkymä ja lue esitäytetty osa: se tulee toimeksiannosta.</w:t>
+      </w:r>
+    </w:p>
+    <w:p>
+      <w:pPr>
+        <w:spacing w:after="40" w:before="0"/>
+        <w:ind w:left="360"/>
+      </w:pPr>
+      <w:r>
+        <w:rPr>
+          <w:sz w:val="19"/>
+          <w:szCs w:val="19"/>
+        </w:rPr>
+        <w:t xml:space="preserve">☐  2. Kirjoita paketin työnimi. Kuvaa kahdella tai kolmella virkkeellä teema, tunnelma, kohdeyleisö ja oma roolisi.</w:t>
+      </w:r>
+    </w:p>
+    <w:p>
+      <w:pPr>
+        <w:spacing w:after="40" w:before="0"/>
+        <w:ind w:left="360"/>
+      </w:pPr>
+      <w:r>
+        <w:rPr>
+          <w:sz w:val="19"/>
+          <w:szCs w:val="19"/>
+        </w:rPr>
+        <w:t xml:space="preserve">☐  3. Valitse tekstuuriresoluutio. Pelin oma koko on 16 × 16 pikseliä, ja sillä on helpointa aloittaa.</w:t>
+      </w:r>
+    </w:p>
+    <w:p>
+      <w:pPr>
+        <w:spacing w:after="40" w:before="0"/>
+        <w:ind w:left="360"/>
+      </w:pPr>
+      <w:r>
+        <w:rPr>
+          <w:sz w:val="19"/>
+          <w:szCs w:val="19"/>
+        </w:rPr>
+        <w:t xml:space="preserve">☐  4. Kirjoita väripaletti ja työkalut, esimerkiksi Lospecin paletti, Piskel ja Blockbench.</w:t>
+      </w:r>
+    </w:p>
+    <w:p>
+      <w:pPr>
+        <w:spacing w:after="40" w:before="0"/>
+        <w:ind w:left="360"/>
+      </w:pPr>
+      <w:r>
+        <w:rPr>
+          <w:sz w:val="19"/>
+          <w:szCs w:val="19"/>
+        </w:rPr>
+        <w:t xml:space="preserve">☐  5. Kirjoita pakollisen sisällön (P0) määrät: vähintään 5 tekstuuria (3 blokkia ja 2 esinettä) ja 1 Blockbench-malli. Muu pakollinen (P0) sisältö tulee suunnitelmaan valmiina. Perustele valintasi yhdellä tai kahdella virkkeellä.</w:t>
+      </w:r>
+    </w:p>
+    <w:p>
+      <w:pPr>
+        <w:spacing w:after="40" w:before="0"/>
+        <w:ind w:left="360"/>
+      </w:pPr>
+      <w:r>
+        <w:rPr>
+          <w:sz w:val="19"/>
+          <w:szCs w:val="19"/>
+        </w:rPr>
+        <w:t xml:space="preserve">☐  6. Paina painiketta Lataa asset-pack-suunnitelma.md. Siirrä tiedosto project-docs-kansioon, tee commit ja push.</w:t>
+      </w:r>
+    </w:p>
+    <w:p>
+      <w:pPr>
+        <w:spacing w:after="40" w:before="0"/>
+        <w:ind w:left="360"/>
+      </w:pPr>
+      <w:r>
+        <w:rPr>
+          <w:color w:val="1b5e20"/>
+          <w:sz w:val="19"/>
+          <w:szCs w:val="19"/>
+        </w:rPr>
+        <w:t xml:space="preserve">Valmis kun: project-docs/asset-pack-suunnitelma.md näkyy GitHubissa, eikä yhdessäkään OMA-merkityssä kentässä ole tyhjää kohtaa.</w:t>
       </w:r>
     </w:p>
     <w:p>
       <w:pPr>
         <w:spacing w:after="80" w:before="0"/>
-      </w:pPr>
-      <w:r>
-        <w:rPr>
+        <w:ind w:left="360"/>
+      </w:pPr>
+      <w:r>
+        <w:rPr>
+          <w:color w:val="555555"/>
+          <w:sz w:val="19"/>
+          <w:szCs w:val="19"/>
+        </w:rPr>
+        <w:t xml:space="preserve">Tallenna työnäyte: project-docs/asset-pack-suunnitelma.md ja commit-linkki viikon 35 päiväkirjaan.</w:t>
+      </w:r>
+    </w:p>
+    <w:p>
+      <w:pPr>
+        <w:spacing w:after="60" w:before="120"/>
+      </w:pPr>
+      <w:r>
+        <w:rPr>
+          <w:b/>
+          <w:bCs/>
           <w:sz w:val="21"/>
           <w:szCs w:val="21"/>
         </w:rPr>
-        <w:t xml:space="preserve">☐  Tee priorisoitu sisältölista (P0/P1/P2-backlog), työmääräarviot ja valmis kun -ehdot.</w:t>
+        <w:t xml:space="preserve">Tehtävä 2 / 4 · Sovi lisenssi ohjaajan kanssa ja lisää LICENSE-tiedosto.</w:t>
+      </w:r>
+    </w:p>
+    <w:p>
+      <w:pPr>
+        <w:spacing w:after="40" w:before="0"/>
+        <w:ind w:left="360"/>
+      </w:pPr>
+      <w:r>
+        <w:rPr>
+          <w:sz w:val="19"/>
+          <w:szCs w:val="19"/>
+        </w:rPr>
+        <w:t xml:space="preserve">☐  1. Lue Toimeksianto-näkymästä lisenssivaihtoehdot: CC BY, CC BY-SA, CC0 ja MIT.</w:t>
+      </w:r>
+    </w:p>
+    <w:p>
+      <w:pPr>
+        <w:spacing w:after="40" w:before="0"/>
+        <w:ind w:left="360"/>
+      </w:pPr>
+      <w:r>
+        <w:rPr>
+          <w:sz w:val="19"/>
+          <w:szCs w:val="19"/>
+        </w:rPr>
+        <w:t xml:space="preserve">☐  2. Sovi ohjaajan kanssa, millä lisenssillä paketti julkaistaan. Kirjaa valinta Suunnitelma-näkymän OHJAAJA-kenttään.</w:t>
+      </w:r>
+    </w:p>
+    <w:p>
+      <w:pPr>
+        <w:spacing w:after="40" w:before="0"/>
+        <w:ind w:left="360"/>
+      </w:pPr>
+      <w:r>
+        <w:rPr>
+          <w:sz w:val="19"/>
+          <w:szCs w:val="19"/>
+        </w:rPr>
+        <w:t xml:space="preserve">☐  3. Luo GitHubissa repositoryn juureen uusi tiedosto: Add file → Create new file. Anna nimeksi LICENSE. Jos lisenssi on MIT, valitse Choose a license template.</w:t>
+      </w:r>
+    </w:p>
+    <w:p>
+      <w:pPr>
+        <w:spacing w:after="40" w:before="0"/>
+        <w:ind w:left="360"/>
+      </w:pPr>
+      <w:r>
+        <w:rPr>
+          <w:sz w:val="19"/>
+          <w:szCs w:val="19"/>
+        </w:rPr>
+        <w:t xml:space="preserve">☐  4. Jos lisenssi on CC-lisenssi, kopioi sen teksti Creative Commonsin sivulta LICENSE-tiedostoon. Paina lopuksi Commit changes ja GitHub Desktopissa Fetch origin ja Pull origin, jotta LICENSE tulee myös koneellesi.</w:t>
+      </w:r>
+    </w:p>
+    <w:p>
+      <w:pPr>
+        <w:spacing w:after="40" w:before="0"/>
+        <w:ind w:left="360"/>
+      </w:pPr>
+      <w:r>
+        <w:rPr>
+          <w:color w:val="1b5e20"/>
+          <w:sz w:val="19"/>
+          <w:szCs w:val="19"/>
+        </w:rPr>
+        <w:t xml:space="preserve">Valmis kun: LICENSE-tiedosto on repositoryn juuressa ja vastaa ohjaajan kanssa sovittua lisenssiä.</w:t>
       </w:r>
     </w:p>
     <w:p>
       <w:pPr>
         <w:spacing w:after="80" w:before="0"/>
-      </w:pPr>
-      <w:r>
-        <w:rPr>
+        <w:ind w:left="360"/>
+      </w:pPr>
+      <w:r>
+        <w:rPr>
+          <w:color w:val="555555"/>
+          <w:sz w:val="19"/>
+          <w:szCs w:val="19"/>
+        </w:rPr>
+        <w:t xml:space="preserve">Tallenna työnäyte: Linkki LICENSE-tiedostoon ja sovittu lisenssi viikon 35 päiväkirjaan.</w:t>
+      </w:r>
+    </w:p>
+    <w:p>
+      <w:pPr>
+        <w:spacing w:after="60" w:before="120"/>
+      </w:pPr>
+      <w:r>
+        <w:rPr>
+          <w:b/>
+          <w:bCs/>
           <w:sz w:val="21"/>
           <w:szCs w:val="21"/>
         </w:rPr>
-        <w:t xml:space="preserve">☐  Kokoa moodboard: väripaletti, referenssikuvat ja kolme tekstuuriluonnosta paperille tai Piskeliin.</w:t>
+        <w:t xml:space="preserve">Tehtävä 3 / 4 · Tee pakollisesta sisällöstä tehtävälista GitHubiin.</w:t>
+      </w:r>
+    </w:p>
+    <w:p>
+      <w:pPr>
+        <w:spacing w:after="40" w:before="0"/>
+        <w:ind w:left="360"/>
+      </w:pPr>
+      <w:r>
+        <w:rPr>
+          <w:sz w:val="19"/>
+          <w:szCs w:val="19"/>
+        </w:rPr>
+        <w:t xml:space="preserve">☐  1. Luo GitHubissa kolme labelia eli merkintää: Issues → Labels → New label. Anna nimiksi P0 pakollinen, P1 tärkeä ja P2 lisä.</w:t>
+      </w:r>
+    </w:p>
+    <w:p>
+      <w:pPr>
+        <w:spacing w:after="40" w:before="0"/>
+        <w:ind w:left="360"/>
+      </w:pPr>
+      <w:r>
+        <w:rPr>
+          <w:sz w:val="19"/>
+          <w:szCs w:val="19"/>
+        </w:rPr>
+        <w:t xml:space="preserve">☐  2. Tee jokaisesta pakollisesta assetista oma issue: Issues → New issue. Aloita otsikko verbillä, esimerkiksi Piirrä kolme blokkitekstuuria.</w:t>
+      </w:r>
+    </w:p>
+    <w:p>
+      <w:pPr>
+        <w:spacing w:after="40" w:before="0"/>
+        <w:ind w:left="360"/>
+      </w:pPr>
+      <w:r>
+        <w:rPr>
+          <w:sz w:val="19"/>
+          <w:szCs w:val="19"/>
+        </w:rPr>
+        <w:t xml:space="preserve">☐  3. Kirjoita jokaiseen issueen arvio (puoli päivää tai päivä) ja Valmis kun -ehto: mitä pelissä näkyy, kun tehtävä on tehty.</w:t>
+      </w:r>
+    </w:p>
+    <w:p>
+      <w:pPr>
+        <w:spacing w:after="40" w:before="0"/>
+        <w:ind w:left="360"/>
+      </w:pPr>
+      <w:r>
+        <w:rPr>
+          <w:sz w:val="19"/>
+          <w:szCs w:val="19"/>
+        </w:rPr>
+        <w:t xml:space="preserve">☐  4. Anna pakollisille issueille label P0 pakollinen. Pakollinen (P0) on sisältö, jota ilman pakettia ei voi julkaista.</w:t>
+      </w:r>
+    </w:p>
+    <w:p>
+      <w:pPr>
+        <w:spacing w:after="40" w:before="0"/>
+        <w:ind w:left="360"/>
+      </w:pPr>
+      <w:r>
+        <w:rPr>
+          <w:sz w:val="19"/>
+          <w:szCs w:val="19"/>
+        </w:rPr>
+        <w:t xml:space="preserve">☐  5. Kirjoita yksi tai kaksi lisäideaa omiksi issueikseen. Anna niille label P1 tärkeä tai P2 lisä. Tärkeä (P1) tehdään, kun pakolliset toimivat. Lisä (P2) voi jäädä pois.</w:t>
+      </w:r>
+    </w:p>
+    <w:p>
+      <w:pPr>
+        <w:spacing w:after="40" w:before="0"/>
+        <w:ind w:left="360"/>
+      </w:pPr>
+      <w:r>
+        <w:rPr>
+          <w:sz w:val="19"/>
+          <w:szCs w:val="19"/>
+        </w:rPr>
+        <w:t xml:space="preserve">☐  6. Näytä lista ohjaajalle ja pyydä hyväksyntä rajaukselle. Kirjaa hyväksyjän rooli ja päivä päiväkirjaan.</w:t>
+      </w:r>
+    </w:p>
+    <w:p>
+      <w:pPr>
+        <w:spacing w:after="40" w:before="0"/>
+        <w:ind w:left="360"/>
+      </w:pPr>
+      <w:r>
+        <w:rPr>
+          <w:color w:val="1b5e20"/>
+          <w:sz w:val="19"/>
+          <w:szCs w:val="19"/>
+        </w:rPr>
+        <w:t xml:space="preserve">Valmis kun: Jokaisella issuella on arvio, Valmis kun -ehto ja yksi label: P0 pakollinen, P1 tärkeä tai P2 lisä. Ohjaaja on hyväksynyt listan.</w:t>
+      </w:r>
+    </w:p>
+    <w:p>
+      <w:pPr>
+        <w:spacing w:after="80" w:before="0"/>
+        <w:ind w:left="360"/>
+      </w:pPr>
+      <w:r>
+        <w:rPr>
+          <w:color w:val="555555"/>
+          <w:sz w:val="19"/>
+          <w:szCs w:val="19"/>
+        </w:rPr>
+        <w:t xml:space="preserve">Tallenna työnäyte: Linkki GitHubin Issues-listaan sekä hyväksyjän rooli ja päivä viikon 35 päiväkirjaan.</w:t>
+      </w:r>
+    </w:p>
+    <w:p>
+      <w:pPr>
+        <w:spacing w:after="60" w:before="120"/>
+      </w:pPr>
+      <w:r>
+        <w:rPr>
+          <w:b/>
+          <w:bCs/>
+          <w:sz w:val="21"/>
+          <w:szCs w:val="21"/>
+        </w:rPr>
+        <w:t xml:space="preserve">Tehtävä 4 / 4 · Kokoa moodboard ja piirrä kaksi tekstuuriluonnosta.</w:t>
+      </w:r>
+    </w:p>
+    <w:p>
+      <w:pPr>
+        <w:spacing w:after="40" w:before="0"/>
+        <w:ind w:left="360"/>
+      </w:pPr>
+      <w:r>
+        <w:rPr>
+          <w:sz w:val="19"/>
+          <w:szCs w:val="19"/>
+        </w:rPr>
+        <w:t xml:space="preserve">☐  1. Valitse 5–8 värin paletti Lospecista tai kokoa oma. Tallenna paletista kuva nimellä paletti.png.</w:t>
+      </w:r>
+    </w:p>
+    <w:p>
+      <w:pPr>
+        <w:spacing w:after="40" w:before="0"/>
+        <w:ind w:left="360"/>
+      </w:pPr>
+      <w:r>
+        <w:rPr>
+          <w:sz w:val="19"/>
+          <w:szCs w:val="19"/>
+        </w:rPr>
+        <w:t xml:space="preserve">☐  2. Kerää 4–6 referenssikuvaa, jotka näyttävät teeman tunnelman. Moodboard menee julkiseen repositoryyn, joten käytä omia kuvia, omia pelikuvia tai CC0-kuvia, joissa ei näy ihmisiä, ja kirjaa lähteet.</w:t>
+      </w:r>
+    </w:p>
+    <w:p>
+      <w:pPr>
+        <w:spacing w:after="40" w:before="0"/>
+        <w:ind w:left="360"/>
+      </w:pPr>
+      <w:r>
+        <w:rPr>
+          <w:sz w:val="19"/>
+          <w:szCs w:val="19"/>
+        </w:rPr>
+        <w:t xml:space="preserve">☐  3. Kokoa paletti ja referenssit yhdeksi kuvaksi nimellä moodboard.png. Voit tehdä sen esimerkiksi Piskelissä, Canvassa tai paperille, jonka kuvaat.</w:t>
+      </w:r>
+    </w:p>
+    <w:p>
+      <w:pPr>
+        <w:spacing w:after="40" w:before="0"/>
+        <w:ind w:left="360"/>
+      </w:pPr>
+      <w:r>
+        <w:rPr>
+          <w:sz w:val="19"/>
+          <w:szCs w:val="19"/>
+        </w:rPr>
+        <w:t xml:space="preserve">☐  4. Piirrä kaksi karkeaa tekstuuriluonnosta paletin väreillä, paperille tai Piskeliin.</w:t>
+      </w:r>
+    </w:p>
+    <w:p>
+      <w:pPr>
+        <w:spacing w:after="40" w:before="0"/>
+        <w:ind w:left="360"/>
+      </w:pPr>
+      <w:r>
+        <w:rPr>
+          <w:sz w:val="19"/>
+          <w:szCs w:val="19"/>
+        </w:rPr>
+        <w:t xml:space="preserve">☐  5. Näytä moodboard ja luonnokset ohjaajalle. Kirjaa hänen kommenttinsa päiväkirjaan.</w:t>
+      </w:r>
+    </w:p>
+    <w:p>
+      <w:pPr>
+        <w:spacing w:after="40" w:before="0"/>
+        <w:ind w:left="360"/>
+      </w:pPr>
+      <w:r>
+        <w:rPr>
+          <w:sz w:val="19"/>
+          <w:szCs w:val="19"/>
+        </w:rPr>
+        <w:t xml:space="preserve">☐  6. Siirrä kuvat kansioon project-docs/evidence/week-35/, tee commit ja push.</w:t>
+      </w:r>
+    </w:p>
+    <w:p>
+      <w:pPr>
+        <w:spacing w:after="40" w:before="0"/>
+        <w:ind w:left="360"/>
+      </w:pPr>
+      <w:r>
+        <w:rPr>
+          <w:color w:val="1b5e20"/>
+          <w:sz w:val="19"/>
+          <w:szCs w:val="19"/>
+        </w:rPr>
+        <w:t xml:space="preserve">Valmis kun: Kansiossa project-docs/evidence/week-35/ ovat paletti.png, moodboard.png ja kaksi luonnosta, ja ohjaajan kommentti on päiväkirjassa.</w:t>
+      </w:r>
+    </w:p>
+    <w:p>
+      <w:pPr>
+        <w:spacing w:after="80" w:before="0"/>
+        <w:ind w:left="360"/>
+      </w:pPr>
+      <w:r>
+        <w:rPr>
+          <w:color w:val="555555"/>
+          <w:sz w:val="19"/>
+          <w:szCs w:val="19"/>
+        </w:rPr>
+        <w:t xml:space="preserve">Tallenna työnäyte: Kuvat kansioon project-docs/evidence/week-35/, commit ja push. Polku viikon 35 päiväkirjaan.</w:t>
       </w:r>
     </w:p>
     <w:p>
@@ -1969,7 +2912,7 @@
           <w:sz w:val="19"/>
           <w:szCs w:val="19"/>
         </w:rPr>
-        <w:t xml:space="preserve">Valmis kun: Pakollinen ydin P0 on hyväksytty. Jokaisella P0-tehtävällä on 0,5–1 päivän arvio ja havaittava valmis kun -ehto. Moodboardissa näkyvät paletti ja referenssit, ja sovittu LICENSE-tiedosto on repositoryn juuressa.</w:t>
+        <w:t xml:space="preserve">Valmis kun: Pakollinen sisältö (P0) on hyväksytty. Jokaisella issuella on arvio, prioriteetti ja Valmis kun -ehto. Moodboardissa näkyvät paletti ja referenssit, ja LICENSE-tiedosto on repositoryn juuressa.</w:t>
       </w:r>
     </w:p>
     <w:p>
@@ -1982,13 +2925,13 @@
           <w:sz w:val="19"/>
           <w:szCs w:val="19"/>
         </w:rPr>
-        <w:t xml:space="preserve">Työnäyte Git-repositoryyn ennen rastia: hyväksytty rajaus, päivätty moodboard, asset-pack-suunnitelma.md, LICENSE-tiedosto repositoryn juuressa ja backlog.</w:t>
+        <w:t xml:space="preserve">Työnäyte Git-repositoryyn ennen rastia: asset-pack-suunnitelma.md, LICENSE-tiedosto, Issues-lista prioriteetteineen, rajauksen hyväksyntä sekä moodboard ja luonnokset.</w:t>
       </w:r>
     </w:p>
     <w:p>
       <w:pPr>
         <w:pStyle w:val="Heading2"/>
-        <w:spacing w:before="260" w:after="120"/>
+        <w:spacing w:after="120" w:before="260"/>
       </w:pPr>
       <w:r>
         <w:rPr>
@@ -2016,38 +2959,310 @@
     </w:p>
     <w:p>
       <w:pPr>
-        <w:spacing w:after="80" w:before="0"/>
-      </w:pPr>
-      <w:r>
-        <w:rPr>
+        <w:spacing w:after="60" w:before="120"/>
+      </w:pPr>
+      <w:r>
+        <w:rPr>
+          <w:b/>
+          <w:bCs/>
           <w:sz w:val="21"/>
           <w:szCs w:val="21"/>
         </w:rPr>
-        <w:t xml:space="preserve">☐  Piirrä kolme oman teeman blokkitekstuuria (16×16) sovitulla paletilla.</w:t>
+        <w:t xml:space="preserve">Tehtävä 1 / 3 · Piirrä kolme blokkitekstuuria sovitulla paletilla.</w:t>
+      </w:r>
+    </w:p>
+    <w:p>
+      <w:pPr>
+        <w:spacing w:after="40" w:before="0"/>
+        <w:ind w:left="360"/>
+      </w:pPr>
+      <w:r>
+        <w:rPr>
+          <w:sz w:val="19"/>
+          <w:szCs w:val="19"/>
+        </w:rPr>
+        <w:t xml:space="preserve">☐  1. Valitse kolme pelin blokkia, joiden ilmeen teemasi muuttaa, esimerkiksi kivi, tammilankut ja multa.</w:t>
+      </w:r>
+    </w:p>
+    <w:p>
+      <w:pPr>
+        <w:spacing w:after="40" w:before="0"/>
+        <w:ind w:left="360"/>
+      </w:pPr>
+      <w:r>
+        <w:rPr>
+          <w:sz w:val="19"/>
+          <w:szCs w:val="19"/>
+        </w:rPr>
+        <w:t xml:space="preserve">☐  2. Etsi blokkien tiedostonimet Minecraft Wikistä, esimerkiksi stone.png. Kirjaa ne päiväkirjaan.</w:t>
+      </w:r>
+    </w:p>
+    <w:p>
+      <w:pPr>
+        <w:spacing w:after="40" w:before="0"/>
+        <w:ind w:left="360"/>
+      </w:pPr>
+      <w:r>
+        <w:rPr>
+          <w:sz w:val="19"/>
+          <w:szCs w:val="19"/>
+        </w:rPr>
+        <w:t xml:space="preserve">☐  3. Luo Piskelissä uusi 16 × 16 -kuva ja ota käyttöön moodboardin paletti.</w:t>
+      </w:r>
+    </w:p>
+    <w:p>
+      <w:pPr>
+        <w:spacing w:after="40" w:before="0"/>
+        <w:ind w:left="360"/>
+      </w:pPr>
+      <w:r>
+        <w:rPr>
+          <w:sz w:val="19"/>
+          <w:szCs w:val="19"/>
+        </w:rPr>
+        <w:t xml:space="preserve">☐  4. Piirrä ensimmäinen tekstuuri. Valo tulee ylhäältä: yläreuna vaaleampi, alareuna tummempi.</w:t>
+      </w:r>
+    </w:p>
+    <w:p>
+      <w:pPr>
+        <w:spacing w:after="40" w:before="0"/>
+        <w:ind w:left="360"/>
+      </w:pPr>
+      <w:r>
+        <w:rPr>
+          <w:sz w:val="19"/>
+          <w:szCs w:val="19"/>
+        </w:rPr>
+        <w:t xml:space="preserve">☐  5. Piirrä kaksi muuta tekstuuria samalla paletilla. Vie jokainen PNG-kuvana: Export → PNG.</w:t>
+      </w:r>
+    </w:p>
+    <w:p>
+      <w:pPr>
+        <w:spacing w:after="40" w:before="0"/>
+        <w:ind w:left="360"/>
+      </w:pPr>
+      <w:r>
+        <w:rPr>
+          <w:color w:val="1b5e20"/>
+          <w:sz w:val="19"/>
+          <w:szCs w:val="19"/>
+        </w:rPr>
+        <w:t xml:space="preserve">Valmis kun: Sinulla on kolme 16 × 16 -kuvaa, jotka on piirretty moodboardin paletilla ja nimetty korvattavien blokkien mukaan.</w:t>
       </w:r>
     </w:p>
     <w:p>
       <w:pPr>
         <w:spacing w:after="80" w:before="0"/>
-      </w:pPr>
-      <w:r>
-        <w:rPr>
+        <w:ind w:left="360"/>
+      </w:pPr>
+      <w:r>
+        <w:rPr>
+          <w:color w:val="555555"/>
+          <w:sz w:val="19"/>
+          <w:szCs w:val="19"/>
+        </w:rPr>
+        <w:t xml:space="preserve">Tallenna työnäyte: Luonnokset tai välivaiheiden kuvat kansioon project-docs/evidence/week-36/.</w:t>
+      </w:r>
+    </w:p>
+    <w:p>
+      <w:pPr>
+        <w:spacing w:after="60" w:before="120"/>
+      </w:pPr>
+      <w:r>
+        <w:rPr>
+          <w:b/>
+          <w:bCs/>
           <w:sz w:val="21"/>
           <w:szCs w:val="21"/>
         </w:rPr>
-        <w:t xml:space="preserve">☐  Vie tekstuurit resurssipaketin oikeaan kansiorakenteeseen ja lataa paketti peliin.</w:t>
+        <w:t xml:space="preserve">Tehtävä 2 / 3 · Vie tekstuurit pakettiin ja lataa paketti peliin.</w:t>
+      </w:r>
+    </w:p>
+    <w:p>
+      <w:pPr>
+        <w:spacing w:after="40" w:before="0"/>
+        <w:ind w:left="360"/>
+      </w:pPr>
+      <w:r>
+        <w:rPr>
+          <w:sz w:val="19"/>
+          <w:szCs w:val="19"/>
+        </w:rPr>
+        <w:t xml:space="preserve">☐  1. Luo repositoryn resourcepack-kansion sisään kansiopolku assets/minecraft/textures/block/.</w:t>
+      </w:r>
+    </w:p>
+    <w:p>
+      <w:pPr>
+        <w:spacing w:after="40" w:before="0"/>
+        <w:ind w:left="360"/>
+      </w:pPr>
+      <w:r>
+        <w:rPr>
+          <w:sz w:val="19"/>
+          <w:szCs w:val="19"/>
+        </w:rPr>
+        <w:t xml:space="preserve">☐  2. Siirrä kolme kuvaa sinne. Tiedostonimen pitää olla täsmälleen sama kuin korvattavalla blokilla. Iso ja pieni kirjain ovat eri asia.</w:t>
+      </w:r>
+    </w:p>
+    <w:p>
+      <w:pPr>
+        <w:spacing w:after="40" w:before="0"/>
+        <w:ind w:left="360"/>
+      </w:pPr>
+      <w:r>
+        <w:rPr>
+          <w:sz w:val="19"/>
+          <w:szCs w:val="19"/>
+        </w:rPr>
+        <w:t xml:space="preserve">☐  3. Kopioi repositoryn resourcepack-kansio pelin resourcepacks-kansioon. Korvaa vanha kansio. Paina pelissä F3 + T. Peli lataa paketin uudelleen.</w:t>
+      </w:r>
+    </w:p>
+    <w:p>
+      <w:pPr>
+        <w:spacing w:after="40" w:before="0"/>
+        <w:ind w:left="360"/>
+      </w:pPr>
+      <w:r>
+        <w:rPr>
+          <w:sz w:val="19"/>
+          <w:szCs w:val="19"/>
+        </w:rPr>
+        <w:t xml:space="preserve">☐  4. Luo testimaailma (Game Mode Creative, Allow Commands tai Allow Cheats ON) ja rakenna siihen jokaisesta kolmesta blokista oma 3 × 3 -ruudukko.</w:t>
+      </w:r>
+    </w:p>
+    <w:p>
+      <w:pPr>
+        <w:spacing w:after="40" w:before="0"/>
+        <w:ind w:left="360"/>
+      </w:pPr>
+      <w:r>
+        <w:rPr>
+          <w:color w:val="1b5e20"/>
+          <w:sz w:val="19"/>
+          <w:szCs w:val="19"/>
+        </w:rPr>
+        <w:t xml:space="preserve">Valmis kun: Kolme omaa tekstuuria näkyy pelissä, eikä peli näytä virheilmoitusta.</w:t>
       </w:r>
     </w:p>
     <w:p>
       <w:pPr>
         <w:spacing w:after="80" w:before="0"/>
-      </w:pPr>
-      <w:r>
-        <w:rPr>
+        <w:ind w:left="360"/>
+      </w:pPr>
+      <w:r>
+        <w:rPr>
+          <w:color w:val="555555"/>
+          <w:sz w:val="19"/>
+          <w:szCs w:val="19"/>
+        </w:rPr>
+        <w:t xml:space="preserve">Tallenna työnäyte: Commit ja push. Kuvakaappaus pelistä kansioon project-docs/evidence/week-36/.</w:t>
+      </w:r>
+    </w:p>
+    <w:p>
+      <w:pPr>
+        <w:spacing w:after="60" w:before="120"/>
+      </w:pPr>
+      <w:r>
+        <w:rPr>
+          <w:b/>
+          <w:bCs/>
           <w:sz w:val="21"/>
           <w:szCs w:val="21"/>
         </w:rPr>
-        <w:t xml:space="preserve">☐  Kirjaa ensimmäiset testit: tekstuuri näkyy pelissä ja saumat toimivat vierekkäisissä blokeissa.</w:t>
+        <w:t xml:space="preserve">Tehtävä 3 / 3 · Testaa saumat ja kirjaa testit.</w:t>
+      </w:r>
+    </w:p>
+    <w:p>
+      <w:pPr>
+        <w:spacing w:after="40" w:before="0"/>
+        <w:ind w:left="360"/>
+      </w:pPr>
+      <w:r>
+        <w:rPr>
+          <w:sz w:val="19"/>
+          <w:szCs w:val="19"/>
+        </w:rPr>
+        <w:t xml:space="preserve">☐  1. Kirjoita päiväkirjaan ennen testiä odotettu tulos: 3 × 3 -ruudukko näyttää yhtenäiseltä pinnalta.</w:t>
+      </w:r>
+    </w:p>
+    <w:p>
+      <w:pPr>
+        <w:spacing w:after="40" w:before="0"/>
+        <w:ind w:left="360"/>
+      </w:pPr>
+      <w:r>
+        <w:rPr>
+          <w:sz w:val="19"/>
+          <w:szCs w:val="19"/>
+        </w:rPr>
+        <w:t xml:space="preserve">☐  2. Testi 1: katso jokaista ruudukkoa läheltä. Kirjaa, näkyykö sauma tai häiritsevä toistuva kuvio.</w:t>
+      </w:r>
+    </w:p>
+    <w:p>
+      <w:pPr>
+        <w:spacing w:after="40" w:before="0"/>
+        <w:ind w:left="360"/>
+      </w:pPr>
+      <w:r>
+        <w:rPr>
+          <w:sz w:val="19"/>
+          <w:szCs w:val="19"/>
+        </w:rPr>
+        <w:t xml:space="preserve">☐  3. Testi 2: kävele 20 blokin päähän ja katso uudelleen. Kirjaa, erottuuko teema.</w:t>
+      </w:r>
+    </w:p>
+    <w:p>
+      <w:pPr>
+        <w:spacing w:after="40" w:before="0"/>
+        <w:ind w:left="360"/>
+      </w:pPr>
+      <w:r>
+        <w:rPr>
+          <w:sz w:val="19"/>
+          <w:szCs w:val="19"/>
+        </w:rPr>
+        <w:t xml:space="preserve">☐  4. Jos testi ei mennyt odotetusti, korjaa kuvaa muutamalla pikselillä ja vie se repositoryn kansioon. Kopioi resourcepack-kansio peliin, paina F3 + T ja testaa uudelleen. Kirjaa molemmat ajot.</w:t>
+      </w:r>
+    </w:p>
+    <w:p>
+      <w:pPr>
+        <w:spacing w:after="40" w:before="0"/>
+        <w:ind w:left="360"/>
+      </w:pPr>
+      <w:r>
+        <w:rPr>
+          <w:sz w:val="19"/>
+          <w:szCs w:val="19"/>
+        </w:rPr>
+        <w:t xml:space="preserve">☐  5. Tee commit ja push. Kirjoita GitHubissa jokaiseen tämän viikon valmiiseen issueen kommentti. Lisää kommenttiin linkki siihen commitiin, jossa työ tehtiin. Sulje issuet vasta sen jälkeen.</w:t>
+      </w:r>
+    </w:p>
+    <w:p>
+      <w:pPr>
+        <w:spacing w:after="40" w:before="0"/>
+        <w:ind w:left="360"/>
+      </w:pPr>
+      <w:r>
+        <w:rPr>
+          <w:color w:val="1b5e20"/>
+          <w:sz w:val="19"/>
+          <w:szCs w:val="19"/>
+        </w:rPr>
+        <w:t xml:space="preserve">Valmis kun: Päiväkirjassa on kaksi testiä odotettuine ja todellisine tuloksineen, ja viimeinen ajo meni odotetusti.</w:t>
+      </w:r>
+    </w:p>
+    <w:p>
+      <w:pPr>
+        <w:spacing w:after="80" w:before="0"/>
+        <w:ind w:left="360"/>
+      </w:pPr>
+      <w:r>
+        <w:rPr>
+          <w:color w:val="555555"/>
+          <w:sz w:val="19"/>
+          <w:szCs w:val="19"/>
+        </w:rPr>
+        <w:t xml:space="preserve">Tallenna työnäyte: Testit ja commit-linkki viikon 36 päiväkirjaan.</w:t>
       </w:r>
     </w:p>
     <w:p>
@@ -2060,7 +3275,7 @@
           <w:sz w:val="19"/>
           <w:szCs w:val="19"/>
         </w:rPr>
-        <w:t xml:space="preserve">Valmis kun: Kolme omaa blokkitekstuuria näkyy pelissä ilman virheilmoituksia. Vierekkäisten blokkien saumat toimivat 3×3-ruudukossa, ja tiedostot ovat Gitissä.</w:t>
+        <w:t xml:space="preserve">Valmis kun: Kolme omaa blokkitekstuuria näkyy pelissä ilman virheilmoituksia. Vierekkäisten blokkien saumat toimivat 3 × 3 -ruudukossa, ja tiedostot ovat Gitissä.</w:t>
       </w:r>
     </w:p>
     <w:p>
@@ -2073,13 +3288,13 @@
           <w:sz w:val="19"/>
           <w:szCs w:val="19"/>
         </w:rPr>
-        <w:t xml:space="preserve">Työnäyte Git-repositoryyn ennen rastia: kuvakaappaus blokeista pelissä, tekstuuritiedostojen commit ja kaksi testimerkintää.</w:t>
+        <w:t xml:space="preserve">Työnäyte Git-repositoryyn ennen rastia: kuvakaappaus blokeista pelissä, tekstuurien commit ja kaksi testiä.</w:t>
       </w:r>
     </w:p>
     <w:p>
       <w:pPr>
         <w:pStyle w:val="Heading2"/>
-        <w:spacing w:before="260" w:after="120"/>
+        <w:spacing w:after="120" w:before="260"/>
       </w:pPr>
       <w:r>
         <w:rPr>
@@ -2107,38 +3322,323 @@
     </w:p>
     <w:p>
       <w:pPr>
-        <w:spacing w:after="80" w:before="0"/>
-      </w:pPr>
-      <w:r>
-        <w:rPr>
+        <w:spacing w:after="60" w:before="120"/>
+      </w:pPr>
+      <w:r>
+        <w:rPr>
+          <w:b/>
+          <w:bCs/>
           <w:sz w:val="21"/>
           <w:szCs w:val="21"/>
         </w:rPr>
-        <w:t xml:space="preserve">☐  Piirrä kolme esinetekstuuria ja vie ne resurssipaketin item-kansioon.</w:t>
+        <w:t xml:space="preserve">Tehtävä 1 / 3 · Piirrä kaksi esinetekstuuria ja vie ne pakettiin.</w:t>
+      </w:r>
+    </w:p>
+    <w:p>
+      <w:pPr>
+        <w:spacing w:after="40" w:before="0"/>
+        <w:ind w:left="360"/>
+      </w:pPr>
+      <w:r>
+        <w:rPr>
+          <w:sz w:val="19"/>
+          <w:szCs w:val="19"/>
+        </w:rPr>
+        <w:t xml:space="preserve">☐  1. Valitse kaksi esinettä, jotka sopivat teemaasi, esimerkiksi leipä ja rautamiekka. Etsi niiden tiedostonimet Minecraft Wikistä.</w:t>
+      </w:r>
+    </w:p>
+    <w:p>
+      <w:pPr>
+        <w:spacing w:after="40" w:before="0"/>
+        <w:ind w:left="360"/>
+      </w:pPr>
+      <w:r>
+        <w:rPr>
+          <w:sz w:val="19"/>
+          <w:szCs w:val="19"/>
+        </w:rPr>
+        <w:t xml:space="preserve">☐  2. Piirrä Piskelissä molemmat 16 × 16 -kokoon moodboardin paletilla. Jätä tausta läpinäkyväksi ja väritä vain esine.</w:t>
+      </w:r>
+    </w:p>
+    <w:p>
+      <w:pPr>
+        <w:spacing w:after="40" w:before="0"/>
+        <w:ind w:left="360"/>
+      </w:pPr>
+      <w:r>
+        <w:rPr>
+          <w:sz w:val="19"/>
+          <w:szCs w:val="19"/>
+        </w:rPr>
+        <w:t xml:space="preserve">☐  3. Luo resourcepack-kansioon polku assets/minecraft/textures/item/ ja siirrä kuvat sinne korvattavan esineen nimellä.</w:t>
+      </w:r>
+    </w:p>
+    <w:p>
+      <w:pPr>
+        <w:spacing w:after="40" w:before="0"/>
+        <w:ind w:left="360"/>
+      </w:pPr>
+      <w:r>
+        <w:rPr>
+          <w:sz w:val="19"/>
+          <w:szCs w:val="19"/>
+        </w:rPr>
+        <w:t xml:space="preserve">☐  4. Kopioi repositoryn resourcepack-kansio pelin resourcepacks-kansioon. Korvaa vanha kansio. Paina pelissä F3 + T. Peli lataa paketin uudelleen.</w:t>
+      </w:r>
+    </w:p>
+    <w:p>
+      <w:pPr>
+        <w:spacing w:after="40" w:before="0"/>
+        <w:ind w:left="360"/>
+      </w:pPr>
+      <w:r>
+        <w:rPr>
+          <w:sz w:val="19"/>
+          <w:szCs w:val="19"/>
+        </w:rPr>
+        <w:t xml:space="preserve">☐  5. Tarkista esine tavaraluettelossa. Ota se sitten käteen ja katso sitä.</w:t>
+      </w:r>
+    </w:p>
+    <w:p>
+      <w:pPr>
+        <w:spacing w:after="40" w:before="0"/>
+        <w:ind w:left="360"/>
+      </w:pPr>
+      <w:r>
+        <w:rPr>
+          <w:color w:val="1b5e20"/>
+          <w:sz w:val="19"/>
+          <w:szCs w:val="19"/>
+        </w:rPr>
+        <w:t xml:space="preserve">Valmis kun: Kaksi omaa esinetekstuuria näkyy pelissä tavaraluettelossa ja kädessä.</w:t>
       </w:r>
     </w:p>
     <w:p>
       <w:pPr>
         <w:spacing w:after="80" w:before="0"/>
-      </w:pPr>
-      <w:r>
-        <w:rPr>
+        <w:ind w:left="360"/>
+      </w:pPr>
+      <w:r>
+        <w:rPr>
+          <w:color w:val="555555"/>
+          <w:sz w:val="19"/>
+          <w:szCs w:val="19"/>
+        </w:rPr>
+        <w:t xml:space="preserve">Tallenna työnäyte: Commit ja push. Välivaiheiden kuvat ja kuvakaappaus pelistä kansioon project-docs/evidence/week-37/.</w:t>
+      </w:r>
+    </w:p>
+    <w:p>
+      <w:pPr>
+        <w:spacing w:after="60" w:before="120"/>
+      </w:pPr>
+      <w:r>
+        <w:rPr>
+          <w:b/>
+          <w:bCs/>
           <w:sz w:val="21"/>
           <w:szCs w:val="21"/>
         </w:rPr>
-        <w:t xml:space="preserve">☐  Tee kielitiedosto fi_fi.json: anna teeman mukaiset suomenkieliset nimet muokkaamillesi blokeille ja esineille.</w:t>
+        <w:t xml:space="preserve">Tehtävä 2 / 3 · Anna sisällölle omat suomenkieliset nimet kielitiedostolla.</w:t>
+      </w:r>
+    </w:p>
+    <w:p>
+      <w:pPr>
+        <w:spacing w:after="40" w:before="0"/>
+        <w:ind w:left="360"/>
+      </w:pPr>
+      <w:r>
+        <w:rPr>
+          <w:sz w:val="19"/>
+          <w:szCs w:val="19"/>
+        </w:rPr>
+        <w:t xml:space="preserve">☐  1. Luo VS Codella tiedosto resourcepack/assets/minecraft/lang/fi_fi.json.</w:t>
+      </w:r>
+    </w:p>
+    <w:p>
+      <w:pPr>
+        <w:spacing w:after="40" w:before="0"/>
+        <w:ind w:left="360"/>
+      </w:pPr>
+      <w:r>
+        <w:rPr>
+          <w:sz w:val="19"/>
+          <w:szCs w:val="19"/>
+        </w:rPr>
+        <w:t xml:space="preserve">☐  2. Paina pelissä F3 + H. Nyt esineen tunnus näkyy esineen kuvauksessa, esimerkiksi minecraft:bread.</w:t>
+      </w:r>
+    </w:p>
+    <w:p>
+      <w:pPr>
+        <w:spacing w:after="40" w:before="0"/>
+        <w:ind w:left="360"/>
+      </w:pPr>
+      <w:r>
+        <w:rPr>
+          <w:sz w:val="19"/>
+          <w:szCs w:val="19"/>
+        </w:rPr>
+        <w:t xml:space="preserve">☐  3. Kirjoita tiedostoon jokaiselle muokkaamallesi blokille ja esineelle rivi avun mallin mukaan. Avain on esimerkiksi block.minecraft.stone, ja arvo on antamasi uusi nimi.</w:t>
+      </w:r>
+    </w:p>
+    <w:p>
+      <w:pPr>
+        <w:spacing w:after="40" w:before="0"/>
+        <w:ind w:left="360"/>
+      </w:pPr>
+      <w:r>
+        <w:rPr>
+          <w:sz w:val="19"/>
+          <w:szCs w:val="19"/>
+        </w:rPr>
+        <w:t xml:space="preserve">☐  4. Vaihda pelin kieleksi suomi (Options → Language). Valikot ovat sen jälkeen suomeksi, esimerkiksi Options = Asetukset. Kopioi repositoryn resourcepack-kansio pelin resourcepacks-kansioon. Korvaa vanha kansio. Paina pelissä F3 + T. Peli lataa paketin uudelleen.</w:t>
+      </w:r>
+    </w:p>
+    <w:p>
+      <w:pPr>
+        <w:spacing w:after="40" w:before="0"/>
+        <w:ind w:left="360"/>
+      </w:pPr>
+      <w:r>
+        <w:rPr>
+          <w:sz w:val="19"/>
+          <w:szCs w:val="19"/>
+        </w:rPr>
+        <w:t xml:space="preserve">☐  5. Tarkista tavaraluettelosta, että omat nimet näkyvät.</w:t>
+      </w:r>
+    </w:p>
+    <w:p>
+      <w:pPr>
+        <w:spacing w:after="40" w:before="0"/>
+        <w:ind w:left="360"/>
+      </w:pPr>
+      <w:r>
+        <w:rPr>
+          <w:color w:val="1b5e20"/>
+          <w:sz w:val="19"/>
+          <w:szCs w:val="19"/>
+        </w:rPr>
+        <w:t xml:space="preserve">Valmis kun: Muokatut blokit ja esineet näkyvät pelissä omilla suomenkielisillä nimillä.</w:t>
       </w:r>
     </w:p>
     <w:p>
       <w:pPr>
         <w:spacing w:after="80" w:before="0"/>
-      </w:pPr>
-      <w:r>
-        <w:rPr>
+        <w:ind w:left="360"/>
+      </w:pPr>
+      <w:r>
+        <w:rPr>
+          <w:color w:val="555555"/>
+          <w:sz w:val="19"/>
+          <w:szCs w:val="19"/>
+        </w:rPr>
+        <w:t xml:space="preserve">Tallenna työnäyte: Commit ja push. Kuvakaappaus nimistä kansioon project-docs/evidence/week-37/.</w:t>
+      </w:r>
+    </w:p>
+    <w:p>
+      <w:pPr>
+        <w:spacing w:after="60" w:before="120"/>
+      </w:pPr>
+      <w:r>
+        <w:rPr>
+          <w:b/>
+          <w:bCs/>
           <w:sz w:val="21"/>
           <w:szCs w:val="21"/>
         </w:rPr>
-        <w:t xml:space="preserve">☐  Testaa nimet ja tekstuurit pelissä, korjaa JSON-virheet ja committaa.</w:t>
+        <w:t xml:space="preserve">Tehtävä 3 / 3 · Riko kielitiedosto tarkoituksella ja testaa nimet pelissä.</w:t>
+      </w:r>
+    </w:p>
+    <w:p>
+      <w:pPr>
+        <w:spacing w:after="40" w:before="0"/>
+        <w:ind w:left="360"/>
+      </w:pPr>
+      <w:r>
+        <w:rPr>
+          <w:sz w:val="19"/>
+          <w:szCs w:val="19"/>
+        </w:rPr>
+        <w:t xml:space="preserve">☐  1. Kirjoita päiväkirjaan ennen testiä odotettu tulos: rikkinäisellä tiedostolla omat nimet katoavat.</w:t>
+      </w:r>
+    </w:p>
+    <w:p>
+      <w:pPr>
+        <w:spacing w:after="40" w:before="0"/>
+        <w:ind w:left="360"/>
+      </w:pPr>
+      <w:r>
+        <w:rPr>
+          <w:sz w:val="19"/>
+          <w:szCs w:val="19"/>
+        </w:rPr>
+        <w:t xml:space="preserve">☐  2. Poista fi_fi.json-tiedostosta yksi pilkku. Kopioi repositoryn resourcepack-kansio pelin resourcepacks-kansioon. Korvaa vanha kansio. Paina pelissä F3 + T. Peli lataa paketin uudelleen.</w:t>
+      </w:r>
+    </w:p>
+    <w:p>
+      <w:pPr>
+        <w:spacing w:after="40" w:before="0"/>
+        <w:ind w:left="360"/>
+      </w:pPr>
+      <w:r>
+        <w:rPr>
+          <w:sz w:val="19"/>
+          <w:szCs w:val="19"/>
+        </w:rPr>
+        <w:t xml:space="preserve">☐  3. Kirjaa, mitä pelissä tapahtui.</w:t>
+      </w:r>
+    </w:p>
+    <w:p>
+      <w:pPr>
+        <w:spacing w:after="40" w:before="0"/>
+        <w:ind w:left="360"/>
+      </w:pPr>
+      <w:r>
+        <w:rPr>
+          <w:sz w:val="19"/>
+          <w:szCs w:val="19"/>
+        </w:rPr>
+        <w:t xml:space="preserve">☐  4. Palauta pilkku. Kopioi repositoryn resourcepack-kansio pelin resourcepacks-kansioon ja korvaa vanha, paina F3 + T ja kirjaa, palasivatko omat nimet.</w:t>
+      </w:r>
+    </w:p>
+    <w:p>
+      <w:pPr>
+        <w:spacing w:after="40" w:before="0"/>
+        <w:ind w:left="360"/>
+      </w:pPr>
+      <w:r>
+        <w:rPr>
+          <w:sz w:val="19"/>
+          <w:szCs w:val="19"/>
+        </w:rPr>
+        <w:t xml:space="preserve">☐  5. Tee commit ja push. Kirjoita GitHubissa jokaiseen tämän viikon valmiiseen issueen kommentti. Lisää kommenttiin linkki siihen commitiin, jossa työ tehtiin. Sulje issuet vasta sen jälkeen.</w:t>
+      </w:r>
+    </w:p>
+    <w:p>
+      <w:pPr>
+        <w:spacing w:after="40" w:before="0"/>
+        <w:ind w:left="360"/>
+      </w:pPr>
+      <w:r>
+        <w:rPr>
+          <w:color w:val="1b5e20"/>
+          <w:sz w:val="19"/>
+          <w:szCs w:val="19"/>
+        </w:rPr>
+        <w:t xml:space="preserve">Valmis kun: Rikkinäisen ja korjatun tiedoston tulokset on kirjattu, ja omat nimet näkyvät taas pelissä.</w:t>
+      </w:r>
+    </w:p>
+    <w:p>
+      <w:pPr>
+        <w:spacing w:after="80" w:before="0"/>
+        <w:ind w:left="360"/>
+      </w:pPr>
+      <w:r>
+        <w:rPr>
+          <w:color w:val="555555"/>
+          <w:sz w:val="19"/>
+          <w:szCs w:val="19"/>
+        </w:rPr>
+        <w:t xml:space="preserve">Tallenna työnäyte: Testin tulokset ja commit-linkki viikon 37 päiväkirjaan.</w:t>
       </w:r>
     </w:p>
     <w:p>
@@ -2151,7 +3651,7 @@
           <w:sz w:val="19"/>
           <w:szCs w:val="19"/>
         </w:rPr>
-        <w:t xml:space="preserve">Valmis kun: Esineet näkyvät omilla tekstuureilla ja suomenkielisillä nimillä tavaraluettelossa ja kädessä. Rikkinäisen JSONin vaikutus on testattu ja kirjattu.</w:t>
+        <w:t xml:space="preserve">Valmis kun: Esineet näkyvät omilla tekstuureilla. Muokatut blokit ja esineet näkyvät suomenkielisillä nimillä. Rikkinäisen JSONin vaikutus on testattu ja kirjattu.</w:t>
       </w:r>
     </w:p>
     <w:p>
@@ -2170,7 +3670,7 @@
     <w:p>
       <w:pPr>
         <w:pStyle w:val="Heading1"/>
-        <w:spacing w:before="320" w:after="160"/>
+        <w:spacing w:after="160" w:before="320"/>
       </w:pPr>
       <w:r>
         <w:rPr>
@@ -2184,7 +3684,7 @@
     <w:p>
       <w:pPr>
         <w:pStyle w:val="Heading2"/>
-        <w:spacing w:before="260" w:after="120"/>
+        <w:spacing w:after="120" w:before="260"/>
       </w:pPr>
       <w:r>
         <w:rPr>
@@ -2207,43 +3707,302 @@
           <w:sz w:val="21"/>
           <w:szCs w:val="21"/>
         </w:rPr>
-        <w:t xml:space="preserve">Pelissä on ensimmäinen oma 3D-malli — blokki, jota ei ole kenelläkään muulla.</w:t>
-      </w:r>
-    </w:p>
-    <w:p>
-      <w:pPr>
-        <w:spacing w:after="80" w:before="0"/>
-      </w:pPr>
-      <w:r>
-        <w:rPr>
+        <w:t xml:space="preserve">Pelissä on ensimmäinen oma 3D-malli – blokki, jota ei ole kenelläkään muulla.</w:t>
+      </w:r>
+    </w:p>
+    <w:p>
+      <w:pPr>
+        <w:spacing w:after="60" w:before="120"/>
+      </w:pPr>
+      <w:r>
+        <w:rPr>
+          <w:b/>
+          <w:bCs/>
           <w:sz w:val="21"/>
           <w:szCs w:val="21"/>
         </w:rPr>
-        <w:t xml:space="preserve">☐  Mallinna Blockbenchillä yksinkertainen blokkimalli (esim. teemaan sopiva koriste) ja teksturoi se.</w:t>
+        <w:t xml:space="preserve">Tehtävä 1 / 3 · Mallinna Blockbenchillä pieni blokkimalli.</w:t>
+      </w:r>
+    </w:p>
+    <w:p>
+      <w:pPr>
+        <w:spacing w:after="40" w:before="0"/>
+        <w:ind w:left="360"/>
+      </w:pPr>
+      <w:r>
+        <w:rPr>
+          <w:sz w:val="19"/>
+          <w:szCs w:val="19"/>
+        </w:rPr>
+        <w:t xml:space="preserve">☐  1. Valitse koristeblokki, jonka muoto saa muuttua, esimerkiksi kukkaruukku (flower_pot). Kirjaa valinta päiväkirjaan.</w:t>
+      </w:r>
+    </w:p>
+    <w:p>
+      <w:pPr>
+        <w:spacing w:after="40" w:before="0"/>
+        <w:ind w:left="360"/>
+      </w:pPr>
+      <w:r>
+        <w:rPr>
+          <w:sz w:val="19"/>
+          <w:szCs w:val="19"/>
+        </w:rPr>
+        <w:t xml:space="preserve">☐  2. Avaa Blockbench ja valitse File → New → Java Block/Item. Anna projektille teeman mukainen nimi.</w:t>
+      </w:r>
+    </w:p>
+    <w:p>
+      <w:pPr>
+        <w:spacing w:after="40" w:before="0"/>
+        <w:ind w:left="360"/>
+      </w:pPr>
+      <w:r>
+        <w:rPr>
+          <w:sz w:val="19"/>
+          <w:szCs w:val="19"/>
+        </w:rPr>
+        <w:t xml:space="preserve">☐  3. Rakenna muoto Add Cube -painikkeella 2–4 kuutiosta. Pysy 16 × 16 × 16 -ruudukon sisällä, niin blokki istuu maailmaan.</w:t>
+      </w:r>
+    </w:p>
+    <w:p>
+      <w:pPr>
+        <w:spacing w:after="40" w:before="0"/>
+        <w:ind w:left="360"/>
+      </w:pPr>
+      <w:r>
+        <w:rPr>
+          <w:sz w:val="19"/>
+          <w:szCs w:val="19"/>
+        </w:rPr>
+        <w:t xml:space="preserve">☐  4. Tallenna Blockbench-projekti: File → Save Project. Siirrä .bbmodel-tiedosto kansioon project-docs/lahdetiedostot/.</w:t>
+      </w:r>
+    </w:p>
+    <w:p>
+      <w:pPr>
+        <w:spacing w:after="40" w:before="0"/>
+        <w:ind w:left="360"/>
+      </w:pPr>
+      <w:r>
+        <w:rPr>
+          <w:color w:val="1b5e20"/>
+          <w:sz w:val="19"/>
+          <w:szCs w:val="19"/>
+        </w:rPr>
+        <w:t xml:space="preserve">Valmis kun: Blockbenchissä on 2–4 kuution malli, joka mahtuu yhden blokin kokoon, ja .bbmodel-tiedosto on tallennettu.</w:t>
       </w:r>
     </w:p>
     <w:p>
       <w:pPr>
         <w:spacing w:after="80" w:before="0"/>
-      </w:pPr>
-      <w:r>
-        <w:rPr>
+        <w:ind w:left="360"/>
+      </w:pPr>
+      <w:r>
+        <w:rPr>
+          <w:color w:val="555555"/>
+          <w:sz w:val="19"/>
+          <w:szCs w:val="19"/>
+        </w:rPr>
+        <w:t xml:space="preserve">Tallenna työnäyte: Commit ja push. Kuvakaappaus Blockbenchistä kansioon project-docs/evidence/week-38/.</w:t>
+      </w:r>
+    </w:p>
+    <w:p>
+      <w:pPr>
+        <w:spacing w:after="60" w:before="120"/>
+      </w:pPr>
+      <w:r>
+        <w:rPr>
+          <w:b/>
+          <w:bCs/>
           <w:sz w:val="21"/>
           <w:szCs w:val="21"/>
         </w:rPr>
-        <w:t xml:space="preserve">☐  Vie malli ja tekstuuri resurssipakettiin valitun blokin malliksi.</w:t>
+        <w:t xml:space="preserve">Tehtävä 2 / 3 · Teksturoi malli ja vie se pakettiin.</w:t>
+      </w:r>
+    </w:p>
+    <w:p>
+      <w:pPr>
+        <w:spacing w:after="40" w:before="0"/>
+        <w:ind w:left="360"/>
+      </w:pPr>
+      <w:r>
+        <w:rPr>
+          <w:sz w:val="19"/>
+          <w:szCs w:val="19"/>
+        </w:rPr>
+        <w:t xml:space="preserve">☐  1. Luo tekstuuri Blockbenchin Textures-paneelissa: Create Texture, rastita Template ja paina Confirm. Siirry sitten Paint-tilaan ja maalaa mallin pinnat moodboardin paletilla. Blockbench tekee UV-kartan eli pintojen ja kuvan vastaavuuden puolestasi.</w:t>
+      </w:r>
+    </w:p>
+    <w:p>
+      <w:pPr>
+        <w:spacing w:after="40" w:before="0"/>
+        <w:ind w:left="360"/>
+      </w:pPr>
+      <w:r>
+        <w:rPr>
+          <w:sz w:val="19"/>
+          <w:szCs w:val="19"/>
+        </w:rPr>
+        <w:t xml:space="preserve">☐  2. Tallenna tekstuuri polkuun resourcepack/assets/minecraft/textures/block/ omalla nimellä, esimerkiksi oma_koriste.png.</w:t>
+      </w:r>
+    </w:p>
+    <w:p>
+      <w:pPr>
+        <w:spacing w:after="40" w:before="0"/>
+        <w:ind w:left="360"/>
+      </w:pPr>
+      <w:r>
+        <w:rPr>
+          <w:sz w:val="19"/>
+          <w:szCs w:val="19"/>
+        </w:rPr>
+        <w:t xml:space="preserve">☐  3. Vie malli: File → Export → Java Block/Item Model. Tallenna se polkuun resourcepack/assets/minecraft/models/block/ korvattavan blokin nimellä, esimerkiksi flower_pot.json.</w:t>
+      </w:r>
+    </w:p>
+    <w:p>
+      <w:pPr>
+        <w:spacing w:after="40" w:before="0"/>
+        <w:ind w:left="360"/>
+      </w:pPr>
+      <w:r>
+        <w:rPr>
+          <w:sz w:val="19"/>
+          <w:szCs w:val="19"/>
+        </w:rPr>
+        <w:t xml:space="preserve">☐  4. Kopioi repositoryn resourcepack-kansio pelin resourcepacks-kansioon. Korvaa vanha kansio. Paina pelissä F3 + T. Peli lataa paketin uudelleen.</w:t>
+      </w:r>
+    </w:p>
+    <w:p>
+      <w:pPr>
+        <w:spacing w:after="40" w:before="0"/>
+        <w:ind w:left="360"/>
+      </w:pPr>
+      <w:r>
+        <w:rPr>
+          <w:color w:val="1b5e20"/>
+          <w:sz w:val="19"/>
+          <w:szCs w:val="19"/>
+        </w:rPr>
+        <w:t xml:space="preserve">Valmis kun: Malli ja tekstuuri ovat oikeissa kansioissa, ja peli lataa paketin ilman virheilmoitusta.</w:t>
       </w:r>
     </w:p>
     <w:p>
       <w:pPr>
         <w:spacing w:after="80" w:before="0"/>
-      </w:pPr>
-      <w:r>
-        <w:rPr>
+        <w:ind w:left="360"/>
+      </w:pPr>
+      <w:r>
+        <w:rPr>
+          <w:color w:val="555555"/>
+          <w:sz w:val="19"/>
+          <w:szCs w:val="19"/>
+        </w:rPr>
+        <w:t xml:space="preserve">Tallenna työnäyte: Commit ja push. Commit-linkki viikon 38 päiväkirjaan.</w:t>
+      </w:r>
+    </w:p>
+    <w:p>
+      <w:pPr>
+        <w:spacing w:after="60" w:before="120"/>
+      </w:pPr>
+      <w:r>
+        <w:rPr>
+          <w:b/>
+          <w:bCs/>
           <w:sz w:val="21"/>
           <w:szCs w:val="21"/>
         </w:rPr>
-        <w:t xml:space="preserve">☐  Testaa malli pelissä maassa, kädessä ja eri suunnista; kirjaa havainnot.</w:t>
+        <w:t xml:space="preserve">Tehtävä 3 / 3 · Testaa malli pelissä eri suunnista.</w:t>
+      </w:r>
+    </w:p>
+    <w:p>
+      <w:pPr>
+        <w:spacing w:after="40" w:before="0"/>
+        <w:ind w:left="360"/>
+      </w:pPr>
+      <w:r>
+        <w:rPr>
+          <w:sz w:val="19"/>
+          <w:szCs w:val="19"/>
+        </w:rPr>
+        <w:t xml:space="preserve">☐  1. Kirjoita päiväkirjaan ennen testiä odotettu tulos: malli näkyy oikein joka suunnasta, eikä pinnoissa ole violettimustaa ruutukuviota.</w:t>
+      </w:r>
+    </w:p>
+    <w:p>
+      <w:pPr>
+        <w:spacing w:after="40" w:before="0"/>
+        <w:ind w:left="360"/>
+      </w:pPr>
+      <w:r>
+        <w:rPr>
+          <w:sz w:val="19"/>
+          <w:szCs w:val="19"/>
+        </w:rPr>
+        <w:t xml:space="preserve">☐  2. Aseta blokki maahan ja katso sitä neljästä ilmansuunnasta. Ota kuvakaappaus.</w:t>
+      </w:r>
+    </w:p>
+    <w:p>
+      <w:pPr>
+        <w:spacing w:after="40" w:before="0"/>
+        <w:ind w:left="360"/>
+      </w:pPr>
+      <w:r>
+        <w:rPr>
+          <w:sz w:val="19"/>
+          <w:szCs w:val="19"/>
+        </w:rPr>
+        <w:t xml:space="preserve">☐  3. Ota blokki käteen. Jos esine näkyy kädessä litteänä kuvana, se on normaalia: monella blokilla on oma kuva esineenä. Kirjaa, mitä näit.</w:t>
+      </w:r>
+    </w:p>
+    <w:p>
+      <w:pPr>
+        <w:spacing w:after="40" w:before="0"/>
+        <w:ind w:left="360"/>
+      </w:pPr>
+      <w:r>
+        <w:rPr>
+          <w:sz w:val="19"/>
+          <w:szCs w:val="19"/>
+        </w:rPr>
+        <w:t xml:space="preserve">☐  4. Jos jollakin pinnalla näkyy violettimusta ruutukuvio, peli ei löydä tekstuuria. Tarkista tekstuurin nimi ja polku ja korjaa. Kopioi resourcepack-kansio uudelleen peliin, paina F3 + T ja testaa uudelleen.</w:t>
+      </w:r>
+    </w:p>
+    <w:p>
+      <w:pPr>
+        <w:spacing w:after="40" w:before="0"/>
+        <w:ind w:left="360"/>
+      </w:pPr>
+      <w:r>
+        <w:rPr>
+          <w:sz w:val="19"/>
+          <w:szCs w:val="19"/>
+        </w:rPr>
+        <w:t xml:space="preserve">☐  5. Tee commit ja push. Kirjoita GitHubissa jokaiseen tämän viikon valmiiseen issueen kommentti. Lisää kommenttiin linkki siihen commitiin, jossa työ tehtiin. Sulje issuet vasta sen jälkeen.</w:t>
+      </w:r>
+    </w:p>
+    <w:p>
+      <w:pPr>
+        <w:spacing w:after="40" w:before="0"/>
+        <w:ind w:left="360"/>
+      </w:pPr>
+      <w:r>
+        <w:rPr>
+          <w:color w:val="1b5e20"/>
+          <w:sz w:val="19"/>
+          <w:szCs w:val="19"/>
+        </w:rPr>
+        <w:t xml:space="preserve">Valmis kun: Päiväkirjassa on testin odotettu ja todellinen tulos, ja malli näkyy pelissä oikein joka suunnasta.</w:t>
+      </w:r>
+    </w:p>
+    <w:p>
+      <w:pPr>
+        <w:spacing w:after="80" w:before="0"/>
+        <w:ind w:left="360"/>
+      </w:pPr>
+      <w:r>
+        <w:rPr>
+          <w:color w:val="555555"/>
+          <w:sz w:val="19"/>
+          <w:szCs w:val="19"/>
+        </w:rPr>
+        <w:t xml:space="preserve">Tallenna työnäyte: Kuvakaappaukset kansioon project-docs/evidence/week-38/ ja testin tulos viikon 38 päiväkirjaan.</w:t>
       </w:r>
     </w:p>
     <w:p>
@@ -2269,13 +4028,13 @@
           <w:sz w:val="19"/>
           <w:szCs w:val="19"/>
         </w:rPr>
-        <w:t xml:space="preserve">Työnäyte Git-repositoryyn ennen rastia: Blockbench-projektitiedosto, kuvakaappaus mallista pelissä ja commit.</w:t>
+        <w:t xml:space="preserve">Työnäyte Git-repositoryyn ennen rastia: Blockbench-projektitiedosto, kuvakaappaukset mallista pelissä ja commit.</w:t>
       </w:r>
     </w:p>
     <w:p>
       <w:pPr>
         <w:pStyle w:val="Heading2"/>
-        <w:spacing w:before="260" w:after="120"/>
+        <w:spacing w:after="120" w:before="260"/>
       </w:pPr>
       <w:r>
         <w:rPr>
@@ -2298,43 +4057,328 @@
           <w:sz w:val="21"/>
           <w:szCs w:val="21"/>
         </w:rPr>
-        <w:t xml:space="preserve">Paketti saa näyttävimmän yksittäisen assetinsa: ison mallin tai hahmon uuden ilmeen.</w:t>
-      </w:r>
-    </w:p>
-    <w:p>
-      <w:pPr>
-        <w:spacing w:after="80" w:before="0"/>
-      </w:pPr>
-      <w:r>
-        <w:rPr>
+        <w:t xml:space="preserve">Paketti saa näyttävimmän yksittäisen assetinsa: isomman mallin tai hahmon uuden ilmeen.</w:t>
+      </w:r>
+    </w:p>
+    <w:p>
+      <w:pPr>
+        <w:spacing w:after="60" w:before="120"/>
+      </w:pPr>
+      <w:r>
+        <w:rPr>
+          <w:b/>
+          <w:bCs/>
           <w:sz w:val="21"/>
           <w:szCs w:val="21"/>
         </w:rPr>
-        <w:t xml:space="preserve">☐  Vertaa toisen henkilön kanssa kahta vaihtoehtoa — monimutkaisempi blokkimalli vai hahmon (mobin) uusi tekstuuri — ja kirjaa perusteltu päätös.</w:t>
+        <w:t xml:space="preserve">Tehtävä 1 / 3 · Vertaa kahta vaihtoehtoa ja tee valinta.</w:t>
+      </w:r>
+    </w:p>
+    <w:p>
+      <w:pPr>
+        <w:spacing w:after="40" w:before="0"/>
+        <w:ind w:left="360"/>
+      </w:pPr>
+      <w:r>
+        <w:rPr>
+          <w:sz w:val="19"/>
+          <w:szCs w:val="19"/>
+        </w:rPr>
+        <w:t xml:space="preserve">☐  1. Lue kaksi vaihtoehtoa: A = isompi blokkimalli, B = mobin eli pelin hahmon uusi tekstuuri, esimerkiksi creeperin uusi ilme.</w:t>
+      </w:r>
+    </w:p>
+    <w:p>
+      <w:pPr>
+        <w:spacing w:after="40" w:before="0"/>
+        <w:ind w:left="360"/>
+      </w:pPr>
+      <w:r>
+        <w:rPr>
+          <w:sz w:val="19"/>
+          <w:szCs w:val="19"/>
+        </w:rPr>
+        <w:t xml:space="preserve">☐  2. Pyydä ohjaajaa tai vertaista eli toista opiskelijaa keskustelemaan kanssasi kymmeneksi minuutiksi.</w:t>
+      </w:r>
+    </w:p>
+    <w:p>
+      <w:pPr>
+        <w:spacing w:after="40" w:before="0"/>
+        <w:ind w:left="360"/>
+      </w:pPr>
+      <w:r>
+        <w:rPr>
+          <w:sz w:val="19"/>
+          <w:szCs w:val="19"/>
+        </w:rPr>
+        <w:t xml:space="preserve">☐  3. Arvioikaa kumpaakin vaihtoehtoa kolmella kysymyksellä: montako päivää työ vie, kuinka usein se näkyy pelissä ja mikä voi mennä pieleen?</w:t>
+      </w:r>
+    </w:p>
+    <w:p>
+      <w:pPr>
+        <w:spacing w:after="40" w:before="0"/>
+        <w:ind w:left="360"/>
+      </w:pPr>
+      <w:r>
+        <w:rPr>
+          <w:sz w:val="19"/>
+          <w:szCs w:val="19"/>
+        </w:rPr>
+        <w:t xml:space="preserve">☐  4. Valitse A tai B. Kirjoita päiväkirjaan valinta, kaksi perustelua ja keskustelukumppanin rooli.</w:t>
+      </w:r>
+    </w:p>
+    <w:p>
+      <w:pPr>
+        <w:spacing w:after="40" w:before="0"/>
+        <w:ind w:left="360"/>
+      </w:pPr>
+      <w:r>
+        <w:rPr>
+          <w:color w:val="1b5e20"/>
+          <w:sz w:val="19"/>
+          <w:szCs w:val="19"/>
+        </w:rPr>
+        <w:t xml:space="preserve">Valmis kun: Päiväkirjassa ovat molemmat vaihtoehdot, kolmen kysymyksen vastaukset, valinta, kaksi perustelua ja keskustelukumppanin rooli.</w:t>
       </w:r>
     </w:p>
     <w:p>
       <w:pPr>
         <w:spacing w:after="80" w:before="0"/>
-      </w:pPr>
-      <w:r>
-        <w:rPr>
+        <w:ind w:left="360"/>
+      </w:pPr>
+      <w:r>
+        <w:rPr>
+          <w:color w:val="555555"/>
+          <w:sz w:val="19"/>
+          <w:szCs w:val="19"/>
+        </w:rPr>
+        <w:t xml:space="preserve">Tallenna työnäyte: Vertailu viikon 39 päiväkirjaan.</w:t>
+      </w:r>
+    </w:p>
+    <w:p>
+      <w:pPr>
+        <w:spacing w:after="60" w:before="120"/>
+      </w:pPr>
+      <w:r>
+        <w:rPr>
+          <w:b/>
+          <w:bCs/>
           <w:sz w:val="21"/>
           <w:szCs w:val="21"/>
         </w:rPr>
-        <w:t xml:space="preserve">☐  Toteuta valittu kokonaisuus Blockbenchillä.</w:t>
+        <w:t xml:space="preserve">Tehtävä 2 / 3 · Toteuta valittu työ kahdessa vaiheessa.</w:t>
+      </w:r>
+    </w:p>
+    <w:p>
+      <w:pPr>
+        <w:spacing w:after="40" w:before="0"/>
+        <w:ind w:left="360"/>
+      </w:pPr>
+      <w:r>
+        <w:rPr>
+          <w:sz w:val="19"/>
+          <w:szCs w:val="19"/>
+        </w:rPr>
+        <w:t xml:space="preserve">☐  1. Päivä 1: tee runko. Vaihtoehdossa A rakenna muoto Blockbenchissä. Vaihtoehdossa B avaa mobin tekstuuripohja Blockbenchissä ja piirrä pääväritys.</w:t>
+      </w:r>
+    </w:p>
+    <w:p>
+      <w:pPr>
+        <w:spacing w:after="40" w:before="0"/>
+        <w:ind w:left="360"/>
+      </w:pPr>
+      <w:r>
+        <w:rPr>
+          <w:sz w:val="19"/>
+          <w:szCs w:val="19"/>
+        </w:rPr>
+        <w:t xml:space="preserve">☐  2. Tee commit ja push viestillä ”Runko”.</w:t>
+      </w:r>
+    </w:p>
+    <w:p>
+      <w:pPr>
+        <w:spacing w:after="40" w:before="0"/>
+        <w:ind w:left="360"/>
+      </w:pPr>
+      <w:r>
+        <w:rPr>
+          <w:sz w:val="19"/>
+          <w:szCs w:val="19"/>
+        </w:rPr>
+        <w:t xml:space="preserve">☐  3. Päivä 2: piirrä yksityiskohdat samalla paletilla kuin muut assetit.</w:t>
+      </w:r>
+    </w:p>
+    <w:p>
+      <w:pPr>
+        <w:spacing w:after="40" w:before="0"/>
+        <w:ind w:left="360"/>
+      </w:pPr>
+      <w:r>
+        <w:rPr>
+          <w:sz w:val="19"/>
+          <w:szCs w:val="19"/>
+        </w:rPr>
+        <w:t xml:space="preserve">☐  4. Vie työ pakettiin. Vaihtoehdossa A vie malli kuten viikolla 38. Vaihtoehdossa B vie tekstuuri polkuun resourcepack/assets/minecraft/textures/entity/, esimerkiksi creeper/creeper.png.</w:t>
+      </w:r>
+    </w:p>
+    <w:p>
+      <w:pPr>
+        <w:spacing w:after="40" w:before="0"/>
+        <w:ind w:left="360"/>
+      </w:pPr>
+      <w:r>
+        <w:rPr>
+          <w:sz w:val="19"/>
+          <w:szCs w:val="19"/>
+        </w:rPr>
+        <w:t xml:space="preserve">☐  5. Tarkista mobin tekstuurin polku versiosi mukaan Minecraft Wikistä: esimerkiksi lehmän ja sian tiedostonimet muuttuivat versiossa 1.21.5.</w:t>
+      </w:r>
+    </w:p>
+    <w:p>
+      <w:pPr>
+        <w:spacing w:after="40" w:before="0"/>
+        <w:ind w:left="360"/>
+      </w:pPr>
+      <w:r>
+        <w:rPr>
+          <w:sz w:val="19"/>
+          <w:szCs w:val="19"/>
+        </w:rPr>
+        <w:t xml:space="preserve">☐  6. Tee commit ja push viestillä ”Yksityiskohdat”.</w:t>
+      </w:r>
+    </w:p>
+    <w:p>
+      <w:pPr>
+        <w:spacing w:after="40" w:before="0"/>
+        <w:ind w:left="360"/>
+      </w:pPr>
+      <w:r>
+        <w:rPr>
+          <w:color w:val="1b5e20"/>
+          <w:sz w:val="19"/>
+          <w:szCs w:val="19"/>
+        </w:rPr>
+        <w:t xml:space="preserve">Valmis kun: Valittu työ on paketissa, ja repositoryssa on kaksi erillistä committia: runko ja yksityiskohdat.</w:t>
       </w:r>
     </w:p>
     <w:p>
       <w:pPr>
         <w:spacing w:after="80" w:before="0"/>
-      </w:pPr>
-      <w:r>
-        <w:rPr>
+        <w:ind w:left="360"/>
+      </w:pPr>
+      <w:r>
+        <w:rPr>
+          <w:color w:val="555555"/>
+          <w:sz w:val="19"/>
+          <w:szCs w:val="19"/>
+        </w:rPr>
+        <w:t xml:space="preserve">Tallenna työnäyte: Kahden commitin linkit viikon 39 päiväkirjaan.</w:t>
+      </w:r>
+    </w:p>
+    <w:p>
+      <w:pPr>
+        <w:spacing w:after="60" w:before="120"/>
+      </w:pPr>
+      <w:r>
+        <w:rPr>
+          <w:b/>
+          <w:bCs/>
           <w:sz w:val="21"/>
           <w:szCs w:val="21"/>
         </w:rPr>
-        <w:t xml:space="preserve">☐  Testaa eri etäisyyksiltä, eri valaistuksessa ja yöllä; kirjaa havainnot ja committaa.</w:t>
+        <w:t xml:space="preserve">Tehtävä 3 / 3 · Testaa työ läheltä, kaukaa ja yöllä.</w:t>
+      </w:r>
+    </w:p>
+    <w:p>
+      <w:pPr>
+        <w:spacing w:after="40" w:before="0"/>
+        <w:ind w:left="360"/>
+      </w:pPr>
+      <w:r>
+        <w:rPr>
+          <w:sz w:val="19"/>
+          <w:szCs w:val="19"/>
+        </w:rPr>
+        <w:t xml:space="preserve">☐  1. Kirjoita päiväkirjaan ennen testiä odotettu tulos: teema tunnistuu läheltä, kaukaa ja yöllä.</w:t>
+      </w:r>
+    </w:p>
+    <w:p>
+      <w:pPr>
+        <w:spacing w:after="40" w:before="0"/>
+        <w:ind w:left="360"/>
+      </w:pPr>
+      <w:r>
+        <w:rPr>
+          <w:sz w:val="19"/>
+          <w:szCs w:val="19"/>
+        </w:rPr>
+        <w:t xml:space="preserve">☐  2. Kopioi repositoryn resourcepack-kansio pelin resourcepacks-kansioon. Korvaa vanha kansio. Paina pelissä F3 + T. Peli lataa paketin uudelleen.</w:t>
+      </w:r>
+    </w:p>
+    <w:p>
+      <w:pPr>
+        <w:spacing w:after="40" w:before="0"/>
+        <w:ind w:left="360"/>
+      </w:pPr>
+      <w:r>
+        <w:rPr>
+          <w:sz w:val="19"/>
+          <w:szCs w:val="19"/>
+        </w:rPr>
+        <w:t xml:space="preserve">☐  3. Etsi tai kutsu muokattu kohde pelissä. Ota kuvakaappaus läheltä, 20 blokin päästä ja yöllä.</w:t>
+      </w:r>
+    </w:p>
+    <w:p>
+      <w:pPr>
+        <w:spacing w:after="40" w:before="0"/>
+        <w:ind w:left="360"/>
+      </w:pPr>
+      <w:r>
+        <w:rPr>
+          <w:sz w:val="19"/>
+          <w:szCs w:val="19"/>
+        </w:rPr>
+        <w:t xml:space="preserve">☐  4. Kirjaa jokaisesta kuvasta, tunnistuuko teema. Jos ei tunnistu, korjaa, kopioi resourcepack-kansio uudelleen peliin, paina F3 + T ja testaa uudelleen.</w:t>
+      </w:r>
+    </w:p>
+    <w:p>
+      <w:pPr>
+        <w:spacing w:after="40" w:before="0"/>
+        <w:ind w:left="360"/>
+      </w:pPr>
+      <w:r>
+        <w:rPr>
+          <w:sz w:val="19"/>
+          <w:szCs w:val="19"/>
+        </w:rPr>
+        <w:t xml:space="preserve">☐  5. Tee commit ja push. Kirjoita GitHubissa jokaiseen tämän viikon valmiiseen issueen kommentti. Lisää kommenttiin linkki siihen commitiin, jossa työ tehtiin. Sulje issuet vasta sen jälkeen.</w:t>
+      </w:r>
+    </w:p>
+    <w:p>
+      <w:pPr>
+        <w:spacing w:after="40" w:before="0"/>
+        <w:ind w:left="360"/>
+      </w:pPr>
+      <w:r>
+        <w:rPr>
+          <w:color w:val="1b5e20"/>
+          <w:sz w:val="19"/>
+          <w:szCs w:val="19"/>
+        </w:rPr>
+        <w:t xml:space="preserve">Valmis kun: Kolme kuvaa ja testin tulos on kirjattu, ja teema tunnistuu jokaisesta kuvasta.</w:t>
+      </w:r>
+    </w:p>
+    <w:p>
+      <w:pPr>
+        <w:spacing w:after="80" w:before="0"/>
+        <w:ind w:left="360"/>
+      </w:pPr>
+      <w:r>
+        <w:rPr>
+          <w:color w:val="555555"/>
+          <w:sz w:val="19"/>
+          <w:szCs w:val="19"/>
+        </w:rPr>
+        <w:t xml:space="preserve">Tallenna työnäyte: Kuvat kansioon project-docs/evidence/week-39/ ja testin tulos viikon 39 päiväkirjaan.</w:t>
       </w:r>
     </w:p>
     <w:p>
@@ -2360,13 +4404,13 @@
           <w:sz w:val="19"/>
           <w:szCs w:val="19"/>
         </w:rPr>
-        <w:t xml:space="preserve">Työnäyte Git-repositoryyn ennen rastia: vaihtoehtomuistio, kuvakaappaukset pelistä ja toteutuksen commit.</w:t>
+        <w:t xml:space="preserve">Työnäyte Git-repositoryyn ennen rastia: vertailu ja valinta päiväkirjassa, kaksi toteutuksen committia ja kuvat pelistä.</w:t>
       </w:r>
     </w:p>
     <w:p>
       <w:pPr>
         <w:pStyle w:val="Heading2"/>
-        <w:spacing w:before="260" w:after="120"/>
+        <w:spacing w:after="120" w:before="260"/>
       </w:pPr>
       <w:r>
         <w:rPr>
@@ -2389,43 +4433,367 @@
           <w:sz w:val="21"/>
           <w:szCs w:val="21"/>
         </w:rPr>
-        <w:t xml:space="preserve">Paketti saa äänen: oma tai uudelleenjulkaisun sallivalla lisenssillä hankittu ääni kuuluu pelissä.</w:t>
-      </w:r>
-    </w:p>
-    <w:p>
-      <w:pPr>
-        <w:spacing w:after="80" w:before="0"/>
-      </w:pPr>
-      <w:r>
-        <w:rPr>
+        <w:t xml:space="preserve">Paketti saa äänen, joka kuuluu pelissä. Ääni on oma, tai sen lisenssi sallii uudelleenjulkaisun.</w:t>
+      </w:r>
+    </w:p>
+    <w:p>
+      <w:pPr>
+        <w:spacing w:after="60" w:before="120"/>
+      </w:pPr>
+      <w:r>
+        <w:rPr>
+          <w:b/>
+          <w:bCs/>
           <w:sz w:val="21"/>
           <w:szCs w:val="21"/>
         </w:rPr>
-        <w:t xml:space="preserve">☐  Hanki tai äänitä vähintään yksi ääni, muunna se ogg-muotoon ja lisää omaan nimiavaruuteen sounds.json-määrittelyllä.</w:t>
+        <w:t xml:space="preserve">Tehtävä 1 / 3 · Valitse ääni ja kirjaa sen lisenssi CREDITS-tiedostoon.</w:t>
+      </w:r>
+    </w:p>
+    <w:p>
+      <w:pPr>
+        <w:spacing w:after="40" w:before="0"/>
+        <w:ind w:left="360"/>
+      </w:pPr>
+      <w:r>
+        <w:rPr>
+          <w:sz w:val="19"/>
+          <w:szCs w:val="19"/>
+        </w:rPr>
+        <w:t xml:space="preserve">☐  1. Äänitä puhelimella lyhyt teemaan sopiva ääni, jossa ei kuulu kenenkään puhetta, tai etsi ääni Freesoundista. Freesoundin lataus vaatii tilin: sovi tilistä ohjaajan kanssa.</w:t>
+      </w:r>
+    </w:p>
+    <w:p>
+      <w:pPr>
+        <w:spacing w:after="40" w:before="0"/>
+        <w:ind w:left="360"/>
+      </w:pPr>
+      <w:r>
+        <w:rPr>
+          <w:sz w:val="19"/>
+          <w:szCs w:val="19"/>
+        </w:rPr>
+        <w:t xml:space="preserve">☐  2. Jos ääni ei ole oma, tarkista lisenssi. Kelpaa vain CC0 tai CC BY. Jos lisenssissä on NC (ei kaupalliseen käyttöön) tai ND (ei muokkauksia), valitse toinen ääni.</w:t>
+      </w:r>
+    </w:p>
+    <w:p>
+      <w:pPr>
+        <w:spacing w:after="40" w:before="0"/>
+        <w:ind w:left="360"/>
+      </w:pPr>
+      <w:r>
+        <w:rPr>
+          <w:sz w:val="19"/>
+          <w:szCs w:val="19"/>
+        </w:rPr>
+        <w:t xml:space="preserve">☐  3. Luo repositoryn juureen tiedosto CREDITS.md, jos sitä ei vielä ole. CREDITS on luettelo pakettiin tuoduista lähteistä.</w:t>
+      </w:r>
+    </w:p>
+    <w:p>
+      <w:pPr>
+        <w:spacing w:after="40" w:before="0"/>
+        <w:ind w:left="360"/>
+      </w:pPr>
+      <w:r>
+        <w:rPr>
+          <w:sz w:val="19"/>
+          <w:szCs w:val="19"/>
+        </w:rPr>
+        <w:t xml:space="preserve">☐  4. Kirjoita CREDITS.md-tiedostoon äänen nimi, tekijä, linkki ja lisenssi. Jos äänitit itse, kirjoita ”oma äänitys” ja päivä.</w:t>
+      </w:r>
+    </w:p>
+    <w:p>
+      <w:pPr>
+        <w:spacing w:after="40" w:before="0"/>
+        <w:ind w:left="360"/>
+      </w:pPr>
+      <w:r>
+        <w:rPr>
+          <w:sz w:val="19"/>
+          <w:szCs w:val="19"/>
+        </w:rPr>
+        <w:t xml:space="preserve">☐  5. Tee commit ja push.</w:t>
+      </w:r>
+    </w:p>
+    <w:p>
+      <w:pPr>
+        <w:spacing w:after="40" w:before="0"/>
+        <w:ind w:left="360"/>
+      </w:pPr>
+      <w:r>
+        <w:rPr>
+          <w:color w:val="1b5e20"/>
+          <w:sz w:val="19"/>
+          <w:szCs w:val="19"/>
+        </w:rPr>
+        <w:t xml:space="preserve">Valmis kun: CREDITS.md-tiedostossa on äänen tekijä, lähde ja lisenssi, ja lisenssi sallii uudelleenjulkaisun.</w:t>
       </w:r>
     </w:p>
     <w:p>
       <w:pPr>
         <w:spacing w:after="80" w:before="0"/>
-      </w:pPr>
-      <w:r>
-        <w:rPr>
+        <w:ind w:left="360"/>
+      </w:pPr>
+      <w:r>
+        <w:rPr>
+          <w:color w:val="555555"/>
+          <w:sz w:val="19"/>
+          <w:szCs w:val="19"/>
+        </w:rPr>
+        <w:t xml:space="preserve">Tallenna työnäyte: Linkki CREDITS.md-tiedostoon viikon 40 päiväkirjaan.</w:t>
+      </w:r>
+    </w:p>
+    <w:p>
+      <w:pPr>
+        <w:spacing w:after="60" w:before="120"/>
+      </w:pPr>
+      <w:r>
+        <w:rPr>
+          <w:b/>
+          <w:bCs/>
           <w:sz w:val="21"/>
           <w:szCs w:val="21"/>
         </w:rPr>
-        <w:t xml:space="preserve">☐  Kirjaa äänen lähde ja lisenssi CREDITS-tiedostoon; käytä vain materiaalia, jonka lisenssi sallii uudelleenjulkaisun.</w:t>
+        <w:t xml:space="preserve">Tehtävä 2 / 3 · Muunna ääni ogg-muotoon ja lisää se sounds.json-tiedostoon.</w:t>
+      </w:r>
+    </w:p>
+    <w:p>
+      <w:pPr>
+        <w:spacing w:after="40" w:before="0"/>
+        <w:ind w:left="360"/>
+      </w:pPr>
+      <w:r>
+        <w:rPr>
+          <w:sz w:val="19"/>
+          <w:szCs w:val="19"/>
+        </w:rPr>
+        <w:t xml:space="preserve">☐  1. Asenna Audacity, jos sitä ei vielä ole. Koulun koneella asennuksen voi joutua tekemään ohjaaja.</w:t>
+      </w:r>
+    </w:p>
+    <w:p>
+      <w:pPr>
+        <w:spacing w:after="40" w:before="0"/>
+        <w:ind w:left="360"/>
+      </w:pPr>
+      <w:r>
+        <w:rPr>
+          <w:sz w:val="19"/>
+          <w:szCs w:val="19"/>
+        </w:rPr>
+        <w:t xml:space="preserve">☐  2. Avaa ääni Audacityssä. Leikkaa se enintään kahden sekunnin mittaiseksi. Vie se: File → Export Audio ja muodoksi Ogg Vorbis, ei Opus (vanhemmassa Audacityssä File → Export → Export as OGG).</w:t>
+      </w:r>
+    </w:p>
+    <w:p>
+      <w:pPr>
+        <w:spacing w:after="40" w:before="0"/>
+        <w:ind w:left="360"/>
+      </w:pPr>
+      <w:r>
+        <w:rPr>
+          <w:sz w:val="19"/>
+          <w:szCs w:val="19"/>
+        </w:rPr>
+        <w:t xml:space="preserve">☐  3. Nimeä tiedosto pienillä kirjaimilla ilman ääkkösiä ja välilyöntejä, esimerkiksi kyla_kello.ogg.</w:t>
+      </w:r>
+    </w:p>
+    <w:p>
+      <w:pPr>
+        <w:spacing w:after="40" w:before="0"/>
+        <w:ind w:left="360"/>
+      </w:pPr>
+      <w:r>
+        <w:rPr>
+          <w:sz w:val="19"/>
+          <w:szCs w:val="19"/>
+        </w:rPr>
+        <w:t xml:space="preserve">☐  4. Luo repositoryn resourcepack-kansioon oman nimiavaruuden kansio assets/teema/sounds/ ja siirrä ääni sinne. Vaihda sana teema oman pakettisi nimeksi pienillä kirjaimilla ilman ääkkösiä, esimerkiksi kotikyla.</w:t>
+      </w:r>
+    </w:p>
+    <w:p>
+      <w:pPr>
+        <w:spacing w:after="40" w:before="0"/>
+        <w:ind w:left="360"/>
+      </w:pPr>
+      <w:r>
+        <w:rPr>
+          <w:sz w:val="19"/>
+          <w:szCs w:val="19"/>
+        </w:rPr>
+        <w:t xml:space="preserve">☐  5. Kirjoita tiedosto assets/teema/sounds.json avun mallin mukaan.</w:t>
+      </w:r>
+    </w:p>
+    <w:p>
+      <w:pPr>
+        <w:spacing w:after="40" w:before="0"/>
+        <w:ind w:left="360"/>
+      </w:pPr>
+      <w:r>
+        <w:rPr>
+          <w:sz w:val="19"/>
+          <w:szCs w:val="19"/>
+        </w:rPr>
+        <w:t xml:space="preserve">☐  6. Tee commit ja push.</w:t>
+      </w:r>
+    </w:p>
+    <w:p>
+      <w:pPr>
+        <w:spacing w:after="40" w:before="0"/>
+        <w:ind w:left="360"/>
+      </w:pPr>
+      <w:r>
+        <w:rPr>
+          <w:color w:val="1b5e20"/>
+          <w:sz w:val="19"/>
+          <w:szCs w:val="19"/>
+        </w:rPr>
+        <w:t xml:space="preserve">Valmis kun: Ogg-tiedosto ja sounds.json ovat oman nimiavaruuden kansiossa.</w:t>
       </w:r>
     </w:p>
     <w:p>
       <w:pPr>
         <w:spacing w:after="80" w:before="0"/>
-      </w:pPr>
-      <w:r>
-        <w:rPr>
+        <w:ind w:left="360"/>
+      </w:pPr>
+      <w:r>
+        <w:rPr>
+          <w:color w:val="555555"/>
+          <w:sz w:val="19"/>
+          <w:szCs w:val="19"/>
+        </w:rPr>
+        <w:t xml:space="preserve">Tallenna työnäyte: Commit-linkki viikon 40 päiväkirjaan.</w:t>
+      </w:r>
+    </w:p>
+    <w:p>
+      <w:pPr>
+        <w:spacing w:after="60" w:before="120"/>
+      </w:pPr>
+      <w:r>
+        <w:rPr>
+          <w:b/>
+          <w:bCs/>
           <w:sz w:val="21"/>
           <w:szCs w:val="21"/>
         </w:rPr>
-        <w:t xml:space="preserve">☐  Testaa ääni pelissä /playsound-komennolla ja kirjaa tulos.</w:t>
+        <w:t xml:space="preserve">Tehtävä 3 / 3 · Testaa ääni pelissä /playsound-komennolla.</w:t>
+      </w:r>
+    </w:p>
+    <w:p>
+      <w:pPr>
+        <w:spacing w:after="40" w:before="0"/>
+        <w:ind w:left="360"/>
+      </w:pPr>
+      <w:r>
+        <w:rPr>
+          <w:sz w:val="19"/>
+          <w:szCs w:val="19"/>
+        </w:rPr>
+        <w:t xml:space="preserve">☐  1. Kirjoita päiväkirjaan ennen testiä odotettu tulos: ääni kuuluu ja tekstitys näkyy.</w:t>
+      </w:r>
+    </w:p>
+    <w:p>
+      <w:pPr>
+        <w:spacing w:after="40" w:before="0"/>
+        <w:ind w:left="360"/>
+      </w:pPr>
+      <w:r>
+        <w:rPr>
+          <w:sz w:val="19"/>
+          <w:szCs w:val="19"/>
+        </w:rPr>
+        <w:t xml:space="preserve">☐  2. Kopioi repositoryn resourcepack-kansio pelin resourcepacks-kansioon. Korvaa vanha kansio. Paina pelissä F3 + T. Peli lataa paketin uudelleen.</w:t>
+      </w:r>
+    </w:p>
+    <w:p>
+      <w:pPr>
+        <w:spacing w:after="40" w:before="0"/>
+        <w:ind w:left="360"/>
+      </w:pPr>
+      <w:r>
+        <w:rPr>
+          <w:sz w:val="19"/>
+          <w:szCs w:val="19"/>
+        </w:rPr>
+        <w:t xml:space="preserve">☐  3. Kytke tekstitykset päälle: Options → Accessibility Settings → Show Subtitles: ON. Suomenkielisessä pelissä sama kohta on Asetukset-valikossa.</w:t>
+      </w:r>
+    </w:p>
+    <w:p>
+      <w:pPr>
+        <w:spacing w:after="40" w:before="0"/>
+        <w:ind w:left="360"/>
+      </w:pPr>
+      <w:r>
+        <w:rPr>
+          <w:sz w:val="19"/>
+          <w:szCs w:val="19"/>
+        </w:rPr>
+        <w:t xml:space="preserve">☐  4. Kirjoita chattiin komento /playsound teema:kyla.kello master @s. Vaihda sana teema ja äänen nimi omiksi.</w:t>
+      </w:r>
+    </w:p>
+    <w:p>
+      <w:pPr>
+        <w:spacing w:after="40" w:before="0"/>
+        <w:ind w:left="360"/>
+      </w:pPr>
+      <w:r>
+        <w:rPr>
+          <w:sz w:val="19"/>
+          <w:szCs w:val="19"/>
+        </w:rPr>
+        <w:t xml:space="preserve">☐  5. Jos komento ei toimi, avaa Esc → Open to LAN, laita Allow Commands (tai Allow Cheats) päälle ja paina Start LAN World.</w:t>
+      </w:r>
+    </w:p>
+    <w:p>
+      <w:pPr>
+        <w:spacing w:after="40" w:before="0"/>
+        <w:ind w:left="360"/>
+      </w:pPr>
+      <w:r>
+        <w:rPr>
+          <w:sz w:val="19"/>
+          <w:szCs w:val="19"/>
+        </w:rPr>
+        <w:t xml:space="preserve">☐  6. Kirjaa tulos. Jos ääni on liian kova tai hiljainen, säädä sitä Audacityssä, vie ogg uudelleen repositoryn kansioon, kopioi resourcepack-kansio peliin ja paina F3 + T ennen uutta testiä.</w:t>
+      </w:r>
+    </w:p>
+    <w:p>
+      <w:pPr>
+        <w:spacing w:after="40" w:before="0"/>
+        <w:ind w:left="360"/>
+      </w:pPr>
+      <w:r>
+        <w:rPr>
+          <w:sz w:val="19"/>
+          <w:szCs w:val="19"/>
+        </w:rPr>
+        <w:t xml:space="preserve">☐  7. Tee commit ja push. Kirjoita GitHubissa jokaiseen tämän viikon valmiiseen issueen kommentti. Lisää kommenttiin linkki siihen commitiin, jossa työ tehtiin. Sulje issuet vasta sen jälkeen.</w:t>
+      </w:r>
+    </w:p>
+    <w:p>
+      <w:pPr>
+        <w:spacing w:after="40" w:before="0"/>
+        <w:ind w:left="360"/>
+      </w:pPr>
+      <w:r>
+        <w:rPr>
+          <w:color w:val="1b5e20"/>
+          <w:sz w:val="19"/>
+          <w:szCs w:val="19"/>
+        </w:rPr>
+        <w:t xml:space="preserve">Valmis kun: Ääni kuuluu /playsound-komennolla, tekstitys näkyy, ja testin tulos on päiväkirjassa.</w:t>
+      </w:r>
+    </w:p>
+    <w:p>
+      <w:pPr>
+        <w:spacing w:after="80" w:before="0"/>
+        <w:ind w:left="360"/>
+      </w:pPr>
+      <w:r>
+        <w:rPr>
+          <w:color w:val="555555"/>
+          <w:sz w:val="19"/>
+          <w:szCs w:val="19"/>
+        </w:rPr>
+        <w:t xml:space="preserve">Tallenna työnäyte: Kuvakaappaus tekstityksestä kansioon project-docs/evidence/week-40/. Testin tulos, kuvan polku ja commit-linkki viikon 40 päiväkirjaan.</w:t>
       </w:r>
     </w:p>
     <w:p>
@@ -2451,13 +4819,13 @@
           <w:sz w:val="19"/>
           <w:szCs w:val="19"/>
         </w:rPr>
-        <w:t xml:space="preserve">Työnäyte Git-repositoryyn ennen rastia: sounds.json-commit, lisenssikirjaus CREDITS-tiedostossa ja testimerkintä.</w:t>
+        <w:t xml:space="preserve">Työnäyte Git-repositoryyn ennen rastia: CREDITS.md-kirjaus, sounds.json-commit ja /playsound-testin tulos.</w:t>
       </w:r>
     </w:p>
     <w:p>
       <w:pPr>
         <w:pStyle w:val="Heading2"/>
-        <w:spacing w:before="260" w:after="120"/>
+        <w:spacing w:after="120" w:before="260"/>
       </w:pPr>
       <w:r>
         <w:rPr>
@@ -2485,38 +4853,336 @@
     </w:p>
     <w:p>
       <w:pPr>
-        <w:spacing w:after="80" w:before="0"/>
-      </w:pPr>
-      <w:r>
-        <w:rPr>
+        <w:spacing w:after="60" w:before="120"/>
+      </w:pPr>
+      <w:r>
+        <w:rPr>
+          <w:b/>
+          <w:bCs/>
           <w:sz w:val="21"/>
           <w:szCs w:val="21"/>
         </w:rPr>
-        <w:t xml:space="preserve">☐  Kokoa kokeiltava väliversio (zip) ja lataajalle kirjoitettu asennusohje sekä valmistele 5–10 minuutin esittely.</w:t>
+        <w:t xml:space="preserve">Tehtävä 1 / 3 · Kokoa testaajille väliversio ja asennusohje.</w:t>
+      </w:r>
+    </w:p>
+    <w:p>
+      <w:pPr>
+        <w:spacing w:after="40" w:before="0"/>
+        <w:ind w:left="360"/>
+      </w:pPr>
+      <w:r>
+        <w:rPr>
+          <w:sz w:val="19"/>
+          <w:szCs w:val="19"/>
+        </w:rPr>
+        <w:t xml:space="preserve">☐  1. Avaa repositoryn resourcepack-kansio ja valitse sen sisältö: pack.mcmeta, pack.png ja assets. Pakkaa ne zipiksi. Älä pakkaa itse kansiota, muuten peli ei tunnista pakettia.</w:t>
+      </w:r>
+    </w:p>
+    <w:p>
+      <w:pPr>
+        <w:spacing w:after="40" w:before="0"/>
+        <w:ind w:left="360"/>
+      </w:pPr>
+      <w:r>
+        <w:rPr>
+          <w:sz w:val="19"/>
+          <w:szCs w:val="19"/>
+        </w:rPr>
+        <w:t xml:space="preserve">☐  2. Avaa zip ja tarkista, että ensimmäisellä tasolla on pack.mcmeta eikä kansio.</w:t>
+      </w:r>
+    </w:p>
+    <w:p>
+      <w:pPr>
+        <w:spacing w:after="40" w:before="0"/>
+        <w:ind w:left="360"/>
+      </w:pPr>
+      <w:r>
+        <w:rPr>
+          <w:sz w:val="19"/>
+          <w:szCs w:val="19"/>
+        </w:rPr>
+        <w:t xml:space="preserve">☐  3. Kirjoita asennusohje avun pohjan mukaan tiedostoon project-docs/evidence/week-41/asennusohje.md.</w:t>
+      </w:r>
+    </w:p>
+    <w:p>
+      <w:pPr>
+        <w:spacing w:after="40" w:before="0"/>
+        <w:ind w:left="360"/>
+      </w:pPr>
+      <w:r>
+        <w:rPr>
+          <w:sz w:val="19"/>
+          <w:szCs w:val="19"/>
+        </w:rPr>
+        <w:t xml:space="preserve">☐  4. Tee puhdas peli: Minecraft Launcherissa Installations → New installation, sama versio ja Game Directory -kohtaan uusi tyhjä kansio. Asenna zip siihen ohjeen avulla ja korjaa ohje, jos poikkesit siitä.</w:t>
+      </w:r>
+    </w:p>
+    <w:p>
+      <w:pPr>
+        <w:spacing w:after="40" w:before="0"/>
+        <w:ind w:left="360"/>
+      </w:pPr>
+      <w:r>
+        <w:rPr>
+          <w:sz w:val="19"/>
+          <w:szCs w:val="19"/>
+        </w:rPr>
+        <w:t xml:space="preserve">☐  5. Sovi ohjaajan kanssa katselmoinnin aika. Katselmointi on tapaaminen, jossa testaajat kokeilevat keskeneräistä pakettia ja antavat palautetta.</w:t>
+      </w:r>
+    </w:p>
+    <w:p>
+      <w:pPr>
+        <w:spacing w:after="40" w:before="0"/>
+        <w:ind w:left="360"/>
+      </w:pPr>
+      <w:r>
+        <w:rPr>
+          <w:sz w:val="19"/>
+          <w:szCs w:val="19"/>
+        </w:rPr>
+        <w:t xml:space="preserve">☐  6. Tee commit ja push.</w:t>
+      </w:r>
+    </w:p>
+    <w:p>
+      <w:pPr>
+        <w:spacing w:after="40" w:before="0"/>
+        <w:ind w:left="360"/>
+      </w:pPr>
+      <w:r>
+        <w:rPr>
+          <w:color w:val="1b5e20"/>
+          <w:sz w:val="19"/>
+          <w:szCs w:val="19"/>
+        </w:rPr>
+        <w:t xml:space="preserve">Valmis kun: Väliversion zip asentuu pelkän ohjeen avulla, ja katselmoinnin aika on sovittu.</w:t>
       </w:r>
     </w:p>
     <w:p>
       <w:pPr>
         <w:spacing w:after="80" w:before="0"/>
-      </w:pPr>
-      <w:r>
-        <w:rPr>
+        <w:ind w:left="360"/>
+      </w:pPr>
+      <w:r>
+        <w:rPr>
+          <w:color w:val="555555"/>
+          <w:sz w:val="19"/>
+          <w:szCs w:val="19"/>
+        </w:rPr>
+        <w:t xml:space="preserve">Tallenna työnäyte: Zip ja asennusohje kansioon project-docs/evidence/week-41/, commit ja push.</w:t>
+      </w:r>
+    </w:p>
+    <w:p>
+      <w:pPr>
+        <w:spacing w:after="60" w:before="120"/>
+      </w:pPr>
+      <w:r>
+        <w:rPr>
+          <w:b/>
+          <w:bCs/>
           <w:sz w:val="21"/>
           <w:szCs w:val="21"/>
         </w:rPr>
-        <w:t xml:space="preserve">☐  Anna ohjaajan ja yhden vertaistestaajan pelata paketin kanssa, kerää palaute ja sovi yksi rajattu muutos.</w:t>
+        <w:t xml:space="preserve">Tehtävä 2 / 3 · Anna testaajien kokeilla ja kirjaa, mitä he sanovat.</w:t>
+      </w:r>
+    </w:p>
+    <w:p>
+      <w:pPr>
+        <w:spacing w:after="40" w:before="0"/>
+        <w:ind w:left="360"/>
+      </w:pPr>
+      <w:r>
+        <w:rPr>
+          <w:sz w:val="19"/>
+          <w:szCs w:val="19"/>
+        </w:rPr>
+        <w:t xml:space="preserve">☐  1. Testaajat ovat ohjaaja ja yksi vertainen eli toinen opiskelija. Pyydä heitä asentamaan paketti ohjeesi avulla ja pelaamaan vapaasti.</w:t>
+      </w:r>
+    </w:p>
+    <w:p>
+      <w:pPr>
+        <w:spacing w:after="40" w:before="0"/>
+        <w:ind w:left="360"/>
+      </w:pPr>
+      <w:r>
+        <w:rPr>
+          <w:sz w:val="19"/>
+          <w:szCs w:val="19"/>
+        </w:rPr>
+        <w:t xml:space="preserve">☐  2. Älä neuvo, ellei testaaja pyydä apua. Kirjoita ylös testaajan sanat sellaisinaan.</w:t>
+      </w:r>
+    </w:p>
+    <w:p>
+      <w:pPr>
+        <w:spacing w:after="40" w:before="0"/>
+        <w:ind w:left="360"/>
+      </w:pPr>
+      <w:r>
+        <w:rPr>
+          <w:sz w:val="19"/>
+          <w:szCs w:val="19"/>
+        </w:rPr>
+        <w:t xml:space="preserve">☐  3. Kirjoita erikseen, mitä itse näit: mitä testaaja huomasi ja mitä hän ohitti.</w:t>
+      </w:r>
+    </w:p>
+    <w:p>
+      <w:pPr>
+        <w:spacing w:after="40" w:before="0"/>
+        <w:ind w:left="360"/>
+      </w:pPr>
+      <w:r>
+        <w:rPr>
+          <w:sz w:val="19"/>
+          <w:szCs w:val="19"/>
+        </w:rPr>
+        <w:t xml:space="preserve">☐  4. Kerro testauksen jälkeen viidessä minuutissa paketin sisältö ja kolme omaa valintaasi perusteluineen.</w:t>
+      </w:r>
+    </w:p>
+    <w:p>
+      <w:pPr>
+        <w:spacing w:after="40" w:before="0"/>
+        <w:ind w:left="360"/>
+      </w:pPr>
+      <w:r>
+        <w:rPr>
+          <w:sz w:val="19"/>
+          <w:szCs w:val="19"/>
+        </w:rPr>
+        <w:t xml:space="preserve">☐  5. Kysy lopuksi: mikä yksi asia pitäisi muuttaa ensin?</w:t>
+      </w:r>
+    </w:p>
+    <w:p>
+      <w:pPr>
+        <w:spacing w:after="40" w:before="0"/>
+        <w:ind w:left="360"/>
+      </w:pPr>
+      <w:r>
+        <w:rPr>
+          <w:color w:val="1b5e20"/>
+          <w:sz w:val="19"/>
+          <w:szCs w:val="19"/>
+        </w:rPr>
+        <w:t xml:space="preserve">Valmis kun: Muistiinpanoissa ovat testaajien sanat ja omat havaintosi erikseen sekä kolme selittämääsi valintaa.</w:t>
       </w:r>
     </w:p>
     <w:p>
       <w:pPr>
         <w:spacing w:after="80" w:before="0"/>
-      </w:pPr>
-      <w:r>
-        <w:rPr>
+        <w:ind w:left="360"/>
+      </w:pPr>
+      <w:r>
+        <w:rPr>
+          <w:color w:val="555555"/>
+          <w:sz w:val="19"/>
+          <w:szCs w:val="19"/>
+        </w:rPr>
+        <w:t xml:space="preserve">Tallenna työnäyte: Muistiinpanot viikon 41 päiväkirjaan.</w:t>
+      </w:r>
+    </w:p>
+    <w:p>
+      <w:pPr>
+        <w:spacing w:after="60" w:before="120"/>
+      </w:pPr>
+      <w:r>
+        <w:rPr>
+          <w:b/>
+          <w:bCs/>
           <w:sz w:val="21"/>
           <w:szCs w:val="21"/>
         </w:rPr>
-        <w:t xml:space="preserve">☐  Päivitä backlog, prioriteetit, arviot ja katselmointiloki.</w:t>
+        <w:t xml:space="preserve">Tehtävä 3 / 3 · Sovi testaajien palautteesta yksi muutos.</w:t>
+      </w:r>
+    </w:p>
+    <w:p>
+      <w:pPr>
+        <w:spacing w:after="40" w:before="0"/>
+        <w:ind w:left="360"/>
+      </w:pPr>
+      <w:r>
+        <w:rPr>
+          <w:sz w:val="19"/>
+          <w:szCs w:val="19"/>
+        </w:rPr>
+        <w:t xml:space="preserve">☐  1. Valitse palautteesta yhdessä ohjaajan kanssa yksi muutos, jonka ehdit tehdä viikolla 43.</w:t>
+      </w:r>
+    </w:p>
+    <w:p>
+      <w:pPr>
+        <w:spacing w:after="40" w:before="0"/>
+        <w:ind w:left="360"/>
+      </w:pPr>
+      <w:r>
+        <w:rPr>
+          <w:sz w:val="19"/>
+          <w:szCs w:val="19"/>
+        </w:rPr>
+        <w:t xml:space="preserve">☐  2. Tee muutoksesta GitHub-issue: verbillä alkava otsikko, testaajan alkuperäinen palaute, arvio ja Valmis kun -ehto.</w:t>
+      </w:r>
+    </w:p>
+    <w:p>
+      <w:pPr>
+        <w:spacing w:after="40" w:before="0"/>
+        <w:ind w:left="360"/>
+      </w:pPr>
+      <w:r>
+        <w:rPr>
+          <w:sz w:val="19"/>
+          <w:szCs w:val="19"/>
+        </w:rPr>
+        <w:t xml:space="preserve">☐  3. Jos muutos on välttämätön, se on pakollinen (P0): anna label P0 pakollinen. Muuten se on tärkeä (P1): anna label P1 tärkeä.</w:t>
+      </w:r>
+    </w:p>
+    <w:p>
+      <w:pPr>
+        <w:spacing w:after="40" w:before="0"/>
+        <w:ind w:left="360"/>
+      </w:pPr>
+      <w:r>
+        <w:rPr>
+          <w:sz w:val="19"/>
+          <w:szCs w:val="19"/>
+        </w:rPr>
+        <w:t xml:space="preserve">☐  4. Valitse viikolla 35 tehdyistä issueista kolme. Vertaa niiden arviota siihen, kauanko työ oikeasti kesti. Kirjaa ero ja sen syy.</w:t>
+      </w:r>
+    </w:p>
+    <w:p>
+      <w:pPr>
+        <w:spacing w:after="40" w:before="0"/>
+        <w:ind w:left="360"/>
+      </w:pPr>
+      <w:r>
+        <w:rPr>
+          <w:sz w:val="19"/>
+          <w:szCs w:val="19"/>
+        </w:rPr>
+        <w:t xml:space="preserve">☐  5. Kirjoita katselmointimuistio päiväkirjaan: päivä, osallistujien roolit, testaajien sanat, oma tulkinta, päätös ja hyväksyjä.</w:t>
+      </w:r>
+    </w:p>
+    <w:p>
+      <w:pPr>
+        <w:spacing w:after="40" w:before="0"/>
+        <w:ind w:left="360"/>
+      </w:pPr>
+      <w:r>
+        <w:rPr>
+          <w:color w:val="1b5e20"/>
+          <w:sz w:val="19"/>
+          <w:szCs w:val="19"/>
+        </w:rPr>
+        <w:t xml:space="preserve">Valmis kun: GitHubissa on yksi hyväksytty muutosissue, ja katselmointimuistio sekä arvioiden vertailu ovat päiväkirjassa.</w:t>
+      </w:r>
+    </w:p>
+    <w:p>
+      <w:pPr>
+        <w:spacing w:after="80" w:before="0"/>
+        <w:ind w:left="360"/>
+      </w:pPr>
+      <w:r>
+        <w:rPr>
+          <w:color w:val="555555"/>
+          <w:sz w:val="19"/>
+          <w:szCs w:val="19"/>
+        </w:rPr>
+        <w:t xml:space="preserve">Tallenna työnäyte: Issuen linkki ja katselmointimuistio viikon 41 päiväkirjaan.</w:t>
       </w:r>
     </w:p>
     <w:p>
@@ -2529,7 +5195,7 @@
           <w:sz w:val="19"/>
           <w:szCs w:val="19"/>
         </w:rPr>
-        <w:t xml:space="preserve">Valmis kun: Ohjaaja ja vertaistestaaja ovat pelanneet paketin kanssa. Muistiossa näkyvät alkuperäinen palaute, oma tulkinta, päätös, hyväksyjä ja yksi rajattu issue.</w:t>
+        <w:t xml:space="preserve">Valmis kun: Ohjaaja ja vertaistestaaja ovat kokeilleet pakettia pelissä. Muistiossa näkyvät alkuperäinen palaute, oma tulkinta, päätös, hyväksyjä ja yksi rajattu issue.</w:t>
       </w:r>
     </w:p>
     <w:p>
@@ -2542,13 +5208,13 @@
           <w:sz w:val="19"/>
           <w:szCs w:val="19"/>
         </w:rPr>
-        <w:t xml:space="preserve">Työnäyte Git-repositoryyn ennen rastia: katselmointiloki, esittelyn runko, palaute, päätetty muutos ja toimiva väliversio-zip.</w:t>
+        <w:t xml:space="preserve">Työnäyte Git-repositoryyn ennen rastia: väliversion zip ja asennusohje, katselmointimuistio, palaute ja hyväksytty muutosissue.</w:t>
       </w:r>
     </w:p>
     <w:p>
       <w:pPr>
         <w:pStyle w:val="Heading2"/>
-        <w:spacing w:before="260" w:after="120"/>
+        <w:spacing w:after="120" w:before="260"/>
       </w:pPr>
       <w:r>
         <w:rPr>
@@ -2574,7 +5240,7 @@
     <w:p>
       <w:pPr>
         <w:pStyle w:val="Heading1"/>
-        <w:spacing w:before="320" w:after="160"/>
+        <w:spacing w:after="160" w:before="320"/>
       </w:pPr>
       <w:r>
         <w:rPr>
@@ -2588,7 +5254,7 @@
     <w:p>
       <w:pPr>
         <w:pStyle w:val="Heading2"/>
-        <w:spacing w:before="260" w:after="120"/>
+        <w:spacing w:after="120" w:before="260"/>
       </w:pPr>
       <w:r>
         <w:rPr>
@@ -2616,38 +5282,336 @@
     </w:p>
     <w:p>
       <w:pPr>
-        <w:spacing w:after="80" w:before="0"/>
-      </w:pPr>
-      <w:r>
-        <w:rPr>
+        <w:spacing w:after="60" w:before="120"/>
+      </w:pPr>
+      <w:r>
+        <w:rPr>
+          <w:b/>
+          <w:bCs/>
           <w:sz w:val="21"/>
           <w:szCs w:val="21"/>
         </w:rPr>
-        <w:t xml:space="preserve">☐  Muuta saatu palaute pieniksi tehtäviksi ja toteuta sovittu muutos omassa haarassa eli muutokselle rajatussa kopiossa projektista.</w:t>
+        <w:t xml:space="preserve">Tehtävä 1 / 3 · Tee palautemuutos omassa Git-haarassa.</w:t>
+      </w:r>
+    </w:p>
+    <w:p>
+      <w:pPr>
+        <w:spacing w:after="40" w:before="0"/>
+        <w:ind w:left="360"/>
+      </w:pPr>
+      <w:r>
+        <w:rPr>
+          <w:sz w:val="19"/>
+          <w:szCs w:val="19"/>
+        </w:rPr>
+        <w:t xml:space="preserve">☐  1. Avaa viikolla 41 tekemäsi muutosissue ja kirjoita siihen hyväksymistesti: mitä testaaja näkee pelissä, kun muutos on valmis.</w:t>
+      </w:r>
+    </w:p>
+    <w:p>
+      <w:pPr>
+        <w:spacing w:after="40" w:before="0"/>
+        <w:ind w:left="360"/>
+      </w:pPr>
+      <w:r>
+        <w:rPr>
+          <w:sz w:val="19"/>
+          <w:szCs w:val="19"/>
+        </w:rPr>
+        <w:t xml:space="preserve">☐  2. Luo uusi haara eli branch: valitse GitHub Desktopissa Current Branch → New Branch. Anna nimeksi esimerkiksi korjaus/lyhdyn-hehku.</w:t>
+      </w:r>
+    </w:p>
+    <w:p>
+      <w:pPr>
+        <w:spacing w:after="40" w:before="0"/>
+        <w:ind w:left="360"/>
+      </w:pPr>
+      <w:r>
+        <w:rPr>
+          <w:sz w:val="19"/>
+          <w:szCs w:val="19"/>
+        </w:rPr>
+        <w:t xml:space="preserve">☐  3. Tee muutos pienissä osissa. Tee commit aina, kun yksi osa toimii.</w:t>
+      </w:r>
+    </w:p>
+    <w:p>
+      <w:pPr>
+        <w:spacing w:after="40" w:before="0"/>
+        <w:ind w:left="360"/>
+      </w:pPr>
+      <w:r>
+        <w:rPr>
+          <w:sz w:val="19"/>
+          <w:szCs w:val="19"/>
+        </w:rPr>
+        <w:t xml:space="preserve">☐  4. Kopioi repositoryn resourcepack-kansio pelin resourcepacks-kansioon. Korvaa vanha kansio. Paina pelissä F3 + T. Peli lataa paketin uudelleen. Testaa muutos pelissä.</w:t>
+      </w:r>
+    </w:p>
+    <w:p>
+      <w:pPr>
+        <w:spacing w:after="40" w:before="0"/>
+        <w:ind w:left="360"/>
+      </w:pPr>
+      <w:r>
+        <w:rPr>
+          <w:sz w:val="19"/>
+          <w:szCs w:val="19"/>
+        </w:rPr>
+        <w:t xml:space="preserve">☐  5. Tee push. Uuden haaran ensimmäisessä pushissa GitHub Desktopin painike on nimeltään Publish branch.</w:t>
+      </w:r>
+    </w:p>
+    <w:p>
+      <w:pPr>
+        <w:spacing w:after="40" w:before="0"/>
+        <w:ind w:left="360"/>
+      </w:pPr>
+      <w:r>
+        <w:rPr>
+          <w:color w:val="1b5e20"/>
+          <w:sz w:val="19"/>
+          <w:szCs w:val="19"/>
+        </w:rPr>
+        <w:t xml:space="preserve">Valmis kun: Haara näkyy GitHubissa, ja siinä on vähintään kaksi pientä committia.</w:t>
       </w:r>
     </w:p>
     <w:p>
       <w:pPr>
         <w:spacing w:after="80" w:before="0"/>
-      </w:pPr>
-      <w:r>
-        <w:rPr>
+        <w:ind w:left="360"/>
+      </w:pPr>
+      <w:r>
+        <w:rPr>
+          <w:color w:val="555555"/>
+          <w:sz w:val="19"/>
+          <w:szCs w:val="19"/>
+        </w:rPr>
+        <w:t xml:space="preserve">Tallenna työnäyte: Haaran nimi ja commit-linkit viikon 43 päiväkirjaan.</w:t>
+      </w:r>
+    </w:p>
+    <w:p>
+      <w:pPr>
+        <w:spacing w:after="60" w:before="120"/>
+      </w:pPr>
+      <w:r>
+        <w:rPr>
+          <w:b/>
+          <w:bCs/>
           <w:sz w:val="21"/>
           <w:szCs w:val="21"/>
         </w:rPr>
-        <w:t xml:space="preserve">☐  Luo datapaketin runko ja ensimmäinen mcfunction-skripti, joka toimii /reload- ja /function-komennoilla.</w:t>
+        <w:t xml:space="preserve">Tehtävä 2 / 3 · Yhdistä muutos main-haaraan pull requestilla.</w:t>
+      </w:r>
+    </w:p>
+    <w:p>
+      <w:pPr>
+        <w:spacing w:after="40" w:before="0"/>
+        <w:ind w:left="360"/>
+      </w:pPr>
+      <w:r>
+        <w:rPr>
+          <w:sz w:val="19"/>
+          <w:szCs w:val="19"/>
+        </w:rPr>
+        <w:t xml:space="preserve">☐  1. Avaa repository GitHubissa ja paina Compare &amp; pull request. Jos painiketta ei näy, valitse Pull requests → New pull request ja compare-kohtaan oma haarasi. Pull request on pyyntö yhdistää oma haara main-haaraan.</w:t>
+      </w:r>
+    </w:p>
+    <w:p>
+      <w:pPr>
+        <w:spacing w:after="40" w:before="0"/>
+        <w:ind w:left="360"/>
+      </w:pPr>
+      <w:r>
+        <w:rPr>
+          <w:sz w:val="19"/>
+          <w:szCs w:val="19"/>
+        </w:rPr>
+        <w:t xml:space="preserve">☐  2. Kirjoita pull requestiin, mitä muutit ja miten testasit. Lisää rivi Closes #numero, jossa numero on muutosissuen numero.</w:t>
+      </w:r>
+    </w:p>
+    <w:p>
+      <w:pPr>
+        <w:spacing w:after="40" w:before="0"/>
+        <w:ind w:left="360"/>
+      </w:pPr>
+      <w:r>
+        <w:rPr>
+          <w:sz w:val="19"/>
+          <w:szCs w:val="19"/>
+        </w:rPr>
+        <w:t xml:space="preserve">☐  3. Pyydä ohjaajaa tai vertaista kommentoimaan. Vastaa kommenttiin tai tee korjaus samaan haaraan ja tee push.</w:t>
+      </w:r>
+    </w:p>
+    <w:p>
+      <w:pPr>
+        <w:spacing w:after="40" w:before="0"/>
+        <w:ind w:left="360"/>
+      </w:pPr>
+      <w:r>
+        <w:rPr>
+          <w:sz w:val="19"/>
+          <w:szCs w:val="19"/>
+        </w:rPr>
+        <w:t xml:space="preserve">☐  4. Paina Merge pull request ja Confirm merge. Yhdistämistä kutsutaan mergeksi.</w:t>
+      </w:r>
+    </w:p>
+    <w:p>
+      <w:pPr>
+        <w:spacing w:after="40" w:before="0"/>
+        <w:ind w:left="360"/>
+      </w:pPr>
+      <w:r>
+        <w:rPr>
+          <w:sz w:val="19"/>
+          <w:szCs w:val="19"/>
+        </w:rPr>
+        <w:t xml:space="preserve">☐  5. Vaihda GitHub Desktopissa haaraksi main ja paina Fetch origin ja Pull origin, jotta koneesi main-haara on ajan tasalla.</w:t>
+      </w:r>
+    </w:p>
+    <w:p>
+      <w:pPr>
+        <w:spacing w:after="40" w:before="0"/>
+        <w:ind w:left="360"/>
+      </w:pPr>
+      <w:r>
+        <w:rPr>
+          <w:color w:val="1b5e20"/>
+          <w:sz w:val="19"/>
+          <w:szCs w:val="19"/>
+        </w:rPr>
+        <w:t xml:space="preserve">Valmis kun: Pull request on yhdistetty, siinä on kommentti ja vastaus, ja muutosissue on suljettu.</w:t>
       </w:r>
     </w:p>
     <w:p>
       <w:pPr>
         <w:spacing w:after="80" w:before="0"/>
-      </w:pPr>
-      <w:r>
-        <w:rPr>
+        <w:ind w:left="360"/>
+      </w:pPr>
+      <w:r>
+        <w:rPr>
+          <w:color w:val="555555"/>
+          <w:sz w:val="19"/>
+          <w:szCs w:val="19"/>
+        </w:rPr>
+        <w:t xml:space="preserve">Tallenna työnäyte: Pull requestin linkki viikon 43 päiväkirjaan.</w:t>
+      </w:r>
+    </w:p>
+    <w:p>
+      <w:pPr>
+        <w:spacing w:after="60" w:before="120"/>
+      </w:pPr>
+      <w:r>
+        <w:rPr>
+          <w:b/>
+          <w:bCs/>
           <w:sz w:val="21"/>
           <w:szCs w:val="21"/>
         </w:rPr>
-        <w:t xml:space="preserve">☐  Katselmoi, testaa ja yhdistä muutokset toimivaan main-haaraan.</w:t>
+        <w:t xml:space="preserve">Tehtävä 3 / 3 · Luo datapaketin runko ja ensimmäinen funktio.</w:t>
+      </w:r>
+    </w:p>
+    <w:p>
+      <w:pPr>
+        <w:spacing w:after="40" w:before="0"/>
+        <w:ind w:left="360"/>
+      </w:pPr>
+      <w:r>
+        <w:rPr>
+          <w:sz w:val="19"/>
+          <w:szCs w:val="19"/>
+        </w:rPr>
+        <w:t xml:space="preserve">☐  1. Tee repositoryn datapack-kansioon tiedosto pack.mcmeta avun mallin mukaan. Tarkista datapaketin pack_format-arvo samasta wikitaulukosta: se on eri kuin resurssipaketilla.</w:t>
+      </w:r>
+    </w:p>
+    <w:p>
+      <w:pPr>
+        <w:spacing w:after="40" w:before="0"/>
+        <w:ind w:left="360"/>
+      </w:pPr>
+      <w:r>
+        <w:rPr>
+          <w:sz w:val="19"/>
+          <w:szCs w:val="19"/>
+        </w:rPr>
+        <w:t xml:space="preserve">☐  2. Luo datapack-kansioon kansiot data/teema/function/ ja kirjoita sinne load.mcfunction: yksi tellraw-komento, joka tulostaa tervehdyksen chattiin. Vaihda sana teema samaksi nimiavaruudeksi kuin äänissä, esimerkiksi kotikyla.</w:t>
+      </w:r>
+    </w:p>
+    <w:p>
+      <w:pPr>
+        <w:spacing w:after="40" w:before="0"/>
+        <w:ind w:left="360"/>
+      </w:pPr>
+      <w:r>
+        <w:rPr>
+          <w:sz w:val="19"/>
+          <w:szCs w:val="19"/>
+        </w:rPr>
+        <w:t xml:space="preserve">☐  3. Kirjoita tiedosto data/minecraft/tags/function/load.json. Se kertoo pelille, mikä funktio ajetaan, kun datapaketti latautuu.</w:t>
+      </w:r>
+    </w:p>
+    <w:p>
+      <w:pPr>
+        <w:spacing w:after="40" w:before="0"/>
+        <w:ind w:left="360"/>
+      </w:pPr>
+      <w:r>
+        <w:rPr>
+          <w:sz w:val="19"/>
+          <w:szCs w:val="19"/>
+        </w:rPr>
+        <w:t xml:space="preserve">☐  4. Luo testimaailma: Game Mode Creative, Allow Commands (tai Allow Cheats) ON. Poistu Save and Quit to Title -painikkeella, kopioi repositoryn datapack-kansio maailman datapacks-kansioon (Edit → Open World Folder) ja avaa maailma.</w:t>
+      </w:r>
+    </w:p>
+    <w:p>
+      <w:pPr>
+        <w:spacing w:after="40" w:before="0"/>
+        <w:ind w:left="360"/>
+      </w:pPr>
+      <w:r>
+        <w:rPr>
+          <w:sz w:val="19"/>
+          <w:szCs w:val="19"/>
+        </w:rPr>
+        <w:t xml:space="preserve">☐  5. Aja pelissä /reload ja /datapack list. Vihreä tervehdys chatissa ja paketti listassa tarkoittavat, että runko toimii.</w:t>
+      </w:r>
+    </w:p>
+    <w:p>
+      <w:pPr>
+        <w:spacing w:after="40" w:before="0"/>
+        <w:ind w:left="360"/>
+      </w:pPr>
+      <w:r>
+        <w:rPr>
+          <w:sz w:val="19"/>
+          <w:szCs w:val="19"/>
+        </w:rPr>
+        <w:t xml:space="preserve">☐  6. Tee commit ja push.</w:t>
+      </w:r>
+    </w:p>
+    <w:p>
+      <w:pPr>
+        <w:spacing w:after="40" w:before="0"/>
+        <w:ind w:left="360"/>
+      </w:pPr>
+      <w:r>
+        <w:rPr>
+          <w:color w:val="1b5e20"/>
+          <w:sz w:val="19"/>
+          <w:szCs w:val="19"/>
+        </w:rPr>
+        <w:t xml:space="preserve">Valmis kun: /reload näyttää tervehdyksen, ja /datapack list näyttää paketin ilman virheitä.</w:t>
+      </w:r>
+    </w:p>
+    <w:p>
+      <w:pPr>
+        <w:spacing w:after="80" w:before="0"/>
+        <w:ind w:left="360"/>
+      </w:pPr>
+      <w:r>
+        <w:rPr>
+          <w:color w:val="555555"/>
+          <w:sz w:val="19"/>
+          <w:szCs w:val="19"/>
+        </w:rPr>
+        <w:t xml:space="preserve">Tallenna työnäyte: Kuvakaappaus chatista kansioon project-docs/evidence/week-43/. Kuvan polku ja commit-linkki viikon 43 päiväkirjaan.</w:t>
       </w:r>
     </w:p>
     <w:p>
@@ -2660,7 +5624,7 @@
           <w:sz w:val="19"/>
           <w:szCs w:val="19"/>
         </w:rPr>
-        <w:t xml:space="preserve">Valmis kun: Main sisältää testatun palautemuutoksen. Datapaketti latautuu /reload-komennolla ilman virheitä ja funktio vastaa /function-kutsuun.</w:t>
+        <w:t xml:space="preserve">Valmis kun: Main-haarassa on testattu palautemuutos. Datapaketti latautuu /reload-komennolla ilman virheitä, ja funktio toimii /function-komennolla.</w:t>
       </w:r>
     </w:p>
     <w:p>
@@ -2673,13 +5637,13 @@
           <w:sz w:val="19"/>
           <w:szCs w:val="19"/>
         </w:rPr>
-        <w:t xml:space="preserve">Työnäyte Git-repositoryyn ennen rastia: GitHub-issue, haara ja merge tai pull request, funktion commit ja katselmointiloki.</w:t>
+        <w:t xml:space="preserve">Työnäyte Git-repositoryyn ennen rastia: muutosissue, haara, pull request kommentteineen ja datapaketin rungon commit.</w:t>
       </w:r>
     </w:p>
     <w:p>
       <w:pPr>
         <w:pStyle w:val="Heading2"/>
-        <w:spacing w:before="260" w:after="120"/>
+        <w:spacing w:after="120" w:before="260"/>
       </w:pPr>
       <w:r>
         <w:rPr>
@@ -2702,43 +5666,341 @@
           <w:sz w:val="21"/>
           <w:szCs w:val="21"/>
         </w:rPr>
-        <w:t xml:space="preserve">Paketti saa pelillisen lisän: omat reseptit, saavutuksen ja palkintofunktion.</w:t>
-      </w:r>
-    </w:p>
-    <w:p>
-      <w:pPr>
-        <w:spacing w:after="80" w:before="0"/>
-      </w:pPr>
-      <w:r>
-        <w:rPr>
+        <w:t xml:space="preserve">Paketti saa pelillisen lisän: oman reseptin, saavutuksen ja palkintofunktion.</w:t>
+      </w:r>
+    </w:p>
+    <w:p>
+      <w:pPr>
+        <w:spacing w:after="60" w:before="120"/>
+      </w:pPr>
+      <w:r>
+        <w:rPr>
+          <w:b/>
+          <w:bCs/>
           <w:sz w:val="21"/>
           <w:szCs w:val="21"/>
         </w:rPr>
-        <w:t xml:space="preserve">☐  Tee kaksi omaa valmistusreseptiä (JSON) teemasi esineille.</w:t>
+        <w:t xml:space="preserve">Tehtävä 1 / 3 · Tee teemaasi sopiva valmistusresepti.</w:t>
+      </w:r>
+    </w:p>
+    <w:p>
+      <w:pPr>
+        <w:spacing w:after="40" w:before="0"/>
+        <w:ind w:left="360"/>
+      </w:pPr>
+      <w:r>
+        <w:rPr>
+          <w:sz w:val="19"/>
+          <w:szCs w:val="19"/>
+        </w:rPr>
+        <w:t xml:space="preserve">☐  1. Päätä teemaasi sopiva resepti: mitkä ainekset ja mikä tulos. Valitse ainekset, jotka saa selviytymistilassa noin 15 minuutissa, koska testaat reseptin niin tehtävässä 3. Kirjaa päätös päiväkirjaan.</w:t>
+      </w:r>
+    </w:p>
+    <w:p>
+      <w:pPr>
+        <w:spacing w:after="40" w:before="0"/>
+        <w:ind w:left="360"/>
+      </w:pPr>
+      <w:r>
+        <w:rPr>
+          <w:sz w:val="19"/>
+          <w:szCs w:val="19"/>
+        </w:rPr>
+        <w:t xml:space="preserve">☐  2. Luo tiedosto datapack/data/teema/recipe/teemalyhty.json avun mallin pohjalta. Vaihda nimi, ainekset ja tulos omiksi.</w:t>
+      </w:r>
+    </w:p>
+    <w:p>
+      <w:pPr>
+        <w:spacing w:after="40" w:before="0"/>
+        <w:ind w:left="360"/>
+      </w:pPr>
+      <w:r>
+        <w:rPr>
+          <w:sz w:val="19"/>
+          <w:szCs w:val="19"/>
+        </w:rPr>
+        <w:t xml:space="preserve">☐  3. Kohta pattern kuvaa 3 × 3 -työpöydän riveittäin. Kohta key kertoo, mitä kukin kirjain tarkoittaa. Tarkista rakenne sovitun version mukaan Minecraft Wikistä tai Misode-sivun reseptigeneraattorista, jossa valitset ensin peliversion.</w:t>
+      </w:r>
+    </w:p>
+    <w:p>
+      <w:pPr>
+        <w:spacing w:after="40" w:before="0"/>
+        <w:ind w:left="360"/>
+      </w:pPr>
+      <w:r>
+        <w:rPr>
+          <w:sz w:val="19"/>
+          <w:szCs w:val="19"/>
+        </w:rPr>
+        <w:t xml:space="preserve">☐  4. Kopioi repositoryn datapack-kansio testimaailman datapacks-kansioon ja korvaa vanha. Aja /reload.</w:t>
+      </w:r>
+    </w:p>
+    <w:p>
+      <w:pPr>
+        <w:spacing w:after="40" w:before="0"/>
+        <w:ind w:left="360"/>
+      </w:pPr>
+      <w:r>
+        <w:rPr>
+          <w:sz w:val="19"/>
+          <w:szCs w:val="19"/>
+        </w:rPr>
+        <w:t xml:space="preserve">☐  5. Anna resepti itsellesi komennolla /recipe give @s teema:teemalyhty. Avaa työpöydän reseptikirja ja tarkista, että resepti löytyy. Datapaketin resepti näkyy kirjassa vasta, kun pelaaja on saanut sen.</w:t>
+      </w:r>
+    </w:p>
+    <w:p>
+      <w:pPr>
+        <w:spacing w:after="40" w:before="0"/>
+        <w:ind w:left="360"/>
+      </w:pPr>
+      <w:r>
+        <w:rPr>
+          <w:color w:val="1b5e20"/>
+          <w:sz w:val="19"/>
+          <w:szCs w:val="19"/>
+        </w:rPr>
+        <w:t xml:space="preserve">Valmis kun: Oma resepti näkyy reseptikirjassa /recipe give -komennon jälkeen, ja työpöytä antaa tuloksen, kun ainekset ovat oikeassa kuviossa.</w:t>
       </w:r>
     </w:p>
     <w:p>
       <w:pPr>
         <w:spacing w:after="80" w:before="0"/>
-      </w:pPr>
-      <w:r>
-        <w:rPr>
+        <w:ind w:left="360"/>
+      </w:pPr>
+      <w:r>
+        <w:rPr>
+          <w:color w:val="555555"/>
+          <w:sz w:val="19"/>
+          <w:szCs w:val="19"/>
+        </w:rPr>
+        <w:t xml:space="preserve">Tallenna työnäyte: Commit ja push. Commit-linkki viikon 44 päiväkirjaan.</w:t>
+      </w:r>
+    </w:p>
+    <w:p>
+      <w:pPr>
+        <w:spacing w:after="60" w:before="120"/>
+      </w:pPr>
+      <w:r>
+        <w:rPr>
+          <w:b/>
+          <w:bCs/>
           <w:sz w:val="21"/>
           <w:szCs w:val="21"/>
         </w:rPr>
-        <w:t xml:space="preserve">☐  Tee saavutus (advancement), joka laukeaa teemaan sopivasta teosta ja palkitsee pelaajan funktiolla.</w:t>
+        <w:t xml:space="preserve">Tehtävä 2 / 3 · Tee saavutus, joka palkitsee pelaajan funktiolla.</w:t>
+      </w:r>
+    </w:p>
+    <w:p>
+      <w:pPr>
+        <w:spacing w:after="40" w:before="0"/>
+        <w:ind w:left="360"/>
+      </w:pPr>
+      <w:r>
+        <w:rPr>
+          <w:sz w:val="19"/>
+          <w:szCs w:val="19"/>
+        </w:rPr>
+        <w:t xml:space="preserve">☐  1. Kirjoita palkintofunktio data/teema/function/palkinto.mcfunction: yksi tellraw-viesti ja pieni xp-palkinto riittävät.</w:t>
+      </w:r>
+    </w:p>
+    <w:p>
+      <w:pPr>
+        <w:spacing w:after="40" w:before="0"/>
+        <w:ind w:left="360"/>
+      </w:pPr>
+      <w:r>
+        <w:rPr>
+          <w:sz w:val="19"/>
+          <w:szCs w:val="19"/>
+        </w:rPr>
+        <w:t xml:space="preserve">☐  2. Luo tiedosto data/teema/advancement/kylan_valot.json avun mallin pohjalta.</w:t>
+      </w:r>
+    </w:p>
+    <w:p>
+      <w:pPr>
+        <w:spacing w:after="40" w:before="0"/>
+        <w:ind w:left="360"/>
+      </w:pPr>
+      <w:r>
+        <w:rPr>
+          <w:sz w:val="19"/>
+          <w:szCs w:val="19"/>
+        </w:rPr>
+        <w:t xml:space="preserve">☐  3. Tarkista mallista kolme osaa: display näyttää saavutuksen, criteria kertoo, milloin se laukeaa, ja rewards ajaa palkintofunktion.</w:t>
+      </w:r>
+    </w:p>
+    <w:p>
+      <w:pPr>
+        <w:spacing w:after="40" w:before="0"/>
+        <w:ind w:left="360"/>
+      </w:pPr>
+      <w:r>
+        <w:rPr>
+          <w:sz w:val="19"/>
+          <w:szCs w:val="19"/>
+        </w:rPr>
+        <w:t xml:space="preserve">☐  4. Vaihda laukaisimen recipe_id oman reseptisi nimeksi, esimerkiksi teema:teemalyhty.</w:t>
+      </w:r>
+    </w:p>
+    <w:p>
+      <w:pPr>
+        <w:spacing w:after="40" w:before="0"/>
+        <w:ind w:left="360"/>
+      </w:pPr>
+      <w:r>
+        <w:rPr>
+          <w:sz w:val="19"/>
+          <w:szCs w:val="19"/>
+        </w:rPr>
+        <w:t xml:space="preserve">☐  5. Kopioi repositoryn datapack-kansio testimaailman datapacks-kansioon ja korvaa vanha. Aja /reload ja /function teema:palkinto: palkintoviesti ja xp tulevat, jos funktio latautui. JSON-virheet näkyvät vain lokissa, eivät chatissa.</w:t>
+      </w:r>
+    </w:p>
+    <w:p>
+      <w:pPr>
+        <w:spacing w:after="40" w:before="0"/>
+        <w:ind w:left="360"/>
+      </w:pPr>
+      <w:r>
+        <w:rPr>
+          <w:color w:val="1b5e20"/>
+          <w:sz w:val="19"/>
+          <w:szCs w:val="19"/>
+        </w:rPr>
+        <w:t xml:space="preserve">Valmis kun: /function teema:palkinto antaa viestin ja xp:n, ja kylan_valot näkyy ehdotuksena, kun kirjoitat chattiin /advancement grant @s only teema: (älä paina Enter).</w:t>
       </w:r>
     </w:p>
     <w:p>
       <w:pPr>
         <w:spacing w:after="80" w:before="0"/>
-      </w:pPr>
-      <w:r>
-        <w:rPr>
+        <w:ind w:left="360"/>
+      </w:pPr>
+      <w:r>
+        <w:rPr>
+          <w:color w:val="555555"/>
+          <w:sz w:val="19"/>
+          <w:szCs w:val="19"/>
+        </w:rPr>
+        <w:t xml:space="preserve">Tallenna työnäyte: Commit ja push. Commit-linkki viikon 44 päiväkirjaan.</w:t>
+      </w:r>
+    </w:p>
+    <w:p>
+      <w:pPr>
+        <w:spacing w:after="60" w:before="120"/>
+      </w:pPr>
+      <w:r>
+        <w:rPr>
+          <w:b/>
+          <w:bCs/>
           <w:sz w:val="21"/>
           <w:szCs w:val="21"/>
         </w:rPr>
-        <w:t xml:space="preserve">☐  Testaa reseptit ja saavutus tuoreessa selviytymismaailmassa ja committaa.</w:t>
+        <w:t xml:space="preserve">Tehtävä 3 / 3 · Testaa koko polku uudessa selviytymismaailmassa.</w:t>
+      </w:r>
+    </w:p>
+    <w:p>
+      <w:pPr>
+        <w:spacing w:after="40" w:before="0"/>
+        <w:ind w:left="360"/>
+      </w:pPr>
+      <w:r>
+        <w:rPr>
+          <w:sz w:val="19"/>
+          <w:szCs w:val="19"/>
+        </w:rPr>
+        <w:t xml:space="preserve">☐  1. Kirjoita päiväkirjaan ennen testiä odotettu tulos: kun valmistat reseptin, saavutus ja palkintoviesti ilmestyvät.</w:t>
+      </w:r>
+    </w:p>
+    <w:p>
+      <w:pPr>
+        <w:spacing w:after="40" w:before="0"/>
+        <w:ind w:left="360"/>
+      </w:pPr>
+      <w:r>
+        <w:rPr>
+          <w:sz w:val="19"/>
+          <w:szCs w:val="19"/>
+        </w:rPr>
+        <w:t xml:space="preserve">☐  2. Luo uusi maailma: Game Mode Survival, Allow Commands (tai Allow Cheats) ON nollausta varten. Poistu Save and Quit to Title -painikkeella, kopioi repositoryn datapack-kansio maailman datapacks-kansioon (Edit → Open World Folder) ja avaa maailma.</w:t>
+      </w:r>
+    </w:p>
+    <w:p>
+      <w:pPr>
+        <w:spacing w:after="40" w:before="0"/>
+        <w:ind w:left="360"/>
+      </w:pPr>
+      <w:r>
+        <w:rPr>
+          <w:sz w:val="19"/>
+          <w:szCs w:val="19"/>
+        </w:rPr>
+        <w:t xml:space="preserve">☐  3. Hanki ainekset pelaamalla, ilman komentoja. Valmista esine työpöydällä.</w:t>
+      </w:r>
+    </w:p>
+    <w:p>
+      <w:pPr>
+        <w:spacing w:after="40" w:before="0"/>
+        <w:ind w:left="360"/>
+      </w:pPr>
+      <w:r>
+        <w:rPr>
+          <w:sz w:val="19"/>
+          <w:szCs w:val="19"/>
+        </w:rPr>
+        <w:t xml:space="preserve">☐  4. Kirjaa, laukesiko saavutus ja tuliko palkinto. Uusintatestiä varten saavutuksen voi nollata komennolla /advancement revoke @s only teema:kylan_valot.</w:t>
+      </w:r>
+    </w:p>
+    <w:p>
+      <w:pPr>
+        <w:spacing w:after="40" w:before="0"/>
+        <w:ind w:left="360"/>
+      </w:pPr>
+      <w:r>
+        <w:rPr>
+          <w:sz w:val="19"/>
+          <w:szCs w:val="19"/>
+        </w:rPr>
+        <w:t xml:space="preserve">☐  5. Tallenna kuvasarja tai lyhyt video koko polusta. Saavutusilmoitus näyttää chatissa pelaajanimesi: peitä se kuvista, ellei nimeä ole sovittu julkiseksi.</w:t>
+      </w:r>
+    </w:p>
+    <w:p>
+      <w:pPr>
+        <w:spacing w:after="40" w:before="0"/>
+        <w:ind w:left="360"/>
+      </w:pPr>
+      <w:r>
+        <w:rPr>
+          <w:sz w:val="19"/>
+          <w:szCs w:val="19"/>
+        </w:rPr>
+        <w:t xml:space="preserve">☐  6. Tee commit ja push. Kirjoita GitHubissa jokaiseen tämän viikon valmiiseen issueen kommentti. Lisää kommenttiin linkki siihen commitiin, jossa työ tehtiin. Sulje issuet vasta sen jälkeen.</w:t>
+      </w:r>
+    </w:p>
+    <w:p>
+      <w:pPr>
+        <w:spacing w:after="40" w:before="0"/>
+        <w:ind w:left="360"/>
+      </w:pPr>
+      <w:r>
+        <w:rPr>
+          <w:color w:val="1b5e20"/>
+          <w:sz w:val="19"/>
+          <w:szCs w:val="19"/>
+        </w:rPr>
+        <w:t xml:space="preserve">Valmis kun: Koko polku ainesten hankinnasta palkintoon toimii selviytymistilassa, ja testin tulos on kirjattu.</w:t>
+      </w:r>
+    </w:p>
+    <w:p>
+      <w:pPr>
+        <w:spacing w:after="80" w:before="0"/>
+        <w:ind w:left="360"/>
+      </w:pPr>
+      <w:r>
+        <w:rPr>
+          <w:color w:val="555555"/>
+          <w:sz w:val="19"/>
+          <w:szCs w:val="19"/>
+        </w:rPr>
+        <w:t xml:space="preserve">Tallenna työnäyte: Kuvat tai video kansioon project-docs/evidence/week-44/ ja testin tulos viikon 44 päiväkirjaan.</w:t>
       </w:r>
     </w:p>
     <w:p>
@@ -2751,7 +6013,7 @@
           <w:sz w:val="19"/>
           <w:szCs w:val="19"/>
         </w:rPr>
-        <w:t xml:space="preserve">Valmis kun: Reseptit löytyvät reseptikirjasta ja tuottavat esineet. Saavutus laukeaa oikeasta teosta ja palkintofunktio toimii. Koko polku on testattu tuoreessa selviytymismaailmassa.</w:t>
+        <w:t xml:space="preserve">Valmis kun: Resepti löytyy reseptikirjasta ja tuottaa esineen. Saavutus laukeaa reseptin valmistuksesta, ja palkintofunktio toimii. Koko polku on testattu uudessa selviytymismaailmassa.</w:t>
       </w:r>
     </w:p>
     <w:p>
@@ -2764,13 +6026,13 @@
           <w:sz w:val="19"/>
           <w:szCs w:val="19"/>
         </w:rPr>
-        <w:t xml:space="preserve">Työnäyte Git-repositoryyn ennen rastia: reseptien ja saavutuksen commitit sekä video tai kuvasarja koko polusta selviytymistilassa.</w:t>
+        <w:t xml:space="preserve">Työnäyte Git-repositoryyn ennen rastia: reseptin ja saavutuksen commitit sekä kuvat tai video koko polusta selviytymistilassa.</w:t>
       </w:r>
     </w:p>
     <w:p>
       <w:pPr>
         <w:pStyle w:val="Heading2"/>
-        <w:spacing w:before="260" w:after="120"/>
+        <w:spacing w:after="120" w:before="260"/>
       </w:pPr>
       <w:r>
         <w:rPr>
@@ -2798,38 +6060,349 @@
     </w:p>
     <w:p>
       <w:pPr>
-        <w:spacing w:after="80" w:before="0"/>
-      </w:pPr>
-      <w:r>
-        <w:rPr>
+        <w:spacing w:after="60" w:before="120"/>
+      </w:pPr>
+      <w:r>
+        <w:rPr>
+          <w:b/>
+          <w:bCs/>
           <w:sz w:val="21"/>
           <w:szCs w:val="21"/>
         </w:rPr>
-        <w:t xml:space="preserve">☐  Laadi vähintään 12 testitapausta: asennus, tekstuurit, mallit, nimet, äänet, reseptit ja funktiot.</w:t>
+        <w:t xml:space="preserve">Tehtävä 1 / 3 · Kirjoita 12 testitapausta ennen testaamista.</w:t>
+      </w:r>
+    </w:p>
+    <w:p>
+      <w:pPr>
+        <w:spacing w:after="40" w:before="0"/>
+        <w:ind w:left="360"/>
+      </w:pPr>
+      <w:r>
+        <w:rPr>
+          <w:sz w:val="19"/>
+          <w:szCs w:val="19"/>
+        </w:rPr>
+        <w:t xml:space="preserve">☐  1. Luo tiedosto project-docs/testaus.md avun taulukkopohjasta.</w:t>
+      </w:r>
+    </w:p>
+    <w:p>
+      <w:pPr>
+        <w:spacing w:after="40" w:before="0"/>
+        <w:ind w:left="360"/>
+      </w:pPr>
+      <w:r>
+        <w:rPr>
+          <w:sz w:val="19"/>
+          <w:szCs w:val="19"/>
+        </w:rPr>
+        <w:t xml:space="preserve">☐  2. Numeroi testitapaukset T01, T02, T03 ja niin edelleen. T tarkoittaa testitapausta ja numero sen järjestystä.</w:t>
+      </w:r>
+    </w:p>
+    <w:p>
+      <w:pPr>
+        <w:spacing w:after="40" w:before="0"/>
+        <w:ind w:left="360"/>
+      </w:pPr>
+      <w:r>
+        <w:rPr>
+          <w:sz w:val="19"/>
+          <w:szCs w:val="19"/>
+        </w:rPr>
+        <w:t xml:space="preserve">☐  3. Kirjoita neljä testitapausta tavalliselle käytölle: asennus ohjeella, blokkitekstuurit, malli ja omat nimet.</w:t>
+      </w:r>
+    </w:p>
+    <w:p>
+      <w:pPr>
+        <w:spacing w:after="40" w:before="0"/>
+        <w:ind w:left="360"/>
+      </w:pPr>
+      <w:r>
+        <w:rPr>
+          <w:sz w:val="19"/>
+          <w:szCs w:val="19"/>
+        </w:rPr>
+        <w:t xml:space="preserve">☐  4. Kirjoita neljä testitapausta rajatapauksille: tekstitykset päällä, englanninkielinen peli, yö ja resepti selviytymistilassa.</w:t>
+      </w:r>
+    </w:p>
+    <w:p>
+      <w:pPr>
+        <w:spacing w:after="40" w:before="0"/>
+        <w:ind w:left="360"/>
+      </w:pPr>
+      <w:r>
+        <w:rPr>
+          <w:sz w:val="19"/>
+          <w:szCs w:val="19"/>
+        </w:rPr>
+        <w:t xml:space="preserve">☐  5. Kirjoita neljä testitapausta virhetilanteille: väärä pack_format, puuttuva tekstuuri, rikkinäinen JSON ja datapaketti ilman /reload-komentoa.</w:t>
+      </w:r>
+    </w:p>
+    <w:p>
+      <w:pPr>
+        <w:spacing w:after="40" w:before="0"/>
+        <w:ind w:left="360"/>
+      </w:pPr>
+      <w:r>
+        <w:rPr>
+          <w:sz w:val="19"/>
+          <w:szCs w:val="19"/>
+        </w:rPr>
+        <w:t xml:space="preserve">☐  6. Täytä jokaiseen testitapaukseen lähtötila, mitä teet, ja odotettu tulos. Älä aja vielä yhtään testiä.</w:t>
+      </w:r>
+    </w:p>
+    <w:p>
+      <w:pPr>
+        <w:spacing w:after="40" w:before="0"/>
+        <w:ind w:left="360"/>
+      </w:pPr>
+      <w:r>
+        <w:rPr>
+          <w:color w:val="1b5e20"/>
+          <w:sz w:val="19"/>
+          <w:szCs w:val="19"/>
+        </w:rPr>
+        <w:t xml:space="preserve">Valmis kun: Tiedostossa on 12 testitapausta T01–T12, ja jokaisella on odotettu tulos.</w:t>
       </w:r>
     </w:p>
     <w:p>
       <w:pPr>
         <w:spacing w:after="80" w:before="0"/>
-      </w:pPr>
-      <w:r>
-        <w:rPr>
+        <w:ind w:left="360"/>
+      </w:pPr>
+      <w:r>
+        <w:rPr>
+          <w:color w:val="555555"/>
+          <w:sz w:val="19"/>
+          <w:szCs w:val="19"/>
+        </w:rPr>
+        <w:t xml:space="preserve">Tallenna työnäyte: project-docs/testaus.md, commit ja push.</w:t>
+      </w:r>
+    </w:p>
+    <w:p>
+      <w:pPr>
+        <w:spacing w:after="60" w:before="120"/>
+      </w:pPr>
+      <w:r>
+        <w:rPr>
+          <w:b/>
+          <w:bCs/>
           <w:sz w:val="21"/>
           <w:szCs w:val="21"/>
         </w:rPr>
-        <w:t xml:space="preserve">☐  Kirjaa kaikki aidosti löytyneet virheet. Osoita kolme täydellistä virheenkorjausketjua; käytä tarvittaessa opettajan erikseen merkitsemiä vikatehtäviä.</w:t>
+        <w:t xml:space="preserve">Tehtävä 2 / 3 · Aja testitapaukset puhtaassa pelissä ja kirjaa tulokset.</w:t>
+      </w:r>
+    </w:p>
+    <w:p>
+      <w:pPr>
+        <w:spacing w:after="40" w:before="0"/>
+        <w:ind w:left="360"/>
+      </w:pPr>
+      <w:r>
+        <w:rPr>
+          <w:sz w:val="19"/>
+          <w:szCs w:val="19"/>
+        </w:rPr>
+        <w:t xml:space="preserve">☐  1. Tee testejä varten Minecraft Launcherissa uusi asennus: Installations → New installation. Valitse sovittu versio ja Game Directory -kohtaan uusi tyhjä kansio, jotta vanhat paketit eivät näy.</w:t>
+      </w:r>
+    </w:p>
+    <w:p>
+      <w:pPr>
+        <w:spacing w:after="40" w:before="0"/>
+        <w:ind w:left="360"/>
+      </w:pPr>
+      <w:r>
+        <w:rPr>
+          <w:sz w:val="19"/>
+          <w:szCs w:val="19"/>
+        </w:rPr>
+        <w:t xml:space="preserve">☐  2. Aja testitapaukset T01–T12 järjestyksessä. Kirjaa jokaisesta heti, mitä tapahtui ja läpäisikö testi.</w:t>
+      </w:r>
+    </w:p>
+    <w:p>
+      <w:pPr>
+        <w:spacing w:after="40" w:before="0"/>
+        <w:ind w:left="360"/>
+      </w:pPr>
+      <w:r>
+        <w:rPr>
+          <w:sz w:val="19"/>
+          <w:szCs w:val="19"/>
+        </w:rPr>
+        <w:t xml:space="preserve">☐  3. Virhetestejä varten muuta repositoryssa pack_format vääräksi, poista yksi tekstuuri tai riko JSON, ja kopioi kansio puhtaan pelin kansioon. Palauta tiedosto testin jälkeen GitHub Desktopissa: hiiren oikea → Discard changes.</w:t>
+      </w:r>
+    </w:p>
+    <w:p>
+      <w:pPr>
+        <w:spacing w:after="40" w:before="0"/>
+        <w:ind w:left="360"/>
+      </w:pPr>
+      <w:r>
+        <w:rPr>
+          <w:sz w:val="19"/>
+          <w:szCs w:val="19"/>
+        </w:rPr>
+        <w:t xml:space="preserve">☐  4. Avaa virhetestin jälkeen asennuksen kansiosta tiedosto logs/latest.log VS Codella ja etsi sanoja ERROR ja WARN. Kirjaa, mitä loki kertoi virheestä.</w:t>
+      </w:r>
+    </w:p>
+    <w:p>
+      <w:pPr>
+        <w:spacing w:after="40" w:before="0"/>
+        <w:ind w:left="360"/>
+      </w:pPr>
+      <w:r>
+        <w:rPr>
+          <w:sz w:val="19"/>
+          <w:szCs w:val="19"/>
+        </w:rPr>
+        <w:t xml:space="preserve">☐  5. Älä merkitse testiä läpäistyksi, jos et ajanut sitä itse.</w:t>
+      </w:r>
+    </w:p>
+    <w:p>
+      <w:pPr>
+        <w:spacing w:after="40" w:before="0"/>
+        <w:ind w:left="360"/>
+      </w:pPr>
+      <w:r>
+        <w:rPr>
+          <w:color w:val="1b5e20"/>
+          <w:sz w:val="19"/>
+          <w:szCs w:val="19"/>
+        </w:rPr>
+        <w:t xml:space="preserve">Valmis kun: Jokaisella testitapauksella T01–T12 on todellinen tulos ja merkintä, läpäisikö se.</w:t>
       </w:r>
     </w:p>
     <w:p>
       <w:pPr>
         <w:spacing w:after="80" w:before="0"/>
-      </w:pPr>
-      <w:r>
-        <w:rPr>
+        <w:ind w:left="360"/>
+      </w:pPr>
+      <w:r>
+        <w:rPr>
+          <w:color w:val="555555"/>
+          <w:sz w:val="19"/>
+          <w:szCs w:val="19"/>
+        </w:rPr>
+        <w:t xml:space="preserve">Tallenna työnäyte: Päivitetty project-docs/testaus.md ja virhetestien kuvakaappaukset sekä lokiote kansioon project-docs/evidence/week-45/, commit ja push.</w:t>
+      </w:r>
+    </w:p>
+    <w:p>
+      <w:pPr>
+        <w:spacing w:after="60" w:before="120"/>
+      </w:pPr>
+      <w:r>
+        <w:rPr>
+          <w:b/>
+          <w:bCs/>
           <w:sz w:val="21"/>
           <w:szCs w:val="21"/>
         </w:rPr>
-        <w:t xml:space="preserve">☐  Testaa paketti puhtaassa maailmassa sekä tarkoituksella väärällä pack_format-arvolla ja rikkinäisellä JSONilla.</w:t>
+        <w:t xml:space="preserve">Tehtävä 3 / 3 · Korjaa kolme virhettä ja kirjaa jokaisesta koko ketju.</w:t>
+      </w:r>
+    </w:p>
+    <w:p>
+      <w:pPr>
+        <w:spacing w:after="40" w:before="0"/>
+        <w:ind w:left="360"/>
+      </w:pPr>
+      <w:r>
+        <w:rPr>
+          <w:sz w:val="19"/>
+          <w:szCs w:val="19"/>
+        </w:rPr>
+        <w:t xml:space="preserve">☐  1. Valitse kolme testitapausta, jotka eivät läpäisseet. Jos aitoja virheitä ei ole kolmea, pyydä ohjaajalta vikatehtävä eli valmisteltu virhe, jonka etsit ja korjaat.</w:t>
+      </w:r>
+    </w:p>
+    <w:p>
+      <w:pPr>
+        <w:spacing w:after="40" w:before="0"/>
+        <w:ind w:left="360"/>
+      </w:pPr>
+      <w:r>
+        <w:rPr>
+          <w:sz w:val="19"/>
+          <w:szCs w:val="19"/>
+        </w:rPr>
+        <w:t xml:space="preserve">☐  2. Kirjaa jokaisesta, miten virhe toistetaan, mikä oli odotettu tulos ja mitä tapahtui.</w:t>
+      </w:r>
+    </w:p>
+    <w:p>
+      <w:pPr>
+        <w:spacing w:after="40" w:before="0"/>
+        <w:ind w:left="360"/>
+      </w:pPr>
+      <w:r>
+        <w:rPr>
+          <w:sz w:val="19"/>
+          <w:szCs w:val="19"/>
+        </w:rPr>
+        <w:t xml:space="preserve">☐  3. Etsi syy, ennen kuin korjaat. Kirjoita syy yhdellä virkkeellä.</w:t>
+      </w:r>
+    </w:p>
+    <w:p>
+      <w:pPr>
+        <w:spacing w:after="40" w:before="0"/>
+        <w:ind w:left="360"/>
+      </w:pPr>
+      <w:r>
+        <w:rPr>
+          <w:sz w:val="19"/>
+          <w:szCs w:val="19"/>
+        </w:rPr>
+        <w:t xml:space="preserve">☐  4. Korjaa ja tee commit, jonka viestissä on testitapauksen tunnus, esimerkiksi ”Korjaa testitapaus T09: oikea pack_format”.</w:t>
+      </w:r>
+    </w:p>
+    <w:p>
+      <w:pPr>
+        <w:spacing w:after="40" w:before="0"/>
+        <w:ind w:left="360"/>
+      </w:pPr>
+      <w:r>
+        <w:rPr>
+          <w:sz w:val="19"/>
+          <w:szCs w:val="19"/>
+        </w:rPr>
+        <w:t xml:space="preserve">☐  5. Kopioi korjattu kansio peliin ja lataa se uudelleen (F3 + T tai /reload). Aja sama testitapaus uudelleen. Aja myös regressiotesti eli toinen testitapaus, joka koskee samaa tiedostoa: se näyttää, ettei korjaus rikkonut muuta.</w:t>
+      </w:r>
+    </w:p>
+    <w:p>
+      <w:pPr>
+        <w:spacing w:after="40" w:before="0"/>
+        <w:ind w:left="360"/>
+      </w:pPr>
+      <w:r>
+        <w:rPr>
+          <w:sz w:val="19"/>
+          <w:szCs w:val="19"/>
+        </w:rPr>
+        <w:t xml:space="preserve">☐  6. Kirjaa jokainen ketju päiväkirjaan: havainto → toistamisohje → syy → korjauscommit → uusintatesti → regressiotesti.</w:t>
+      </w:r>
+    </w:p>
+    <w:p>
+      <w:pPr>
+        <w:spacing w:after="40" w:before="0"/>
+        <w:ind w:left="360"/>
+      </w:pPr>
+      <w:r>
+        <w:rPr>
+          <w:color w:val="1b5e20"/>
+          <w:sz w:val="19"/>
+          <w:szCs w:val="19"/>
+        </w:rPr>
+        <w:t xml:space="preserve">Valmis kun: Päiväkirjassa on kolme täydellistä ketjua, ja jokaisen uusintatesti meni odotetusti.</w:t>
+      </w:r>
+    </w:p>
+    <w:p>
+      <w:pPr>
+        <w:spacing w:after="80" w:before="0"/>
+        <w:ind w:left="360"/>
+      </w:pPr>
+      <w:r>
+        <w:rPr>
+          <w:color w:val="555555"/>
+          <w:sz w:val="19"/>
+          <w:szCs w:val="19"/>
+        </w:rPr>
+        <w:t xml:space="preserve">Tallenna työnäyte: Kolme ketjua commit-linkkeineen viikon 45 päiväkirjaan.</w:t>
       </w:r>
     </w:p>
     <w:p>
@@ -2842,7 +6415,7 @@
           <w:sz w:val="19"/>
           <w:szCs w:val="19"/>
         </w:rPr>
-        <w:t xml:space="preserve">Valmis kun: Kaikissa 12 testissä näkyvät lähtötila, toiminta, odotus, havainto ja tulos. Kolmessa ketjussa näkyvät havainto, syy, korjauscommit ja onnistunut uusintatesti.</w:t>
+        <w:t xml:space="preserve">Valmis kun: Kaikissa 12 testitapauksessa näkyvät lähtötila, toiminta, odotus, havainto ja tulos. Kolmessa ketjussa näkyvät havainto, syy, korjauscommit ja onnistunut uusintatesti.</w:t>
       </w:r>
     </w:p>
     <w:p>
@@ -2855,13 +6428,13 @@
           <w:sz w:val="19"/>
           <w:szCs w:val="19"/>
         </w:rPr>
-        <w:t xml:space="preserve">Työnäyte Git-repositoryyn ennen rastia: testausloki, tulokset, bugikorjaukset ja uusintatestit.</w:t>
+        <w:t xml:space="preserve">Työnäyte Git-repositoryyn ennen rastia: project-docs/testaus.md, kolme virheenkorjausketjua ja korjauscommitit.</w:t>
       </w:r>
     </w:p>
     <w:p>
       <w:pPr>
         <w:pStyle w:val="Heading2"/>
-        <w:spacing w:before="260" w:after="120"/>
+        <w:spacing w:after="120" w:before="260"/>
       </w:pPr>
       <w:r>
         <w:rPr>
@@ -2889,38 +6462,323 @@
     </w:p>
     <w:p>
       <w:pPr>
-        <w:spacing w:after="80" w:before="0"/>
-      </w:pPr>
-      <w:r>
-        <w:rPr>
+        <w:spacing w:after="60" w:before="120"/>
+      </w:pPr>
+      <w:r>
+        <w:rPr>
+          <w:b/>
+          <w:bCs/>
           <w:sz w:val="21"/>
           <w:szCs w:val="21"/>
         </w:rPr>
-        <w:t xml:space="preserve">☐  Siisti kansiorakenne ja tiedostonimet, poista käyttämättömät tiedostot ja yhtenäistä nimiavaruus.</w:t>
+        <w:t xml:space="preserve">Tehtävä 1 / 3 · Siisti kansiot ja tiedostonimet niin, että paketti toimii kuten ennen.</w:t>
+      </w:r>
+    </w:p>
+    <w:p>
+      <w:pPr>
+        <w:spacing w:after="40" w:before="0"/>
+        <w:ind w:left="360"/>
+      </w:pPr>
+      <w:r>
+        <w:rPr>
+          <w:sz w:val="19"/>
+          <w:szCs w:val="19"/>
+        </w:rPr>
+        <w:t xml:space="preserve">☐  1. Etsi paketista kaksi laatuhaittaa, esimerkiksi epäselvä tiedostonimi, tiedosto väärässä kansiossa tai sounds.json-rivi, jonka äänitiedosto puuttuu.</w:t>
+      </w:r>
+    </w:p>
+    <w:p>
+      <w:pPr>
+        <w:spacing w:after="40" w:before="0"/>
+        <w:ind w:left="360"/>
+      </w:pPr>
+      <w:r>
+        <w:rPr>
+          <w:sz w:val="19"/>
+          <w:szCs w:val="19"/>
+        </w:rPr>
+        <w:t xml:space="preserve">☐  2. Kirjaa ennen siivousta testi: paketti latautuu ilman virheitä ja kaikki assetit näkyvät pelissä.</w:t>
+      </w:r>
+    </w:p>
+    <w:p>
+      <w:pPr>
+        <w:spacing w:after="40" w:before="0"/>
+        <w:ind w:left="360"/>
+      </w:pPr>
+      <w:r>
+        <w:rPr>
+          <w:sz w:val="19"/>
+          <w:szCs w:val="19"/>
+        </w:rPr>
+        <w:t xml:space="preserve">☐  3. Korjaa yksi haitta kerrallaan. Kopioi repositoryn resourcepack-kansio pelin resourcepacks-kansioon. Korvaa vanha kansio. Paina pelissä F3 + T. Peli lataa paketin uudelleen. Jos haitta on datapaketissa, kopioi datapack-kansio testimaailmaan ja aja /reload.</w:t>
+      </w:r>
+    </w:p>
+    <w:p>
+      <w:pPr>
+        <w:spacing w:after="40" w:before="0"/>
+        <w:ind w:left="360"/>
+      </w:pPr>
+      <w:r>
+        <w:rPr>
+          <w:sz w:val="19"/>
+          <w:szCs w:val="19"/>
+        </w:rPr>
+        <w:t xml:space="preserve">☐  4. Aja sama testi siivouksen jälkeen. Tuloksen pitää olla sama kuin ennen.</w:t>
+      </w:r>
+    </w:p>
+    <w:p>
+      <w:pPr>
+        <w:spacing w:after="40" w:before="0"/>
+        <w:ind w:left="360"/>
+      </w:pPr>
+      <w:r>
+        <w:rPr>
+          <w:sz w:val="19"/>
+          <w:szCs w:val="19"/>
+        </w:rPr>
+        <w:t xml:space="preserve">☐  5. Tee commit, jonka viesti kertoo, mitä siivosit, esimerkiksi ”Siisti tekstuurien nimet”.</w:t>
+      </w:r>
+    </w:p>
+    <w:p>
+      <w:pPr>
+        <w:spacing w:after="40" w:before="0"/>
+        <w:ind w:left="360"/>
+      </w:pPr>
+      <w:r>
+        <w:rPr>
+          <w:color w:val="1b5e20"/>
+          <w:sz w:val="19"/>
+          <w:szCs w:val="19"/>
+        </w:rPr>
+        <w:t xml:space="preserve">Valmis kun: Kaksi laatuhaittaa on korjattu, ja sama testi menee läpi ennen ja jälkeen.</w:t>
       </w:r>
     </w:p>
     <w:p>
       <w:pPr>
         <w:spacing w:after="80" w:before="0"/>
-      </w:pPr>
-      <w:r>
-        <w:rPr>
+        <w:ind w:left="360"/>
+      </w:pPr>
+      <w:r>
+        <w:rPr>
+          <w:color w:val="555555"/>
+          <w:sz w:val="19"/>
+          <w:szCs w:val="19"/>
+        </w:rPr>
+        <w:t xml:space="preserve">Tallenna työnäyte: Siivouscommitin linkki ja testin tulokset viikon 46 päiväkirjaan.</w:t>
+      </w:r>
+    </w:p>
+    <w:p>
+      <w:pPr>
+        <w:spacing w:after="60" w:before="120"/>
+      </w:pPr>
+      <w:r>
+        <w:rPr>
+          <w:b/>
+          <w:bCs/>
           <w:sz w:val="21"/>
           <w:szCs w:val="21"/>
         </w:rPr>
-        <w:t xml:space="preserve">☐  Pyydä laatukatselmointi ohjaajalta tai vertaiselta ja kirjaa palaute.</w:t>
+        <w:t xml:space="preserve">Tehtävä 2 / 3 · Tarkista LICENSE- ja CREDITS-tiedostot.</w:t>
+      </w:r>
+    </w:p>
+    <w:p>
+      <w:pPr>
+        <w:spacing w:after="40" w:before="0"/>
+        <w:ind w:left="360"/>
+      </w:pPr>
+      <w:r>
+        <w:rPr>
+          <w:sz w:val="19"/>
+          <w:szCs w:val="19"/>
+        </w:rPr>
+        <w:t xml:space="preserve">☐  1. Tarkista, että LICENSE on repositoryn juuressa ja vastaa viikolla 35 sovittua.</w:t>
+      </w:r>
+    </w:p>
+    <w:p>
+      <w:pPr>
+        <w:spacing w:after="40" w:before="0"/>
+        <w:ind w:left="360"/>
+      </w:pPr>
+      <w:r>
+        <w:rPr>
+          <w:sz w:val="19"/>
+          <w:szCs w:val="19"/>
+        </w:rPr>
+        <w:t xml:space="preserve">☐  2. Käy läpi jokainen tekstuuri, malli ja ääni. Merkitse listaan, onko se itse tehty vai lisensoitu.</w:t>
+      </w:r>
+    </w:p>
+    <w:p>
+      <w:pPr>
+        <w:spacing w:after="40" w:before="0"/>
+        <w:ind w:left="360"/>
+      </w:pPr>
+      <w:r>
+        <w:rPr>
+          <w:sz w:val="19"/>
+          <w:szCs w:val="19"/>
+        </w:rPr>
+        <w:t xml:space="preserve">☐  3. Täydennä CREDITS.md niin, että jokainen ulkopuolinen lähde on siinä tekijän ja lisenssin kanssa.</w:t>
+      </w:r>
+    </w:p>
+    <w:p>
+      <w:pPr>
+        <w:spacing w:after="40" w:before="0"/>
+        <w:ind w:left="360"/>
+      </w:pPr>
+      <w:r>
+        <w:rPr>
+          <w:sz w:val="19"/>
+          <w:szCs w:val="19"/>
+        </w:rPr>
+        <w:t xml:space="preserve">☐  4. Varmista, ettei paketissa ole Mojangin tiedostoja eikä muuta materiaalia, jonka lisenssi ei salli uudelleenjulkaisua.</w:t>
+      </w:r>
+    </w:p>
+    <w:p>
+      <w:pPr>
+        <w:spacing w:after="40" w:before="0"/>
+        <w:ind w:left="360"/>
+      </w:pPr>
+      <w:r>
+        <w:rPr>
+          <w:sz w:val="19"/>
+          <w:szCs w:val="19"/>
+        </w:rPr>
+        <w:t xml:space="preserve">☐  5. Lue oma LICENSE-teksti ja vastaa päiväkirjaan: saako toinen pelaaja julkaista muokatun version paketistasi, ja mitä hänen pitää tehdä?</w:t>
+      </w:r>
+    </w:p>
+    <w:p>
+      <w:pPr>
+        <w:spacing w:after="40" w:before="0"/>
+        <w:ind w:left="360"/>
+      </w:pPr>
+      <w:r>
+        <w:rPr>
+          <w:color w:val="1b5e20"/>
+          <w:sz w:val="19"/>
+          <w:szCs w:val="19"/>
+        </w:rPr>
+        <w:t xml:space="preserve">Valmis kun: LICENSE ja CREDITS.md ovat ajan tasalla, ja vastauksesi lisenssikysymykseen on päiväkirjassa.</w:t>
       </w:r>
     </w:p>
     <w:p>
       <w:pPr>
         <w:spacing w:after="80" w:before="0"/>
-      </w:pPr>
-      <w:r>
-        <w:rPr>
+        <w:ind w:left="360"/>
+      </w:pPr>
+      <w:r>
+        <w:rPr>
+          <w:color w:val="555555"/>
+          <w:sz w:val="19"/>
+          <w:szCs w:val="19"/>
+        </w:rPr>
+        <w:t xml:space="preserve">Tallenna työnäyte: Commit ja push. Linkit LICENSE- ja CREDITS.md-tiedostoihin viikon 46 päiväkirjaan.</w:t>
+      </w:r>
+    </w:p>
+    <w:p>
+      <w:pPr>
+        <w:spacing w:after="60" w:before="120"/>
+      </w:pPr>
+      <w:r>
+        <w:rPr>
+          <w:b/>
+          <w:bCs/>
           <w:sz w:val="21"/>
           <w:szCs w:val="21"/>
         </w:rPr>
-        <w:t xml:space="preserve">☐  Tee lisenssitarkistus: varmista että LICENSE on repositoryn juuressa ja vastaa sovittua, täydennä CREDITS ja tarkista, ettei paketissa ole Mojangin eikä muiden materiaalia ilman uudelleenjulkaisun sallivaa lisenssiä. Vastaa oman LICENSE-tiedostosi tekstin perusteella: saako toinen pelaaja julkaista muokatun version paketistasi, ja mitä hänen pitää tehdä?</w:t>
+        <w:t xml:space="preserve">Tehtävä 3 / 3 · Pyydä laatukatselmointi ja selitä ratkaisusi.</w:t>
+      </w:r>
+    </w:p>
+    <w:p>
+      <w:pPr>
+        <w:spacing w:after="40" w:before="0"/>
+        <w:ind w:left="360"/>
+      </w:pPr>
+      <w:r>
+        <w:rPr>
+          <w:sz w:val="19"/>
+          <w:szCs w:val="19"/>
+        </w:rPr>
+        <w:t xml:space="preserve">☐  1. Pyydä ohjaajaa tai vertaista katselmoimaan paketti eli käymään sen rakenne läpi ja kommentoimaan sitä.</w:t>
+      </w:r>
+    </w:p>
+    <w:p>
+      <w:pPr>
+        <w:spacing w:after="40" w:before="0"/>
+        <w:ind w:left="360"/>
+      </w:pPr>
+      <w:r>
+        <w:rPr>
+          <w:sz w:val="19"/>
+          <w:szCs w:val="19"/>
+        </w:rPr>
+        <w:t xml:space="preserve">☐  2. Näytä hänelle, mistä lähdetiedostot, kuten .bbmodel, löytyvät ja mihin uusi tekstuuri lisättäisiin.</w:t>
+      </w:r>
+    </w:p>
+    <w:p>
+      <w:pPr>
+        <w:spacing w:after="40" w:before="0"/>
+        <w:ind w:left="360"/>
+      </w:pPr>
+      <w:r>
+        <w:rPr>
+          <w:sz w:val="19"/>
+          <w:szCs w:val="19"/>
+        </w:rPr>
+        <w:t xml:space="preserve">☐  3. Kirjaa saamasi kommentti sellaisenaan ja vastaa siihen: korjaa tai perustele, miksi pidät ratkaisun.</w:t>
+      </w:r>
+    </w:p>
+    <w:p>
+      <w:pPr>
+        <w:spacing w:after="40" w:before="0"/>
+        <w:ind w:left="360"/>
+      </w:pPr>
+      <w:r>
+        <w:rPr>
+          <w:sz w:val="19"/>
+          <w:szCs w:val="19"/>
+        </w:rPr>
+        <w:t xml:space="preserve">☐  4. Selitä samalla suullisesti yksi kohta, jossa käytit tekoälyä apuna. Jos et käyttänyt tekoälyä, selitä yksi JSON-tiedosto omin sanoin.</w:t>
+      </w:r>
+    </w:p>
+    <w:p>
+      <w:pPr>
+        <w:spacing w:after="40" w:before="0"/>
+        <w:ind w:left="360"/>
+      </w:pPr>
+      <w:r>
+        <w:rPr>
+          <w:sz w:val="19"/>
+          <w:szCs w:val="19"/>
+        </w:rPr>
+        <w:t xml:space="preserve">☐  5. Tarkista, että tekoälyn käyttö on kirjattu AI-lokiin eli sivuston AI-loki-näkymään.</w:t>
+      </w:r>
+    </w:p>
+    <w:p>
+      <w:pPr>
+        <w:spacing w:after="40" w:before="0"/>
+        <w:ind w:left="360"/>
+      </w:pPr>
+      <w:r>
+        <w:rPr>
+          <w:color w:val="1b5e20"/>
+          <w:sz w:val="19"/>
+          <w:szCs w:val="19"/>
+        </w:rPr>
+        <w:t xml:space="preserve">Valmis kun: Päiväkirjassa ovat katselmoijan rooli, hänen kommenttinsa, oma vastauksesi ja se, minkä kohdan selitit.</w:t>
+      </w:r>
+    </w:p>
+    <w:p>
+      <w:pPr>
+        <w:spacing w:after="80" w:before="0"/>
+        <w:ind w:left="360"/>
+      </w:pPr>
+      <w:r>
+        <w:rPr>
+          <w:color w:val="555555"/>
+          <w:sz w:val="19"/>
+          <w:szCs w:val="19"/>
+        </w:rPr>
+        <w:t xml:space="preserve">Tallenna työnäyte: Kommentti, vastaus ja selitetty kohta viikon 46 päiväkirjaan.</w:t>
       </w:r>
     </w:p>
     <w:p>
@@ -2933,7 +6791,7 @@
           <w:sz w:val="19"/>
           <w:szCs w:val="19"/>
         </w:rPr>
-        <w:t xml:space="preserve">Valmis kun: Sama testi menee läpi ennen siivousta ja sen jälkeen. Katselmointikommenttiin on vastattu, LICENSE on repositoryn juuressa ja vastaa sovittua, ja CREDITS listaa jokaisen ulkopuolisen lähteen lisensseineen — tai toteaa, että kaikki on itse tehtyä. Katselmoija pystyy myös osoittamaan, mihin uusi tekstuuri lisättäisiin ja mistä lähdetiedostot kuten .bbmodel löytyvät: silloin toinen tekijä voi jatkaa työtä.</w:t>
+        <w:t xml:space="preserve">Valmis kun: Sama testi menee läpi ennen siivousta ja sen jälkeen. LICENSE vastaa sovittua, CREDITS listaa jokaisen ulkopuolisen lähteen, ja katselmointikommenttiin on vastattu.</w:t>
       </w:r>
     </w:p>
     <w:p>
@@ -2946,13 +6804,13 @@
           <w:sz w:val="19"/>
           <w:szCs w:val="19"/>
         </w:rPr>
-        <w:t xml:space="preserve">Työnäyte Git-repositoryyn ennen rastia: katselmointimuistio, siivouscommit sekä LICENSE- ja CREDITS-tiedostot.</w:t>
+        <w:t xml:space="preserve">Työnäyte Git-repositoryyn ennen rastia: siivouscommit, testi ennen ja jälkeen, LICENSE- ja CREDITS.md-tiedostot sekä katselmoinnin kommentti.</w:t>
       </w:r>
     </w:p>
     <w:p>
       <w:pPr>
         <w:pStyle w:val="Heading1"/>
-        <w:spacing w:before="320" w:after="160"/>
+        <w:spacing w:after="160" w:before="320"/>
       </w:pPr>
       <w:r>
         <w:rPr>
@@ -2966,7 +6824,7 @@
     <w:p>
       <w:pPr>
         <w:pStyle w:val="Heading2"/>
-        <w:spacing w:before="260" w:after="120"/>
+        <w:spacing w:after="120" w:before="260"/>
       </w:pPr>
       <w:r>
         <w:rPr>
@@ -2994,38 +6852,310 @@
     </w:p>
     <w:p>
       <w:pPr>
-        <w:spacing w:after="80" w:before="0"/>
-      </w:pPr>
-      <w:r>
-        <w:rPr>
+        <w:spacing w:after="60" w:before="120"/>
+      </w:pPr>
+      <w:r>
+        <w:rPr>
+          <w:b/>
+          <w:bCs/>
           <w:sz w:val="21"/>
           <w:szCs w:val="21"/>
         </w:rPr>
-        <w:t xml:space="preserve">☐  Kokoa ensimmäinen julkaisuehdokas eli release candidate (RC1): zip-paketit ja lataajalle kirjoitettu asennusohje. Jäädytä uuden sisällön lisääminen.</w:t>
+        <w:t xml:space="preserve">Tehtävä 1 / 3 · Kokoa ensimmäinen julkaisuehdokas (RC1) ja lopeta uuden sisällön lisääminen.</w:t>
+      </w:r>
+    </w:p>
+    <w:p>
+      <w:pPr>
+        <w:spacing w:after="40" w:before="0"/>
+        <w:ind w:left="360"/>
+      </w:pPr>
+      <w:r>
+        <w:rPr>
+          <w:sz w:val="19"/>
+          <w:szCs w:val="19"/>
+        </w:rPr>
+        <w:t xml:space="preserve">☐  1. Kirjaa päiväkirjaan päivä, josta alkaen pakettiin ei lisätä uutta sisältöä, vaan korjataan vain virheitä. Tätä kutsutaan sisältöjäädytykseksi.</w:t>
+      </w:r>
+    </w:p>
+    <w:p>
+      <w:pPr>
+        <w:spacing w:after="40" w:before="0"/>
+        <w:ind w:left="360"/>
+      </w:pPr>
+      <w:r>
+        <w:rPr>
+          <w:sz w:val="19"/>
+          <w:szCs w:val="19"/>
+        </w:rPr>
+        <w:t xml:space="preserve">☐  2. Varmista, että viimeisin commit on pushattu GitHubiin.</w:t>
+      </w:r>
+    </w:p>
+    <w:p>
+      <w:pPr>
+        <w:spacing w:after="40" w:before="0"/>
+        <w:ind w:left="360"/>
+      </w:pPr>
+      <w:r>
+        <w:rPr>
+          <w:sz w:val="19"/>
+          <w:szCs w:val="19"/>
+        </w:rPr>
+        <w:t xml:space="preserve">☐  3. Avaa repositoryn resourcepack-kansio ja valitse sen sisältö: pack.mcmeta, pack.png ja assets. Pakkaa ne zipiksi. Älä pakkaa itse kansiota, muuten peli ei tunnista pakettia. Tee sama datapack-kansiolle.</w:t>
+      </w:r>
+    </w:p>
+    <w:p>
+      <w:pPr>
+        <w:spacing w:after="40" w:before="0"/>
+        <w:ind w:left="360"/>
+      </w:pPr>
+      <w:r>
+        <w:rPr>
+          <w:sz w:val="19"/>
+          <w:szCs w:val="19"/>
+        </w:rPr>
+        <w:t xml:space="preserve">☐  4. Nimeä zipit, esimerkiksi kotikyla-resurssipaketti-rc1.zip ja kotikyla-datapaketti-rc1.zip. RC1 tarkoittaa ensimmäistä julkaisuehdokasta (release candidate 1).</w:t>
+      </w:r>
+    </w:p>
+    <w:p>
+      <w:pPr>
+        <w:spacing w:after="40" w:before="0"/>
+        <w:ind w:left="360"/>
+      </w:pPr>
+      <w:r>
+        <w:rPr>
+          <w:sz w:val="19"/>
+          <w:szCs w:val="19"/>
+        </w:rPr>
+        <w:t xml:space="preserve">☐  5. Kopioi viikon 41 asennusohje kansioon project-docs/evidence/week-47/ ja lisää siihen datapaketin asennus: zip maailman datapacks-kansioon (Singleplayer → Edit → Open World Folder) ennen kuin maailma avataan.</w:t>
+      </w:r>
+    </w:p>
+    <w:p>
+      <w:pPr>
+        <w:spacing w:after="40" w:before="0"/>
+        <w:ind w:left="360"/>
+      </w:pPr>
+      <w:r>
+        <w:rPr>
+          <w:color w:val="1b5e20"/>
+          <w:sz w:val="19"/>
+          <w:szCs w:val="19"/>
+        </w:rPr>
+        <w:t xml:space="preserve">Valmis kun: Kaksi zipiä ja asennusohje ovat valmiina, ja ne on koottu samasta commitista.</w:t>
       </w:r>
     </w:p>
     <w:p>
       <w:pPr>
         <w:spacing w:after="80" w:before="0"/>
-      </w:pPr>
-      <w:r>
-        <w:rPr>
+        <w:ind w:left="360"/>
+      </w:pPr>
+      <w:r>
+        <w:rPr>
+          <w:color w:val="555555"/>
+          <w:sz w:val="19"/>
+          <w:szCs w:val="19"/>
+        </w:rPr>
+        <w:t xml:space="preserve">Tallenna työnäyte: Zipit ja asennusohje kansioon project-docs/evidence/week-47/, commit ja push.</w:t>
+      </w:r>
+    </w:p>
+    <w:p>
+      <w:pPr>
+        <w:spacing w:after="60" w:before="120"/>
+      </w:pPr>
+      <w:r>
+        <w:rPr>
+          <w:b/>
+          <w:bCs/>
           <w:sz w:val="21"/>
           <w:szCs w:val="21"/>
         </w:rPr>
-        <w:t xml:space="preserve">☐  Anna ohjaajan ja vähintään yhden muun käyttäjän asentaa ja testata paketti pelkän ohjeen avulla. Jos et löydä toista testaajaa omasta ryhmästä, hän voi olla toisen ryhmän opiskelija tai toinen ohjaaja.</w:t>
+        <w:t xml:space="preserve">Tehtävä 2 / 3 · Anna ohjaajan ja yhden muun käyttäjän asentaa paketti pelkän ohjeen avulla.</w:t>
+      </w:r>
+    </w:p>
+    <w:p>
+      <w:pPr>
+        <w:spacing w:after="40" w:before="0"/>
+        <w:ind w:left="360"/>
+      </w:pPr>
+      <w:r>
+        <w:rPr>
+          <w:sz w:val="19"/>
+          <w:szCs w:val="19"/>
+        </w:rPr>
+        <w:t xml:space="preserve">☐  1. Pyydä ohjaajaa ja yhtä muuta käyttäjää testaamaan julkaisuehdokas (RC1). Muu käyttäjä voi olla myös toisen ryhmän opiskelija tai toinen ohjaaja.</w:t>
+      </w:r>
+    </w:p>
+    <w:p>
+      <w:pPr>
+        <w:spacing w:after="40" w:before="0"/>
+        <w:ind w:left="360"/>
+      </w:pPr>
+      <w:r>
+        <w:rPr>
+          <w:sz w:val="19"/>
+          <w:szCs w:val="19"/>
+        </w:rPr>
+        <w:t xml:space="preserve">☐  2. Anna molemmille vain zipit ja asennusohje. Älä neuvo suullisesti.</w:t>
+      </w:r>
+    </w:p>
+    <w:p>
+      <w:pPr>
+        <w:spacing w:after="40" w:before="0"/>
+        <w:ind w:left="360"/>
+      </w:pPr>
+      <w:r>
+        <w:rPr>
+          <w:sz w:val="19"/>
+          <w:szCs w:val="19"/>
+        </w:rPr>
+        <w:t xml:space="preserve">☐  3. Pyydä heitä käymään koko sisältö läpi: tekstuurit, nimet, mallit, ääni, resepti ja saavutus.</w:t>
+      </w:r>
+    </w:p>
+    <w:p>
+      <w:pPr>
+        <w:spacing w:after="40" w:before="0"/>
+        <w:ind w:left="360"/>
+      </w:pPr>
+      <w:r>
+        <w:rPr>
+          <w:sz w:val="19"/>
+          <w:szCs w:val="19"/>
+        </w:rPr>
+        <w:t xml:space="preserve">☐  4. Kirjaa jokainen havainto erikseen: kuka testasi (rooli), mitä tapahtui ja missä kohdassa. Kirjaa myös, onnistuiko asennus pelkällä ohjeella.</w:t>
+      </w:r>
+    </w:p>
+    <w:p>
+      <w:pPr>
+        <w:spacing w:after="40" w:before="0"/>
+        <w:ind w:left="360"/>
+      </w:pPr>
+      <w:r>
+        <w:rPr>
+          <w:color w:val="1b5e20"/>
+          <w:sz w:val="19"/>
+          <w:szCs w:val="19"/>
+        </w:rPr>
+        <w:t xml:space="preserve">Valmis kun: Kahden testaajan havainnot on kirjattu erikseen, ja tiedät, onnistuiko asennus ohjeella.</w:t>
       </w:r>
     </w:p>
     <w:p>
       <w:pPr>
         <w:spacing w:after="80" w:before="0"/>
-      </w:pPr>
-      <w:r>
-        <w:rPr>
+        <w:ind w:left="360"/>
+      </w:pPr>
+      <w:r>
+        <w:rPr>
+          <w:color w:val="555555"/>
+          <w:sz w:val="19"/>
+          <w:szCs w:val="19"/>
+        </w:rPr>
+        <w:t xml:space="preserve">Tallenna työnäyte: Havainnot viikon 47 päiväkirjaan.</w:t>
+      </w:r>
+    </w:p>
+    <w:p>
+      <w:pPr>
+        <w:spacing w:after="60" w:before="120"/>
+      </w:pPr>
+      <w:r>
+        <w:rPr>
+          <w:b/>
+          <w:bCs/>
           <w:sz w:val="21"/>
           <w:szCs w:val="21"/>
         </w:rPr>
-        <w:t xml:space="preserve">☐  Luokittele palaute: korjataan, tunnettu puute tai myöhempään versioon.</w:t>
+        <w:t xml:space="preserve">Tehtävä 3 / 3 · Päätä jokaisesta havainnosta, korjataanko se ennen julkaisua.</w:t>
+      </w:r>
+    </w:p>
+    <w:p>
+      <w:pPr>
+        <w:spacing w:after="40" w:before="0"/>
+        <w:ind w:left="360"/>
+      </w:pPr>
+      <w:r>
+        <w:rPr>
+          <w:sz w:val="19"/>
+          <w:szCs w:val="19"/>
+        </w:rPr>
+        <w:t xml:space="preserve">☐  1. Kirjoita jokainen havainto omalle rivilleen.</w:t>
+      </w:r>
+    </w:p>
+    <w:p>
+      <w:pPr>
+        <w:spacing w:after="40" w:before="0"/>
+        <w:ind w:left="360"/>
+      </w:pPr>
+      <w:r>
+        <w:rPr>
+          <w:sz w:val="19"/>
+          <w:szCs w:val="19"/>
+        </w:rPr>
+        <w:t xml:space="preserve">☐  2. Merkitse vakavuus: vakava (paketti ei toimi tai jokin puuttuu), haitallinen (toimii mutta hankalasti) tai pieni (ulkonäköasia).</w:t>
+      </w:r>
+    </w:p>
+    <w:p>
+      <w:pPr>
+        <w:spacing w:after="40" w:before="0"/>
+        <w:ind w:left="360"/>
+      </w:pPr>
+      <w:r>
+        <w:rPr>
+          <w:sz w:val="19"/>
+          <w:szCs w:val="19"/>
+        </w:rPr>
+        <w:t xml:space="preserve">☐  3. Merkitse toistuvuus: toistuu aina, joskus tai kerran.</w:t>
+      </w:r>
+    </w:p>
+    <w:p>
+      <w:pPr>
+        <w:spacing w:after="40" w:before="0"/>
+        <w:ind w:left="360"/>
+      </w:pPr>
+      <w:r>
+        <w:rPr>
+          <w:sz w:val="19"/>
+          <w:szCs w:val="19"/>
+        </w:rPr>
+        <w:t xml:space="preserve">☐  4. Päätä jokaisesta: korjataan nyt, tunnettu puute (kerrotaan README:ssä) tai myöhemmin (parannus, joka ei haittaa käyttäjää).</w:t>
+      </w:r>
+    </w:p>
+    <w:p>
+      <w:pPr>
+        <w:spacing w:after="40" w:before="0"/>
+        <w:ind w:left="360"/>
+      </w:pPr>
+      <w:r>
+        <w:rPr>
+          <w:sz w:val="19"/>
+          <w:szCs w:val="19"/>
+        </w:rPr>
+        <w:t xml:space="preserve">☐  5. Tee jokaisesta korjattavasta havainnosta GitHub-issue.</w:t>
+      </w:r>
+    </w:p>
+    <w:p>
+      <w:pPr>
+        <w:spacing w:after="40" w:before="0"/>
+        <w:ind w:left="360"/>
+      </w:pPr>
+      <w:r>
+        <w:rPr>
+          <w:color w:val="1b5e20"/>
+          <w:sz w:val="19"/>
+          <w:szCs w:val="19"/>
+        </w:rPr>
+        <w:t xml:space="preserve">Valmis kun: Jokaisella havainnolla on vakavuus, toistuvuus ja päätös, ja korjattavista on issuet.</w:t>
+      </w:r>
+    </w:p>
+    <w:p>
+      <w:pPr>
+        <w:spacing w:after="80" w:before="0"/>
+        <w:ind w:left="360"/>
+      </w:pPr>
+      <w:r>
+        <w:rPr>
+          <w:color w:val="555555"/>
+          <w:sz w:val="19"/>
+          <w:szCs w:val="19"/>
+        </w:rPr>
+        <w:t xml:space="preserve">Tallenna työnäyte: Luokiteltu lista ja issueiden linkit viikon 47 päiväkirjaan.</w:t>
       </w:r>
     </w:p>
     <w:p>
@@ -3038,7 +7168,7 @@
           <w:sz w:val="19"/>
           <w:szCs w:val="19"/>
         </w:rPr>
-        <w:t xml:space="preserve">Valmis kun: RC1 on sidottu yhteen committiin. Ohjaaja ja toinen käyttäjä ovat asentaneet paketin pelkän ohjeen avulla, ja jokaisella havainnolla on vakavuus, toistettavuus ja päätös.</w:t>
+        <w:t xml:space="preserve">Valmis kun: Ensimmäinen julkaisuehdokas (RC1) on koottu yhdestä commitista. Ohjaaja ja toinen käyttäjä ovat asentaneet paketin pelkän ohjeen avulla, ja jokaisella havainnolla on vakavuus, toistuvuus ja päätös.</w:t>
       </w:r>
     </w:p>
     <w:p>
@@ -3051,13 +7181,13 @@
           <w:sz w:val="19"/>
           <w:szCs w:val="19"/>
         </w:rPr>
-        <w:t xml:space="preserve">Työnäyte Git-repositoryyn ennen rastia: RC1-zipit, testipalautteet, päätökset ja viimeinen korjauslista.</w:t>
+        <w:t xml:space="preserve">Työnäyte Git-repositoryyn ennen rastia: RC1-zipit, asennusohje, kahden testaajan havainnot ja luokiteltu korjauslista.</w:t>
       </w:r>
     </w:p>
     <w:p>
       <w:pPr>
         <w:pStyle w:val="Heading2"/>
-        <w:spacing w:before="260" w:after="120"/>
+        <w:spacing w:after="120" w:before="260"/>
       </w:pPr>
       <w:r>
         <w:rPr>
@@ -3080,55 +7210,435 @@
           <w:sz w:val="21"/>
           <w:szCs w:val="21"/>
         </w:rPr>
-        <w:t xml:space="preserve">Paketti on julkaistu avoimella lisenssillä. Kuka tahansa lataa ja asentaa sen itse ohjeen avulla.</w:t>
-      </w:r>
-    </w:p>
-    <w:p>
-      <w:pPr>
-        <w:spacing w:after="80" w:before="0"/>
-      </w:pPr>
-      <w:r>
-        <w:rPr>
+        <w:t xml:space="preserve">Paketti on julkaistu avoimella lisenssillä. Kuka tahansa voi ladata ja asentaa sen itse ohjeen avulla.</w:t>
+      </w:r>
+    </w:p>
+    <w:p>
+      <w:pPr>
+        <w:spacing w:after="60" w:before="120"/>
+      </w:pPr>
+      <w:r>
+        <w:rPr>
+          <w:b/>
+          <w:bCs/>
           <w:sz w:val="21"/>
           <w:szCs w:val="21"/>
         </w:rPr>
-        <w:t xml:space="preserve">☐  Korjaa vain julkaisemisen estävät ja selvästi tärkeät virheet.</w:t>
+        <w:t xml:space="preserve">Tehtävä 1 / 4 · Korjaa vain ne virheet, jotka päätit korjata ennen julkaisua.</w:t>
+      </w:r>
+    </w:p>
+    <w:p>
+      <w:pPr>
+        <w:spacing w:after="40" w:before="0"/>
+        <w:ind w:left="360"/>
+      </w:pPr>
+      <w:r>
+        <w:rPr>
+          <w:sz w:val="19"/>
+          <w:szCs w:val="19"/>
+        </w:rPr>
+        <w:t xml:space="preserve">☐  1. Avaa viikon 47 luokiteltu lista. Ota työn alle vain havainnot, joiden päätös on ”korjataan nyt”.</w:t>
+      </w:r>
+    </w:p>
+    <w:p>
+      <w:pPr>
+        <w:spacing w:after="40" w:before="0"/>
+        <w:ind w:left="360"/>
+      </w:pPr>
+      <w:r>
+        <w:rPr>
+          <w:sz w:val="19"/>
+          <w:szCs w:val="19"/>
+        </w:rPr>
+        <w:t xml:space="preserve">☐  2. Korjaa yksi virhe kerrallaan ja tee jokaisesta oma commit.</w:t>
+      </w:r>
+    </w:p>
+    <w:p>
+      <w:pPr>
+        <w:spacing w:after="40" w:before="0"/>
+        <w:ind w:left="360"/>
+      </w:pPr>
+      <w:r>
+        <w:rPr>
+          <w:sz w:val="19"/>
+          <w:szCs w:val="19"/>
+        </w:rPr>
+        <w:t xml:space="preserve">☐  3. Kopioi korjattu kansio peliin ja aja jokaisen korjauksen jälkeen siihen liittyvä testitapaus ja regressiotesti eli toinen testitapaus, joka koskee samaa tiedostoa.</w:t>
+      </w:r>
+    </w:p>
+    <w:p>
+      <w:pPr>
+        <w:spacing w:after="40" w:before="0"/>
+        <w:ind w:left="360"/>
+      </w:pPr>
+      <w:r>
+        <w:rPr>
+          <w:sz w:val="19"/>
+          <w:szCs w:val="19"/>
+        </w:rPr>
+        <w:t xml:space="preserve">☐  4. Lisää korjattuihin GitHub-issueihin linkki korjauscommitiin ja sulje ne.</w:t>
+      </w:r>
+    </w:p>
+    <w:p>
+      <w:pPr>
+        <w:spacing w:after="40" w:before="0"/>
+        <w:ind w:left="360"/>
+      </w:pPr>
+      <w:r>
+        <w:rPr>
+          <w:color w:val="1b5e20"/>
+          <w:sz w:val="19"/>
+          <w:szCs w:val="19"/>
+        </w:rPr>
+        <w:t xml:space="preserve">Valmis kun: Kaikki ”korjataan nyt” -havainnot on korjattu ja testattu, ja niiden issuet on suljettu.</w:t>
       </w:r>
     </w:p>
     <w:p>
       <w:pPr>
         <w:spacing w:after="80" w:before="0"/>
-      </w:pPr>
-      <w:r>
-        <w:rPr>
+        <w:ind w:left="360"/>
+      </w:pPr>
+      <w:r>
+        <w:rPr>
+          <w:color w:val="555555"/>
+          <w:sz w:val="19"/>
+          <w:szCs w:val="19"/>
+        </w:rPr>
+        <w:t xml:space="preserve">Tallenna työnäyte: Korjauscommitien linkit viikon 48 päiväkirjaan.</w:t>
+      </w:r>
+    </w:p>
+    <w:p>
+      <w:pPr>
+        <w:spacing w:after="60" w:before="120"/>
+      </w:pPr>
+      <w:r>
+        <w:rPr>
+          <w:b/>
+          <w:bCs/>
           <w:sz w:val="21"/>
           <w:szCs w:val="21"/>
         </w:rPr>
-        <w:t xml:space="preserve">☐  Tee v1.0-tagi ja julkaise GitHub-release: zip-paketit, README, LICENSE, CHANGELOG eli muutosloki, kuvakaappaukset ja asennusohje. Valinnainen bonus: julkaise lisäksi Modrinthissa tai Planet Minecraftissa opettajan kanssa sovitusti.</w:t>
+        <w:t xml:space="preserve">Tehtävä 2 / 4 · Kirjoita lataajalle README- ja CHANGELOG-tiedostot.</w:t>
+      </w:r>
+    </w:p>
+    <w:p>
+      <w:pPr>
+        <w:spacing w:after="40" w:before="0"/>
+        <w:ind w:left="360"/>
+      </w:pPr>
+      <w:r>
+        <w:rPr>
+          <w:sz w:val="19"/>
+          <w:szCs w:val="19"/>
+        </w:rPr>
+        <w:t xml:space="preserve">☐  1. Kirjoita README.md-tiedostoon otsikon ”Asennus” alle asennusohje: resurssipaketti resourcepacks-kansioon, pelin kieleksi suomi ja datapaketti maailman datapacks-kansioon (Singleplayer → Edit → Open World Folder) ennen maailman avaamista.</w:t>
+      </w:r>
+    </w:p>
+    <w:p>
+      <w:pPr>
+        <w:spacing w:after="40" w:before="0"/>
+        <w:ind w:left="360"/>
+      </w:pPr>
+      <w:r>
+        <w:rPr>
+          <w:sz w:val="19"/>
+          <w:szCs w:val="19"/>
+        </w:rPr>
+        <w:t xml:space="preserve">☐  2. Lisää README:hen peliversio, lisenssi ja otsikon ”Tunnetut puutteet” alle viikon 47 tunnetut puutteet.</w:t>
+      </w:r>
+    </w:p>
+    <w:p>
+      <w:pPr>
+        <w:spacing w:after="40" w:before="0"/>
+        <w:ind w:left="360"/>
+      </w:pPr>
+      <w:r>
+        <w:rPr>
+          <w:sz w:val="19"/>
+          <w:szCs w:val="19"/>
+        </w:rPr>
+        <w:t xml:space="preserve">☐  3. Lisää README:hen 2–4 kuvakaappausta pelistä.</w:t>
+      </w:r>
+    </w:p>
+    <w:p>
+      <w:pPr>
+        <w:spacing w:after="40" w:before="0"/>
+        <w:ind w:left="360"/>
+      </w:pPr>
+      <w:r>
+        <w:rPr>
+          <w:sz w:val="19"/>
+          <w:szCs w:val="19"/>
+        </w:rPr>
+        <w:t xml:space="preserve">☐  4. Luo tiedosto CHANGELOG.md ja kirjoita otsikon ”v1.0” alle, mitä paketti sisältää.</w:t>
+      </w:r>
+    </w:p>
+    <w:p>
+      <w:pPr>
+        <w:spacing w:after="40" w:before="0"/>
+        <w:ind w:left="360"/>
+      </w:pPr>
+      <w:r>
+        <w:rPr>
+          <w:sz w:val="19"/>
+          <w:szCs w:val="19"/>
+        </w:rPr>
+        <w:t xml:space="preserve">☐  5. Tee commit ja push.</w:t>
+      </w:r>
+    </w:p>
+    <w:p>
+      <w:pPr>
+        <w:spacing w:after="40" w:before="0"/>
+        <w:ind w:left="360"/>
+      </w:pPr>
+      <w:r>
+        <w:rPr>
+          <w:color w:val="1b5e20"/>
+          <w:sz w:val="19"/>
+          <w:szCs w:val="19"/>
+        </w:rPr>
+        <w:t xml:space="preserve">Valmis kun: README:ssä ovat asennusohje, peliversio, lisenssi, tunnetut puutteet ja kuvat, ja CHANGELOG.md kertoo, mitä v1.0 sisältää.</w:t>
       </w:r>
     </w:p>
     <w:p>
       <w:pPr>
         <w:spacing w:after="80" w:before="0"/>
-      </w:pPr>
-      <w:r>
-        <w:rPr>
+        <w:ind w:left="360"/>
+      </w:pPr>
+      <w:r>
+        <w:rPr>
+          <w:color w:val="555555"/>
+          <w:sz w:val="19"/>
+          <w:szCs w:val="19"/>
+        </w:rPr>
+        <w:t xml:space="preserve">Tallenna työnäyte: Linkit README.md- ja CHANGELOG.md-tiedostoihin viikon 48 päiväkirjaan.</w:t>
+      </w:r>
+    </w:p>
+    <w:p>
+      <w:pPr>
+        <w:spacing w:after="60" w:before="120"/>
+      </w:pPr>
+      <w:r>
+        <w:rPr>
+          <w:b/>
+          <w:bCs/>
           <w:sz w:val="21"/>
           <w:szCs w:val="21"/>
         </w:rPr>
-        <w:t xml:space="preserve">☐  Testaa julkaistu lataus itse toisella koneella tai puhtaalla pelillä ja viimeistele käyttöohje.</w:t>
+        <w:t xml:space="preserve">Tehtävä 3 / 4 · Julkaise GitHub-release v1.0.</w:t>
+      </w:r>
+    </w:p>
+    <w:p>
+      <w:pPr>
+        <w:spacing w:after="40" w:before="0"/>
+        <w:ind w:left="360"/>
+      </w:pPr>
+      <w:r>
+        <w:rPr>
+          <w:sz w:val="19"/>
+          <w:szCs w:val="19"/>
+        </w:rPr>
+        <w:t xml:space="preserve">☐  1. Avaa repositoryn resourcepack-kansio ja valitse sen sisältö: pack.mcmeta, pack.png ja assets. Pakkaa ne zipiksi. Älä pakkaa itse kansiota, muuten peli ei tunnista pakettia. Tee sama datapack-kansiolle.</w:t>
+      </w:r>
+    </w:p>
+    <w:p>
+      <w:pPr>
+        <w:spacing w:after="40" w:before="0"/>
+        <w:ind w:left="360"/>
+      </w:pPr>
+      <w:r>
+        <w:rPr>
+          <w:sz w:val="19"/>
+          <w:szCs w:val="19"/>
+        </w:rPr>
+        <w:t xml:space="preserve">☐  2. Nimeä zipit versiolla, esimerkiksi kotikyla-resurssipaketti-v1.0.zip ja kotikyla-datapaketti-v1.0.zip.</w:t>
+      </w:r>
+    </w:p>
+    <w:p>
+      <w:pPr>
+        <w:spacing w:after="40" w:before="0"/>
+        <w:ind w:left="360"/>
+      </w:pPr>
+      <w:r>
+        <w:rPr>
+          <w:sz w:val="19"/>
+          <w:szCs w:val="19"/>
+        </w:rPr>
+        <w:t xml:space="preserve">☐  3. Avaa GitHubissa Releases → Draft a new release. Kirjoita Choose a tag -kenttään v1.0 ja valitse Create new tag. Tagi on nimilappu, joka kiinnittyy yhteen committiin.</w:t>
+      </w:r>
+    </w:p>
+    <w:p>
+      <w:pPr>
+        <w:spacing w:after="40" w:before="0"/>
+        <w:ind w:left="360"/>
+      </w:pPr>
+      <w:r>
+        <w:rPr>
+          <w:sz w:val="19"/>
+          <w:szCs w:val="19"/>
+        </w:rPr>
+        <w:t xml:space="preserve">☐  4. Liitä molemmat zipit. Kirjoita julkaisuteksti: mitä paketti sisältää, mille peliversiolle se on tehty, miten se asennetaan ja millä lisenssillä se julkaistaan.</w:t>
+      </w:r>
+    </w:p>
+    <w:p>
+      <w:pPr>
+        <w:spacing w:after="40" w:before="0"/>
+        <w:ind w:left="360"/>
+      </w:pPr>
+      <w:r>
+        <w:rPr>
+          <w:sz w:val="19"/>
+          <w:szCs w:val="19"/>
+        </w:rPr>
+        <w:t xml:space="preserve">☐  5. Paina Publish release.</w:t>
+      </w:r>
+    </w:p>
+    <w:p>
+      <w:pPr>
+        <w:spacing w:after="40" w:before="0"/>
+        <w:ind w:left="360"/>
+      </w:pPr>
+      <w:r>
+        <w:rPr>
+          <w:sz w:val="19"/>
+          <w:szCs w:val="19"/>
+        </w:rPr>
+        <w:t xml:space="preserve">☐  6. Lataa julkaistu release itse ja asenna se puhtaaseen peliin (uusi Installations-asennus omalla Game Directory -kansiolla) pelkän README:n ohjeen avulla. Korjaa ohje, jos jouduit poikkeamaan siitä.</w:t>
+      </w:r>
+    </w:p>
+    <w:p>
+      <w:pPr>
+        <w:spacing w:after="40" w:before="0"/>
+        <w:ind w:left="360"/>
+      </w:pPr>
+      <w:r>
+        <w:rPr>
+          <w:color w:val="1b5e20"/>
+          <w:sz w:val="19"/>
+          <w:szCs w:val="19"/>
+        </w:rPr>
+        <w:t xml:space="preserve">Valmis kun: Release v1.0 on julkaistu kahden zipin kanssa, ja olet itse asentanut sen ohjeen avulla puhtaaseen peliin.</w:t>
       </w:r>
     </w:p>
     <w:p>
       <w:pPr>
         <w:spacing w:after="80" w:before="0"/>
-      </w:pPr>
-      <w:r>
-        <w:rPr>
+        <w:ind w:left="360"/>
+      </w:pPr>
+      <w:r>
+        <w:rPr>
+          <w:color w:val="555555"/>
+          <w:sz w:val="19"/>
+          <w:szCs w:val="19"/>
+        </w:rPr>
+        <w:t xml:space="preserve">Tallenna työnäyte: Release-linkki viikon 48 päiväkirjaan.</w:t>
+      </w:r>
+    </w:p>
+    <w:p>
+      <w:pPr>
+        <w:spacing w:after="60" w:before="120"/>
+      </w:pPr>
+      <w:r>
+        <w:rPr>
+          <w:b/>
+          <w:bCs/>
           <w:sz w:val="21"/>
           <w:szCs w:val="21"/>
         </w:rPr>
-        <w:t xml:space="preserve">☐  Pyydä yksi henkilö, joka ei ole tekijä, asentamaan julkaistu v1.0 release-sivulta pelkän ohjeen avulla. Kirjaa hänen roolinsa, päivä ja havainnot.</w:t>
+        <w:t xml:space="preserve">Tehtävä 4 / 4 · Pyydä ulkopuolista asentamaan paketti pelkän ohjeen avulla.</w:t>
+      </w:r>
+    </w:p>
+    <w:p>
+      <w:pPr>
+        <w:spacing w:after="40" w:before="0"/>
+        <w:ind w:left="360"/>
+      </w:pPr>
+      <w:r>
+        <w:rPr>
+          <w:sz w:val="19"/>
+          <w:szCs w:val="19"/>
+        </w:rPr>
+        <w:t xml:space="preserve">☐  1. Pyydä yhtä ihmistä, joka ei ole tekijä, lataamaan v1.0 release-sivulta.</w:t>
+      </w:r>
+    </w:p>
+    <w:p>
+      <w:pPr>
+        <w:spacing w:after="40" w:before="0"/>
+        <w:ind w:left="360"/>
+      </w:pPr>
+      <w:r>
+        <w:rPr>
+          <w:sz w:val="19"/>
+          <w:szCs w:val="19"/>
+        </w:rPr>
+        <w:t xml:space="preserve">☐  2. Pyydä häntä asentamaan paketti pelkän README:n avulla, ilman suullista apua.</w:t>
+      </w:r>
+    </w:p>
+    <w:p>
+      <w:pPr>
+        <w:spacing w:after="40" w:before="0"/>
+        <w:ind w:left="360"/>
+      </w:pPr>
+      <w:r>
+        <w:rPr>
+          <w:sz w:val="19"/>
+          <w:szCs w:val="19"/>
+        </w:rPr>
+        <w:t xml:space="preserve">☐  3. Kirjaa hänen roolinsa, päivä ja jokainen kohta, jossa hän epäröi.</w:t>
+      </w:r>
+    </w:p>
+    <w:p>
+      <w:pPr>
+        <w:spacing w:after="40" w:before="0"/>
+        <w:ind w:left="360"/>
+      </w:pPr>
+      <w:r>
+        <w:rPr>
+          <w:sz w:val="19"/>
+          <w:szCs w:val="19"/>
+        </w:rPr>
+        <w:t xml:space="preserve">☐  4. Korjaa epäröintikohdat README:hen, tee commit ja push.</w:t>
+      </w:r>
+    </w:p>
+    <w:p>
+      <w:pPr>
+        <w:spacing w:after="40" w:before="0"/>
+        <w:ind w:left="360"/>
+      </w:pPr>
+      <w:r>
+        <w:rPr>
+          <w:sz w:val="19"/>
+          <w:szCs w:val="19"/>
+        </w:rPr>
+        <w:t xml:space="preserve">☐  5. Kirjoita GitHubissa jokaiseen tämän viikon valmiiseen issueen kommentti. Lisää kommenttiin linkki siihen commitiin, jossa työ tehtiin. Sulje issuet vasta sen jälkeen.</w:t>
+      </w:r>
+    </w:p>
+    <w:p>
+      <w:pPr>
+        <w:spacing w:after="40" w:before="0"/>
+        <w:ind w:left="360"/>
+      </w:pPr>
+      <w:r>
+        <w:rPr>
+          <w:color w:val="1b5e20"/>
+          <w:sz w:val="19"/>
+          <w:szCs w:val="19"/>
+        </w:rPr>
+        <w:t xml:space="preserve">Valmis kun: Ulkopuolinen on asentanut paketin pelkän ohjeen avulla, ja hänen epäröintikohtansa on korjattu ohjeeseen.</w:t>
+      </w:r>
+    </w:p>
+    <w:p>
+      <w:pPr>
+        <w:spacing w:after="80" w:before="0"/>
+        <w:ind w:left="360"/>
+      </w:pPr>
+      <w:r>
+        <w:rPr>
+          <w:color w:val="555555"/>
+          <w:sz w:val="19"/>
+          <w:szCs w:val="19"/>
+        </w:rPr>
+        <w:t xml:space="preserve">Tallenna työnäyte: Asentajan rooli, päivä ja havainnot viikon 48 päiväkirjaan.</w:t>
       </w:r>
     </w:p>
     <w:p>
@@ -3141,7 +7651,7 @@
           <w:sz w:val="19"/>
           <w:szCs w:val="19"/>
         </w:rPr>
-        <w:t xml:space="preserve">Valmis kun: v1.0-tagin commit vastaa julkaistua versiota. Toinen henkilö lataa releasen ja asentaa paketin puhtaaseen peliin pelkän ohjeen avulla.</w:t>
+        <w:t xml:space="preserve">Valmis kun: v1.0-tagin commit vastaa julkaistua versiota. Toinen henkilö on ladannut releasen ja asentanut paketin puhtaaseen peliin pelkän ohjeen avulla.</w:t>
       </w:r>
     </w:p>
     <w:p>
@@ -3154,13 +7664,13 @@
           <w:sz w:val="19"/>
           <w:szCs w:val="19"/>
         </w:rPr>
-        <w:t xml:space="preserve">Työnäyte Git-repositoryyn ennen rastia: toimiva release-linkki, v1.0-tagi, asennusohje, ulkopuolisen asennustestin kirjaus ja tunnetut puutteet.</w:t>
+        <w:t xml:space="preserve">Työnäyte Git-repositoryyn ennen rastia: release-linkki, v1.0-tagi, README asennusohjeineen, CHANGELOG ja ulkopuolisen asennustestin kirjaus.</w:t>
       </w:r>
     </w:p>
     <w:p>
       <w:pPr>
         <w:pStyle w:val="Heading2"/>
-        <w:spacing w:before="260" w:after="120"/>
+        <w:spacing w:after="120" w:before="260"/>
       </w:pPr>
       <w:r>
         <w:rPr>
@@ -3188,50 +7698,459 @@
     </w:p>
     <w:p>
       <w:pPr>
-        <w:spacing w:after="80" w:before="0"/>
-      </w:pPr>
-      <w:r>
-        <w:rPr>
+        <w:spacing w:after="60" w:before="120"/>
+      </w:pPr>
+      <w:r>
+        <w:rPr>
+          <w:b/>
+          <w:bCs/>
           <w:sz w:val="21"/>
           <w:szCs w:val="21"/>
         </w:rPr>
-        <w:t xml:space="preserve">☐  Tarkista kaikkien viikkojen projektipäiväkirja ja vie valmis tiedosto repositoryn project-docs-kansioon.</w:t>
+        <w:t xml:space="preserve">Tehtävä 1 / 5 · Tarkista projektipäiväkirja.</w:t>
+      </w:r>
+    </w:p>
+    <w:p>
+      <w:pPr>
+        <w:spacing w:after="40" w:before="0"/>
+        <w:ind w:left="360"/>
+      </w:pPr>
+      <w:r>
+        <w:rPr>
+          <w:sz w:val="19"/>
+          <w:szCs w:val="19"/>
+        </w:rPr>
+        <w:t xml:space="preserve">☐  1. Avaa Projektipäiväkirja-näkymä ja tarkista, että jokainen viikko on merkitty kirjatuksi.</w:t>
+      </w:r>
+    </w:p>
+    <w:p>
+      <w:pPr>
+        <w:spacing w:after="40" w:before="0"/>
+        <w:ind w:left="360"/>
+      </w:pPr>
+      <w:r>
+        <w:rPr>
+          <w:sz w:val="19"/>
+          <w:szCs w:val="19"/>
+        </w:rPr>
+        <w:t xml:space="preserve">☐  2. Täydennä puuttuvat kentät viikkonäkymissä.</w:t>
+      </w:r>
+    </w:p>
+    <w:p>
+      <w:pPr>
+        <w:spacing w:after="40" w:before="0"/>
+        <w:ind w:left="360"/>
+      </w:pPr>
+      <w:r>
+        <w:rPr>
+          <w:sz w:val="19"/>
+          <w:szCs w:val="19"/>
+        </w:rPr>
+        <w:t xml:space="preserve">☐  3. Tarkista jokaisen viikon Missä työnäyte on? -kentästä, että linkki aukeaa.</w:t>
+      </w:r>
+    </w:p>
+    <w:p>
+      <w:pPr>
+        <w:spacing w:after="40" w:before="0"/>
+        <w:ind w:left="360"/>
+      </w:pPr>
+      <w:r>
+        <w:rPr>
+          <w:color w:val="1b5e20"/>
+          <w:sz w:val="19"/>
+          <w:szCs w:val="19"/>
+        </w:rPr>
+        <w:t xml:space="preserve">Valmis kun: Kaikki 15 viikkoa on kirjattu, ja jokaisen viikon työnäytelinkki aukeaa.</w:t>
       </w:r>
     </w:p>
     <w:p>
       <w:pPr>
         <w:spacing w:after="80" w:before="0"/>
-      </w:pPr>
-      <w:r>
-        <w:rPr>
+        <w:ind w:left="360"/>
+      </w:pPr>
+      <w:r>
+        <w:rPr>
+          <w:color w:val="555555"/>
+          <w:sz w:val="19"/>
+          <w:szCs w:val="19"/>
+        </w:rPr>
+        <w:t xml:space="preserve">Tallenna työnäyte: Täydennetyt viikkomerkinnät sivuston projektipäiväkirjassa. Lataat tiedoston repositoryyn tehtävässä 5.</w:t>
+      </w:r>
+    </w:p>
+    <w:p>
+      <w:pPr>
+        <w:spacing w:after="60" w:before="120"/>
+      </w:pPr>
+      <w:r>
+        <w:rPr>
+          <w:b/>
+          <w:bCs/>
           <w:sz w:val="21"/>
           <w:szCs w:val="21"/>
         </w:rPr>
-        <w:t xml:space="preserve">☐  Täytä osaamisvaatimusten näyttömatriisiin linkit tai työnäytteet.</w:t>
+        <w:t xml:space="preserve">Tehtävä 2 / 5 · Kirjoita itsearviointi omiin työnäytteisiin nojaten.</w:t>
+      </w:r>
+    </w:p>
+    <w:p>
+      <w:pPr>
+        <w:spacing w:after="40" w:before="0"/>
+        <w:ind w:left="360"/>
+      </w:pPr>
+      <w:r>
+        <w:rPr>
+          <w:sz w:val="19"/>
+          <w:szCs w:val="19"/>
+        </w:rPr>
+        <w:t xml:space="preserve">☐  1. Valitse projektista kolme asiaa, jotka osaat nyt hyvin.</w:t>
+      </w:r>
+    </w:p>
+    <w:p>
+      <w:pPr>
+        <w:spacing w:after="40" w:before="0"/>
+        <w:ind w:left="360"/>
+      </w:pPr>
+      <w:r>
+        <w:rPr>
+          <w:sz w:val="19"/>
+          <w:szCs w:val="19"/>
+        </w:rPr>
+        <w:t xml:space="preserve">☐  2. Liitä jokaiseen vahvuuteen työnäyte: linkki commitiin, testitapaukseen tai päiväkirjan viikkoon.</w:t>
+      </w:r>
+    </w:p>
+    <w:p>
+      <w:pPr>
+        <w:spacing w:after="40" w:before="0"/>
+        <w:ind w:left="360"/>
+      </w:pPr>
+      <w:r>
+        <w:rPr>
+          <w:sz w:val="19"/>
+          <w:szCs w:val="19"/>
+        </w:rPr>
+        <w:t xml:space="preserve">☐  3. Kirjoita yksi asia, jota haluat kehittää seuraavaksi. Kirjoita myös, miten aiot kehittää sitä.</w:t>
+      </w:r>
+    </w:p>
+    <w:p>
+      <w:pPr>
+        <w:spacing w:after="40" w:before="0"/>
+        <w:ind w:left="360"/>
+      </w:pPr>
+      <w:r>
+        <w:rPr>
+          <w:sz w:val="19"/>
+          <w:szCs w:val="19"/>
+        </w:rPr>
+        <w:t xml:space="preserve">☐  4. Kirjoita itsearviointi itse. Älä käytä tekoälyä tekstin kirjoittamiseen.</w:t>
+      </w:r>
+    </w:p>
+    <w:p>
+      <w:pPr>
+        <w:spacing w:after="40" w:before="0"/>
+        <w:ind w:left="360"/>
+      </w:pPr>
+      <w:r>
+        <w:rPr>
+          <w:color w:val="1b5e20"/>
+          <w:sz w:val="19"/>
+          <w:szCs w:val="19"/>
+        </w:rPr>
+        <w:t xml:space="preserve">Valmis kun: Viikon 49 päiväkirjassa on kolme vahvuutta työnäytteineen ja yksi kehitysaskel.</w:t>
       </w:r>
     </w:p>
     <w:p>
       <w:pPr>
         <w:spacing w:after="80" w:before="0"/>
-      </w:pPr>
-      <w:r>
-        <w:rPr>
+        <w:ind w:left="360"/>
+      </w:pPr>
+      <w:r>
+        <w:rPr>
+          <w:color w:val="555555"/>
+          <w:sz w:val="19"/>
+          <w:szCs w:val="19"/>
+        </w:rPr>
+        <w:t xml:space="preserve">Tallenna työnäyte: Itsearviointi viikon 49 päiväkirjaan.</w:t>
+      </w:r>
+    </w:p>
+    <w:p>
+      <w:pPr>
+        <w:spacing w:after="60" w:before="120"/>
+      </w:pPr>
+      <w:r>
+        <w:rPr>
+          <w:b/>
+          <w:bCs/>
           <w:sz w:val="21"/>
           <w:szCs w:val="21"/>
         </w:rPr>
-        <w:t xml:space="preserve">☐  Harjoittele demo ja selitä tekstuurityö, malli, skriptit, testaus, Git ja tekoälyn käyttö.</w:t>
+        <w:t xml:space="preserve">Tehtävä 3 / 5 · Liitä jokaiseen näyttömatriisin kohtaan tarkka linkki.</w:t>
+      </w:r>
+    </w:p>
+    <w:p>
+      <w:pPr>
+        <w:spacing w:after="40" w:before="0"/>
+        <w:ind w:left="360"/>
+      </w:pPr>
+      <w:r>
+        <w:rPr>
+          <w:sz w:val="19"/>
+          <w:szCs w:val="19"/>
+        </w:rPr>
+        <w:t xml:space="preserve">☐  1. Avaa Näyttömatriisi-näkymä eli luettelo osaamisvaatimuksista, joihin tarvitset työnäytteen. Katso, mitkä kohdat on vielä rastittamatta.</w:t>
+      </w:r>
+    </w:p>
+    <w:p>
+      <w:pPr>
+        <w:spacing w:after="40" w:before="0"/>
+        <w:ind w:left="360"/>
+      </w:pPr>
+      <w:r>
+        <w:rPr>
+          <w:sz w:val="19"/>
+          <w:szCs w:val="19"/>
+        </w:rPr>
+        <w:t xml:space="preserve">☐  2. Etsi jokaiselle rastittamattomalle kohdalle työnäyte: issue, tiedosto, commit, testitapaus tai päiväkirjan viikko.</w:t>
+      </w:r>
+    </w:p>
+    <w:p>
+      <w:pPr>
+        <w:spacing w:after="40" w:before="0"/>
+        <w:ind w:left="360"/>
+      </w:pPr>
+      <w:r>
+        <w:rPr>
+          <w:sz w:val="19"/>
+          <w:szCs w:val="19"/>
+        </w:rPr>
+        <w:t xml:space="preserve">☐  3. Kirjoita viikon 49 päiväkirjaan jokaisen vaatimuksen nimi ja tarkka linkki. Linkin pitää avata juuri se kohta, ei repositoryn etusivua.</w:t>
+      </w:r>
+    </w:p>
+    <w:p>
+      <w:pPr>
+        <w:spacing w:after="40" w:before="0"/>
+        <w:ind w:left="360"/>
+      </w:pPr>
+      <w:r>
+        <w:rPr>
+          <w:sz w:val="19"/>
+          <w:szCs w:val="19"/>
+        </w:rPr>
+        <w:t xml:space="preserve">☐  4. Rastita vaatimus Näyttömatriisi-näkymässä, kun linkki on kirjattu.</w:t>
+      </w:r>
+    </w:p>
+    <w:p>
+      <w:pPr>
+        <w:spacing w:after="40" w:before="0"/>
+        <w:ind w:left="360"/>
+      </w:pPr>
+      <w:r>
+        <w:rPr>
+          <w:color w:val="1b5e20"/>
+          <w:sz w:val="19"/>
+          <w:szCs w:val="19"/>
+        </w:rPr>
+        <w:t xml:space="preserve">Valmis kun: Jokaisella näyttömatriisin vaatimuksella on tarkka linkki, joka aukeaa.</w:t>
       </w:r>
     </w:p>
     <w:p>
       <w:pPr>
         <w:spacing w:after="80" w:before="0"/>
-      </w:pPr>
-      <w:r>
-        <w:rPr>
+        <w:ind w:left="360"/>
+      </w:pPr>
+      <w:r>
+        <w:rPr>
+          <w:color w:val="555555"/>
+          <w:sz w:val="19"/>
+          <w:szCs w:val="19"/>
+        </w:rPr>
+        <w:t xml:space="preserve">Tallenna työnäyte: Vaatimusten linkit viikon 49 päiväkirjaan, josta ne tulevat mukaan projektipaivakirja.md-tiedostoon.</w:t>
+      </w:r>
+    </w:p>
+    <w:p>
+      <w:pPr>
+        <w:spacing w:after="60" w:before="120"/>
+      </w:pPr>
+      <w:r>
+        <w:rPr>
+          <w:b/>
+          <w:bCs/>
           <w:sz w:val="21"/>
           <w:szCs w:val="21"/>
         </w:rPr>
-        <w:t xml:space="preserve">☐  Luovuta paketti, repository, projektipäiväkirja ja näyttöaineisto viimeistään pe 4.12.2026.</w:t>
+        <w:t xml:space="preserve">Tehtävä 4 / 5 · Harjoittele 8–10 minuutin demo.</w:t>
+      </w:r>
+    </w:p>
+    <w:p>
+      <w:pPr>
+        <w:spacing w:after="40" w:before="0"/>
+        <w:ind w:left="360"/>
+      </w:pPr>
+      <w:r>
+        <w:rPr>
+          <w:sz w:val="19"/>
+          <w:szCs w:val="19"/>
+        </w:rPr>
+        <w:t xml:space="preserve">☐  1. Kirjoita demon runko kuutena kohtana: paketti pelissä, yksi tekstuuri- tai mallityö, resepti ja saavutus, yksi virheenkorjaus, Git-historia ja AI-loki.</w:t>
+      </w:r>
+    </w:p>
+    <w:p>
+      <w:pPr>
+        <w:spacing w:after="40" w:before="0"/>
+        <w:ind w:left="360"/>
+      </w:pPr>
+      <w:r>
+        <w:rPr>
+          <w:sz w:val="19"/>
+          <w:szCs w:val="19"/>
+        </w:rPr>
+        <w:t xml:space="preserve">☐  2. Esitä demo kerran harjoituksena toiselle ihmiselle ja ota aika. Tavoite on 8–10 minuuttia. Kirjaa kuulijan rooli ja yksi asia hänen palautteestaan.</w:t>
+      </w:r>
+    </w:p>
+    <w:p>
+      <w:pPr>
+        <w:spacing w:after="40" w:before="0"/>
+        <w:ind w:left="360"/>
+      </w:pPr>
+      <w:r>
+        <w:rPr>
+          <w:sz w:val="19"/>
+          <w:szCs w:val="19"/>
+        </w:rPr>
+        <w:t xml:space="preserve">☐  3. Harjoittele, miten selität yhden JSON- tai mcfunction-tiedoston omin sanoin.</w:t>
+      </w:r>
+    </w:p>
+    <w:p>
+      <w:pPr>
+        <w:spacing w:after="40" w:before="0"/>
+        <w:ind w:left="360"/>
+      </w:pPr>
+      <w:r>
+        <w:rPr>
+          <w:sz w:val="19"/>
+          <w:szCs w:val="19"/>
+        </w:rPr>
+        <w:t xml:space="preserve">☐  4. Varmista, että demossa käytät julkaistua versiota v1.0.</w:t>
+      </w:r>
+    </w:p>
+    <w:p>
+      <w:pPr>
+        <w:spacing w:after="40" w:before="0"/>
+        <w:ind w:left="360"/>
+      </w:pPr>
+      <w:r>
+        <w:rPr>
+          <w:color w:val="1b5e20"/>
+          <w:sz w:val="19"/>
+          <w:szCs w:val="19"/>
+        </w:rPr>
+        <w:t xml:space="preserve">Valmis kun: Demo kestää 8–10 minuuttia ja käy läpi kaikki kuusi kohtaa.</w:t>
+      </w:r>
+    </w:p>
+    <w:p>
+      <w:pPr>
+        <w:spacing w:after="80" w:before="0"/>
+        <w:ind w:left="360"/>
+      </w:pPr>
+      <w:r>
+        <w:rPr>
+          <w:color w:val="555555"/>
+          <w:sz w:val="19"/>
+          <w:szCs w:val="19"/>
+        </w:rPr>
+        <w:t xml:space="preserve">Tallenna työnäyte: Demon runko viikon 49 päiväkirjaan.</w:t>
+      </w:r>
+    </w:p>
+    <w:p>
+      <w:pPr>
+        <w:spacing w:after="60" w:before="120"/>
+      </w:pPr>
+      <w:r>
+        <w:rPr>
+          <w:b/>
+          <w:bCs/>
+          <w:sz w:val="21"/>
+          <w:szCs w:val="21"/>
+        </w:rPr>
+        <w:t xml:space="preserve">Tehtävä 5 / 5 · Luovuta paketti ja aineisto viimeistään pe 4.12.2026.</w:t>
+      </w:r>
+    </w:p>
+    <w:p>
+      <w:pPr>
+        <w:spacing w:after="40" w:before="0"/>
+        <w:ind w:left="360"/>
+      </w:pPr>
+      <w:r>
+        <w:rPr>
+          <w:sz w:val="19"/>
+          <w:szCs w:val="19"/>
+        </w:rPr>
+        <w:t xml:space="preserve">☐  1. Paina Projektipäiväkirja-näkymän painiketta Lataa koko päiväkirja (.md). Korvaa ladatulla tiedostolla repositoryn tiedosto project-docs/projektipaivakirja.md. Tee commit ja push.</w:t>
+      </w:r>
+    </w:p>
+    <w:p>
+      <w:pPr>
+        <w:spacing w:after="40" w:before="0"/>
+        <w:ind w:left="360"/>
+      </w:pPr>
+      <w:r>
+        <w:rPr>
+          <w:sz w:val="19"/>
+          <w:szCs w:val="19"/>
+        </w:rPr>
+        <w:t xml:space="preserve">☐  2. Avaa ladattu tiedosto ja tarkista, että sen lopussa on otsikko AI-loki ja omat merkintäsi.</w:t>
+      </w:r>
+    </w:p>
+    <w:p>
+      <w:pPr>
+        <w:spacing w:after="40" w:before="0"/>
+        <w:ind w:left="360"/>
+      </w:pPr>
+      <w:r>
+        <w:rPr>
+          <w:sz w:val="19"/>
+          <w:szCs w:val="19"/>
+        </w:rPr>
+        <w:t xml:space="preserve">☐  3. Pyydä toista ihmistä avaamaan release ja repository. Kirjaa, löysikö hän kaiken.</w:t>
+      </w:r>
+    </w:p>
+    <w:p>
+      <w:pPr>
+        <w:spacing w:after="40" w:before="0"/>
+        <w:ind w:left="360"/>
+      </w:pPr>
+      <w:r>
+        <w:rPr>
+          <w:sz w:val="19"/>
+          <w:szCs w:val="19"/>
+        </w:rPr>
+        <w:t xml:space="preserve">☐  4. Luovuta paketti, repository, projektipäiväkirja ja näyttöaineisto ohjaajalle viimeistään pe 4.12.2026.</w:t>
+      </w:r>
+    </w:p>
+    <w:p>
+      <w:pPr>
+        <w:spacing w:after="40" w:before="0"/>
+        <w:ind w:left="360"/>
+      </w:pPr>
+      <w:r>
+        <w:rPr>
+          <w:color w:val="1b5e20"/>
+          <w:sz w:val="19"/>
+          <w:szCs w:val="19"/>
+        </w:rPr>
+        <w:t xml:space="preserve">Valmis kun: Aineisto on luovutettu viimeistään pe 4.12.2026, ja toinen ihminen on tarkistanut sen.</w:t>
+      </w:r>
+    </w:p>
+    <w:p>
+      <w:pPr>
+        <w:spacing w:after="80" w:before="0"/>
+        <w:ind w:left="360"/>
+      </w:pPr>
+      <w:r>
+        <w:rPr>
+          <w:color w:val="555555"/>
+          <w:sz w:val="19"/>
+          <w:szCs w:val="19"/>
+        </w:rPr>
+        <w:t xml:space="preserve">Tallenna työnäyte: Luovutuksen päivä viikon 49 päiväkirjaan.</w:t>
       </w:r>
     </w:p>
     <w:p>
@@ -3244,7 +8163,7 @@
           <w:sz w:val="19"/>
           <w:szCs w:val="19"/>
         </w:rPr>
-        <w:t xml:space="preserve">Valmis kun: Jokaisella arviointikohdalla on avautuva täsmälinkki tai tunniste. Projektipäiväkirja ja AI-loki ovat repositoryssa, ja demo käyttää samaa jäädytettyä v1.0-versiota.</w:t>
+        <w:t xml:space="preserve">Valmis kun: Jokaisella arviointikohdalla on avautuva tarkka linkki tai tunniste. Projektipäiväkirja ja AI-loki ovat repositoryssa, ja demo käyttää samaa jäädytettyä v1.0-versiota.</w:t>
       </w:r>
     </w:p>
     <w:p>
@@ -3268,7 +8187,7 @@
     <w:p>
       <w:pPr>
         <w:pStyle w:val="Heading1"/>
-        <w:spacing w:before="320" w:after="160"/>
+        <w:spacing w:after="160" w:before="320"/>
       </w:pPr>
       <w:r>
         <w:rPr>
@@ -3357,7 +8276,7 @@
     <w:p>
       <w:pPr>
         <w:pStyle w:val="Heading1"/>
-        <w:spacing w:before="320" w:after="160"/>
+        <w:spacing w:after="160" w:before="320"/>
       </w:pPr>
       <w:r>
         <w:rPr>
@@ -3852,7 +8771,7 @@
                 <w:sz w:val="19"/>
                 <w:szCs w:val="19"/>
               </w:rPr>
-              <w:t xml:space="preserve">Paketin oma lokero. Paketin omalla nimellä varustettu kansio, jonka sisällä sinun tiedostosi ovat. Se erottaa oman sisällön pelin omasta sisällöstä, esimerkiksi teema:kyla.kello.</w:t>
+              <w:t xml:space="preserve">Paketin oma lokero. Kansio, jonka nimi on paketin oma nimi. Sen sisällä ovat sinun tiedostosi. Se erottaa oman sisällön pelin omasta sisällöstä, esimerkiksi teema:kyla.kello.</w:t>
             </w:r>
           </w:p>
         </w:tc>
@@ -4057,7 +8976,7 @@
                 <w:sz w:val="19"/>
                 <w:szCs w:val="19"/>
               </w:rPr>
-              <w:t xml:space="preserve">Kirjattu tehtävä. Repositoryyn kirjattu tehtävä: otsikko, kuvaus ja valmis kun -ehto. Yksi issue on tässä projektissa noin puolen tai yhden päivän työ.</w:t>
+              <w:t xml:space="preserve">Kirjattu tehtävä. Repositoryyn kirjattu tehtävä: otsikko, kuvaus ja Valmis kun -ehto. Yksi issue on tässä projektissa noin puolen tai yhden päivän työ.</w:t>
             </w:r>
           </w:p>
         </w:tc>
@@ -4109,7 +9028,7 @@
                 <w:sz w:val="19"/>
                 <w:szCs w:val="19"/>
               </w:rPr>
-              <w:t xml:space="preserve">Branch. Rinnakkainen kopio projektista, jossa yksi muutos tehdään rauhassa valmiiksi. Päähaara main pysyy koko ajan toimivana.</w:t>
+              <w:t xml:space="preserve">Branch. Rinnakkainen kopio projektista, jossa yksi muutos tehdään rauhassa valmiiksi. Main-haara pysyy koko ajan toimivana.</w:t>
             </w:r>
           </w:p>
         </w:tc>
@@ -4161,7 +9080,7 @@
                 <w:sz w:val="19"/>
                 <w:szCs w:val="19"/>
               </w:rPr>
-              <w:t xml:space="preserve">Haarojen yhdistäminen. Haaran muutosten yhdistäminen takaisin main-haaraan. Merge tehdään vasta kun muutos on testattu.</w:t>
+              <w:t xml:space="preserve">Haarojen yhdistäminen. Haaran muutosten yhdistäminen takaisin main-haaraan. Merge tehdään vasta, kun muutos on testattu.</w:t>
             </w:r>
           </w:p>
         </w:tc>
@@ -4213,7 +9132,7 @@
                 <w:sz w:val="19"/>
                 <w:szCs w:val="19"/>
               </w:rPr>
-              <w:t xml:space="preserve">Pyyntö yhdistää haara. GitHubin tapa tehdä merge: pyyntö yhdistää haara mainiin. Pyynnössä muutokset voi lukea läpi ja kommentoida ennen hyväksymistä.</w:t>
+              <w:t xml:space="preserve">Pyyntö yhdistää haara. GitHubin tapa tehdä merge: pyyntö yhdistää haara main-haaraan. Pyynnössä muutokset voi lukea läpi ja kommentoida ennen hyväksymistä.</w:t>
             </w:r>
           </w:p>
         </w:tc>
@@ -4344,7 +9263,8 @@
                 <w:sz w:val="19"/>
                 <w:szCs w:val="19"/>
               </w:rPr>
-              <w:t xml:space="preserve">P0</w:t>
+              <w:t xml:space="preserve">P0
+vko 35</w:t>
             </w:r>
           </w:p>
         </w:tc>
@@ -4367,7 +9287,7 @@
                 <w:sz w:val="19"/>
                 <w:szCs w:val="19"/>
               </w:rPr>
-              <w:t xml:space="preserve">Pakollinen ydin. Sisältö, jonka on valmistuttava ennen mitään lisäsisältöä. Tämän projektin P0 on 8 tekstuuria, 2 mallia, omat nimet, 2 reseptiä, 1 funktio ja 1 saavutus.</w:t>
+              <w:t xml:space="preserve">Pakollinen ydin. Pakollinen (P0) on sisältö, jonka on valmistuttava ennen mitään lisäsisältöä. Tämän projektin pakollinen sisältö on 5 tekstuuria (3 blokkia ja 2 esinettä), omat nimet, 1 Blockbench-malli, 1 isompi malli tai mobin uusi ilme, 1 resepti, 1 saavutus ja 1 palkintofunktio.</w:t>
             </w:r>
           </w:p>
         </w:tc>
@@ -4418,7 +9338,7 @@
                 <w:sz w:val="19"/>
                 <w:szCs w:val="19"/>
               </w:rPr>
-              <w:t xml:space="preserve">Tärkeä jatkosisältö. Sisältö, joka tehdään vasta kun P0 toimii. P1 on tärkeää mutta ei estä julkaisua.</w:t>
+              <w:t xml:space="preserve">Tärkeä jatkosisältö. Sisältö, joka tehdään vasta, kun P0 toimii. P1 on tärkeää mutta ei estä julkaisua.</w:t>
             </w:r>
           </w:p>
         </w:tc>
@@ -4497,7 +9417,8 @@
                 <w:sz w:val="19"/>
                 <w:szCs w:val="19"/>
               </w:rPr>
-              <w:t xml:space="preserve">T01</w:t>
+              <w:t xml:space="preserve">T01
+vko 45</w:t>
             </w:r>
           </w:p>
         </w:tc>
@@ -4520,7 +9441,7 @@
                 <w:sz w:val="19"/>
                 <w:szCs w:val="19"/>
               </w:rPr>
-              <w:t xml:space="preserve">Testitapauksen tunnus. T tarkoittaa testitapausta ja numero yksilöi sen: T01 on ensimmäinen testitapaus, T02 toinen. Viikon omat testit saavat viikon numeron eteensä, esimerkiksi T36-01. Odotettu tulos kirjataan ennen ajoa.</w:t>
+              <w:t xml:space="preserve">Testitapauksen tunnus. T tarkoittaa testitapausta ja numero sen järjestystä: T01 on ensimmäinen testitapaus, T02 toinen. Tunnukset T01–T12 annetaan viikon 45 testaustaulukossa. Viikkojen omat testit ovat vain testi 1, testi 2 ja niin edelleen.</w:t>
             </w:r>
           </w:p>
         </w:tc>
@@ -4548,6 +9469,370 @@
                 <w:sz w:val="19"/>
                 <w:szCs w:val="19"/>
               </w:rPr>
+              <w:t xml:space="preserve">UV-kartta
+vko 38</w:t>
+            </w:r>
+          </w:p>
+        </w:tc>
+        <w:tc>
+          <w:tcPr>
+            <w:tcW w:type="dxa" w:w="7518"/>
+            <w:tcMar>
+              <w:top w:type="dxa" w:w="60"/>
+              <w:left w:type="dxa" w:w="100"/>
+              <w:bottom w:type="dxa" w:w="60"/>
+              <w:right w:type="dxa" w:w="100"/>
+            </w:tcMar>
+          </w:tcPr>
+          <w:p>
+            <w:pPr>
+              <w:spacing w:after="0"/>
+            </w:pPr>
+            <w:r>
+              <w:rPr>
+                <w:sz w:val="19"/>
+                <w:szCs w:val="19"/>
+              </w:rPr>
+              <w:t xml:space="preserve">Tekstuurin ja mallin pintojen vastaavuus. UV-kartta kertoo, mikä kohta tekstuurikuvasta piirtyy mihinkin mallin pintaan. Blockbench tekee sen puolestasi, kun maalaat Paint-tilassa.</w:t>
+            </w:r>
+          </w:p>
+        </w:tc>
+      </w:tr>
+      <w:tr>
+        <w:tc>
+          <w:tcPr>
+            <w:tcW w:type="dxa" w:w="2120"/>
+            <w:shd w:fill="f1f8e9" w:val="clear"/>
+            <w:tcMar>
+              <w:top w:type="dxa" w:w="60"/>
+              <w:left w:type="dxa" w:w="100"/>
+              <w:bottom w:type="dxa" w:w="60"/>
+              <w:right w:type="dxa" w:w="100"/>
+            </w:tcMar>
+          </w:tcPr>
+          <w:p>
+            <w:pPr>
+              <w:spacing w:after="0"/>
+            </w:pPr>
+            <w:r>
+              <w:rPr>
+                <w:b/>
+                <w:bCs/>
+                <w:sz w:val="19"/>
+                <w:szCs w:val="19"/>
+              </w:rPr>
+              <w:t xml:space="preserve">mobi
+vko 39</w:t>
+            </w:r>
+          </w:p>
+        </w:tc>
+        <w:tc>
+          <w:tcPr>
+            <w:tcW w:type="dxa" w:w="7518"/>
+            <w:tcMar>
+              <w:top w:type="dxa" w:w="60"/>
+              <w:left w:type="dxa" w:w="100"/>
+              <w:bottom w:type="dxa" w:w="60"/>
+              <w:right w:type="dxa" w:w="100"/>
+            </w:tcMar>
+          </w:tcPr>
+          <w:p>
+            <w:pPr>
+              <w:spacing w:after="0"/>
+            </w:pPr>
+            <w:r>
+              <w:rPr>
+                <w:sz w:val="19"/>
+                <w:szCs w:val="19"/>
+              </w:rPr>
+              <w:t xml:space="preserve">Pelin hahmo tai eläin. Mobi on Minecraftin liikkuva olento, esimerkiksi creeper, lehmä tai kyläläinen. Mobin ilmeen voi muuttaa piirtämällä sille uuden tekstuurin.</w:t>
+            </w:r>
+          </w:p>
+        </w:tc>
+      </w:tr>
+      <w:tr>
+        <w:tc>
+          <w:tcPr>
+            <w:tcW w:type="dxa" w:w="2120"/>
+            <w:shd w:fill="f1f8e9" w:val="clear"/>
+            <w:tcMar>
+              <w:top w:type="dxa" w:w="60"/>
+              <w:left w:type="dxa" w:w="100"/>
+              <w:bottom w:type="dxa" w:w="60"/>
+              <w:right w:type="dxa" w:w="100"/>
+            </w:tcMar>
+          </w:tcPr>
+          <w:p>
+            <w:pPr>
+              <w:spacing w:after="0"/>
+            </w:pPr>
+            <w:r>
+              <w:rPr>
+                <w:b/>
+                <w:bCs/>
+                <w:sz w:val="19"/>
+                <w:szCs w:val="19"/>
+              </w:rPr>
+              <w:t xml:space="preserve">vertainen
+vko 39</w:t>
+            </w:r>
+          </w:p>
+        </w:tc>
+        <w:tc>
+          <w:tcPr>
+            <w:tcW w:type="dxa" w:w="7518"/>
+            <w:tcMar>
+              <w:top w:type="dxa" w:w="60"/>
+              <w:left w:type="dxa" w:w="100"/>
+              <w:bottom w:type="dxa" w:w="60"/>
+              <w:right w:type="dxa" w:w="100"/>
+            </w:tcMar>
+          </w:tcPr>
+          <w:p>
+            <w:pPr>
+              <w:spacing w:after="0"/>
+            </w:pPr>
+            <w:r>
+              <w:rPr>
+                <w:sz w:val="19"/>
+                <w:szCs w:val="19"/>
+              </w:rPr>
+              <w:t xml:space="preserve">Toinen opiskelija. Vertainen on toinen opiskelija, joka keskustelee kanssasi, testaa pakettiasi tai katselmoi työtäsi.</w:t>
+            </w:r>
+          </w:p>
+        </w:tc>
+      </w:tr>
+      <w:tr>
+        <w:tc>
+          <w:tcPr>
+            <w:tcW w:type="dxa" w:w="2120"/>
+            <w:shd w:fill="f1f8e9" w:val="clear"/>
+            <w:tcMar>
+              <w:top w:type="dxa" w:w="60"/>
+              <w:left w:type="dxa" w:w="100"/>
+              <w:bottom w:type="dxa" w:w="60"/>
+              <w:right w:type="dxa" w:w="100"/>
+            </w:tcMar>
+          </w:tcPr>
+          <w:p>
+            <w:pPr>
+              <w:spacing w:after="0"/>
+            </w:pPr>
+            <w:r>
+              <w:rPr>
+                <w:b/>
+                <w:bCs/>
+                <w:sz w:val="19"/>
+                <w:szCs w:val="19"/>
+              </w:rPr>
+              <w:t xml:space="preserve">CREDITS
+vko 40</w:t>
+            </w:r>
+          </w:p>
+        </w:tc>
+        <w:tc>
+          <w:tcPr>
+            <w:tcW w:type="dxa" w:w="7518"/>
+            <w:tcMar>
+              <w:top w:type="dxa" w:w="60"/>
+              <w:left w:type="dxa" w:w="100"/>
+              <w:bottom w:type="dxa" w:w="60"/>
+              <w:right w:type="dxa" w:w="100"/>
+            </w:tcMar>
+          </w:tcPr>
+          <w:p>
+            <w:pPr>
+              <w:spacing w:after="0"/>
+            </w:pPr>
+            <w:r>
+              <w:rPr>
+                <w:sz w:val="19"/>
+                <w:szCs w:val="19"/>
+              </w:rPr>
+              <w:t xml:space="preserve">Lähdeluettelo. CREDITS.md on repositoryn juuressa oleva luettelo kaikesta, mitä pakettiin on tuotu muualta: tekijä, lähde ja lisenssi. Jos kaikki on itse tehtyä, CREDITS kertoo senkin.</w:t>
+            </w:r>
+          </w:p>
+        </w:tc>
+      </w:tr>
+      <w:tr>
+        <w:tc>
+          <w:tcPr>
+            <w:tcW w:type="dxa" w:w="2120"/>
+            <w:shd w:fill="f1f8e9" w:val="clear"/>
+            <w:tcMar>
+              <w:top w:type="dxa" w:w="60"/>
+              <w:left w:type="dxa" w:w="100"/>
+              <w:bottom w:type="dxa" w:w="60"/>
+              <w:right w:type="dxa" w:w="100"/>
+            </w:tcMar>
+          </w:tcPr>
+          <w:p>
+            <w:pPr>
+              <w:spacing w:after="0"/>
+            </w:pPr>
+            <w:r>
+              <w:rPr>
+                <w:b/>
+                <w:bCs/>
+                <w:sz w:val="19"/>
+                <w:szCs w:val="19"/>
+              </w:rPr>
+              <w:t xml:space="preserve">katselmointi
+vko 41</w:t>
+            </w:r>
+          </w:p>
+        </w:tc>
+        <w:tc>
+          <w:tcPr>
+            <w:tcW w:type="dxa" w:w="7518"/>
+            <w:tcMar>
+              <w:top w:type="dxa" w:w="60"/>
+              <w:left w:type="dxa" w:w="100"/>
+              <w:bottom w:type="dxa" w:w="60"/>
+              <w:right w:type="dxa" w:w="100"/>
+            </w:tcMar>
+          </w:tcPr>
+          <w:p>
+            <w:pPr>
+              <w:spacing w:after="0"/>
+            </w:pPr>
+            <w:r>
+              <w:rPr>
+                <w:sz w:val="19"/>
+                <w:szCs w:val="19"/>
+              </w:rPr>
+              <w:t xml:space="preserve">Työn yhteinen tarkastus. Katselmoinnissa toinen ihminen kokeilee pakettia tai käy sen rakenteen läpi ja antaa palautetta. Viikolla 41 testaajat katselmoivat väliversion, viikolla 46 ohjaaja tai vertainen katselmoi rakenteen.</w:t>
+            </w:r>
+          </w:p>
+        </w:tc>
+      </w:tr>
+      <w:tr>
+        <w:tc>
+          <w:tcPr>
+            <w:tcW w:type="dxa" w:w="2120"/>
+            <w:shd w:fill="f1f8e9" w:val="clear"/>
+            <w:tcMar>
+              <w:top w:type="dxa" w:w="60"/>
+              <w:left w:type="dxa" w:w="100"/>
+              <w:bottom w:type="dxa" w:w="60"/>
+              <w:right w:type="dxa" w:w="100"/>
+            </w:tcMar>
+          </w:tcPr>
+          <w:p>
+            <w:pPr>
+              <w:spacing w:after="0"/>
+            </w:pPr>
+            <w:r>
+              <w:rPr>
+                <w:b/>
+                <w:bCs/>
+                <w:sz w:val="19"/>
+                <w:szCs w:val="19"/>
+              </w:rPr>
+              <w:t xml:space="preserve">advancement
+vko 44</w:t>
+            </w:r>
+          </w:p>
+        </w:tc>
+        <w:tc>
+          <w:tcPr>
+            <w:tcW w:type="dxa" w:w="7518"/>
+            <w:tcMar>
+              <w:top w:type="dxa" w:w="60"/>
+              <w:left w:type="dxa" w:w="100"/>
+              <w:bottom w:type="dxa" w:w="60"/>
+              <w:right w:type="dxa" w:w="100"/>
+            </w:tcMar>
+          </w:tcPr>
+          <w:p>
+            <w:pPr>
+              <w:spacing w:after="0"/>
+            </w:pPr>
+            <w:r>
+              <w:rPr>
+                <w:sz w:val="19"/>
+                <w:szCs w:val="19"/>
+              </w:rPr>
+              <w:t xml:space="preserve">Saavutus. Advancement eli saavutus on datapaketin JSON-tiedosto. Se näyttää pelaajalle ilmoituksen, kun hän tekee jotain tiettyä, ja voi ajaa palkintofunktion.</w:t>
+            </w:r>
+          </w:p>
+        </w:tc>
+      </w:tr>
+      <w:tr>
+        <w:tc>
+          <w:tcPr>
+            <w:tcW w:type="dxa" w:w="2120"/>
+            <w:shd w:fill="f1f8e9" w:val="clear"/>
+            <w:tcMar>
+              <w:top w:type="dxa" w:w="60"/>
+              <w:left w:type="dxa" w:w="100"/>
+              <w:bottom w:type="dxa" w:w="60"/>
+              <w:right w:type="dxa" w:w="100"/>
+            </w:tcMar>
+          </w:tcPr>
+          <w:p>
+            <w:pPr>
+              <w:spacing w:after="0"/>
+            </w:pPr>
+            <w:r>
+              <w:rPr>
+                <w:b/>
+                <w:bCs/>
+                <w:sz w:val="19"/>
+                <w:szCs w:val="19"/>
+              </w:rPr>
+              <w:t xml:space="preserve">regressiotesti
+vko 45</w:t>
+            </w:r>
+          </w:p>
+        </w:tc>
+        <w:tc>
+          <w:tcPr>
+            <w:tcW w:type="dxa" w:w="7518"/>
+            <w:tcMar>
+              <w:top w:type="dxa" w:w="60"/>
+              <w:left w:type="dxa" w:w="100"/>
+              <w:bottom w:type="dxa" w:w="60"/>
+              <w:right w:type="dxa" w:w="100"/>
+            </w:tcMar>
+          </w:tcPr>
+          <w:p>
+            <w:pPr>
+              <w:spacing w:after="0"/>
+            </w:pPr>
+            <w:r>
+              <w:rPr>
+                <w:sz w:val="19"/>
+                <w:szCs w:val="19"/>
+              </w:rPr>
+              <w:t xml:space="preserve">Vanhan toiminnan uusintatesti. Regressiotesti on toinen testitapaus, joka koskee samaa tiedostoa kuin korjaus. Kun se menee läpi, tiedät, ettei korjaus rikkonut muuta.</w:t>
+            </w:r>
+          </w:p>
+        </w:tc>
+      </w:tr>
+      <w:tr>
+        <w:tc>
+          <w:tcPr>
+            <w:tcW w:type="dxa" w:w="2120"/>
+            <w:shd w:fill="f1f8e9" w:val="clear"/>
+            <w:tcMar>
+              <w:top w:type="dxa" w:w="60"/>
+              <w:left w:type="dxa" w:w="100"/>
+              <w:bottom w:type="dxa" w:w="60"/>
+              <w:right w:type="dxa" w:w="100"/>
+            </w:tcMar>
+          </w:tcPr>
+          <w:p>
+            <w:pPr>
+              <w:spacing w:after="0"/>
+            </w:pPr>
+            <w:r>
+              <w:rPr>
+                <w:b/>
+                <w:bCs/>
+                <w:sz w:val="19"/>
+                <w:szCs w:val="19"/>
+              </w:rPr>
               <w:t xml:space="preserve">RC
 vko 47</w:t>
             </w:r>
@@ -4572,7 +9857,7 @@
                 <w:sz w:val="19"/>
                 <w:szCs w:val="19"/>
               </w:rPr>
-              <w:t xml:space="preserve">Release candidate, julkaisuehdokas. Lähes valmis versio, jota testataan sellaisena kuin se aiotaan julkaista. RC1 on ensimmäinen julkaisuehdokas; uutta sisältöä ei enää lisätä.</w:t>
+              <w:t xml:space="preserve">Release candidate, julkaisuehdokas. Lähes valmis versio, jota testataan sellaisena kuin se aiotaan julkaista. RC1 on ensimmäinen julkaisuehdokas. Siihen ei enää lisätä uutta sisältöä.</w:t>
             </w:r>
           </w:p>
         </w:tc>
@@ -4624,7 +9909,7 @@
                 <w:sz w:val="19"/>
                 <w:szCs w:val="19"/>
               </w:rPr>
-              <w:t xml:space="preserve">Priorisoitu tehtävälista. Lista kaikista tekemättömistä tehtävistä tärkeysjärjestyksessä. Jokaisella rivillä on prioriteetti (P0, P1 tai P2), työmääräarvio ja valmis kun -ehto.</w:t>
+              <w:t xml:space="preserve">Priorisoitu tehtävälista. Lista kaikista tekemättömistä tehtävistä tärkeysjärjestyksessä. Jokaisella rivillä on prioriteetti (P0, P1 tai P2), työmääräarvio ja Valmis kun -ehto.</w:t>
             </w:r>
           </w:p>
         </w:tc>
@@ -4676,7 +9961,7 @@
                 <w:sz w:val="19"/>
                 <w:szCs w:val="19"/>
               </w:rPr>
-              <w:t xml:space="preserve">Ilmeen kuvakollaasi. Kooste väripaletista ja referenssikuvista, joka lukitsee paketin ilmeen ennen pikselityötä. Moodboardiin palataan aina, kun mietit sopiiko uusi asset teemaan.</w:t>
+              <w:t xml:space="preserve">Ilmeen kuvakollaasi. Kooste väripaletista ja referenssikuvista, joka lukitsee paketin ilmeen ennen pikselityötä. Moodboardiin palataan aina, kun mietit, sopiiko uusi asset teemaan.</w:t>
             </w:r>
           </w:p>
         </w:tc>
@@ -4727,7 +10012,7 @@
                 <w:sz w:val="19"/>
                 <w:szCs w:val="19"/>
               </w:rPr>
-              <w:t xml:space="preserve">Creative Commons. Lisenssiperhe kuville, äänille ja muulle sisällölle. CC BY vaatii tekijän mainitsemisen, CC BY-SA lisäksi saman lisenssin muokkauksiin, CC0 luovuttaa työn vapaaseen käyttöön.</w:t>
+              <w:t xml:space="preserve">Creative Commons. Lisenssiperhe kuville, äänille ja muulle sisällölle. CC BY vaatii tekijän mainitsemisen. CC BY-SA vaatii lisäksi, että muokatut versiot julkaistaan samalla lisenssillä. CC0 luovuttaa työn vapaaseen käyttöön.</w:t>
             </w:r>
           </w:p>
         </w:tc>
@@ -4792,7 +10077,7 @@
     <w:p>
       <w:pPr>
         <w:pStyle w:val="Heading1"/>
-        <w:spacing w:before="320" w:after="160"/>
+        <w:spacing w:after="160" w:before="320"/>
       </w:pPr>
       <w:r>
         <w:rPr>
@@ -4819,7 +10104,7 @@
     <w:p>
       <w:pPr>
         <w:pStyle w:val="Heading2"/>
-        <w:spacing w:before="260" w:after="120"/>
+        <w:spacing w:after="120" w:before="260"/>
       </w:pPr>
       <w:r>
         <w:rPr>
@@ -4965,7 +10250,7 @@
     <w:p>
       <w:pPr>
         <w:pStyle w:val="Heading2"/>
-        <w:spacing w:before="260" w:after="120"/>
+        <w:spacing w:after="120" w:before="260"/>
       </w:pPr>
       <w:r>
         <w:rPr>
@@ -5147,7 +10432,7 @@
     <w:p>
       <w:pPr>
         <w:pStyle w:val="Heading2"/>
-        <w:spacing w:before="260" w:after="120"/>
+        <w:spacing w:after="120" w:before="260"/>
       </w:pPr>
       <w:r>
         <w:rPr>
@@ -5269,6 +10554,43 @@
 
 <file path=word/comments.xml><?xml version="1.0" encoding="utf-8"?>
 <w:comments xmlns:cx="http://schemas.microsoft.com/office/drawing/2014/chartex" xmlns:cx1="http://schemas.microsoft.com/office/drawing/2015/9/8/chartex" xmlns:cx2="http://schemas.microsoft.com/office/drawing/2015/10/21/chartex" xmlns:cx3="http://schemas.microsoft.com/office/drawing/2016/5/9/chartex" xmlns:cx4="http://schemas.microsoft.com/office/drawing/2016/5/10/chartex" xmlns:cx5="http://schemas.microsoft.com/office/drawing/2016/5/11/chartex" xmlns:cx6="http://schemas.microsoft.com/office/drawing/2016/5/12/chartex" xmlns:cx7="http://schemas.microsoft.com/office/drawing/2016/5/13/chartex" xmlns:cx8="http://schemas.microsoft.com/office/drawing/2016/5/14/chartex" xmlns:mc="http://schemas.openxmlformats.org/markup-compatibility/2006" xmlns:aink="http://schemas.microsoft.com/office/drawing/2016/ink" xmlns:am3d="http://schemas.microsoft.com/office/drawing/2017/model3d" xmlns:o="urn:schemas-microsoft-com:office:office" xmlns:r="http://schemas.openxmlformats.org/officeDocument/2006/relationships" xmlns:m="http://schemas.openxmlformats.org/officeDocument/2006/math" xmlns:v="urn:schemas-microsoft-com:vml" xmlns:wp14="http://schemas.microsoft.com/office/word/2010/wordprocessingDrawing" xmlns:wp="http://schemas.openxmlformats.org/drawingml/2006/wordprocessingDrawing" xmlns:w10="urn:schemas-microsoft-com:office:word" xmlns:w="http://schemas.openxmlformats.org/wordprocessingml/2006/main" xmlns:w14="http://schemas.microsoft.com/office/word/2010/wordml" xmlns:w15="http://schemas.microsoft.com/office/word/2012/wordml" xmlns:w16cex="http://schemas.microsoft.com/office/word/2018/wordml/cex" xmlns:w16cid="http://schemas.microsoft.com/office/word/2016/wordml/cid" xmlns:w16="http://schemas.microsoft.com/office/word/2018/wordml" xmlns:w16sdtdh="http://schemas.microsoft.com/office/word/2020/wordml/sdtdatahash" xmlns:w16se="http://schemas.microsoft.com/office/word/2015/wordml/symex" xmlns:wpg="http://schemas.microsoft.com/office/word/2010/wordprocessingGroup" xmlns:wpi="http://schemas.microsoft.com/office/word/2010/wordprocessingInk" xmlns:wne="http://schemas.microsoft.com/office/word/2006/wordml" xmlns:wps="http://schemas.microsoft.com/office/word/2010/wordprocessingShape"/>
+</file>
+
+<file path=word/endnotes.xml><?xml version="1.0" encoding="utf-8"?>
+<w:endnotes xmlns:wpc="http://schemas.microsoft.com/office/word/2010/wordprocessingCanvas" xmlns:mc="http://schemas.openxmlformats.org/markup-compatibility/2006" xmlns:o="urn:schemas-microsoft-com:office:office" xmlns:r="http://schemas.openxmlformats.org/officeDocument/2006/relationships" xmlns:m="http://schemas.openxmlformats.org/officeDocument/2006/math" xmlns:v="urn:schemas-microsoft-com:vml" xmlns:wp14="http://schemas.microsoft.com/office/word/2010/wordprocessingDrawing" xmlns:wp="http://schemas.openxmlformats.org/drawingml/2006/wordprocessingDrawing" xmlns:w10="urn:schemas-microsoft-com:office:word" xmlns:w="http://schemas.openxmlformats.org/wordprocessingml/2006/main" xmlns:w14="http://schemas.microsoft.com/office/word/2010/wordml" xmlns:w15="http://schemas.microsoft.com/office/word/2012/wordml" xmlns:wpg="http://schemas.microsoft.com/office/word/2010/wordprocessingGroup" xmlns:wpi="http://schemas.microsoft.com/office/word/2010/wordprocessingInk" xmlns:wne="http://schemas.microsoft.com/office/word/2006/wordml" xmlns:wps="http://schemas.microsoft.com/office/word/2010/wordprocessingShape" mc:Ignorable="w14 w15 wp14">
+  <w:endnote w:type="separator" w:id="-1">
+    <w:p>
+      <w:pPr>
+        <w:spacing w:after="0" w:line="240" w:lineRule="auto"/>
+      </w:pPr>
+      <w:r>
+        <w:rPr>
+          <w:rStyle w:val="EndnoteReference"/>
+        </w:rPr>
+        <w:endnoteRef/>
+      </w:r>
+      <w:r>
+        <w:separator/>
+      </w:r>
+    </w:p>
+  </w:endnote>
+  <w:endnote w:type="continuationSeparator" w:id="0">
+    <w:p>
+      <w:pPr>
+        <w:spacing w:after="0" w:line="240" w:lineRule="auto"/>
+      </w:pPr>
+      <w:r>
+        <w:rPr>
+          <w:rStyle w:val="EndnoteReference"/>
+        </w:rPr>
+        <w:endnoteRef/>
+      </w:r>
+      <w:r>
+        <w:continuationSeparator/>
+      </w:r>
+    </w:p>
+  </w:endnote>
+</w:endnotes>
 </file>
 
 <file path=word/footnotes.xml><?xml version="1.0" encoding="utf-8"?>
@@ -5408,9 +10730,9 @@
   <w:docDefaults>
     <w:rPrDefault>
       <w:rPr>
+        <w:rFonts w:ascii="Calibri" w:cs="Calibri" w:eastAsia="Calibri" w:hAnsi="Calibri"/>
         <w:sz w:val="21"/>
         <w:szCs w:val="21"/>
-        <w:rFonts w:ascii="Calibri" w:cs="Calibri" w:eastAsia="Calibri" w:hAnsi="Calibri"/>
       </w:rPr>
     </w:rPrDefault>
     <w:pPrDefault/>
@@ -5508,8 +10830,8 @@
     <w:uiPriority w:val="99"/>
     <w:unhideWhenUsed/>
     <w:rPr>
+      <w:color w:val="0563C1"/>
       <w:u w:val="single"/>
-      <w:color w:val="0563C1"/>
     </w:rPr>
   </w:style>
   <w:style w:type="character" w:styleId="FootnoteReference">
@@ -5549,5 +10871,42 @@
       <w:szCs w:val="20"/>
     </w:rPr>
   </w:style>
+  <w:style w:type="character" w:styleId="EndnoteReference">
+    <w:name w:val="endnote reference"/>
+    <w:basedOn w:val="DefaultParagraphFont"/>
+    <w:uiPriority w:val="99"/>
+    <w:semiHidden/>
+    <w:unhideWhenUsed/>
+    <w:rPr>
+      <w:vertAlign w:val="superscript"/>
+    </w:rPr>
+  </w:style>
+  <w:style w:type="paragraph" w:styleId="EndnoteText">
+    <w:name w:val="endnote text"/>
+    <w:basedOn w:val="Normal"/>
+    <w:link w:val="EndnoteTextChar"/>
+    <w:uiPriority w:val="99"/>
+    <w:semiHidden/>
+    <w:unhideWhenUsed/>
+    <w:pPr>
+      <w:spacing w:after="0" w:line="240" w:lineRule="auto"/>
+    </w:pPr>
+    <w:rPr>
+      <w:sz w:val="20"/>
+      <w:szCs w:val="20"/>
+    </w:rPr>
+  </w:style>
+  <w:style w:type="character" w:styleId="EndnoteTextChar">
+    <w:name w:val="Endnote Text Char"/>
+    <w:basedOn w:val="DefaultParagraphFont"/>
+    <w:link w:val="EndnoteText"/>
+    <w:uiPriority w:val="99"/>
+    <w:semiHidden/>
+    <w:unhideWhenUsed/>
+    <w:rPr>
+      <w:sz w:val="20"/>
+      <w:szCs w:val="20"/>
+    </w:rPr>
+  </w:style>
 </w:styles>
 </file>
--- a/downloads/bittibiomi-tyopaketti.docx
+++ b/downloads/bittibiomi-tyopaketti.docx
@@ -5371,7 +5371,7 @@
           <w:sz w:val="19"/>
           <w:szCs w:val="19"/>
         </w:rPr>
-        <w:t xml:space="preserve">☐  2. Kirjaa sanat sellaisinaan. Älä neuvo, ellei testaaja pyydä apua. Kirjoita ylös testaajan sanat sellaisinaan.</w:t>
+        <w:t xml:space="preserve">☐  2. Kirjaa havainnot roolin mukaan. Älä neuvo, ellei testaaja pyydä apua. Kirjoita ylös, mitä testaaja sanoo ja tekee, roolin mukaan: ohjaaja tai testaaja A. Älä kirjoita nimiä.</w:t>
       </w:r>
     </w:p>
     <w:p>
@@ -5424,7 +5424,7 @@
           <w:sz w:val="19"/>
           <w:szCs w:val="19"/>
         </w:rPr>
-        <w:t xml:space="preserve">Valmis kun: Muistiinpanoissa ovat testaajien sanat ja omat havaintosi erikseen sekä kolme selittämääsi valintaa.</w:t>
+        <w:t xml:space="preserve">Valmis kun: Muistiinpanoissa ovat testaajien havainnot roolin mukaan ja omat havaintosi erikseen sekä kolme selittämääsi valintaa.</w:t>
       </w:r>
     </w:p>
     <w:p>
@@ -5438,7 +5438,7 @@
           <w:sz w:val="19"/>
           <w:szCs w:val="19"/>
         </w:rPr>
-        <w:t xml:space="preserve">Tallenna työnäyte: Muistiinpanot viikon 41 päiväkirjaan.</w:t>
+        <w:t xml:space="preserve">Tallenna työnäyte: Muistiinpanot viikon 41 päiväkirjaan roolein, ilman nimiä. Jos ohjaaja tarvitsee nimen tai sanatarkan lausuman, lähetä se hänelle Teamsissa.</w:t>
       </w:r>
     </w:p>
     <w:p>
@@ -5478,7 +5478,7 @@
           <w:sz w:val="19"/>
           <w:szCs w:val="19"/>
         </w:rPr>
-        <w:t xml:space="preserve">☐  2. Tee muutosissue. Tee muutoksesta GitHub-issue: verbillä alkava otsikko, testaajan alkuperäinen palaute, arvio ja Valmis kun -ehto.</w:t>
+        <w:t xml:space="preserve">☐  2. Tee muutosissue. Tee muutoksesta GitHub-issue: verbillä alkava otsikko, testaajan havainto roolin kanssa (esimerkiksi testaaja A), arvio ja Valmis kun -ehto.</w:t>
       </w:r>
     </w:p>
     <w:p>
@@ -5517,7 +5517,7 @@
           <w:sz w:val="19"/>
           <w:szCs w:val="19"/>
         </w:rPr>
-        <w:t xml:space="preserve">☐  5. Kirjoita katselmointimuistio. Kirjaa päiväkirjaan päivä, osallistujien roolit, testaajien sanat, oma tulkinta, päätös ja hyväksyjä.</w:t>
+        <w:t xml:space="preserve">☐  5. Kirjoita katselmointimuistio. Kirjaa päiväkirjaan päivä, osallistujien roolit, testaajien havainnot roolin mukaan, oma tulkinta, päätös ja hyväksyjä.</w:t>
       </w:r>
     </w:p>
     <w:p>
@@ -5560,7 +5560,7 @@
           <w:sz w:val="19"/>
           <w:szCs w:val="19"/>
         </w:rPr>
-        <w:t xml:space="preserve">Viikon lopputarkistus: Ohjaaja ja vertaistestaaja ovat kokeilleet pakettia pelissä. Muistiossa näkyvät alkuperäinen palaute, oma tulkinta, päätös, hyväksyjä ja yksi rajattu issue.</w:t>
+        <w:t xml:space="preserve">Viikon lopputarkistus: Ohjaaja ja vertaistestaaja ovat kokeilleet pakettia pelissä. Muistiossa näkyvät testaajien havainnot roolin mukaan ilman nimiä, oma tulkinta, päätös, hyväksyjä ja yksi rajattu issue.</w:t>
       </w:r>
     </w:p>
     <w:p>
@@ -7139,7 +7139,7 @@
           <w:sz w:val="19"/>
           <w:szCs w:val="19"/>
         </w:rPr>
-        <w:t xml:space="preserve">☐  3. Vastaa kommenttiin. Kirjaa saamasi kommentti sellaisenaan ja vastaa siihen: korjaa tai perustele, miksi pidät ratkaisun.</w:t>
+        <w:t xml:space="preserve">☐  3. Vastaa kommenttiin. Kirjaa kommentin sisältö ja katselmoijan rooli ilman nimeä ja vastaa siihen: korjaa tai perustele, miksi pidät ratkaisun.</w:t>
       </w:r>
     </w:p>
     <w:p>
@@ -7448,7 +7448,7 @@
           <w:sz w:val="19"/>
           <w:szCs w:val="19"/>
         </w:rPr>
-        <w:t xml:space="preserve">☐  4. Kirjaa havainnot. Kirjaa jokainen havainto erikseen: kuka testasi (rooli), mitä tapahtui ja missä kohdassa. Kirjaa myös, onnistuiko asennus pelkällä ohjeella.</w:t>
+        <w:t xml:space="preserve">☐  4. Kirjaa havainnot. Kirjaa jokainen havainto erikseen: testaajan rooli (ohjaaja tai testaaja B, ei nimeä), mitä tapahtui ja missä kohdassa. Kirjaa myös, onnistuiko asennus pelkällä ohjeella.</w:t>
       </w:r>
     </w:p>
     <w:p>
@@ -7954,11 +7954,24 @@
       </w:pPr>
       <w:r>
         <w:rPr>
+          <w:sz w:val="19"/>
+          <w:szCs w:val="19"/>
+        </w:rPr>
+        <w:t xml:space="preserve">☐  7. Perusta näyttömatriisi. Luo avun pohjasta project-docs/nayttomatriisi.md: jokaista vaatimusta kohti rivi, jossa ovat tunnus, työnäytteen linkki ja viikko. Täytä julkaisun rivit, esimerkiksi s14 ja v1.0-release, ja tee commit.</w:t>
+      </w:r>
+    </w:p>
+    <w:p>
+      <w:pPr>
+        <w:spacing w:after="40" w:before="0"/>
+        <w:ind w:left="360"/>
+      </w:pPr>
+      <w:r>
+        <w:rPr>
           <w:color w:val="1b5e20"/>
           <w:sz w:val="19"/>
           <w:szCs w:val="19"/>
         </w:rPr>
-        <w:t xml:space="preserve">Valmis kun: Release v1.0 on julkaistu kahden zipin kanssa, ja olet itse asentanut sen ohjeen avulla puhtaaseen peliin.</w:t>
+        <w:t xml:space="preserve">Valmis kun: Release v1.0 on julkaistu kahden zipin kanssa, ja olet itse asentanut sen ohjeen avulla puhtaaseen peliin. project-docs/nayttomatriisi.md on perustettu, ja julkaisun rivit on täytetty.</w:t>
       </w:r>
     </w:p>
     <w:p>
@@ -7972,7 +7985,7 @@
           <w:sz w:val="19"/>
           <w:szCs w:val="19"/>
         </w:rPr>
-        <w:t xml:space="preserve">Tallenna työnäyte: Release-linkki viikon 48 päiväkirjaan.</w:t>
+        <w:t xml:space="preserve">Tallenna työnäyte: Release-linkki viikon 48 päiväkirjaan. project-docs/nayttomatriisi.md commitilla repositoryyn.</w:t>
       </w:r>
     </w:p>
     <w:p>
@@ -8094,7 +8107,7 @@
           <w:sz w:val="19"/>
           <w:szCs w:val="19"/>
         </w:rPr>
-        <w:t xml:space="preserve">Viikon lopputarkistus: v1.0-tagin commit vastaa julkaistua versiota. Toinen henkilö on ladannut releasen ja asentanut paketin puhtaaseen peliin pelkän ohjeen avulla.</w:t>
+        <w:t xml:space="preserve">Viikon lopputarkistus: v1.0-tagin commit vastaa julkaistua versiota. Toinen henkilö on ladannut releasen ja asentanut paketin puhtaaseen peliin pelkän ohjeen avulla. project-docs/nayttomatriisi.md on perustettu.</w:t>
       </w:r>
     </w:p>
     <w:p>
@@ -8107,7 +8120,7 @@
           <w:sz w:val="19"/>
           <w:szCs w:val="19"/>
         </w:rPr>
-        <w:t xml:space="preserve">Työnäyte Git-repositoryyn ennen rastia: release-linkki, v1.0-tagi, README asennusohjeineen, CHANGELOG ja ulkopuolisen asennustestin kirjaus.</w:t>
+        <w:t xml:space="preserve">Työnäyte Git-repositoryyn ennen rastia: release-linkki, v1.0-tagi, README asennusohjeineen, CHANGELOG, ulkopuolisen asennustestin kirjaus ja perustettu project-docs/nayttomatriisi.md.</w:t>
       </w:r>
     </w:p>
     <w:p>
@@ -8349,46 +8362,46 @@
           <w:sz w:val="19"/>
           <w:szCs w:val="19"/>
         </w:rPr>
-        <w:t xml:space="preserve">☐  1. Katso puuttuvat kohdat. Avaa Näyttömatriisi-näkymä eli luettelo osaamisvaatimuksista, joihin tarvitset työnäytteen. Katso, mitkä kohdat on vielä rastittamatta.</w:t>
-      </w:r>
-    </w:p>
-    <w:p>
-      <w:pPr>
-        <w:spacing w:after="40" w:before="0"/>
-        <w:ind w:left="360"/>
-      </w:pPr>
-      <w:r>
-        <w:rPr>
-          <w:sz w:val="19"/>
-          <w:szCs w:val="19"/>
-        </w:rPr>
-        <w:t xml:space="preserve">☐  2. Etsi työnäytteet. Etsi jokaiselle rastittamattomalle kohdalle työnäyte: issue, tiedosto, commit, testitapaus tai päiväkirjan viikko.</w:t>
-      </w:r>
-    </w:p>
-    <w:p>
-      <w:pPr>
-        <w:spacing w:after="40" w:before="0"/>
-        <w:ind w:left="360"/>
-      </w:pPr>
-      <w:r>
-        <w:rPr>
-          <w:sz w:val="19"/>
-          <w:szCs w:val="19"/>
-        </w:rPr>
-        <w:t xml:space="preserve">☐  3. Kirjaa tarkat linkit. Kirjoita viikon 49 päiväkirjaan jokaisen vaatimuksen nimi ja tarkka linkki. Linkin pitää avata juuri se kohta, ei repositoryn etusivua.</w:t>
-      </w:r>
-    </w:p>
-    <w:p>
-      <w:pPr>
-        <w:spacing w:after="40" w:before="0"/>
-        <w:ind w:left="360"/>
-      </w:pPr>
-      <w:r>
-        <w:rPr>
-          <w:sz w:val="19"/>
-          <w:szCs w:val="19"/>
-        </w:rPr>
-        <w:t xml:space="preserve">☐  4. Rastita vaatimus. Rastita vaatimus Näyttömatriisi-näkymässä, kun linkki on kirjattu.</w:t>
+        <w:t xml:space="preserve">☐  1. Katso puuttuvat kohdat. Avaa project-docs/nayttomatriisi.md ja sivun Näyttömatriisi-näkymä eli oma muistilistasi osaamisvaatimuksista. Katso, miltä vaatimuksilta rivi tai rasti vielä puuttuu.</w:t>
+      </w:r>
+    </w:p>
+    <w:p>
+      <w:pPr>
+        <w:spacing w:after="40" w:before="0"/>
+        <w:ind w:left="360"/>
+      </w:pPr>
+      <w:r>
+        <w:rPr>
+          <w:sz w:val="19"/>
+          <w:szCs w:val="19"/>
+        </w:rPr>
+        <w:t xml:space="preserve">☐  2. Etsi työnäytteet. Etsi jokaiselle puuttuvalle kohdalle työnäyte: issue, tiedosto, commit, tagi, kuva tai testitapaus.</w:t>
+      </w:r>
+    </w:p>
+    <w:p>
+      <w:pPr>
+        <w:spacing w:after="40" w:before="0"/>
+        <w:ind w:left="360"/>
+      </w:pPr>
+      <w:r>
+        <w:rPr>
+          <w:sz w:val="19"/>
+          <w:szCs w:val="19"/>
+        </w:rPr>
+        <w:t xml:space="preserve">☐  3. Kirjaa tarkat linkit. Kirjoita nayttomatriisi.md-tiedostoon jokaiselle vaatimukselle rivi: tunnus, tarkka linkki ja viikko. Linkin pitää avata juuri se kohta, ei repositoryn etusivua.</w:t>
+      </w:r>
+    </w:p>
+    <w:p>
+      <w:pPr>
+        <w:spacing w:after="40" w:before="0"/>
+        <w:ind w:left="360"/>
+      </w:pPr>
+      <w:r>
+        <w:rPr>
+          <w:sz w:val="19"/>
+          <w:szCs w:val="19"/>
+        </w:rPr>
+        <w:t xml:space="preserve">☐  4. Rastita vaatimus. Rastita vaatimus sivun Näyttömatriisi-näkymässä, kun sen rivi on tiedostossa.</w:t>
       </w:r>
     </w:p>
     <w:p>
@@ -8402,7 +8415,7 @@
           <w:sz w:val="19"/>
           <w:szCs w:val="19"/>
         </w:rPr>
-        <w:t xml:space="preserve">Valmis kun: Jokaisella näyttömatriisin vaatimuksella on tarkka linkki, joka aukeaa.</w:t>
+        <w:t xml:space="preserve">Valmis kun: project-docs/nayttomatriisi.md:ssä on rivi jokaiselle 32 vaatimukselle, ja jokainen linkki aukeaa oikeaan kohtaan.</w:t>
       </w:r>
     </w:p>
     <w:p>
@@ -8416,7 +8429,7 @@
           <w:sz w:val="19"/>
           <w:szCs w:val="19"/>
         </w:rPr>
-        <w:t xml:space="preserve">Tallenna työnäyte: Vaatimusten linkit viikon 49 päiväkirjaan, josta ne tulevat mukaan projektipaivakirja.md-tiedostoon.</w:t>
+        <w:t xml:space="preserve">Tallenna työnäyte: project-docs/nayttomatriisi.md commitilla repositoryyn. Linkki tiedostoon viikon 49 päiväkirjaan.</w:t>
       </w:r>
     </w:p>
     <w:p>
@@ -8619,7 +8632,7 @@
           <w:sz w:val="19"/>
           <w:szCs w:val="19"/>
         </w:rPr>
-        <w:t xml:space="preserve">Viikon lopputarkistus: Jokaisella arviointikohdalla on avautuva tarkka linkki tai tunniste. Projektipäiväkirja ja AI-loki ovat repositoryssa, ja demo käyttää samaa jäädytettyä v1.0-versiota.</w:t>
+        <w:t xml:space="preserve">Viikon lopputarkistus: project-docs/nayttomatriisi.md:ssä jokaisella arviointikohdalla on avautuva tarkka linkki. Projektipäiväkirja ja AI-loki ovat repositoryssa, ja demo käyttää samaa jäädytettyä v1.0-versiota.</w:t>
       </w:r>
     </w:p>
     <w:p>
@@ -8632,7 +8645,7 @@
           <w:sz w:val="19"/>
           <w:szCs w:val="19"/>
         </w:rPr>
-        <w:t xml:space="preserve">Työnäyte Git-repositoryyn ennen rastia: julkaistu paketti, repository, project-docs/projektipaivakirja.md, näyttömatriisi, AI-loki ja demo.</w:t>
+        <w:t xml:space="preserve">Työnäyte Git-repositoryyn ennen rastia: julkaistu paketti, repository, project-docs/projektipaivakirja.md, project-docs/nayttomatriisi.md, AI-loki ja demo.</w:t>
       </w:r>
     </w:p>
     <w:p>

--- a/downloads/bittibiomi-tyopaketti.docx
+++ b/downloads/bittibiomi-tyopaketti.docx
@@ -4,7 +4,7 @@
   <w:body>
     <w:p>
       <w:pPr>
-        <w:spacing w:before="2400" w:after="200"/>
+        <w:spacing w:after="200" w:before="2400"/>
         <w:jc w:val="center"/>
       </w:pPr>
       <w:r>
@@ -96,7 +96,7 @@
     <w:p>
       <w:pPr>
         <w:pStyle w:val="Heading1"/>
-        <w:spacing w:before="320" w:after="160"/>
+        <w:spacing w:after="160" w:before="320"/>
       </w:pPr>
       <w:r>
         <w:rPr>
@@ -174,7 +174,7 @@
     <w:p>
       <w:pPr>
         <w:pStyle w:val="Heading2"/>
-        <w:spacing w:before="260" w:after="120"/>
+        <w:spacing w:after="120" w:before="260"/>
       </w:pPr>
       <w:r>
         <w:rPr>
@@ -343,7 +343,7 @@
     <w:p>
       <w:pPr>
         <w:pStyle w:val="Heading1"/>
-        <w:spacing w:before="320" w:after="160"/>
+        <w:spacing w:after="160" w:before="320"/>
       </w:pPr>
       <w:r>
         <w:rPr>
@@ -2039,7 +2039,7 @@
     <w:p>
       <w:pPr>
         <w:pStyle w:val="Heading1"/>
-        <w:spacing w:before="320" w:after="160"/>
+        <w:spacing w:after="160" w:before="320"/>
       </w:pPr>
       <w:r>
         <w:rPr>
@@ -2053,7 +2053,7 @@
     <w:p>
       <w:pPr>
         <w:pStyle w:val="Heading2"/>
-        <w:spacing w:before="260" w:after="120"/>
+        <w:spacing w:after="120" w:before="260"/>
       </w:pPr>
       <w:r>
         <w:rPr>
@@ -2089,6 +2089,28 @@
         </w:rPr>
         <w:t xml:space="preserve">Viikon tavoite: Oma tyhjä paketti näkyy pelin Resource Packs -valikossa omalla kuvallaan, ja julkinen repository on perustettu.</w:t>
       </w:r>
+    </w:p>
+    <w:p>
+      <w:pPr>
+        <w:spacing w:after="80"/>
+      </w:pPr>
+      <w:r>
+        <w:rPr>
+          <w:sz w:val="19"/>
+          <w:szCs w:val="19"/>
+        </w:rPr>
+        <w:t xml:space="preserve">Kuvaohje tai materiaali: </w:t>
+      </w:r>
+      <w:hyperlink w:history="1" r:id="rIdlxxp1t18oo_pyhb321xpn">
+        <w:r>
+          <w:rPr>
+            <w:rStyle w:val="Hyperlink"/>
+            <w:sz w:val="19"/>
+            <w:szCs w:val="19"/>
+          </w:rPr>
+          <w:t xml:space="preserve">GitHub Desktop: kuvaohje ilman Git-komentoja</w:t>
+        </w:r>
+      </w:hyperlink>
     </w:p>
     <w:p>
       <w:pPr>
@@ -2422,7 +2444,7 @@
           <w:sz w:val="19"/>
           <w:szCs w:val="19"/>
         </w:rPr>
-        <w:t xml:space="preserve">☐  1. Asenna Blockbench, VS Code ja GitHub Desktop. Tarkista Minecraft Launcherista, että sovittu Minecraft Java -versio käynnistyy.</w:t>
+        <w:t xml:space="preserve">☐  1. Asenna Blockbench, VS Code ja GitHub Desktop (kuvaohjeen kohta 1). Tarkista Minecraft Launcherista, että sovittu Minecraft Java -versio käynnistyy.</w:t>
       </w:r>
     </w:p>
     <w:p>
@@ -2542,7 +2564,7 @@
           <w:sz w:val="19"/>
           <w:szCs w:val="19"/>
         </w:rPr>
-        <w:t xml:space="preserve">☐  1. Lue avun lista siitä, mitä julkiseen repositoryyn ei laiteta. Git-historia on pysyvä. Piilota sähköpostisi: GitHubissa Settings → Emails → Keep my email addresses private ja GitHub Desktopissa Options (Macissa Settings) → Git → Email-kohtaan noreply-osoite.</w:t>
+        <w:t xml:space="preserve">☐  1. Lue avun lista siitä, mitä julkiseen repositoryyn ei laiteta. Git-historia on pysyvä. Piilota sähköpostisi GitHubissa: Settings → Emails → Keep my email addresses private.</w:t>
       </w:r>
     </w:p>
     <w:p>
@@ -2568,59 +2590,72 @@
           <w:sz w:val="19"/>
           <w:szCs w:val="19"/>
         </w:rPr>
-        <w:t xml:space="preserve">☐  3. Luo GitHubiin uusi repository, valitse näkyvyydeksi Public ja valitse luontisivulla README-tiedoston lisäys (Add a README file). Kirjaudu GitHub Desktopiin ja kloonaa eli kopioi repository koneellesi: File → Clone repository.</w:t>
-      </w:r>
-    </w:p>
-    <w:p>
-      <w:pPr>
-        <w:spacing w:after="40" w:before="0"/>
-        <w:ind w:left="360"/>
-      </w:pPr>
-      <w:r>
-        <w:rPr>
-          <w:sz w:val="19"/>
-          <w:szCs w:val="19"/>
-        </w:rPr>
-        <w:t xml:space="preserve">☐  4. Siirrä resourcepack-kansio repositoryn kansioon. Luo sinne myös kansiot datapack ja project-docs.</w:t>
-      </w:r>
-    </w:p>
-    <w:p>
-      <w:pPr>
-        <w:spacing w:after="40" w:before="0"/>
-        <w:ind w:left="360"/>
-      </w:pPr>
-      <w:r>
-        <w:rPr>
-          <w:sz w:val="19"/>
-          <w:szCs w:val="19"/>
-        </w:rPr>
-        <w:t xml:space="preserve">☐  5. Lisää datapack-kansioon tiedosto README.md, jossa lukee ”Datapaketti tehdään viikolla 43.” Tiedosto tarvitaan, koska Git ei tallenna tyhjää kansiota.</w:t>
-      </w:r>
-    </w:p>
-    <w:p>
-      <w:pPr>
-        <w:spacing w:after="40" w:before="0"/>
-        <w:ind w:left="360"/>
-      </w:pPr>
-      <w:r>
-        <w:rPr>
-          <w:sz w:val="19"/>
-          <w:szCs w:val="19"/>
-        </w:rPr>
-        <w:t xml:space="preserve">☐  6. Kirjoita repositoryn juuren README.md-tiedostoon paketin nimi ja yksi virke siitä, mitä se tekee. Lisää valikon kuva polkuun project-docs/evidence/week-34/valikko.png.</w:t>
-      </w:r>
-    </w:p>
-    <w:p>
-      <w:pPr>
-        <w:spacing w:after="40" w:before="0"/>
-        <w:ind w:left="360"/>
-      </w:pPr>
-      <w:r>
-        <w:rPr>
-          <w:sz w:val="19"/>
-          <w:szCs w:val="19"/>
-        </w:rPr>
-        <w:t xml:space="preserve">☐  7. Tee commit ja push: kirjoita GitHub Desktopin Summary-kenttään ”Pakettirunko”, paina Commit to main ja sitten Push origin.</w:t>
+        <w:t xml:space="preserve">☐  3. Luo GitHubiin uusi repository: valitse näkyvyydeksi Public ja rastita Add a README file.</w:t>
+      </w:r>
+    </w:p>
+    <w:p>
+      <w:pPr>
+        <w:spacing w:after="40" w:before="0"/>
+        <w:ind w:left="360"/>
+      </w:pPr>
+      <w:r>
+        <w:rPr>
+          <w:sz w:val="19"/>
+          <w:szCs w:val="19"/>
+        </w:rPr>
+        <w:t xml:space="preserve">☐  4. Kirjaudu GitHub Desktopiin ja aseta tekijätietoihin sovittu tekijänimi ja noreply-osoite (kuvaohjeen kohta 2). Kloonaa repository: File → Clone repository → URL, eli kuvaohjeen reitti C.</w:t>
+      </w:r>
+    </w:p>
+    <w:p>
+      <w:pPr>
+        <w:spacing w:after="40" w:before="0"/>
+        <w:ind w:left="360"/>
+      </w:pPr>
+      <w:r>
+        <w:rPr>
+          <w:sz w:val="19"/>
+          <w:szCs w:val="19"/>
+        </w:rPr>
+        <w:t xml:space="preserve">☐  5. Siirrä resourcepack-kansio repositoryn kansioon. Luo sinne myös kansiot datapack ja project-docs sekä kuvaohjeen mallin mukainen .gitignore.</w:t>
+      </w:r>
+    </w:p>
+    <w:p>
+      <w:pPr>
+        <w:spacing w:after="40" w:before="0"/>
+        <w:ind w:left="360"/>
+      </w:pPr>
+      <w:r>
+        <w:rPr>
+          <w:sz w:val="19"/>
+          <w:szCs w:val="19"/>
+        </w:rPr>
+        <w:t xml:space="preserve">☐  6. Lisää datapack-kansioon tiedosto README.md, jossa lukee ”Datapaketti tehdään viikolla 43.” Tiedosto tarvitaan, koska Git ei tallenna tyhjää kansiota.</w:t>
+      </w:r>
+    </w:p>
+    <w:p>
+      <w:pPr>
+        <w:spacing w:after="40" w:before="0"/>
+        <w:ind w:left="360"/>
+      </w:pPr>
+      <w:r>
+        <w:rPr>
+          <w:sz w:val="19"/>
+          <w:szCs w:val="19"/>
+        </w:rPr>
+        <w:t xml:space="preserve">☐  7. Kirjoita repositoryn juuren README.md-tiedostoon paketin nimi ja yksi virke siitä, mitä se tekee. Lisää valikon kuva polkuun project-docs/evidence/week-34/valikko.png.</w:t>
+      </w:r>
+    </w:p>
+    <w:p>
+      <w:pPr>
+        <w:spacing w:after="40" w:before="0"/>
+        <w:ind w:left="360"/>
+      </w:pPr>
+      <w:r>
+        <w:rPr>
+          <w:sz w:val="19"/>
+          <w:szCs w:val="19"/>
+        </w:rPr>
+        <w:t xml:space="preserve">☐  8. Tee commit ja push: kirjoita GitHub Desktopin Summary-kenttään ”Pakettirunko”, paina Commit to main ja sitten Push origin.</w:t>
       </w:r>
     </w:p>
     <w:p>
@@ -2682,7 +2717,7 @@
     <w:p>
       <w:pPr>
         <w:pStyle w:val="Heading2"/>
-        <w:spacing w:before="260" w:after="120"/>
+        <w:spacing w:after="120" w:before="260"/>
       </w:pPr>
       <w:r>
         <w:rPr>
@@ -2718,6 +2753,50 @@
         </w:rPr>
         <w:t xml:space="preserve">Viikon tavoite: Ohjaaja hyväksyy paketin rajauksen: jokainen pakollinen asset on GitHubissa omana issuenaan.</w:t>
       </w:r>
+    </w:p>
+    <w:p>
+      <w:pPr>
+        <w:spacing w:after="80"/>
+      </w:pPr>
+      <w:r>
+        <w:rPr>
+          <w:sz w:val="19"/>
+          <w:szCs w:val="19"/>
+        </w:rPr>
+        <w:t xml:space="preserve">Kuvaohje tai materiaali: </w:t>
+      </w:r>
+      <w:hyperlink w:history="1" r:id="rIdl-danfvm-jbmdah6kyrk6">
+        <w:r>
+          <w:rPr>
+            <w:rStyle w:val="Hyperlink"/>
+            <w:sz w:val="19"/>
+            <w:szCs w:val="19"/>
+          </w:rPr>
+          <w:t xml:space="preserve">Täytä Asset-pack-suunnitelma tällä sivulla</w:t>
+        </w:r>
+      </w:hyperlink>
+    </w:p>
+    <w:p>
+      <w:pPr>
+        <w:spacing w:after="80"/>
+      </w:pPr>
+      <w:r>
+        <w:rPr>
+          <w:sz w:val="19"/>
+          <w:szCs w:val="19"/>
+        </w:rPr>
+        <w:t xml:space="preserve">Kuvaohje tai materiaali: </w:t>
+      </w:r>
+      <w:hyperlink w:history="1" r:id="rIdhguqaqbk-rtyytmw60ql4">
+        <w:r>
+          <w:rPr>
+            <w:rStyle w:val="Hyperlink"/>
+            <w:sz w:val="19"/>
+            <w:szCs w:val="19"/>
+          </w:rPr>
+          <w:t xml:space="preserve">Avaa koko toimeksianto</w:t>
+        </w:r>
+      </w:hyperlink>
     </w:p>
     <w:p>
       <w:pPr>
@@ -3204,7 +3283,7 @@
     <w:p>
       <w:pPr>
         <w:pStyle w:val="Heading1"/>
-        <w:spacing w:before="320" w:after="160"/>
+        <w:spacing w:after="160" w:before="320"/>
       </w:pPr>
       <w:r>
         <w:rPr>
@@ -3218,7 +3297,7 @@
     <w:p>
       <w:pPr>
         <w:pStyle w:val="Heading2"/>
-        <w:spacing w:before="260" w:after="120"/>
+        <w:spacing w:after="120" w:before="260"/>
       </w:pPr>
       <w:r>
         <w:rPr>
@@ -3254,6 +3333,72 @@
         </w:rPr>
         <w:t xml:space="preserve">Viikon tavoite: Pelaaja näkee maailmassa kolme blokkia sinun omilla tekstuureillasi.</w:t>
       </w:r>
+    </w:p>
+    <w:p>
+      <w:pPr>
+        <w:spacing w:after="80"/>
+      </w:pPr>
+      <w:r>
+        <w:rPr>
+          <w:sz w:val="19"/>
+          <w:szCs w:val="19"/>
+        </w:rPr>
+        <w:t xml:space="preserve">Kuvaohje tai materiaali: </w:t>
+      </w:r>
+      <w:hyperlink w:history="1" r:id="rIdw5iz0wqat_cfedly4un4k">
+        <w:r>
+          <w:rPr>
+            <w:rStyle w:val="Hyperlink"/>
+            <w:sz w:val="19"/>
+            <w:szCs w:val="19"/>
+          </w:rPr>
+          <w:t xml:space="preserve">Piskel – piirrä pikselitekstuurit selaimessa</w:t>
+        </w:r>
+      </w:hyperlink>
+    </w:p>
+    <w:p>
+      <w:pPr>
+        <w:spacing w:after="80"/>
+      </w:pPr>
+      <w:r>
+        <w:rPr>
+          <w:sz w:val="19"/>
+          <w:szCs w:val="19"/>
+        </w:rPr>
+        <w:t xml:space="preserve">Kuvaohje tai materiaali: </w:t>
+      </w:r>
+      <w:hyperlink w:history="1" r:id="rIdgqecnonsg-b2f4ljf0rfu">
+        <w:r>
+          <w:rPr>
+            <w:rStyle w:val="Hyperlink"/>
+            <w:sz w:val="19"/>
+            <w:szCs w:val="19"/>
+          </w:rPr>
+          <w:t xml:space="preserve">Lospec – väripaletit</w:t>
+        </w:r>
+      </w:hyperlink>
+    </w:p>
+    <w:p>
+      <w:pPr>
+        <w:spacing w:after="80"/>
+      </w:pPr>
+      <w:r>
+        <w:rPr>
+          <w:sz w:val="19"/>
+          <w:szCs w:val="19"/>
+        </w:rPr>
+        <w:t xml:space="preserve">Kuvaohje tai materiaali: </w:t>
+      </w:r>
+      <w:hyperlink w:history="1" r:id="rIddbfe3bgdcxlwzfynciewg">
+        <w:r>
+          <w:rPr>
+            <w:rStyle w:val="Hyperlink"/>
+            <w:sz w:val="19"/>
+            <w:szCs w:val="19"/>
+          </w:rPr>
+          <w:t xml:space="preserve">Minecraft Wiki – resurssipaketin rakenne</w:t>
+        </w:r>
+      </w:hyperlink>
     </w:p>
     <w:p>
       <w:pPr>
@@ -3594,7 +3739,7 @@
     <w:p>
       <w:pPr>
         <w:pStyle w:val="Heading2"/>
-        <w:spacing w:before="260" w:after="120"/>
+        <w:spacing w:after="120" w:before="260"/>
       </w:pPr>
       <w:r>
         <w:rPr>
@@ -3983,7 +4128,7 @@
     <w:p>
       <w:pPr>
         <w:pStyle w:val="Heading2"/>
-        <w:spacing w:before="260" w:after="120"/>
+        <w:spacing w:after="120" w:before="260"/>
       </w:pPr>
       <w:r>
         <w:rPr>
@@ -4019,6 +4164,50 @@
         </w:rPr>
         <w:t xml:space="preserve">Viikon tavoite: Pelaaja voi asettaa maahan blokin, jolla on sinun Blockbenchissä tekemäsi 3D-muoto.</w:t>
       </w:r>
+    </w:p>
+    <w:p>
+      <w:pPr>
+        <w:spacing w:after="80"/>
+      </w:pPr>
+      <w:r>
+        <w:rPr>
+          <w:sz w:val="19"/>
+          <w:szCs w:val="19"/>
+        </w:rPr>
+        <w:t xml:space="preserve">Kuvaohje tai materiaali: </w:t>
+      </w:r>
+      <w:hyperlink w:history="1" r:id="rId7etnquj9kw0rzyy5mdvyi">
+        <w:r>
+          <w:rPr>
+            <w:rStyle w:val="Hyperlink"/>
+            <w:sz w:val="19"/>
+            <w:szCs w:val="19"/>
+          </w:rPr>
+          <w:t xml:space="preserve">Blockbench – lataa tai käytä selaimessa</w:t>
+        </w:r>
+      </w:hyperlink>
+    </w:p>
+    <w:p>
+      <w:pPr>
+        <w:spacing w:after="80"/>
+      </w:pPr>
+      <w:r>
+        <w:rPr>
+          <w:sz w:val="19"/>
+          <w:szCs w:val="19"/>
+        </w:rPr>
+        <w:t xml:space="preserve">Kuvaohje tai materiaali: </w:t>
+      </w:r>
+      <w:hyperlink w:history="1" r:id="rIdjnswmxpiig_gzxwp2saow">
+        <w:r>
+          <w:rPr>
+            <w:rStyle w:val="Hyperlink"/>
+            <w:sz w:val="19"/>
+            <w:szCs w:val="19"/>
+          </w:rPr>
+          <w:t xml:space="preserve">Blockbench Wiki – aloitusohjeet</w:t>
+        </w:r>
+      </w:hyperlink>
     </w:p>
     <w:p>
       <w:pPr>
@@ -4346,7 +4535,7 @@
     <w:p>
       <w:pPr>
         <w:pStyle w:val="Heading2"/>
-        <w:spacing w:before="260" w:after="120"/>
+        <w:spacing w:after="120" w:before="260"/>
       </w:pPr>
       <w:r>
         <w:rPr>
@@ -4735,7 +4924,7 @@
     <w:p>
       <w:pPr>
         <w:pStyle w:val="Heading2"/>
-        <w:spacing w:before="260" w:after="120"/>
+        <w:spacing w:after="120" w:before="260"/>
       </w:pPr>
       <w:r>
         <w:rPr>
@@ -4771,6 +4960,50 @@
         </w:rPr>
         <w:t xml:space="preserve">Viikon tavoite: Pelaaja kuulee paketin oman äänen ja näkee sen tekstityksen, ja äänen lisenssi sallii julkaisun.</w:t>
       </w:r>
+    </w:p>
+    <w:p>
+      <w:pPr>
+        <w:spacing w:after="80"/>
+      </w:pPr>
+      <w:r>
+        <w:rPr>
+          <w:sz w:val="19"/>
+          <w:szCs w:val="19"/>
+        </w:rPr>
+        <w:t xml:space="preserve">Kuvaohje tai materiaali: </w:t>
+      </w:r>
+      <w:hyperlink w:history="1" r:id="rIdmrgaq4ukzqjbkyerbb2cm">
+        <w:r>
+          <w:rPr>
+            <w:rStyle w:val="Hyperlink"/>
+            <w:sz w:val="19"/>
+            <w:szCs w:val="19"/>
+          </w:rPr>
+          <w:t xml:space="preserve">Freesound – CC-lisensoituja ääniä, tarkista lisenssi</w:t>
+        </w:r>
+      </w:hyperlink>
+    </w:p>
+    <w:p>
+      <w:pPr>
+        <w:spacing w:after="80"/>
+      </w:pPr>
+      <w:r>
+        <w:rPr>
+          <w:sz w:val="19"/>
+          <w:szCs w:val="19"/>
+        </w:rPr>
+        <w:t xml:space="preserve">Kuvaohje tai materiaali: </w:t>
+      </w:r>
+      <w:hyperlink w:history="1" r:id="rId5za7qffranrxkvxfi2g07">
+        <w:r>
+          <w:rPr>
+            <w:rStyle w:val="Hyperlink"/>
+            <w:sz w:val="19"/>
+            <w:szCs w:val="19"/>
+          </w:rPr>
+          <w:t xml:space="preserve">Minecraft Wiki – sounds.json</w:t>
+        </w:r>
+      </w:hyperlink>
     </w:p>
     <w:p>
       <w:pPr>
@@ -5163,7 +5396,7 @@
     <w:p>
       <w:pPr>
         <w:pStyle w:val="Heading1"/>
-        <w:spacing w:before="320" w:after="160"/>
+        <w:spacing w:after="160" w:before="320"/>
       </w:pPr>
       <w:r>
         <w:rPr>
@@ -5177,7 +5410,7 @@
     <w:p>
       <w:pPr>
         <w:pStyle w:val="Heading2"/>
-        <w:spacing w:before="260" w:after="120"/>
+        <w:spacing w:after="120" w:before="260"/>
       </w:pPr>
       <w:r>
         <w:rPr>
@@ -5579,7 +5812,7 @@
     <w:p>
       <w:pPr>
         <w:pStyle w:val="Heading2"/>
-        <w:spacing w:before="260" w:after="120"/>
+        <w:spacing w:after="120" w:before="260"/>
       </w:pPr>
       <w:r>
         <w:rPr>
@@ -5605,7 +5838,7 @@
     <w:p>
       <w:pPr>
         <w:pStyle w:val="Heading2"/>
-        <w:spacing w:before="260" w:after="120"/>
+        <w:spacing w:after="120" w:before="260"/>
       </w:pPr>
       <w:r>
         <w:rPr>
@@ -6007,7 +6240,7 @@
     <w:p>
       <w:pPr>
         <w:pStyle w:val="Heading2"/>
-        <w:spacing w:before="260" w:after="120"/>
+        <w:spacing w:after="120" w:before="260"/>
       </w:pPr>
       <w:r>
         <w:rPr>
@@ -6043,6 +6276,50 @@
         </w:rPr>
         <w:t xml:space="preserve">Viikon tavoite: Pelaaja valmistaa teemasi reseptin selviytymistilassa ja saa siitä saavutuksen ja palkinnon.</w:t>
       </w:r>
+    </w:p>
+    <w:p>
+      <w:pPr>
+        <w:spacing w:after="80"/>
+      </w:pPr>
+      <w:r>
+        <w:rPr>
+          <w:sz w:val="19"/>
+          <w:szCs w:val="19"/>
+        </w:rPr>
+        <w:t xml:space="preserve">Kuvaohje tai materiaali: </w:t>
+      </w:r>
+      <w:hyperlink w:history="1" r:id="rIdjjzflwnd8eqxntw9ehcru">
+        <w:r>
+          <w:rPr>
+            <w:rStyle w:val="Hyperlink"/>
+            <w:sz w:val="19"/>
+            <w:szCs w:val="19"/>
+          </w:rPr>
+          <w:t xml:space="preserve">Misode – reseptigeneraattori, tarkista rakenne</w:t>
+        </w:r>
+      </w:hyperlink>
+    </w:p>
+    <w:p>
+      <w:pPr>
+        <w:spacing w:after="80"/>
+      </w:pPr>
+      <w:r>
+        <w:rPr>
+          <w:sz w:val="19"/>
+          <w:szCs w:val="19"/>
+        </w:rPr>
+        <w:t xml:space="preserve">Kuvaohje tai materiaali: </w:t>
+      </w:r>
+      <w:hyperlink w:history="1" r:id="rIdlqy6y2r3rgetup3vgsje5">
+        <w:r>
+          <w:rPr>
+            <w:rStyle w:val="Hyperlink"/>
+            <w:sz w:val="19"/>
+            <w:szCs w:val="19"/>
+          </w:rPr>
+          <w:t xml:space="preserve">Misode – advancement-generaattori</w:t>
+        </w:r>
+      </w:hyperlink>
     </w:p>
     <w:p>
       <w:pPr>
@@ -6409,7 +6686,7 @@
     <w:p>
       <w:pPr>
         <w:pStyle w:val="Heading1"/>
-        <w:spacing w:before="320" w:after="160"/>
+        <w:spacing w:after="160" w:before="320"/>
       </w:pPr>
       <w:r>
         <w:rPr>
@@ -6423,7 +6700,7 @@
     <w:p>
       <w:pPr>
         <w:pStyle w:val="Heading2"/>
-        <w:spacing w:before="260" w:after="120"/>
+        <w:spacing w:after="120" w:before="260"/>
       </w:pPr>
       <w:r>
         <w:rPr>
@@ -6459,6 +6736,28 @@
         </w:rPr>
         <w:t xml:space="preserve">Viikon tavoite: Paketti on testattu 12 kirjatulla testitapauksella, ja kolme löydettyä virhettä on korjattu ja testattu uudelleen.</w:t>
       </w:r>
+    </w:p>
+    <w:p>
+      <w:pPr>
+        <w:spacing w:after="80"/>
+      </w:pPr>
+      <w:r>
+        <w:rPr>
+          <w:sz w:val="19"/>
+          <w:szCs w:val="19"/>
+        </w:rPr>
+        <w:t xml:space="preserve">Kuvaohje tai materiaali: </w:t>
+      </w:r>
+      <w:hyperlink w:history="1" r:id="rIdjemtfjefekywjenishkpr">
+        <w:r>
+          <w:rPr>
+            <w:rStyle w:val="Hyperlink"/>
+            <w:sz w:val="19"/>
+            <w:szCs w:val="19"/>
+          </w:rPr>
+          <w:t xml:space="preserve">Avaa näyttöaineisto</w:t>
+        </w:r>
+      </w:hyperlink>
     </w:p>
     <w:p>
       <w:pPr>
@@ -6838,7 +7137,7 @@
     <w:p>
       <w:pPr>
         <w:pStyle w:val="Heading2"/>
-        <w:spacing w:before="260" w:after="120"/>
+        <w:spacing w:after="120" w:before="260"/>
       </w:pPr>
       <w:r>
         <w:rPr>
@@ -7227,7 +7526,7 @@
     <w:p>
       <w:pPr>
         <w:pStyle w:val="Heading1"/>
-        <w:spacing w:before="320" w:after="160"/>
+        <w:spacing w:after="160" w:before="320"/>
       </w:pPr>
       <w:r>
         <w:rPr>
@@ -7241,7 +7540,7 @@
     <w:p>
       <w:pPr>
         <w:pStyle w:val="Heading2"/>
-        <w:spacing w:before="260" w:after="120"/>
+        <w:spacing w:after="120" w:before="260"/>
       </w:pPr>
       <w:r>
         <w:rPr>
@@ -7617,7 +7916,7 @@
     <w:p>
       <w:pPr>
         <w:pStyle w:val="Heading2"/>
-        <w:spacing w:before="260" w:after="120"/>
+        <w:spacing w:after="120" w:before="260"/>
       </w:pPr>
       <w:r>
         <w:rPr>
@@ -8126,7 +8425,7 @@
     <w:p>
       <w:pPr>
         <w:pStyle w:val="Heading2"/>
-        <w:spacing w:before="260" w:after="120"/>
+        <w:spacing w:after="120" w:before="260"/>
       </w:pPr>
       <w:r>
         <w:rPr>
@@ -8162,6 +8461,50 @@
         </w:rPr>
         <w:t xml:space="preserve">Viikon tavoite: Arvioija löytää jokaisen osaamisvaatimuksen työnäytteen yhdellä tarkalla linkillä.</w:t>
       </w:r>
+    </w:p>
+    <w:p>
+      <w:pPr>
+        <w:spacing w:after="80"/>
+      </w:pPr>
+      <w:r>
+        <w:rPr>
+          <w:sz w:val="19"/>
+          <w:szCs w:val="19"/>
+        </w:rPr>
+        <w:t xml:space="preserve">Kuvaohje tai materiaali: </w:t>
+      </w:r>
+      <w:hyperlink w:history="1" r:id="rIdujwelovdzll3mlmdnalx4">
+        <w:r>
+          <w:rPr>
+            <w:rStyle w:val="Hyperlink"/>
+            <w:sz w:val="19"/>
+            <w:szCs w:val="19"/>
+          </w:rPr>
+          <w:t xml:space="preserve">Avaa näyttömatriisi</w:t>
+        </w:r>
+      </w:hyperlink>
+    </w:p>
+    <w:p>
+      <w:pPr>
+        <w:spacing w:after="80"/>
+      </w:pPr>
+      <w:r>
+        <w:rPr>
+          <w:sz w:val="19"/>
+          <w:szCs w:val="19"/>
+        </w:rPr>
+        <w:t xml:space="preserve">Kuvaohje tai materiaali: </w:t>
+      </w:r>
+      <w:hyperlink w:history="1" r:id="rIda02s3aggtd4fptzt1qhob">
+        <w:r>
+          <w:rPr>
+            <w:rStyle w:val="Hyperlink"/>
+            <w:sz w:val="19"/>
+            <w:szCs w:val="19"/>
+          </w:rPr>
+          <w:t xml:space="preserve">Avaa ja lataa AI-loki</w:t>
+        </w:r>
+      </w:hyperlink>
     </w:p>
     <w:p>
       <w:pPr>
@@ -8656,7 +8999,7 @@
     <w:p>
       <w:pPr>
         <w:pStyle w:val="Heading1"/>
-        <w:spacing w:before="320" w:after="160"/>
+        <w:spacing w:after="160" w:before="320"/>
       </w:pPr>
       <w:r>
         <w:rPr>
@@ -8745,7 +9088,7 @@
     <w:p>
       <w:pPr>
         <w:pStyle w:val="Heading1"/>
-        <w:spacing w:before="320" w:after="160"/>
+        <w:spacing w:after="160" w:before="320"/>
       </w:pPr>
       <w:r>
         <w:rPr>
@@ -10597,7 +10940,7 @@
     <w:p>
       <w:pPr>
         <w:pStyle w:val="Heading1"/>
-        <w:spacing w:before="320" w:after="160"/>
+        <w:spacing w:after="160" w:before="320"/>
       </w:pPr>
       <w:r>
         <w:rPr>
@@ -10624,7 +10967,7 @@
     <w:p>
       <w:pPr>
         <w:pStyle w:val="Heading2"/>
-        <w:spacing w:before="260" w:after="120"/>
+        <w:spacing w:after="120" w:before="260"/>
       </w:pPr>
       <w:r>
         <w:rPr>
@@ -10770,7 +11113,7 @@
     <w:p>
       <w:pPr>
         <w:pStyle w:val="Heading2"/>
-        <w:spacing w:before="260" w:after="120"/>
+        <w:spacing w:after="120" w:before="260"/>
       </w:pPr>
       <w:r>
         <w:rPr>
@@ -10952,7 +11295,7 @@
     <w:p>
       <w:pPr>
         <w:pStyle w:val="Heading2"/>
-        <w:spacing w:before="260" w:after="120"/>
+        <w:spacing w:after="120" w:before="260"/>
       </w:pPr>
       <w:r>
         <w:rPr>
@@ -11074,6 +11417,43 @@
 
 <file path=word/comments.xml><?xml version="1.0" encoding="utf-8"?>
 <w:comments xmlns:cx="http://schemas.microsoft.com/office/drawing/2014/chartex" xmlns:cx1="http://schemas.microsoft.com/office/drawing/2015/9/8/chartex" xmlns:cx2="http://schemas.microsoft.com/office/drawing/2015/10/21/chartex" xmlns:cx3="http://schemas.microsoft.com/office/drawing/2016/5/9/chartex" xmlns:cx4="http://schemas.microsoft.com/office/drawing/2016/5/10/chartex" xmlns:cx5="http://schemas.microsoft.com/office/drawing/2016/5/11/chartex" xmlns:cx6="http://schemas.microsoft.com/office/drawing/2016/5/12/chartex" xmlns:cx7="http://schemas.microsoft.com/office/drawing/2016/5/13/chartex" xmlns:cx8="http://schemas.microsoft.com/office/drawing/2016/5/14/chartex" xmlns:mc="http://schemas.openxmlformats.org/markup-compatibility/2006" xmlns:aink="http://schemas.microsoft.com/office/drawing/2016/ink" xmlns:am3d="http://schemas.microsoft.com/office/drawing/2017/model3d" xmlns:o="urn:schemas-microsoft-com:office:office" xmlns:r="http://schemas.openxmlformats.org/officeDocument/2006/relationships" xmlns:m="http://schemas.openxmlformats.org/officeDocument/2006/math" xmlns:v="urn:schemas-microsoft-com:vml" xmlns:wp14="http://schemas.microsoft.com/office/word/2010/wordprocessingDrawing" xmlns:wp="http://schemas.openxmlformats.org/drawingml/2006/wordprocessingDrawing" xmlns:w10="urn:schemas-microsoft-com:office:word" xmlns:w="http://schemas.openxmlformats.org/wordprocessingml/2006/main" xmlns:w14="http://schemas.microsoft.com/office/word/2010/wordml" xmlns:w15="http://schemas.microsoft.com/office/word/2012/wordml" xmlns:w16cex="http://schemas.microsoft.com/office/word/2018/wordml/cex" xmlns:w16cid="http://schemas.microsoft.com/office/word/2016/wordml/cid" xmlns:w16="http://schemas.microsoft.com/office/word/2018/wordml" xmlns:w16sdtdh="http://schemas.microsoft.com/office/word/2020/wordml/sdtdatahash" xmlns:w16se="http://schemas.microsoft.com/office/word/2015/wordml/symex" xmlns:wpg="http://schemas.microsoft.com/office/word/2010/wordprocessingGroup" xmlns:wpi="http://schemas.microsoft.com/office/word/2010/wordprocessingInk" xmlns:wne="http://schemas.microsoft.com/office/word/2006/wordml" xmlns:wps="http://schemas.microsoft.com/office/word/2010/wordprocessingShape"/>
+</file>
+
+<file path=word/endnotes.xml><?xml version="1.0" encoding="utf-8"?>
+<w:endnotes xmlns:wpc="http://schemas.microsoft.com/office/word/2010/wordprocessingCanvas" xmlns:mc="http://schemas.openxmlformats.org/markup-compatibility/2006" xmlns:o="urn:schemas-microsoft-com:office:office" xmlns:r="http://schemas.openxmlformats.org/officeDocument/2006/relationships" xmlns:m="http://schemas.openxmlformats.org/officeDocument/2006/math" xmlns:v="urn:schemas-microsoft-com:vml" xmlns:wp14="http://schemas.microsoft.com/office/word/2010/wordprocessingDrawing" xmlns:wp="http://schemas.openxmlformats.org/drawingml/2006/wordprocessingDrawing" xmlns:w10="urn:schemas-microsoft-com:office:word" xmlns:w="http://schemas.openxmlformats.org/wordprocessingml/2006/main" xmlns:w14="http://schemas.microsoft.com/office/word/2010/wordml" xmlns:w15="http://schemas.microsoft.com/office/word/2012/wordml" xmlns:wpg="http://schemas.microsoft.com/office/word/2010/wordprocessingGroup" xmlns:wpi="http://schemas.microsoft.com/office/word/2010/wordprocessingInk" xmlns:wne="http://schemas.microsoft.com/office/word/2006/wordml" xmlns:wps="http://schemas.microsoft.com/office/word/2010/wordprocessingShape" mc:Ignorable="w14 w15 wp14">
+  <w:endnote w:type="separator" w:id="-1">
+    <w:p>
+      <w:pPr>
+        <w:spacing w:after="0" w:line="240" w:lineRule="auto"/>
+      </w:pPr>
+      <w:r>
+        <w:rPr>
+          <w:rStyle w:val="EndnoteReference"/>
+        </w:rPr>
+        <w:endnoteRef/>
+      </w:r>
+      <w:r>
+        <w:separator/>
+      </w:r>
+    </w:p>
+  </w:endnote>
+  <w:endnote w:type="continuationSeparator" w:id="0">
+    <w:p>
+      <w:pPr>
+        <w:spacing w:after="0" w:line="240" w:lineRule="auto"/>
+      </w:pPr>
+      <w:r>
+        <w:rPr>
+          <w:rStyle w:val="EndnoteReference"/>
+        </w:rPr>
+        <w:endnoteRef/>
+      </w:r>
+      <w:r>
+        <w:continuationSeparator/>
+      </w:r>
+    </w:p>
+  </w:endnote>
+</w:endnotes>
 </file>
 
 <file path=word/footnotes.xml><?xml version="1.0" encoding="utf-8"?>
@@ -11213,9 +11593,9 @@
   <w:docDefaults>
     <w:rPrDefault>
       <w:rPr>
+        <w:rFonts w:ascii="Calibri" w:cs="Calibri" w:eastAsia="Calibri" w:hAnsi="Calibri"/>
         <w:sz w:val="21"/>
         <w:szCs w:val="21"/>
-        <w:rFonts w:ascii="Calibri" w:cs="Calibri" w:eastAsia="Calibri" w:hAnsi="Calibri"/>
       </w:rPr>
     </w:rPrDefault>
     <w:pPrDefault/>
@@ -11313,8 +11693,8 @@
     <w:uiPriority w:val="99"/>
     <w:unhideWhenUsed/>
     <w:rPr>
+      <w:color w:val="0563C1"/>
       <w:u w:val="single"/>
-      <w:color w:val="0563C1"/>
     </w:rPr>
   </w:style>
   <w:style w:type="character" w:styleId="FootnoteReference">
@@ -11354,5 +11734,42 @@
       <w:szCs w:val="20"/>
     </w:rPr>
   </w:style>
+  <w:style w:type="character" w:styleId="EndnoteReference">
+    <w:name w:val="endnote reference"/>
+    <w:basedOn w:val="DefaultParagraphFont"/>
+    <w:uiPriority w:val="99"/>
+    <w:semiHidden/>
+    <w:unhideWhenUsed/>
+    <w:rPr>
+      <w:vertAlign w:val="superscript"/>
+    </w:rPr>
+  </w:style>
+  <w:style w:type="paragraph" w:styleId="EndnoteText">
+    <w:name w:val="endnote text"/>
+    <w:basedOn w:val="Normal"/>
+    <w:link w:val="EndnoteTextChar"/>
+    <w:uiPriority w:val="99"/>
+    <w:semiHidden/>
+    <w:unhideWhenUsed/>
+    <w:pPr>
+      <w:spacing w:after="0" w:line="240" w:lineRule="auto"/>
+    </w:pPr>
+    <w:rPr>
+      <w:sz w:val="20"/>
+      <w:szCs w:val="20"/>
+    </w:rPr>
+  </w:style>
+  <w:style w:type="character" w:styleId="EndnoteTextChar">
+    <w:name w:val="Endnote Text Char"/>
+    <w:basedOn w:val="DefaultParagraphFont"/>
+    <w:link w:val="EndnoteText"/>
+    <w:uiPriority w:val="99"/>
+    <w:semiHidden/>
+    <w:unhideWhenUsed/>
+    <w:rPr>
+      <w:sz w:val="20"/>
+      <w:szCs w:val="20"/>
+    </w:rPr>
+  </w:style>
 </w:styles>
 </file>